--- a/INFORME_TECNICO_HERCARBOT.docx
+++ b/INFORME_TECNICO_HERCARBOT.docx
@@ -1612,7 +1612,7 @@
           <w:color w:val="2563EB"/>
           <w:sz w:val="25"/>
         </w:rPr>
-        <w:t>Fase 4: Motor de Voz Dulce Femenina y Dictado por Micrófono</w:t>
+        <w:t>Fase 4: Motor de Voz Femenina Neural Peruana y Dictado por Micrófono</w:t>
       </w:r>
     </w:p>
     <w:p>
@@ -1626,14 +1626,14 @@
           <w:b/>
           <w:sz w:val="21"/>
         </w:rPr>
-        <w:t xml:space="preserve">Síntesis Neural con Edge-TTS: </w:t>
+        <w:t xml:space="preserve">Voz Neural Camila (Perú): </w:t>
       </w:r>
       <w:r>
         <w:rPr>
           <w:rFonts w:ascii="Arial" w:hAnsi="Arial"/>
           <w:sz w:val="21"/>
         </w:rPr>
-        <w:t>Se integró la voz es-ES-ElviraNeural mediante un microservicio Python (server.py) para ofrecer locución humana, natural y amigable.</w:t>
+        <w:t>Se adoptó como estándar principal es-PE-CamilaNeural a través de Microsoft Edge TTS, garantizando una entonación dulce, natural y con fonética propia del Perú para la comunidad de Paita y Piura.</w:t>
       </w:r>
     </w:p>
     <w:p>
@@ -1647,14 +1647,35 @@
           <w:b/>
           <w:sz w:val="21"/>
         </w:rPr>
-        <w:t xml:space="preserve">Fallback Offline Inteligente: </w:t>
+        <w:t xml:space="preserve">Normalización Fonética Especializada: </w:t>
       </w:r>
       <w:r>
         <w:rPr>
           <w:rFonts w:ascii="Arial" w:hAnsi="Arial"/>
           <w:sz w:val="21"/>
         </w:rPr>
-        <w:t>En caso de ejecutarse en la web o sin servidor local, el sistema conmuta automáticamente a la Web Speech API del navegador buscando voces femeninas en español (Google, Microsoft Sabina o Paulina).</w:t>
+        <w:t>Se incorporó un preprocesador que traduce siglas antes de la síntesis (I.E.S.T.P. a "Instituto", S/ 150 a "150 soles", APSTI a "A P S T I"), eliminando pausas forzadas o lecturas fragmentadas.</w:t>
+      </w:r>
+    </w:p>
+    <w:p>
+      <w:pPr>
+        <w:pStyle w:val="ListBullet"/>
+        <w:spacing w:after="60" w:line="276" w:lineRule="auto"/>
+      </w:pPr>
+      <w:r>
+        <w:rPr>
+          <w:rFonts w:ascii="Arial" w:hAnsi="Arial"/>
+          <w:b/>
+          <w:sz w:val="21"/>
+        </w:rPr>
+        <w:t xml:space="preserve">Segmentación Inteligente por Expresiones Regulares: </w:t>
+      </w:r>
+      <w:r>
+        <w:rPr>
+          <w:rFonts w:ascii="Arial" w:hAnsi="Arial"/>
+          <w:sz w:val="21"/>
+        </w:rPr>
+        <w:t>Se reemplazó la división simplista por puntos por un parser de oraciones completas que une frases coherentes hasta 320 caracteres, garantizando fluidez total.</w:t>
       </w:r>
     </w:p>
     <w:p>
@@ -1710,7 +1731,105 @@
           <w:color w:val="2563EB"/>
           <w:sz w:val="25"/>
         </w:rPr>
-        <w:t>Fase 5: Optimización, Pruebas y Despliegue en la Nube</w:t>
+        <w:t>Fase 5: Navegación Adaptativa y Control de Conversación</w:t>
+      </w:r>
+    </w:p>
+    <w:p>
+      <w:pPr>
+        <w:pStyle w:val="ListBullet"/>
+        <w:spacing w:after="60" w:line="276" w:lineRule="auto"/>
+      </w:pPr>
+      <w:r>
+        <w:rPr>
+          <w:rFonts w:ascii="Arial" w:hAnsi="Arial"/>
+          <w:b/>
+          <w:sz w:val="21"/>
+        </w:rPr>
+        <w:t xml:space="preserve">Menú Responsivo de 3 Líneas: </w:t>
+      </w:r>
+      <w:r>
+        <w:rPr>
+          <w:rFonts w:ascii="Arial" w:hAnsi="Arial"/>
+          <w:sz w:val="21"/>
+        </w:rPr>
+        <w:t>En pantallas de escritorio (Desktop), el botón de 3 líneas colapsa suavemente el menú lateral hacia la izquierda (-280px), otorgando el 100% de la pantalla al chat conversacional estilo ChatGPT. En dispositivos móviles y tabletas, despliega un cajón lateral (Drawer) con telón oscuro translúcido (overlay) y botón de cierre táctil.</w:t>
+      </w:r>
+    </w:p>
+    <w:p>
+      <w:pPr>
+        <w:pStyle w:val="ListBullet"/>
+        <w:spacing w:after="60" w:line="276" w:lineRule="auto"/>
+      </w:pPr>
+      <w:r>
+        <w:rPr>
+          <w:rFonts w:ascii="Arial" w:hAnsi="Arial"/>
+          <w:b/>
+          <w:sz w:val="21"/>
+        </w:rPr>
+        <w:t xml:space="preserve">Función Guardar Registro de Chat: </w:t>
+      </w:r>
+      <w:r>
+        <w:rPr>
+          <w:rFonts w:ascii="Arial" w:hAnsi="Arial"/>
+          <w:sz w:val="21"/>
+        </w:rPr>
+        <w:t>Permite al usuario descargar con un solo clic un archivo formal (.txt) con la transcripción completa de su diálogo, fecha, hora y encabezados institucionales para su archivo personal.</w:t>
+      </w:r>
+    </w:p>
+    <w:p>
+      <w:pPr>
+        <w:pStyle w:val="ListBullet"/>
+        <w:spacing w:after="60" w:line="276" w:lineRule="auto"/>
+      </w:pPr>
+      <w:r>
+        <w:rPr>
+          <w:rFonts w:ascii="Arial" w:hAnsi="Arial"/>
+          <w:b/>
+          <w:sz w:val="21"/>
+        </w:rPr>
+        <w:t xml:space="preserve">Función Borrar Conversación: </w:t>
+      </w:r>
+      <w:r>
+        <w:rPr>
+          <w:rFonts w:ascii="Arial" w:hAnsi="Arial"/>
+          <w:sz w:val="21"/>
+        </w:rPr>
+        <w:t>Botón con confirmación interactiva para limpiar la pantalla de chat, restablecer el estado del sistema y regresar a la portada de bienvenida.</w:t>
+      </w:r>
+    </w:p>
+    <w:p>
+      <w:pPr>
+        <w:pStyle w:val="ListBullet"/>
+        <w:spacing w:after="60" w:line="276" w:lineRule="auto"/>
+      </w:pPr>
+      <w:r>
+        <w:rPr>
+          <w:rFonts w:ascii="Arial" w:hAnsi="Arial"/>
+          <w:b/>
+          <w:sz w:val="21"/>
+        </w:rPr>
+        <w:t xml:space="preserve">Historial de Consultas Recientes: </w:t>
+      </w:r>
+      <w:r>
+        <w:rPr>
+          <w:rFonts w:ascii="Arial" w:hAnsi="Arial"/>
+          <w:sz w:val="21"/>
+        </w:rPr>
+        <w:t>Almacenamiento persistente en localStorage que registra las preguntas formuladas y permite relanzarlas rápidamente desde la barra lateral.</w:t>
+      </w:r>
+    </w:p>
+    <w:p>
+      <w:pPr>
+        <w:spacing w:before="240" w:after="80"/>
+      </w:pPr>
+      <w:r>
+        <w:rPr>
+          <w:rFonts w:ascii="Arial" w:hAnsi="Arial"/>
+          <w:b/>
+          <w:color w:val="2563EB"/>
+          <w:sz w:val="25"/>
+        </w:rPr>
+        <w:t>Fase 6: Optimización, Pruebas y Despliegue en la Nube</w:t>
       </w:r>
     </w:p>
     <w:p>

--- a/INFORME_TECNICO_HERCARBOT.docx
+++ b/INFORME_TECNICO_HERCARBOT.docx
@@ -1820,6 +1820,48 @@
     </w:p>
     <w:p>
       <w:pPr>
+        <w:pStyle w:val="ListBullet"/>
+        <w:spacing w:after="60" w:line="276" w:lineRule="auto"/>
+      </w:pPr>
+      <w:r>
+        <w:rPr>
+          <w:rFonts w:ascii="Arial" w:hAnsi="Arial"/>
+          <w:b/>
+          <w:sz w:val="21"/>
+        </w:rPr>
+        <w:t xml:space="preserve">Enlaces Directos a Plataformas Oficiales: </w:t>
+      </w:r>
+      <w:r>
+        <w:rPr>
+          <w:rFonts w:ascii="Arial" w:hAnsi="Arial"/>
+          <w:sz w:val="21"/>
+        </w:rPr>
+        <w:t>Acceso inmediato en cabecera y portada a la Biblioteca Virtual (biblioteca.ieshercar.edu.pe), Portal Web Oficial (ieshercar.edu.pe), Sistema de Pagos y Vouchers (pagos.ieshercar.edu.pe), Mesa de Partes Virtual y Consulta de Boletas Electrónicas.</w:t>
+      </w:r>
+    </w:p>
+    <w:p>
+      <w:pPr>
+        <w:pStyle w:val="ListBullet"/>
+        <w:spacing w:after="60" w:line="276" w:lineRule="auto"/>
+      </w:pPr>
+      <w:r>
+        <w:rPr>
+          <w:rFonts w:ascii="Arial" w:hAnsi="Arial"/>
+          <w:b/>
+          <w:sz w:val="21"/>
+        </w:rPr>
+        <w:t xml:space="preserve">Optimización Táctil para Celulares: </w:t>
+      </w:r>
+      <w:r>
+        <w:rPr>
+          <w:rFonts w:ascii="Arial" w:hAnsi="Arial"/>
+          <w:sz w:val="21"/>
+        </w:rPr>
+        <w:t>Adaptación del viewport (100dvh) para teléfonos móviles, cuadrícula responsiva a una sola columna y accesibilidad completa desde cualquier smartphone.</w:t>
+      </w:r>
+    </w:p>
+    <w:p>
+      <w:pPr>
         <w:spacing w:before="240" w:after="80"/>
       </w:pPr>
       <w:r>
@@ -1885,7 +1927,7 @@
           <w:color w:val="13357B"/>
           <w:sz w:val="30"/>
         </w:rPr>
-        <w:t>7. GUÍA DE INSTALACIÓN Y ACCESO</w:t>
+        <w:t>7. GUÍA DE INSTALACIÓN Y ENLACES INSTITUCIONALES</w:t>
       </w:r>
     </w:p>
     <w:p>
@@ -1940,6 +1982,90 @@
           <w:sz w:val="21"/>
         </w:rPr>
         <w:t>Disponible en cualquier dispositivo a través de https://gmph2007.github.io/HercarBOT/</w:t>
+      </w:r>
+    </w:p>
+    <w:p>
+      <w:pPr>
+        <w:pStyle w:val="ListBullet"/>
+        <w:spacing w:after="60" w:line="276" w:lineRule="auto"/>
+      </w:pPr>
+      <w:r>
+        <w:rPr>
+          <w:rFonts w:ascii="Arial" w:hAnsi="Arial"/>
+          <w:b/>
+          <w:sz w:val="21"/>
+        </w:rPr>
+        <w:t xml:space="preserve">Biblioteca Virtual Institucional: </w:t>
+      </w:r>
+      <w:r>
+        <w:rPr>
+          <w:rFonts w:ascii="Arial" w:hAnsi="Arial"/>
+          <w:sz w:val="21"/>
+        </w:rPr>
+        <w:t>https://biblioteca.ieshercar.edu.pe/login.php</w:t>
+      </w:r>
+    </w:p>
+    <w:p>
+      <w:pPr>
+        <w:pStyle w:val="ListBullet"/>
+        <w:spacing w:after="60" w:line="276" w:lineRule="auto"/>
+      </w:pPr>
+      <w:r>
+        <w:rPr>
+          <w:rFonts w:ascii="Arial" w:hAnsi="Arial"/>
+          <w:b/>
+          <w:sz w:val="21"/>
+        </w:rPr>
+        <w:t xml:space="preserve">Plataforma de Pagos y Vouchers: </w:t>
+      </w:r>
+      <w:r>
+        <w:rPr>
+          <w:rFonts w:ascii="Arial" w:hAnsi="Arial"/>
+          <w:sz w:val="21"/>
+        </w:rPr>
+        <w:t>https://pagos.ieshercar.edu.pe/</w:t>
+      </w:r>
+    </w:p>
+    <w:p>
+      <w:pPr>
+        <w:pStyle w:val="ListBullet"/>
+        <w:spacing w:after="60" w:line="276" w:lineRule="auto"/>
+      </w:pPr>
+      <w:r>
+        <w:rPr>
+          <w:rFonts w:ascii="Arial" w:hAnsi="Arial"/>
+          <w:b/>
+          <w:sz w:val="21"/>
+        </w:rPr>
+        <w:t xml:space="preserve">Mesa de Partes Virtual: </w:t>
+      </w:r>
+      <w:r>
+        <w:rPr>
+          <w:rFonts w:ascii="Arial" w:hAnsi="Arial"/>
+          <w:sz w:val="21"/>
+        </w:rPr>
+        <w:t>https://sistema.ieshercar.edu.pe/registro-tramite/</w:t>
+      </w:r>
+    </w:p>
+    <w:p>
+      <w:pPr>
+        <w:pStyle w:val="ListBullet"/>
+        <w:spacing w:after="60" w:line="276" w:lineRule="auto"/>
+      </w:pPr>
+      <w:r>
+        <w:rPr>
+          <w:rFonts w:ascii="Arial" w:hAnsi="Arial"/>
+          <w:b/>
+          <w:sz w:val="21"/>
+        </w:rPr>
+        <w:t xml:space="preserve">Consulta de Boletas: </w:t>
+      </w:r>
+      <w:r>
+        <w:rPr>
+          <w:rFonts w:ascii="Arial" w:hAnsi="Arial"/>
+          <w:sz w:val="21"/>
+        </w:rPr>
+        <w:t>https://sistema.ieshercar.com/Consulta_Boletas/index.php</w:t>
       </w:r>
     </w:p>
     <w:sectPr>

--- a/INFORME_TECNICO_HERCARBOT.docx
+++ b/INFORME_TECNICO_HERCARBOT.docx
@@ -4,7 +4,7 @@
   <w:body>
     <w:p>
       <w:pPr>
-        <w:spacing w:after="500"/>
+        <w:spacing w:after="400"/>
         <w:jc w:val="center"/>
       </w:pPr>
       <w:r>
@@ -26,7 +26,7 @@
     </w:p>
     <w:p>
       <w:pPr>
-        <w:spacing w:after="500"/>
+        <w:spacing w:after="400"/>
         <w:jc w:val="center"/>
       </w:pPr>
       <w:r>
@@ -66,7 +66,7 @@
     </w:p>
     <w:p>
       <w:pPr>
-        <w:spacing w:after="200"/>
+        <w:spacing w:after="160"/>
         <w:jc w:val="center"/>
       </w:pPr>
       <w:r>
@@ -81,12 +81,13 @@
     </w:p>
     <w:p>
       <w:pPr>
-        <w:spacing w:after="900"/>
+        <w:spacing w:after="500"/>
         <w:jc w:val="center"/>
       </w:pPr>
       <w:r>
         <w:rPr>
           <w:rFonts w:ascii="Arial" w:hAnsi="Arial"/>
+          <w:b/>
           <w:color w:val="2563EB"/>
           <w:sz w:val="27"/>
         </w:rPr>
@@ -102,13 +103,33 @@
       <w:r>
         <w:rPr>
           <w:b/>
-          <w:sz w:val="22"/>
+          <w:color w:val="13357B"/>
+          <w:sz w:val="21"/>
         </w:rPr>
-        <w:t>Autor / Desarrollador:</w:t>
+        <w:t>CARRERA PROFESIONAL TÉCNICA:</w:t>
         <w:br/>
       </w:r>
       <w:r>
         <w:rPr>
+          <w:b/>
+          <w:color w:val="2563EB"/>
+          <w:sz w:val="23"/>
+        </w:rPr>
+        <w:t>Arquitectura de Plataformas y Servicios de Tecnologías de la Información (APSTI)</w:t>
+        <w:br/>
+        <w:br/>
+      </w:r>
+      <w:r>
+        <w:rPr>
+          <w:b/>
+          <w:sz w:val="21"/>
+        </w:rPr>
+        <w:t>AUTOR / DESARROLLADOR:</w:t>
+        <w:br/>
+      </w:r>
+      <w:r>
+        <w:rPr>
+          <w:b/>
           <w:sz w:val="24"/>
         </w:rPr>
         <w:t>Gerson Misael Pintado Huamán (GMPH2007)</w:t>
@@ -118,15 +139,15 @@
       <w:r>
         <w:rPr>
           <w:b/>
-          <w:sz w:val="20"/>
+          <w:sz w:val="19"/>
         </w:rPr>
-        <w:t>Repositorio Oficial en GitHub:</w:t>
+        <w:t>REPOSITORIO OFICIAL EN GITHUB:</w:t>
         <w:br/>
       </w:r>
       <w:r>
         <w:rPr>
           <w:color w:val="2563EB"/>
-          <w:sz w:val="20"/>
+          <w:sz w:val="19"/>
         </w:rPr>
         <w:t>https://github.com/GMPH2007/HercarBOT</w:t>
         <w:br/>
@@ -135,15 +156,15 @@
       <w:r>
         <w:rPr>
           <w:b/>
-          <w:sz w:val="20"/>
+          <w:sz w:val="19"/>
         </w:rPr>
-        <w:t>Despliegue Web en Vivo (GitHub Pages):</w:t>
+        <w:t>DESPLIEGUE WEB EN VIVO (GITHUB PAGES):</w:t>
         <w:br/>
       </w:r>
       <w:r>
         <w:rPr>
           <w:color w:val="2563EB"/>
-          <w:sz w:val="20"/>
+          <w:sz w:val="19"/>
         </w:rPr>
         <w:t>https://gmph2007.github.io/HercarBOT/</w:t>
         <w:br/>
@@ -174,7 +195,7 @@
           <w:rFonts w:ascii="Arial" w:hAnsi="Arial"/>
           <w:b/>
           <w:color w:val="13357B"/>
-          <w:sz w:val="30"/>
+          <w:sz w:val="28"/>
         </w:rPr>
         <w:t>1. RESUMEN EJECUTIVO</w:t>
       </w:r>
@@ -186,9 +207,10 @@
       <w:r>
         <w:rPr>
           <w:rFonts w:ascii="Arial" w:hAnsi="Arial"/>
+          <w:color w:val="1E293B"/>
           <w:sz w:val="21"/>
         </w:rPr>
-        <w:t>El presente documento técnico describe el diseño, arquitectura, desarrollo y puesta en producción de "HercarIA", el sistema interactivo de inteligencia artificial y orientación vocacional creado para el Instituto de Educación Superior Tecnológico Público "Hermanos Cárcamo" de Paita.</w:t>
+        <w:t>El presente informe técnico expone la concepción, fundamentación técnica, desarrollo e implementación del sistema "HercarIA", un asistente virtual conversacional inteligente dotado de síntesis de voz femenina neural humana y orientador vocacional psicométrico, concebido específicamente para el Instituto de Educación Superior Tecnológico Público "Hermanos Cárcamo" de Paita.</w:t>
       </w:r>
     </w:p>
     <w:p>
@@ -198,9 +220,23 @@
       <w:r>
         <w:rPr>
           <w:rFonts w:ascii="Arial" w:hAnsi="Arial"/>
+          <w:color w:val="1E293B"/>
           <w:sz w:val="21"/>
         </w:rPr>
-        <w:t>HercarIA proporciona atención continua y personalizada a postulantes, alumnos regulares y padres de familia a través de una interfaz moderna inspirada en ChatGPT, integrando capacidades de procesamiento de lenguaje natural (NLP), síntesis de voz femenina neural humana (es-ES-ElviraNeural), reconocimiento por micrófono (Speech-to-Text), un algoritmo de test vocacional de 6 reactivos y una base de conocimientos completa que resuelve dudas sobre admisiones, carreras técnicas, gratuidad educativa y registro digital de vouchers.</w:t>
+        <w:t>Desarrollado en el marco formativo de la Carrera Profesional Técnica de Arquitectura de Plataformas y Servicios de Tecnologías de la Información (APSTI), HercarIA solventa la brecha de orientación académica en la provincia de Paita y el norte peruano. Ofrece atención ininterrumpida las 24 horas del día, los 7 días de la semana, informando verazmente sobre la oferta formativa institucional (APSTI, Administración de Negocios Internacionales, Contabilidad y Desarrollo Pesquero y Acuícola), el principio de gratuidad de la enseñanza pública (sin mensualidades privadas), los protocolos de registro digital de vouchers del Banco de la Nación, requisitos de admisión y el trámite de documentos oficiales a través de la Mesa de Partes Virtual.</w:t>
+      </w:r>
+    </w:p>
+    <w:p>
+      <w:pPr>
+        <w:spacing w:after="120" w:line="276" w:lineRule="auto"/>
+      </w:pPr>
+      <w:r>
+        <w:rPr>
+          <w:rFonts w:ascii="Arial" w:hAnsi="Arial"/>
+          <w:color w:val="1E293B"/>
+          <w:sz w:val="21"/>
+        </w:rPr>
+        <w:t>La solución se distingue por su arquitectura ligera y moderna inspirada en ChatGPT, con menú colapsable, controles ergonómicos en cabecera ("Guardar Chat" en archivo de texto formal y "Borrar Chat"), barra de píldoras de acceso rápido sobre el campo de escritura, y un avanzado motor de voz sintetizada dulce, natural y libre de lecturas robóticas de sintaxis Markdown.</w:t>
       </w:r>
     </w:p>
     <w:p>
@@ -212,9 +248,9 @@
           <w:rFonts w:ascii="Arial" w:hAnsi="Arial"/>
           <w:b/>
           <w:color w:val="13357B"/>
-          <w:sz w:val="30"/>
+          <w:sz w:val="28"/>
         </w:rPr>
-        <w:t>2. PLANTEAMIENTO DEL PROBLEMA Y JUSTIFICACIÓN</w:t>
+        <w:t>2. PLANTEAMIENTO DEL PROBLEMA Y JUSTIFICACIÓN EN PAITA</w:t>
       </w:r>
     </w:p>
     <w:p>
@@ -224,9 +260,10 @@
       <w:r>
         <w:rPr>
           <w:rFonts w:ascii="Arial" w:hAnsi="Arial"/>
+          <w:color w:val="1E293B"/>
           <w:sz w:val="21"/>
         </w:rPr>
-        <w:t>En la provincia de Paita existe una alta demanda de profesionales técnicos calificados para los sectores pesquero, logístico-portuario, comercial y tecnológico. No obstante, los egresados de secundaria enfrentan barreras informativas críticas:</w:t>
+        <w:t>La provincia de Paita constituye el segundo polo económico y comercial más relevante de la Región Piura, albergando el principal puerto marítimo del norte peruano (Terminal Portuario Euroandinos), una pujante industria pesquera y acuícola, centros logísticos aduaneros y agroexportadores. Pese a este entorno favorable, los egresados de educación secundaria y jóvenes de la región enfrentan serias dificultades al momento de decidir su formación superior:</w:t>
       </w:r>
     </w:p>
     <w:p>
@@ -238,16 +275,18 @@
         <w:rPr>
           <w:rFonts w:ascii="Arial" w:hAnsi="Arial"/>
           <w:b/>
+          <w:color w:val="1E293B"/>
           <w:sz w:val="21"/>
         </w:rPr>
-        <w:t xml:space="preserve">Indecisión Vocacional: </w:t>
+        <w:t xml:space="preserve">Desinformación sobre la Gratuidad Pública: </w:t>
       </w:r>
       <w:r>
         <w:rPr>
           <w:rFonts w:ascii="Arial" w:hAnsi="Arial"/>
+          <w:color w:val="1E293B"/>
           <w:sz w:val="21"/>
         </w:rPr>
-        <w:t>Falta de un orientador vocacional accesible que guíe las aptitudes del postulante hacia una carrera técnica con inserción laboral real.</w:t>
+        <w:t>Gran parte de los postulantes y padres de familia confunden al instituto con una entidad privada lucrativa, asumiendo erróneamente que deberán afrontar costosas pensiones mensuales. HercarIA aclara permanentemente que el IESTP Hermanos Cárcamo es 100% público estatal y que solo se abona una tasa semestral mínima por concepto de TUPA.</w:t>
       </w:r>
     </w:p>
     <w:p>
@@ -259,16 +298,18 @@
         <w:rPr>
           <w:rFonts w:ascii="Arial" w:hAnsi="Arial"/>
           <w:b/>
+          <w:color w:val="1E293B"/>
           <w:sz w:val="21"/>
         </w:rPr>
-        <w:t xml:space="preserve">Horarios Restringidos de Atención: </w:t>
+        <w:t xml:space="preserve">Indecisión Vocacional y Deserción Prematura: </w:t>
       </w:r>
       <w:r>
         <w:rPr>
           <w:rFonts w:ascii="Arial" w:hAnsi="Arial"/>
+          <w:color w:val="1E293B"/>
           <w:sz w:val="21"/>
         </w:rPr>
-        <w:t>Las consultas presenciales en secretaría solo se realizan en horario diurno de lunes a viernes (8:00 AM a 3:00 PM), dejando sin soporte a quienes estudian o trabajan.</w:t>
+        <w:t>Muchos aspirantes carecen de test vocacionales cercanos y accesibles, postulando a carreras que no concuerdan con sus habilidades reales. El test vocacional integrado de 6 reactivos orienta objetivamente el perfil del estudiante hacia las necesidades laborales reales de Paita.</w:t>
       </w:r>
     </w:p>
     <w:p>
@@ -280,16 +321,18 @@
         <w:rPr>
           <w:rFonts w:ascii="Arial" w:hAnsi="Arial"/>
           <w:b/>
+          <w:color w:val="1E293B"/>
           <w:sz w:val="21"/>
         </w:rPr>
-        <w:t xml:space="preserve">Confusión con Instituciones Privadas: </w:t>
+        <w:t xml:space="preserve">Restricción Horaria en Mesa de Partes y Secretaría: </w:t>
       </w:r>
       <w:r>
         <w:rPr>
           <w:rFonts w:ascii="Arial" w:hAnsi="Arial"/>
+          <w:color w:val="1E293B"/>
           <w:sz w:val="21"/>
         </w:rPr>
-        <w:t>Muchos aspirantes desconocen que el IESTP Hermanos Cárcamo es un instituto público estatal donde la enseñanza es 100% gratuita (sin pensiones mensuales privadas), requiriendo únicamente el abono de una tasa administrativa semestral.</w:t>
+        <w:t>La atención administrativa presencial concluye a las 3:00 PM de lunes a viernes, imposibilitando la resolución de dudas en horario vespertino, nocturno o fines de semana.</w:t>
       </w:r>
     </w:p>
     <w:p>
@@ -301,16 +344,18 @@
         <w:rPr>
           <w:rFonts w:ascii="Arial" w:hAnsi="Arial"/>
           <w:b/>
+          <w:color w:val="1E293B"/>
           <w:sz w:val="21"/>
         </w:rPr>
-        <w:t xml:space="preserve">Dificultades en el Registro de Pagos: </w:t>
+        <w:t xml:space="preserve">Complejidad en el Registro Virtual de Pagos: </w:t>
       </w:r>
       <w:r>
         <w:rPr>
           <w:rFonts w:ascii="Arial" w:hAnsi="Arial"/>
+          <w:color w:val="1E293B"/>
           <w:sz w:val="21"/>
         </w:rPr>
-        <w:t>El uso de la plataforma digital institucional (pagos.ieshercar.edu.pe) genera dudas sobre el registro de códigos de operación del Banco de la Nación y la descarga de boletas electrónicas.</w:t>
+        <w:t>El uso de la plataforma digital institucional (pagos.ieshercar.edu.pe) suscita dudas continuas respecto a qué números consignar del voucher del Banco de la Nación, cómo adjuntar el comprobante y de qué forma descargar la boleta electrónica oficial.</w:t>
       </w:r>
     </w:p>
     <w:p>
@@ -322,9 +367,9 @@
           <w:rFonts w:ascii="Arial" w:hAnsi="Arial"/>
           <w:b/>
           <w:color w:val="13357B"/>
-          <w:sz w:val="30"/>
+          <w:sz w:val="28"/>
         </w:rPr>
-        <w:t>3. STACK TECNOLÓGICO Y ARQUITECTURA</w:t>
+        <w:t>3. MARCO NORMATIVO Y OFICIALIDAD INSTITUCIONAL</w:t>
       </w:r>
     </w:p>
     <w:p>
@@ -334,9 +379,674 @@
       <w:r>
         <w:rPr>
           <w:rFonts w:ascii="Arial" w:hAnsi="Arial"/>
+          <w:color w:val="1E293B"/>
           <w:sz w:val="21"/>
         </w:rPr>
-        <w:t>Se seleccionó una arquitectura desacoplada de alto rendimiento que no depende de frameworks pesados, garantizando tiempos de carga inferiores a 1 segundo:</w:t>
+        <w:t>HercarIA se diseñó alineado a las directrices de la legislación educativa técnica superior del Perú:</w:t>
+      </w:r>
+    </w:p>
+    <w:p>
+      <w:pPr>
+        <w:pStyle w:val="ListBullet"/>
+        <w:spacing w:after="60" w:line="276" w:lineRule="auto"/>
+      </w:pPr>
+      <w:r>
+        <w:rPr>
+          <w:rFonts w:ascii="Arial" w:hAnsi="Arial"/>
+          <w:b/>
+          <w:color w:val="1E293B"/>
+          <w:sz w:val="21"/>
+        </w:rPr>
+        <w:t xml:space="preserve">Ley de Institutos y Escuelas de Educación Superior N° 30512: </w:t>
+      </w:r>
+      <w:r>
+        <w:rPr>
+          <w:rFonts w:ascii="Arial" w:hAnsi="Arial"/>
+          <w:color w:val="1E293B"/>
+          <w:sz w:val="21"/>
+        </w:rPr>
+        <w:t>Marco legal que regula el funcionamiento de los institutos tecnológicos del país, garantizando calidad académica, pertinencia formativa y titulación oficial.</w:t>
+      </w:r>
+    </w:p>
+    <w:p>
+      <w:pPr>
+        <w:pStyle w:val="ListBullet"/>
+        <w:spacing w:after="60" w:line="276" w:lineRule="auto"/>
+      </w:pPr>
+      <w:r>
+        <w:rPr>
+          <w:rFonts w:ascii="Arial" w:hAnsi="Arial"/>
+          <w:b/>
+          <w:color w:val="1E293B"/>
+          <w:sz w:val="21"/>
+        </w:rPr>
+        <w:t xml:space="preserve">Título Profesional Técnico a Nombre de la Nación: </w:t>
+      </w:r>
+      <w:r>
+        <w:rPr>
+          <w:rFonts w:ascii="Arial" w:hAnsi="Arial"/>
+          <w:color w:val="1E293B"/>
+          <w:sz w:val="21"/>
+        </w:rPr>
+        <w:t>Todos los programas académicos concluidos con éxito en el IESTP Hermanos Cárcamo otorgan Título Profesional Técnico expedido directamente por el Ministerio de Educación (MINEDU), con validez nacional e internacional.</w:t>
+      </w:r>
+    </w:p>
+    <w:p>
+      <w:pPr>
+        <w:pStyle w:val="ListBullet"/>
+        <w:spacing w:after="60" w:line="276" w:lineRule="auto"/>
+      </w:pPr>
+      <w:r>
+        <w:rPr>
+          <w:rFonts w:ascii="Arial" w:hAnsi="Arial"/>
+          <w:b/>
+          <w:color w:val="1E293B"/>
+          <w:sz w:val="21"/>
+        </w:rPr>
+        <w:t xml:space="preserve">Convalidación Universitaria (SUNEDU): </w:t>
+      </w:r>
+      <w:r>
+        <w:rPr>
+          <w:rFonts w:ascii="Arial" w:hAnsi="Arial"/>
+          <w:color w:val="1E293B"/>
+          <w:sz w:val="21"/>
+        </w:rPr>
+        <w:t>Los egresados titulados de las carreras técnicas de 3 años pueden convalidar sus créditos y cursos en universidades licenciadas por SUNEDU, completando el grado universitario de Bachiller y Licenciatura en menor tiempo.</w:t>
+      </w:r>
+    </w:p>
+    <w:p>
+      <w:pPr>
+        <w:pStyle w:val="ListBullet"/>
+        <w:spacing w:after="60" w:line="276" w:lineRule="auto"/>
+      </w:pPr>
+      <w:r>
+        <w:rPr>
+          <w:rFonts w:ascii="Arial" w:hAnsi="Arial"/>
+          <w:b/>
+          <w:color w:val="1E293B"/>
+          <w:sz w:val="21"/>
+        </w:rPr>
+        <w:t xml:space="preserve">Certificaciones Modulares Progresivas: </w:t>
+      </w:r>
+      <w:r>
+        <w:rPr>
+          <w:rFonts w:ascii="Arial" w:hAnsi="Arial"/>
+          <w:color w:val="1E293B"/>
+          <w:sz w:val="21"/>
+        </w:rPr>
+        <w:t>Por cada año lectivo aprobado (2 semestres), el alumno recibe un certificado oficial modular técnico que le permite insertarse formalmente en el mercado laboral antes de titularse.</w:t>
+      </w:r>
+    </w:p>
+    <w:p>
+      <w:pPr>
+        <w:spacing w:before="360" w:after="120"/>
+      </w:pPr>
+      <w:r>
+        <w:rPr>
+          <w:rFonts w:ascii="Arial" w:hAnsi="Arial"/>
+          <w:b/>
+          <w:color w:val="13357B"/>
+          <w:sz w:val="28"/>
+        </w:rPr>
+        <w:t>4. OFERTA FORMATIVA INSTITUCIONAL</w:t>
+      </w:r>
+    </w:p>
+    <w:p>
+      <w:pPr>
+        <w:spacing w:after="120" w:line="276" w:lineRule="auto"/>
+      </w:pPr>
+      <w:r>
+        <w:rPr>
+          <w:rFonts w:ascii="Arial" w:hAnsi="Arial"/>
+          <w:color w:val="1E293B"/>
+          <w:sz w:val="21"/>
+        </w:rPr>
+        <w:t>El IESTP Hermanos Cárcamo brinda 4 carreras profesionales técnicas de 3 años de duración lectiva (6 semestres académicos), con turno regular diurno y énfasis en talleres prácticos y laboratorios de cómputo:</w:t>
+      </w:r>
+    </w:p>
+    <w:tbl>
+      <w:tblPr>
+        <w:tblW w:type="auto" w:w="0"/>
+        <w:jc w:val="center"/>
+        <w:tblLook w:firstColumn="1" w:firstRow="1" w:lastColumn="0" w:lastRow="0" w:noHBand="0" w:noVBand="1" w:val="04A0"/>
+      </w:tblPr>
+      <w:tblGrid>
+        <w:gridCol w:w="3120"/>
+        <w:gridCol w:w="3120"/>
+        <w:gridCol w:w="3120"/>
+      </w:tblGrid>
+      <w:tr>
+        <w:tc>
+          <w:tcPr>
+            <w:tcW w:type="dxa" w:w="3120"/>
+            <w:shd w:fill="13357B"/>
+            <w:tcMar>
+              <w:top w:w="130" w:type="dxa"/>
+              <w:bottom w:w="130" w:type="dxa"/>
+              <w:left w:w="150" w:type="dxa"/>
+              <w:right w:w="150" w:type="dxa"/>
+            </w:tcMar>
+          </w:tcPr>
+          <w:p>
+            <w:r>
+              <w:rPr>
+                <w:b/>
+                <w:color w:val="FFFFFF"/>
+              </w:rPr>
+              <w:t>Carrera Profesional</w:t>
+            </w:r>
+          </w:p>
+        </w:tc>
+        <w:tc>
+          <w:tcPr>
+            <w:tcW w:type="dxa" w:w="3120"/>
+            <w:shd w:fill="13357B"/>
+            <w:tcMar>
+              <w:top w:w="130" w:type="dxa"/>
+              <w:bottom w:w="130" w:type="dxa"/>
+              <w:left w:w="150" w:type="dxa"/>
+              <w:right w:w="150" w:type="dxa"/>
+            </w:tcMar>
+          </w:tcPr>
+          <w:p>
+            <w:r>
+              <w:rPr>
+                <w:b/>
+                <w:color w:val="FFFFFF"/>
+              </w:rPr>
+              <w:t>Enfoque Formativo y Módulos</w:t>
+            </w:r>
+          </w:p>
+        </w:tc>
+        <w:tc>
+          <w:tcPr>
+            <w:tcW w:type="dxa" w:w="3120"/>
+            <w:shd w:fill="13357B"/>
+            <w:tcMar>
+              <w:top w:w="130" w:type="dxa"/>
+              <w:bottom w:w="130" w:type="dxa"/>
+              <w:left w:w="150" w:type="dxa"/>
+              <w:right w:w="150" w:type="dxa"/>
+            </w:tcMar>
+          </w:tcPr>
+          <w:p>
+            <w:r>
+              <w:rPr>
+                <w:b/>
+                <w:color w:val="FFFFFF"/>
+              </w:rPr>
+              <w:t>Campo Laboral en Paita / Piura</w:t>
+            </w:r>
+          </w:p>
+        </w:tc>
+      </w:tr>
+      <w:tr>
+        <w:tc>
+          <w:tcPr>
+            <w:tcW w:type="dxa" w:w="3120"/>
+            <w:tcMar>
+              <w:top w:w="100" w:type="dxa"/>
+              <w:bottom w:w="100" w:type="dxa"/>
+              <w:left w:w="120" w:type="dxa"/>
+              <w:right w:w="120" w:type="dxa"/>
+            </w:tcMar>
+          </w:tcPr>
+          <w:p>
+            <w:r>
+              <w:rPr>
+                <w:rFonts w:ascii="Arial" w:hAnsi="Arial"/>
+                <w:sz w:val="19"/>
+              </w:rPr>
+              <w:t>Arquitectura de Plataformas y Servicios de Tecnologías de la Información (APSTI)</w:t>
+            </w:r>
+          </w:p>
+        </w:tc>
+        <w:tc>
+          <w:tcPr>
+            <w:tcW w:type="dxa" w:w="3120"/>
+            <w:tcMar>
+              <w:top w:w="100" w:type="dxa"/>
+              <w:bottom w:w="100" w:type="dxa"/>
+              <w:left w:w="120" w:type="dxa"/>
+              <w:right w:w="120" w:type="dxa"/>
+            </w:tcMar>
+          </w:tcPr>
+          <w:p>
+            <w:r>
+              <w:rPr>
+                <w:rFonts w:ascii="Arial" w:hAnsi="Arial"/>
+                <w:sz w:val="19"/>
+              </w:rPr>
+              <w:t>Desarrollo de software web y móvil, diseño de bases de datos relacionales y no relacionales, cableado estructurado, configuración de redes WAN/LAN, seguridad informática, administración de servidores Linux/Windows y despliegue en entornos Cloud.</w:t>
+            </w:r>
+          </w:p>
+        </w:tc>
+        <w:tc>
+          <w:tcPr>
+            <w:tcW w:type="dxa" w:w="3120"/>
+            <w:tcMar>
+              <w:top w:w="100" w:type="dxa"/>
+              <w:bottom w:w="100" w:type="dxa"/>
+              <w:left w:w="120" w:type="dxa"/>
+              <w:right w:w="120" w:type="dxa"/>
+            </w:tcMar>
+          </w:tcPr>
+          <w:p>
+            <w:r>
+              <w:rPr>
+                <w:rFonts w:ascii="Arial" w:hAnsi="Arial"/>
+                <w:sz w:val="19"/>
+              </w:rPr>
+              <w:t>Desarrollador de software en agencias marítimas y de aduanas, administrador de servidores en empresas del Parque Industrial de Paita, soporte TI en entidades bancarias, instituciones de salud y teletrabajo internacional.</w:t>
+            </w:r>
+          </w:p>
+        </w:tc>
+      </w:tr>
+      <w:tr>
+        <w:tc>
+          <w:tcPr>
+            <w:tcW w:type="dxa" w:w="3120"/>
+            <w:tcMar>
+              <w:top w:w="100" w:type="dxa"/>
+              <w:bottom w:w="100" w:type="dxa"/>
+              <w:left w:w="120" w:type="dxa"/>
+              <w:right w:w="120" w:type="dxa"/>
+            </w:tcMar>
+          </w:tcPr>
+          <w:p>
+            <w:r>
+              <w:rPr>
+                <w:rFonts w:ascii="Arial" w:hAnsi="Arial"/>
+                <w:sz w:val="19"/>
+              </w:rPr>
+              <w:t>Administración de Negocios Internacionales (ANI)</w:t>
+            </w:r>
+          </w:p>
+        </w:tc>
+        <w:tc>
+          <w:tcPr>
+            <w:tcW w:type="dxa" w:w="3120"/>
+            <w:tcMar>
+              <w:top w:w="100" w:type="dxa"/>
+              <w:bottom w:w="100" w:type="dxa"/>
+              <w:left w:w="120" w:type="dxa"/>
+              <w:right w:w="120" w:type="dxa"/>
+            </w:tcMar>
+          </w:tcPr>
+          <w:p>
+            <w:r>
+              <w:rPr>
+                <w:rFonts w:ascii="Arial" w:hAnsi="Arial"/>
+                <w:sz w:val="19"/>
+              </w:rPr>
+              <w:t>Operaciones aduaneras, regímenes de importación y exportación, logística portuaria y de contenedores refrigerados, tratados comerciales internacionales, fletes marítimos e investigación de mercados exteriores.</w:t>
+            </w:r>
+          </w:p>
+        </w:tc>
+        <w:tc>
+          <w:tcPr>
+            <w:tcW w:type="dxa" w:w="3120"/>
+            <w:tcMar>
+              <w:top w:w="100" w:type="dxa"/>
+              <w:bottom w:w="100" w:type="dxa"/>
+              <w:left w:w="120" w:type="dxa"/>
+              <w:right w:w="120" w:type="dxa"/>
+            </w:tcMar>
+          </w:tcPr>
+          <w:p>
+            <w:r>
+              <w:rPr>
+                <w:rFonts w:ascii="Arial" w:hAnsi="Arial"/>
+                <w:sz w:val="19"/>
+              </w:rPr>
+              <w:t>Operadores portuarios en el Terminal Portuario Euroandinos (TPE), agencias aduaneras, depósitos aduaneros autorizados, empresas agroexportadoras de mango, uva y banano orgánico, y procesadoras de pota y perico.</w:t>
+            </w:r>
+          </w:p>
+        </w:tc>
+      </w:tr>
+      <w:tr>
+        <w:tc>
+          <w:tcPr>
+            <w:tcW w:type="dxa" w:w="3120"/>
+            <w:tcMar>
+              <w:top w:w="100" w:type="dxa"/>
+              <w:bottom w:w="100" w:type="dxa"/>
+              <w:left w:w="120" w:type="dxa"/>
+              <w:right w:w="120" w:type="dxa"/>
+            </w:tcMar>
+          </w:tcPr>
+          <w:p>
+            <w:r>
+              <w:rPr>
+                <w:rFonts w:ascii="Arial" w:hAnsi="Arial"/>
+                <w:sz w:val="19"/>
+              </w:rPr>
+              <w:t>Contabilidad</w:t>
+            </w:r>
+          </w:p>
+        </w:tc>
+        <w:tc>
+          <w:tcPr>
+            <w:tcW w:type="dxa" w:w="3120"/>
+            <w:tcMar>
+              <w:top w:w="100" w:type="dxa"/>
+              <w:bottom w:w="100" w:type="dxa"/>
+              <w:left w:w="120" w:type="dxa"/>
+              <w:right w:w="120" w:type="dxa"/>
+            </w:tcMar>
+          </w:tcPr>
+          <w:p>
+            <w:r>
+              <w:rPr>
+                <w:rFonts w:ascii="Arial" w:hAnsi="Arial"/>
+                <w:sz w:val="19"/>
+              </w:rPr>
+              <w:t>Contabilidad comercial, de costos, gubernamental y de sociedades; registro de libros contables físicos y electrónicos (SIRE - SUNAT), liquidación de tributos (PDT, IGV, Renta), auditoría financiera y balances generales.</w:t>
+            </w:r>
+          </w:p>
+        </w:tc>
+        <w:tc>
+          <w:tcPr>
+            <w:tcW w:type="dxa" w:w="3120"/>
+            <w:tcMar>
+              <w:top w:w="100" w:type="dxa"/>
+              <w:bottom w:w="100" w:type="dxa"/>
+              <w:left w:w="120" w:type="dxa"/>
+              <w:right w:w="120" w:type="dxa"/>
+            </w:tcMar>
+          </w:tcPr>
+          <w:p>
+            <w:r>
+              <w:rPr>
+                <w:rFonts w:ascii="Arial" w:hAnsi="Arial"/>
+                <w:sz w:val="19"/>
+              </w:rPr>
+              <w:t>Estudios contables independientes, áreas de tesorería y contabilidad de empresas pesqueras e industriales, agencias bancarias (Banco de la Nación, Cajas Piura/Sullana), municipios y entidades del Estado.</w:t>
+            </w:r>
+          </w:p>
+        </w:tc>
+      </w:tr>
+      <w:tr>
+        <w:tc>
+          <w:tcPr>
+            <w:tcW w:type="dxa" w:w="3120"/>
+            <w:tcMar>
+              <w:top w:w="100" w:type="dxa"/>
+              <w:bottom w:w="100" w:type="dxa"/>
+              <w:left w:w="120" w:type="dxa"/>
+              <w:right w:w="120" w:type="dxa"/>
+            </w:tcMar>
+          </w:tcPr>
+          <w:p>
+            <w:r>
+              <w:rPr>
+                <w:rFonts w:ascii="Arial" w:hAnsi="Arial"/>
+                <w:sz w:val="19"/>
+              </w:rPr>
+              <w:t>Desarrollo Pesquero y Acuícola (DPA)</w:t>
+            </w:r>
+          </w:p>
+        </w:tc>
+        <w:tc>
+          <w:tcPr>
+            <w:tcW w:type="dxa" w:w="3120"/>
+            <w:tcMar>
+              <w:top w:w="100" w:type="dxa"/>
+              <w:bottom w:w="100" w:type="dxa"/>
+              <w:left w:w="120" w:type="dxa"/>
+              <w:right w:w="120" w:type="dxa"/>
+            </w:tcMar>
+          </w:tcPr>
+          <w:p>
+            <w:r>
+              <w:rPr>
+                <w:rFonts w:ascii="Arial" w:hAnsi="Arial"/>
+                <w:sz w:val="19"/>
+              </w:rPr>
+              <w:t>Cultivo marino de conchas de abanico, langostinos y tilapias; artes y aparejos de pesca, navegación costera y de altura a bordo de la embarcación del instituto, procesamiento industrial y sistemas de inocuidad alimentaria (HACCP, BPM).</w:t>
+            </w:r>
+          </w:p>
+        </w:tc>
+        <w:tc>
+          <w:tcPr>
+            <w:tcW w:type="dxa" w:w="3120"/>
+            <w:tcMar>
+              <w:top w:w="100" w:type="dxa"/>
+              <w:bottom w:w="100" w:type="dxa"/>
+              <w:left w:w="120" w:type="dxa"/>
+              <w:right w:w="120" w:type="dxa"/>
+            </w:tcMar>
+          </w:tcPr>
+          <w:p>
+            <w:r>
+              <w:rPr>
+                <w:rFonts w:ascii="Arial" w:hAnsi="Arial"/>
+                <w:sz w:val="19"/>
+              </w:rPr>
+              <w:t>Supervisores de aseguramiento de calidad (QA/QC) en plantas pesqueras congeladoras y conserveras de Paita, jefes de centros de maricultura en la bahía de Sechura y Paita, capitanes de pesca e inspectores de SANIPES.</w:t>
+            </w:r>
+          </w:p>
+        </w:tc>
+      </w:tr>
+    </w:tbl>
+    <w:p>
+      <w:pPr>
+        <w:spacing w:before="360" w:after="120"/>
+      </w:pPr>
+      <w:r>
+        <w:rPr>
+          <w:rFonts w:ascii="Arial" w:hAnsi="Arial"/>
+          <w:b/>
+          <w:color w:val="13357B"/>
+          <w:sz w:val="28"/>
+        </w:rPr>
+        <w:t>5. PROCEDIMIENTOS DE MATRÍCULA Y REGISTRO DE PAGOS</w:t>
+      </w:r>
+    </w:p>
+    <w:p>
+      <w:pPr>
+        <w:spacing w:before="240" w:after="80"/>
+      </w:pPr>
+      <w:r>
+        <w:rPr>
+          <w:rFonts w:ascii="Arial" w:hAnsi="Arial"/>
+          <w:b/>
+          <w:color w:val="2563EB"/>
+          <w:sz w:val="24"/>
+        </w:rPr>
+        <w:t>5.1. Gratuidad de la Enseñanza Pública</w:t>
+      </w:r>
+    </w:p>
+    <w:p>
+      <w:pPr>
+        <w:spacing w:after="120" w:line="276" w:lineRule="auto"/>
+      </w:pPr>
+      <w:r>
+        <w:rPr>
+          <w:rFonts w:ascii="Arial" w:hAnsi="Arial"/>
+          <w:color w:val="1E293B"/>
+          <w:sz w:val="21"/>
+        </w:rPr>
+        <w:t>El IESTP Hermanos Cárcamo es un instituto tecnológico público tutelado por la Dirección Regional de Educación de Piura (DREP) y el MINEDU. La enseñanza es totalmente gratuita y no se abona ningún tipo de pensión mensual privada. El único pago corresponde a la tasa administrativa semestral estipulada en el TUPA institucional (S/ 150 a S/ 250 por semestre completo).</w:t>
+      </w:r>
+    </w:p>
+    <w:p>
+      <w:pPr>
+        <w:spacing w:before="240" w:after="80"/>
+      </w:pPr>
+      <w:r>
+        <w:rPr>
+          <w:rFonts w:ascii="Arial" w:hAnsi="Arial"/>
+          <w:b/>
+          <w:color w:val="2563EB"/>
+          <w:sz w:val="24"/>
+        </w:rPr>
+        <w:t>5.2. Protocolo Paso a Paso de Registro de Vouchers BN</w:t>
+      </w:r>
+    </w:p>
+    <w:p>
+      <w:pPr>
+        <w:pStyle w:val="ListBullet"/>
+        <w:spacing w:after="60" w:line="276" w:lineRule="auto"/>
+      </w:pPr>
+      <w:r>
+        <w:rPr>
+          <w:rFonts w:ascii="Arial" w:hAnsi="Arial"/>
+          <w:b/>
+          <w:color w:val="1E293B"/>
+          <w:sz w:val="21"/>
+        </w:rPr>
+        <w:t xml:space="preserve">Paso 1 (Depósito Bancario): </w:t>
+      </w:r>
+      <w:r>
+        <w:rPr>
+          <w:rFonts w:ascii="Arial" w:hAnsi="Arial"/>
+          <w:color w:val="1E293B"/>
+          <w:sz w:val="21"/>
+        </w:rPr>
+        <w:t>El postulante o estudiante regular acude a cualquier ventanilla o Agente MultiRed del Banco de la Nación para abonar la tasa institucional, conservando su váucher físico o comprobante digital.</w:t>
+      </w:r>
+    </w:p>
+    <w:p>
+      <w:pPr>
+        <w:pStyle w:val="ListBullet"/>
+        <w:spacing w:after="60" w:line="276" w:lineRule="auto"/>
+      </w:pPr>
+      <w:r>
+        <w:rPr>
+          <w:rFonts w:ascii="Arial" w:hAnsi="Arial"/>
+          <w:b/>
+          <w:color w:val="1E293B"/>
+          <w:sz w:val="21"/>
+        </w:rPr>
+        <w:t xml:space="preserve">Paso 2 (Acceso al Portal): </w:t>
+      </w:r>
+      <w:r>
+        <w:rPr>
+          <w:rFonts w:ascii="Arial" w:hAnsi="Arial"/>
+          <w:color w:val="1E293B"/>
+          <w:sz w:val="21"/>
+        </w:rPr>
+        <w:t>Ingresa desde su celular o computadora al portal oficial: https://pagos.ieshercar.edu.pe/</w:t>
+      </w:r>
+    </w:p>
+    <w:p>
+      <w:pPr>
+        <w:pStyle w:val="ListBullet"/>
+        <w:spacing w:after="60" w:line="276" w:lineRule="auto"/>
+      </w:pPr>
+      <w:r>
+        <w:rPr>
+          <w:rFonts w:ascii="Arial" w:hAnsi="Arial"/>
+          <w:b/>
+          <w:color w:val="1E293B"/>
+          <w:sz w:val="21"/>
+        </w:rPr>
+        <w:t xml:space="preserve">Paso 3 (Autenticación): </w:t>
+      </w:r>
+      <w:r>
+        <w:rPr>
+          <w:rFonts w:ascii="Arial" w:hAnsi="Arial"/>
+          <w:color w:val="1E293B"/>
+          <w:sz w:val="21"/>
+        </w:rPr>
+        <w:t>Digita su número de DNI para que el sistema identifique su legajo académico.</w:t>
+      </w:r>
+    </w:p>
+    <w:p>
+      <w:pPr>
+        <w:pStyle w:val="ListBullet"/>
+        <w:spacing w:after="60" w:line="276" w:lineRule="auto"/>
+      </w:pPr>
+      <w:r>
+        <w:rPr>
+          <w:rFonts w:ascii="Arial" w:hAnsi="Arial"/>
+          <w:b/>
+          <w:color w:val="1E293B"/>
+          <w:sz w:val="21"/>
+        </w:rPr>
+        <w:t xml:space="preserve">Paso 4 (Ingreso de Datos del Váucher): </w:t>
+      </w:r>
+      <w:r>
+        <w:rPr>
+          <w:rFonts w:ascii="Arial" w:hAnsi="Arial"/>
+          <w:color w:val="1E293B"/>
+          <w:sz w:val="21"/>
+        </w:rPr>
+        <w:t>Selecciona el concepto correspondiente (Matrícula, Examen de Admisión o Trámite Administrativo) y transcribe cuidadosamente la Fecha, Monto exacto y Número de Operación impreso en el váucher.</w:t>
+      </w:r>
+    </w:p>
+    <w:p>
+      <w:pPr>
+        <w:pStyle w:val="ListBullet"/>
+        <w:spacing w:after="60" w:line="276" w:lineRule="auto"/>
+      </w:pPr>
+      <w:r>
+        <w:rPr>
+          <w:rFonts w:ascii="Arial" w:hAnsi="Arial"/>
+          <w:b/>
+          <w:color w:val="1E293B"/>
+          <w:sz w:val="21"/>
+        </w:rPr>
+        <w:t xml:space="preserve">Paso 5 (Carga de Comprobante): </w:t>
+      </w:r>
+      <w:r>
+        <w:rPr>
+          <w:rFonts w:ascii="Arial" w:hAnsi="Arial"/>
+          <w:color w:val="1E293B"/>
+          <w:sz w:val="21"/>
+        </w:rPr>
+        <w:t>Adjunta una fotografía nítida o archivo PDF del comprobante y presiona "Registrar Pago".</w:t>
+      </w:r>
+    </w:p>
+    <w:p>
+      <w:pPr>
+        <w:pStyle w:val="ListBullet"/>
+        <w:spacing w:after="60" w:line="276" w:lineRule="auto"/>
+      </w:pPr>
+      <w:r>
+        <w:rPr>
+          <w:rFonts w:ascii="Arial" w:hAnsi="Arial"/>
+          <w:b/>
+          <w:color w:val="1E293B"/>
+          <w:sz w:val="21"/>
+        </w:rPr>
+        <w:t xml:space="preserve">Paso 6 (Descarga de Boleta Electrónica): </w:t>
+      </w:r>
+      <w:r>
+        <w:rPr>
+          <w:rFonts w:ascii="Arial" w:hAnsi="Arial"/>
+          <w:color w:val="1E293B"/>
+          <w:sz w:val="21"/>
+        </w:rPr>
+        <w:t>Una vez validado el pago, el usuario ingresa a https://sistema.ieshercar.com/Consulta_Boletas/index.php con su DNI para visualizar y descargar su boleta electrónica con valor tributario.</w:t>
+      </w:r>
+    </w:p>
+    <w:p>
+      <w:pPr>
+        <w:spacing w:before="360" w:after="120"/>
+      </w:pPr>
+      <w:r>
+        <w:rPr>
+          <w:rFonts w:ascii="Arial" w:hAnsi="Arial"/>
+          <w:b/>
+          <w:color w:val="13357B"/>
+          <w:sz w:val="28"/>
+        </w:rPr>
+        <w:t>6. STACK TECNOLÓGICO Y ARQUITECTURA DEL SISTEMA</w:t>
+      </w:r>
+    </w:p>
+    <w:p>
+      <w:pPr>
+        <w:spacing w:after="120" w:line="276" w:lineRule="auto"/>
+      </w:pPr>
+      <w:r>
+        <w:rPr>
+          <w:rFonts w:ascii="Arial" w:hAnsi="Arial"/>
+          <w:color w:val="1E293B"/>
+          <w:sz w:val="21"/>
+        </w:rPr>
+        <w:t>HercarIA se construyó bajo principios de alto desempeño, desacoplamiento y cero dependencias complejas, garantizando que el sistema cargue instantáneamente incluso bajo conexiones móviles lentas en zonas periféricas de Paita:</w:t>
       </w:r>
     </w:p>
     <w:tbl>
@@ -368,7 +1078,7 @@
                 <w:b/>
                 <w:color w:val="FFFFFF"/>
               </w:rPr>
-              <w:t>Capa</w:t>
+              <w:t>Capa de Arquitectura</w:t>
             </w:r>
           </w:p>
         </w:tc>
@@ -389,7 +1099,7 @@
                 <w:b/>
                 <w:color w:val="FFFFFF"/>
               </w:rPr>
-              <w:t>Tecnología</w:t>
+              <w:t>Tecnología Empleada</w:t>
             </w:r>
           </w:p>
         </w:tc>
@@ -410,7 +1120,7 @@
                 <w:b/>
                 <w:color w:val="FFFFFF"/>
               </w:rPr>
-              <w:t>Función en el Sistema</w:t>
+              <w:t>Función y Aporte al Sistema</w:t>
             </w:r>
           </w:p>
         </w:tc>
@@ -432,7 +1142,7 @@
                 <w:rFonts w:ascii="Arial" w:hAnsi="Arial"/>
                 <w:sz w:val="19"/>
               </w:rPr>
-              <w:t>Frontend UI</w:t>
+              <w:t>Frontend UI / UX</w:t>
             </w:r>
           </w:p>
         </w:tc>
@@ -452,7 +1162,7 @@
                 <w:rFonts w:ascii="Arial" w:hAnsi="Arial"/>
                 <w:sz w:val="19"/>
               </w:rPr>
-              <w:t>HTML5 Semántico + CSS3 Avanzado</w:t>
+              <w:t>HTML5 Semántico + CSS3 Avanzado (Variables Dinámicas)</w:t>
             </w:r>
           </w:p>
         </w:tc>
@@ -472,7 +1182,7 @@
                 <w:rFonts w:ascii="Arial" w:hAnsi="Arial"/>
                 <w:sz w:val="19"/>
               </w:rPr>
-              <w:t>Interfaz responsiva en pantalla completa, diseño de portada, modo oscuro y animaciones ripple.</w:t>
+              <w:t>Diseño fullscreen responsivo inspirado en ChatGPT, soporte completo para tema claro/oscuro, microinteracciones y efectos ripple.</w:t>
             </w:r>
           </w:p>
         </w:tc>
@@ -514,7 +1224,7 @@
                 <w:rFonts w:ascii="Arial" w:hAnsi="Arial"/>
                 <w:sz w:val="19"/>
               </w:rPr>
-              <w:t>Vanilla JavaScript (ES6+)</w:t>
+              <w:t>Vanilla JavaScript (ES6+ Modular)</w:t>
             </w:r>
           </w:p>
         </w:tc>
@@ -534,7 +1244,7 @@
                 <w:rFonts w:ascii="Arial" w:hAnsi="Arial"/>
                 <w:sz w:val="19"/>
               </w:rPr>
-              <w:t>Normalización de texto, motor NLP de intenciones, parsing de Markdown y gestión del DOM.</w:t>
+              <w:t>Normalización de texto, motor NLP basado en intenciones semánticas y expresiones regulares, parsing dinámico de Markdown.</w:t>
             </w:r>
           </w:p>
         </w:tc>
@@ -556,7 +1266,7 @@
                 <w:rFonts w:ascii="Arial" w:hAnsi="Arial"/>
                 <w:sz w:val="19"/>
               </w:rPr>
-              <w:t>Iconografía</w:t>
+              <w:t>Iconografía Vectorial</w:t>
             </w:r>
           </w:p>
         </w:tc>
@@ -576,7 +1286,7 @@
                 <w:rFonts w:ascii="Arial" w:hAnsi="Arial"/>
                 <w:sz w:val="19"/>
               </w:rPr>
-              <w:t>Inline SVG Vectors (Phosphor Standard)</w:t>
+              <w:t>SVG Inline (Trazo uniforme a 2px)</w:t>
             </w:r>
           </w:p>
         </w:tc>
@@ -596,7 +1306,7 @@
                 <w:rFonts w:ascii="Arial" w:hAnsi="Arial"/>
                 <w:sz w:val="19"/>
               </w:rPr>
-              <w:t>Iconos vectoriales de trazo uniforme a 2px en lugar de emojis informales.</w:t>
+              <w:t>Iconografía nítida y corporativa que sustituye emojis informales, garantizando coherencia visual técnica en todas las resoluciones.</w:t>
             </w:r>
           </w:p>
         </w:tc>
@@ -618,7 +1328,7 @@
                 <w:rFonts w:ascii="Arial" w:hAnsi="Arial"/>
                 <w:sz w:val="19"/>
               </w:rPr>
-              <w:t>Test Vocacional</w:t>
+              <w:t>Orientador Vocacional</w:t>
             </w:r>
           </w:p>
         </w:tc>
@@ -658,7 +1368,7 @@
                 <w:rFonts w:ascii="Arial" w:hAnsi="Arial"/>
                 <w:sz w:val="19"/>
               </w:rPr>
-              <w:t>Evaluación de 6 factores psicométricos con cálculo de compatibilidad porcentual.</w:t>
+              <w:t>Cuestionario interactivo de 6 reactivos con ponderación matricial y cálculo de compatibilidad porcentual con trofeo de resultado.</w:t>
             </w:r>
           </w:p>
         </w:tc>
@@ -680,7 +1390,7 @@
                 <w:rFonts w:ascii="Arial" w:hAnsi="Arial"/>
                 <w:sz w:val="19"/>
               </w:rPr>
-              <w:t>Síntesis de Voz</w:t>
+              <w:t>Motor de Voz Neural</w:t>
             </w:r>
           </w:p>
         </w:tc>
@@ -700,7 +1410,7 @@
                 <w:rFonts w:ascii="Arial" w:hAnsi="Arial"/>
                 <w:sz w:val="19"/>
               </w:rPr>
-              <w:t>Python edge-tts + Web Speech API</w:t>
+              <w:t>Microsoft Edge TTS (Python) + Web Speech API</w:t>
             </w:r>
           </w:p>
         </w:tc>
@@ -720,7 +1430,7 @@
                 <w:rFonts w:ascii="Arial" w:hAnsi="Arial"/>
                 <w:sz w:val="19"/>
               </w:rPr>
-              <w:t>Generación de voz femenina neural de alta fidelidad (es-ES-ElviraNeural) y fallback nativo.</w:t>
+              <w:t>Síntesis de voz femenina dulce y humana con fallback automático para funcionamiento universal en web estática y servidores locales.</w:t>
             </w:r>
           </w:p>
         </w:tc>
@@ -742,7 +1452,7 @@
                 <w:rFonts w:ascii="Arial" w:hAnsi="Arial"/>
                 <w:sz w:val="19"/>
               </w:rPr>
-              <w:t>Reconocimiento Voz</w:t>
+              <w:t>Reconocimiento Vocal</w:t>
             </w:r>
           </w:p>
         </w:tc>
@@ -782,7 +1492,7 @@
                 <w:rFonts w:ascii="Arial" w:hAnsi="Arial"/>
                 <w:sz w:val="19"/>
               </w:rPr>
-              <w:t>Dictado por micrófono en tiempo real con dialecto peruano (es-PE).</w:t>
+              <w:t>Dictado por voz mediante micrófono en tiempo real con dialecto español de Perú (es-PE) y detección de silencio.</w:t>
             </w:r>
           </w:p>
         </w:tc>
@@ -804,7 +1514,7 @@
                 <w:rFonts w:ascii="Arial" w:hAnsi="Arial"/>
                 <w:sz w:val="19"/>
               </w:rPr>
-              <w:t>Alojamiento Web</w:t>
+              <w:t>Almacenamiento Local</w:t>
             </w:r>
           </w:p>
         </w:tc>
@@ -824,7 +1534,7 @@
                 <w:rFonts w:ascii="Arial" w:hAnsi="Arial"/>
                 <w:sz w:val="19"/>
               </w:rPr>
-              <w:t>GitHub Pages (HTTPS CDN)</w:t>
+              <w:t>Web Storage API (localStorage)</w:t>
             </w:r>
           </w:p>
         </w:tc>
@@ -844,115 +1554,7 @@
                 <w:rFonts w:ascii="Arial" w:hAnsi="Arial"/>
                 <w:sz w:val="19"/>
               </w:rPr>
-              <w:t>Despliegue global en la nube disponible 24/7 de forma gratuita y segura.</w:t>
-            </w:r>
-          </w:p>
-        </w:tc>
-      </w:tr>
-    </w:tbl>
-    <w:p>
-      <w:r>
-        <w:br w:type="page"/>
-      </w:r>
-    </w:p>
-    <w:p>
-      <w:pPr>
-        <w:spacing w:before="360" w:after="120"/>
-      </w:pPr>
-      <w:r>
-        <w:rPr>
-          <w:rFonts w:ascii="Arial" w:hAnsi="Arial"/>
-          <w:b/>
-          <w:color w:val="13357B"/>
-          <w:sz w:val="30"/>
-        </w:rPr>
-        <w:t>4. OFERTA FORMATIVA INSTITUCIONAL</w:t>
-      </w:r>
-    </w:p>
-    <w:p>
-      <w:pPr>
-        <w:spacing w:after="120" w:line="276" w:lineRule="auto"/>
-      </w:pPr>
-      <w:r>
-        <w:rPr>
-          <w:rFonts w:ascii="Arial" w:hAnsi="Arial"/>
-          <w:sz w:val="21"/>
-        </w:rPr>
-        <w:t>Todas las carreras profesionales técnicas tienen una duración de 3 años lectivos (6 semestres académicos), otorgan Título Profesional Técnico a Nombre de la Nación y certificaciones modulares progresivas cada año:</w:t>
-      </w:r>
-    </w:p>
-    <w:tbl>
-      <w:tblPr>
-        <w:tblW w:type="auto" w:w="0"/>
-        <w:jc w:val="center"/>
-        <w:tblLook w:firstColumn="1" w:firstRow="1" w:lastColumn="0" w:lastRow="0" w:noHBand="0" w:noVBand="1" w:val="04A0"/>
-      </w:tblPr>
-      <w:tblGrid>
-        <w:gridCol w:w="3120"/>
-        <w:gridCol w:w="3120"/>
-        <w:gridCol w:w="3120"/>
-      </w:tblGrid>
-      <w:tr>
-        <w:tc>
-          <w:tcPr>
-            <w:tcW w:type="dxa" w:w="3120"/>
-            <w:shd w:fill="13357B"/>
-            <w:tcMar>
-              <w:top w:w="120" w:type="dxa"/>
-              <w:bottom w:w="120" w:type="dxa"/>
-              <w:left w:w="150" w:type="dxa"/>
-              <w:right w:w="150" w:type="dxa"/>
-            </w:tcMar>
-          </w:tcPr>
-          <w:p>
-            <w:r>
-              <w:rPr>
-                <w:b/>
-                <w:color w:val="FFFFFF"/>
-              </w:rPr>
-              <w:t>Carrera Profesional</w:t>
-            </w:r>
-          </w:p>
-        </w:tc>
-        <w:tc>
-          <w:tcPr>
-            <w:tcW w:type="dxa" w:w="3120"/>
-            <w:shd w:fill="13357B"/>
-            <w:tcMar>
-              <w:top w:w="120" w:type="dxa"/>
-              <w:bottom w:w="120" w:type="dxa"/>
-              <w:left w:w="150" w:type="dxa"/>
-              <w:right w:w="150" w:type="dxa"/>
-            </w:tcMar>
-          </w:tcPr>
-          <w:p>
-            <w:r>
-              <w:rPr>
-                <w:b/>
-                <w:color w:val="FFFFFF"/>
-              </w:rPr>
-              <w:t>Enfoque Formativo</w:t>
-            </w:r>
-          </w:p>
-        </w:tc>
-        <w:tc>
-          <w:tcPr>
-            <w:tcW w:type="dxa" w:w="3120"/>
-            <w:shd w:fill="13357B"/>
-            <w:tcMar>
-              <w:top w:w="120" w:type="dxa"/>
-              <w:bottom w:w="120" w:type="dxa"/>
-              <w:left w:w="150" w:type="dxa"/>
-              <w:right w:w="150" w:type="dxa"/>
-            </w:tcMar>
-          </w:tcPr>
-          <w:p>
-            <w:r>
-              <w:rPr>
-                <w:b/>
-                <w:color w:val="FFFFFF"/>
-              </w:rPr>
-              <w:t>Campo Laboral en Paita / Piura</w:t>
+              <w:t>Persistencia del historial de consultas recientes del usuario y preferencias de tema de interfaz.</w:t>
             </w:r>
           </w:p>
         </w:tc>
@@ -974,7 +1576,7 @@
                 <w:rFonts w:ascii="Arial" w:hAnsi="Arial"/>
                 <w:sz w:val="19"/>
               </w:rPr>
-              <w:t>Arquitectura de Plataformas y Servicios TI (APSTI)</w:t>
+              <w:t>Despliegue y CDN</w:t>
             </w:r>
           </w:p>
         </w:tc>
@@ -994,7 +1596,7 @@
                 <w:rFonts w:ascii="Arial" w:hAnsi="Arial"/>
                 <w:sz w:val="19"/>
               </w:rPr>
-              <w:t>Desarrollo de software web y móvil, administración de redes, ciberseguridad, servidores e infraestructura cloud.</w:t>
+              <w:t>GitHub Pages (HTTPS Global)</w:t>
             </w:r>
           </w:p>
         </w:tc>
@@ -1014,193 +1616,7 @@
                 <w:rFonts w:ascii="Arial" w:hAnsi="Arial"/>
                 <w:sz w:val="19"/>
               </w:rPr>
-              <w:t>Desarrollador web/móvil, administrador cloud, soporte TI en agencias aduaneras y empresas portuarias.</w:t>
-            </w:r>
-          </w:p>
-        </w:tc>
-      </w:tr>
-      <w:tr>
-        <w:tc>
-          <w:tcPr>
-            <w:tcW w:type="dxa" w:w="3120"/>
-            <w:tcMar>
-              <w:top w:w="100" w:type="dxa"/>
-              <w:bottom w:w="100" w:type="dxa"/>
-              <w:left w:w="120" w:type="dxa"/>
-              <w:right w:w="120" w:type="dxa"/>
-            </w:tcMar>
-          </w:tcPr>
-          <w:p>
-            <w:r>
-              <w:rPr>
-                <w:rFonts w:ascii="Arial" w:hAnsi="Arial"/>
-                <w:sz w:val="19"/>
-              </w:rPr>
-              <w:t>Administración de Negocios Internacionales (ANI)</w:t>
-            </w:r>
-          </w:p>
-        </w:tc>
-        <w:tc>
-          <w:tcPr>
-            <w:tcW w:type="dxa" w:w="3120"/>
-            <w:tcMar>
-              <w:top w:w="100" w:type="dxa"/>
-              <w:bottom w:w="100" w:type="dxa"/>
-              <w:left w:w="120" w:type="dxa"/>
-              <w:right w:w="120" w:type="dxa"/>
-            </w:tcMar>
-          </w:tcPr>
-          <w:p>
-            <w:r>
-              <w:rPr>
-                <w:rFonts w:ascii="Arial" w:hAnsi="Arial"/>
-                <w:sz w:val="19"/>
-              </w:rPr>
-              <w:t>Estrategias comerciales globales, exportación de productos del norte, aduanas, logística de contenedores y transporte marítimo.</w:t>
-            </w:r>
-          </w:p>
-        </w:tc>
-        <w:tc>
-          <w:tcPr>
-            <w:tcW w:type="dxa" w:w="3120"/>
-            <w:tcMar>
-              <w:top w:w="100" w:type="dxa"/>
-              <w:bottom w:w="100" w:type="dxa"/>
-              <w:left w:w="120" w:type="dxa"/>
-              <w:right w:w="120" w:type="dxa"/>
-            </w:tcMar>
-          </w:tcPr>
-          <w:p>
-            <w:r>
-              <w:rPr>
-                <w:rFonts w:ascii="Arial" w:hAnsi="Arial"/>
-                <w:sz w:val="19"/>
-              </w:rPr>
-              <w:t>Agencias marítimas y de aduanas en el Puerto de Paita, almacenes fiscales y empresas exportadoras.</w:t>
-            </w:r>
-          </w:p>
-        </w:tc>
-      </w:tr>
-      <w:tr>
-        <w:tc>
-          <w:tcPr>
-            <w:tcW w:type="dxa" w:w="3120"/>
-            <w:tcMar>
-              <w:top w:w="100" w:type="dxa"/>
-              <w:bottom w:w="100" w:type="dxa"/>
-              <w:left w:w="120" w:type="dxa"/>
-              <w:right w:w="120" w:type="dxa"/>
-            </w:tcMar>
-          </w:tcPr>
-          <w:p>
-            <w:r>
-              <w:rPr>
-                <w:rFonts w:ascii="Arial" w:hAnsi="Arial"/>
-                <w:sz w:val="19"/>
-              </w:rPr>
-              <w:t>Contabilidad</w:t>
-            </w:r>
-          </w:p>
-        </w:tc>
-        <w:tc>
-          <w:tcPr>
-            <w:tcW w:type="dxa" w:w="3120"/>
-            <w:tcMar>
-              <w:top w:w="100" w:type="dxa"/>
-              <w:bottom w:w="100" w:type="dxa"/>
-              <w:left w:w="120" w:type="dxa"/>
-              <w:right w:w="120" w:type="dxa"/>
-            </w:tcMar>
-          </w:tcPr>
-          <w:p>
-            <w:r>
-              <w:rPr>
-                <w:rFonts w:ascii="Arial" w:hAnsi="Arial"/>
-                <w:sz w:val="19"/>
-              </w:rPr>
-              <w:t>Gestión tributaria (SUNAT), formulación de estados financieros, libros electrónicos, auditoría y costos empresariales.</w:t>
-            </w:r>
-          </w:p>
-        </w:tc>
-        <w:tc>
-          <w:tcPr>
-            <w:tcW w:type="dxa" w:w="3120"/>
-            <w:tcMar>
-              <w:top w:w="100" w:type="dxa"/>
-              <w:bottom w:w="100" w:type="dxa"/>
-              <w:left w:w="120" w:type="dxa"/>
-              <w:right w:w="120" w:type="dxa"/>
-            </w:tcMar>
-          </w:tcPr>
-          <w:p>
-            <w:r>
-              <w:rPr>
-                <w:rFonts w:ascii="Arial" w:hAnsi="Arial"/>
-                <w:sz w:val="19"/>
-              </w:rPr>
-              <w:t>Estudios contables, entidades bancarias (Banco de la Nación, Cajas Piura), hospitales, municipios y MYPES.</w:t>
-            </w:r>
-          </w:p>
-        </w:tc>
-      </w:tr>
-      <w:tr>
-        <w:tc>
-          <w:tcPr>
-            <w:tcW w:type="dxa" w:w="3120"/>
-            <w:tcMar>
-              <w:top w:w="100" w:type="dxa"/>
-              <w:bottom w:w="100" w:type="dxa"/>
-              <w:left w:w="120" w:type="dxa"/>
-              <w:right w:w="120" w:type="dxa"/>
-            </w:tcMar>
-          </w:tcPr>
-          <w:p>
-            <w:r>
-              <w:rPr>
-                <w:rFonts w:ascii="Arial" w:hAnsi="Arial"/>
-                <w:sz w:val="19"/>
-              </w:rPr>
-              <w:t>Desarrollo Pesquero y Acuícola (DPA)</w:t>
-            </w:r>
-          </w:p>
-        </w:tc>
-        <w:tc>
-          <w:tcPr>
-            <w:tcW w:type="dxa" w:w="3120"/>
-            <w:tcMar>
-              <w:top w:w="100" w:type="dxa"/>
-              <w:bottom w:w="100" w:type="dxa"/>
-              <w:left w:w="120" w:type="dxa"/>
-              <w:right w:w="120" w:type="dxa"/>
-            </w:tcMar>
-          </w:tcPr>
-          <w:p>
-            <w:r>
-              <w:rPr>
-                <w:rFonts w:ascii="Arial" w:hAnsi="Arial"/>
-                <w:sz w:val="19"/>
-              </w:rPr>
-              <w:t>Cultivo de conchas de abanico y langostinos, faenas de navegación pesquera, procesamiento industrial e inocuidad alimentaria (HACCP).</w:t>
-            </w:r>
-          </w:p>
-        </w:tc>
-        <w:tc>
-          <w:tcPr>
-            <w:tcW w:type="dxa" w:w="3120"/>
-            <w:tcMar>
-              <w:top w:w="100" w:type="dxa"/>
-              <w:bottom w:w="100" w:type="dxa"/>
-              <w:left w:w="120" w:type="dxa"/>
-              <w:right w:w="120" w:type="dxa"/>
-            </w:tcMar>
-          </w:tcPr>
-          <w:p>
-            <w:r>
-              <w:rPr>
-                <w:rFonts w:ascii="Arial" w:hAnsi="Arial"/>
-                <w:sz w:val="19"/>
-              </w:rPr>
-              <w:t>Supervisores QA/QC en plantas congeladoras y conserveras de Paita, criaderos acuícolas e inspectores sanitarios.</w:t>
+              <w:t>Alojamiento en la nube con disponibilidad permanente 24/7, certificado SSL activo y CDN de alta velocidad.</w:t>
             </w:r>
           </w:p>
         </w:tc>
@@ -1215,23 +1631,9 @@
           <w:rFonts w:ascii="Arial" w:hAnsi="Arial"/>
           <w:b/>
           <w:color w:val="13357B"/>
-          <w:sz w:val="30"/>
+          <w:sz w:val="28"/>
         </w:rPr>
-        <w:t>5. PROCEDIMIENTOS DE MATRÍCULA Y REGISTRO DE PAGOS</w:t>
-      </w:r>
-    </w:p>
-    <w:p>
-      <w:pPr>
-        <w:spacing w:before="240" w:after="80"/>
-      </w:pPr>
-      <w:r>
-        <w:rPr>
-          <w:rFonts w:ascii="Arial" w:hAnsi="Arial"/>
-          <w:b/>
-          <w:color w:val="2563EB"/>
-          <w:sz w:val="25"/>
-        </w:rPr>
-        <w:t>5.1. Matrícula y Gratuidad de la Enseñanza</w:t>
+        <w:t>7. MOTOR DE HUMANIZACIÓN VOCAL FEMENINA Y DICTADO</w:t>
       </w:r>
     </w:p>
     <w:p>
@@ -1241,23 +1643,10 @@
       <w:r>
         <w:rPr>
           <w:rFonts w:ascii="Arial" w:hAnsi="Arial"/>
+          <w:color w:val="1E293B"/>
           <w:sz w:val="21"/>
         </w:rPr>
-        <w:t>Por ser una institución pública estatal supervisada por el Ministerio de Educación (MINEDU) y la Dirección Regional de Educación de Piura (DREP), no existen pensiones mensuales. Los estudiantes únicamente abonan una tasa administrativa semestral conforme al TUPA institucional (aproximadamente S/ 150 a S/ 250 por ciclo de 6 meses completo).</w:t>
-      </w:r>
-    </w:p>
-    <w:p>
-      <w:pPr>
-        <w:spacing w:before="240" w:after="80"/>
-      </w:pPr>
-      <w:r>
-        <w:rPr>
-          <w:rFonts w:ascii="Arial" w:hAnsi="Arial"/>
-          <w:b/>
-          <w:color w:val="2563EB"/>
-          <w:sz w:val="25"/>
-        </w:rPr>
-        <w:t>5.2. Protocolo de Registro de Vouchers</w:t>
+        <w:t>Uno de los mayores logros del proyecto es la humanización de la voz de HercarIA, eliminando cualquier sensación de sintetizador robótico antiguo:</w:t>
       </w:r>
     </w:p>
     <w:p>
@@ -1269,16 +1658,18 @@
         <w:rPr>
           <w:rFonts w:ascii="Arial" w:hAnsi="Arial"/>
           <w:b/>
+          <w:color w:val="1E293B"/>
           <w:sz w:val="21"/>
         </w:rPr>
-        <w:t xml:space="preserve">Paso 1: </w:t>
+        <w:t xml:space="preserve">Calibración Acústica Agradable y Femenina: </w:t>
       </w:r>
       <w:r>
         <w:rPr>
           <w:rFonts w:ascii="Arial" w:hAnsi="Arial"/>
+          <w:color w:val="1E293B"/>
           <w:sz w:val="21"/>
         </w:rPr>
-        <w:t>El usuario realiza el depósito en el Banco de la Nación (ventanilla o Agente MultiRed) y conserva el comprobante.</w:t>
+        <w:t>Se calibró la tasa de velocidad en 0.93 y el tono (pitch) en 1.05. Este ajuste acústico produce una cadencia pausada, melodiosa, suave y natural, ideal para la atención y orientación vocacional.</w:t>
       </w:r>
     </w:p>
     <w:p>
@@ -1290,16 +1681,18 @@
         <w:rPr>
           <w:rFonts w:ascii="Arial" w:hAnsi="Arial"/>
           <w:b/>
+          <w:color w:val="1E293B"/>
           <w:sz w:val="21"/>
         </w:rPr>
-        <w:t xml:space="preserve">Paso 2: </w:t>
+        <w:t xml:space="preserve">Supresión Total de Sintaxis Markdown y Asteriscos: </w:t>
       </w:r>
       <w:r>
         <w:rPr>
           <w:rFonts w:ascii="Arial" w:hAnsi="Arial"/>
+          <w:color w:val="1E293B"/>
           <w:sz w:val="21"/>
         </w:rPr>
-        <w:t>Accede a la plataforma oficial: https://pagos.ieshercar.edu.pe/</w:t>
+        <w:t>Se diseñó un filtro de limpieza previa (regex) que erradica por completo la pronunciación de asteriscos (**), guiones, numerales (#), barras y tablas. La voz habla con lenguaje conversacional limpio mientras la pantalla muestra el texto formateado con viñetas y negritas.</w:t>
       </w:r>
     </w:p>
     <w:p>
@@ -1311,16 +1704,18 @@
         <w:rPr>
           <w:rFonts w:ascii="Arial" w:hAnsi="Arial"/>
           <w:b/>
+          <w:color w:val="1E293B"/>
           <w:sz w:val="21"/>
         </w:rPr>
-        <w:t xml:space="preserve">Paso 3: </w:t>
+        <w:t xml:space="preserve">Normalización Fonética de Siglas Institucionales: </w:t>
       </w:r>
       <w:r>
         <w:rPr>
           <w:rFonts w:ascii="Arial" w:hAnsi="Arial"/>
+          <w:color w:val="1E293B"/>
           <w:sz w:val="21"/>
         </w:rPr>
-        <w:t>Ingresa su número de DNI para autenticarse en el sistema.</w:t>
+        <w:t>El preprocesador vocal traduce términos técnicos antes de llegar al sintetizador: "APSTI" se modula fonéticamente como "Ápsti" o "Arquitectura de Plataformas y Servicios TI", "ANI" como "Ani", "DPA" como "D P A", "S/ 150" como "150 soles", "IESTP" como "Instituto", y "SUNAT" como "Sunat".</w:t>
       </w:r>
     </w:p>
     <w:p>
@@ -1332,16 +1727,18 @@
         <w:rPr>
           <w:rFonts w:ascii="Arial" w:hAnsi="Arial"/>
           <w:b/>
+          <w:color w:val="1E293B"/>
           <w:sz w:val="21"/>
         </w:rPr>
-        <w:t xml:space="preserve">Paso 4: </w:t>
+        <w:t xml:space="preserve">Priorización Inteligente de Voces Femeninas: </w:t>
       </w:r>
       <w:r>
         <w:rPr>
           <w:rFonts w:ascii="Arial" w:hAnsi="Arial"/>
+          <w:color w:val="1E293B"/>
           <w:sz w:val="21"/>
         </w:rPr>
-        <w:t>Selecciona el concepto (Matrícula, Examen de Admisión o Trámite) y digita el Número de Operación, Fecha y Monto.</w:t>
+        <w:t>En la versión web (GitHub Pages y celulares), el sistema analiza las voces instaladas en el dispositivo y selecciona prioritariamente voces dulces en español (Dalia, Camila, Salome, Elvira, Sabina).</w:t>
       </w:r>
     </w:p>
     <w:p>
@@ -1353,16 +1750,18 @@
         <w:rPr>
           <w:rFonts w:ascii="Arial" w:hAnsi="Arial"/>
           <w:b/>
+          <w:color w:val="1E293B"/>
           <w:sz w:val="21"/>
         </w:rPr>
-        <w:t xml:space="preserve">Paso 5: </w:t>
+        <w:t xml:space="preserve">Módulo de Audio Desplegable Popover: </w:t>
       </w:r>
       <w:r>
         <w:rPr>
           <w:rFonts w:ascii="Arial" w:hAnsi="Arial"/>
+          <w:color w:val="1E293B"/>
           <w:sz w:val="21"/>
         </w:rPr>
-        <w:t>Adjunta el archivo o foto del voucher legible y confirma el registro.</w:t>
+        <w:t>En la cabecera superior se incluye el botón minimalista "[ 🔊 🟢 Voz ]". Al hacer clic, despliega un panel flotante donde el usuario puede activar/desactivar la voz, elegir su voz favorita y probar la entonación con el botón "Probar Voz".</w:t>
       </w:r>
     </w:p>
     <w:p>
@@ -1374,16 +1773,18 @@
         <w:rPr>
           <w:rFonts w:ascii="Arial" w:hAnsi="Arial"/>
           <w:b/>
+          <w:color w:val="1E293B"/>
           <w:sz w:val="21"/>
         </w:rPr>
-        <w:t xml:space="preserve">Paso 6: </w:t>
+        <w:t xml:space="preserve">Cancelación Instantánea de Ecos y Ruidos: </w:t>
       </w:r>
       <w:r>
         <w:rPr>
           <w:rFonts w:ascii="Arial" w:hAnsi="Arial"/>
+          <w:color w:val="1E293B"/>
           <w:sz w:val="21"/>
         </w:rPr>
-        <w:t>Descarga la boleta electrónica oficial desde: https://sistema.ieshercar.com/Consulta_Boletas/index.php</w:t>
+        <w:t>Se programó la interrupción inmediata de la síntesis vocal al presionar la tecla Escape, al dar clic en el campo de texto o al enviar una nueva consulta, evitando la superposición molesta de audios.</w:t>
       </w:r>
     </w:p>
     <w:p>
@@ -1395,9 +1796,9 @@
           <w:rFonts w:ascii="Arial" w:hAnsi="Arial"/>
           <w:b/>
           <w:color w:val="13357B"/>
-          <w:sz w:val="30"/>
+          <w:sz w:val="28"/>
         </w:rPr>
-        <w:t>6. MEMORIA DE DESARROLLO: CÓMO SE CONSTRUYÓ HERCARTIA</w:t>
+        <w:t>8. REDISEÑO ERGONÓMICO DE LA INTERFAZ DE USUARIO (UI/UX)</w:t>
       </w:r>
     </w:p>
     <w:p>
@@ -1407,23 +1808,10 @@
       <w:r>
         <w:rPr>
           <w:rFonts w:ascii="Arial" w:hAnsi="Arial"/>
+          <w:color w:val="1E293B"/>
           <w:sz w:val="21"/>
         </w:rPr>
-        <w:t>El desarrollo de HercarIA se llevó a cabo siguiendo una metodología ágil de ingeniería de software orientada a prototipado rápido, alta fidelidad visual y optimización de rendimiento. A continuación se desglosan las fases de construcción:</w:t>
-      </w:r>
-    </w:p>
-    <w:p>
-      <w:pPr>
-        <w:spacing w:before="240" w:after="80"/>
-      </w:pPr>
-      <w:r>
-        <w:rPr>
-          <w:rFonts w:ascii="Arial" w:hAnsi="Arial"/>
-          <w:b/>
-          <w:color w:val="2563EB"/>
-          <w:sz w:val="25"/>
-        </w:rPr>
-        <w:t>Fase 1: Extracción y Estructuración de Conocimiento Institucional</w:t>
+        <w:t>Para brindar una experiencia óptima al usuario, se rediseñó la distribución de los componentes eliminando saturaciones visuales:</w:t>
       </w:r>
     </w:p>
     <w:p>
@@ -1435,16 +1823,18 @@
         <w:rPr>
           <w:rFonts w:ascii="Arial" w:hAnsi="Arial"/>
           <w:b/>
+          <w:color w:val="1E293B"/>
           <w:sz w:val="21"/>
         </w:rPr>
-        <w:t xml:space="preserve">Recopilación de Fuentes Oficiales: </w:t>
+        <w:t xml:space="preserve">Menú Lateral Limpio estilo ChatGPT: </w:t>
       </w:r>
       <w:r>
         <w:rPr>
           <w:rFonts w:ascii="Arial" w:hAnsi="Arial"/>
+          <w:color w:val="1E293B"/>
           <w:sz w:val="21"/>
         </w:rPr>
-        <w:t>Se realizó un relevamiento minucioso de la web oficial ieshercar.edu.pe, portales de pago (pagos.ieshercar.edu.pe), sistema de boletas y el TUPA del instituto.</w:t>
+        <w:t>El menú lateral (Sidebar) se reservó exclusivamente para las acciones de navegación fundamentales: botón destacado "+ Nueva Conversación", acceso rápido a "Test Vocacional", lista de "Consultas Recientes" y conmutador de "Modo Oscuro".</w:t>
       </w:r>
     </w:p>
     <w:p>
@@ -1456,30 +1846,18 @@
         <w:rPr>
           <w:rFonts w:ascii="Arial" w:hAnsi="Arial"/>
           <w:b/>
+          <w:color w:val="1E293B"/>
           <w:sz w:val="21"/>
         </w:rPr>
-        <w:t xml:space="preserve">Categorización Ontológica: </w:t>
+        <w:t xml:space="preserve">Botones de Utilidad en Cabecera Superior: </w:t>
       </w:r>
       <w:r>
         <w:rPr>
           <w:rFonts w:ascii="Arial" w:hAnsi="Arial"/>
+          <w:color w:val="1E293B"/>
           <w:sz w:val="21"/>
         </w:rPr>
-        <w:t>La información se estructuró en js/knowledge.js bajo tópicos bien diferenciados: Identidad histórica y héroes patronos Cárcamo, las 4 carreras técnicas, requisitos de admisión y fechas, estructura de costos públicos (gratuidad de enseñanza) y guía de trámites de Mesa de Partes.</w:t>
-      </w:r>
-    </w:p>
-    <w:p>
-      <w:pPr>
-        <w:spacing w:before="240" w:after="80"/>
-      </w:pPr>
-      <w:r>
-        <w:rPr>
-          <w:rFonts w:ascii="Arial" w:hAnsi="Arial"/>
-          <w:b/>
-          <w:color w:val="2563EB"/>
-          <w:sz w:val="25"/>
-        </w:rPr>
-        <w:t>Fase 2: Diseño de Experiencia de Usuario (UI/UX) Estilo ChatGPT</w:t>
+        <w:t>Las funciones operativas se trasladaron a la esquina superior derecha del encabezado, junto al selector de voz: el botón "Guardar Chat" (descarga la transcripción en un archivo .txt con membrete oficial) y el botón "Borrar Chat" (reinicia la sesión de diálogo de manera segura).</w:t>
       </w:r>
     </w:p>
     <w:p>
@@ -1491,16 +1869,18 @@
         <w:rPr>
           <w:rFonts w:ascii="Arial" w:hAnsi="Arial"/>
           <w:b/>
+          <w:color w:val="1E293B"/>
           <w:sz w:val="21"/>
         </w:rPr>
-        <w:t xml:space="preserve">Estructura Visual: </w:t>
+        <w:t xml:space="preserve">Barra de Píldoras de Acceso Rápido (Chips): </w:t>
       </w:r>
       <w:r>
         <w:rPr>
           <w:rFonts w:ascii="Arial" w:hAnsi="Arial"/>
+          <w:color w:val="1E293B"/>
           <w:sz w:val="21"/>
         </w:rPr>
-        <w:t>Se adoptó una maquetación en pantalla completa con barra lateral colapsable, contenedor central conversacional y una portada de bienvenida ("¿Qué deseas consultar hoy?") que contextualiza al visitante.</w:t>
+        <w:t>Directamente sobre el cuadro de entrada de texto se dispuso una barra horizontal con chips interactivos ("Las 4 Carreras Técnicas", "Registro de Pagos", "Matrícula y Costos 2026", "Mesa de Partes Virtual", "Ubicación y Contacto"). Al presionar un chip, la consulta se envía inmediatamente al chat sin necesidad de teclear.</w:t>
       </w:r>
     </w:p>
     <w:p>
@@ -1512,16 +1892,45 @@
         <w:rPr>
           <w:rFonts w:ascii="Arial" w:hAnsi="Arial"/>
           <w:b/>
+          <w:color w:val="1E293B"/>
           <w:sz w:val="21"/>
         </w:rPr>
-        <w:t xml:space="preserve">Estandarización Iconográfica: </w:t>
+        <w:t xml:space="preserve">Navegación Adaptativa de 3 Líneas: </w:t>
       </w:r>
       <w:r>
         <w:rPr>
           <w:rFonts w:ascii="Arial" w:hAnsi="Arial"/>
+          <w:color w:val="1E293B"/>
           <w:sz w:val="21"/>
         </w:rPr>
-        <w:t>Se reemplazaron emojis heterogéneos por una librería unificada de iconos vectoriales SVG con trazo de 2px, garantizando un aspecto sobrio y corporativo.</w:t>
+        <w:t>En computadoras de escritorio, el icono de menú colapsa la barra lateral para otorgar el 100% de la pantalla a la conversación. En teléfonos inteligentes, abre un Drawer deslizante con fondo oscuro translúcido y botón táctil de cierre.</w:t>
+      </w:r>
+    </w:p>
+    <w:p>
+      <w:pPr>
+        <w:spacing w:before="360" w:after="120"/>
+      </w:pPr>
+      <w:r>
+        <w:rPr>
+          <w:rFonts w:ascii="Arial" w:hAnsi="Arial"/>
+          <w:b/>
+          <w:color w:val="13357B"/>
+          <w:sz w:val="28"/>
+        </w:rPr>
+        <w:t>9. TEST VOCACIONAL PSICOMÉTRICO INTERACTIVO</w:t>
+      </w:r>
+    </w:p>
+    <w:p>
+      <w:pPr>
+        <w:spacing w:after="120" w:line="276" w:lineRule="auto"/>
+      </w:pPr>
+      <w:r>
+        <w:rPr>
+          <w:rFonts w:ascii="Arial" w:hAnsi="Arial"/>
+          <w:color w:val="1E293B"/>
+          <w:sz w:val="21"/>
+        </w:rPr>
+        <w:t>El sistema incorpora un orientador vocacional desarrollado en js/test_vocacional.js que diagnostica la inclinación profesional del postulante mediante 6 reactivos interactivos:</w:t>
       </w:r>
     </w:p>
     <w:p>
@@ -1533,30 +1942,18 @@
         <w:rPr>
           <w:rFonts w:ascii="Arial" w:hAnsi="Arial"/>
           <w:b/>
+          <w:color w:val="1E293B"/>
           <w:sz w:val="21"/>
         </w:rPr>
-        <w:t xml:space="preserve">Identidad Visual Institucional: </w:t>
+        <w:t xml:space="preserve">Pregunta 1 (Intereses Naturales): </w:t>
       </w:r>
       <w:r>
         <w:rPr>
           <w:rFonts w:ascii="Arial" w:hAnsi="Arial"/>
+          <w:color w:val="1E293B"/>
           <w:sz w:val="21"/>
         </w:rPr>
-        <w:t>Se aplicó la paleta cromática oficial: Azul Marino (#13357b), Azul Eléctrico (#2563eb) y Acentos Ámbar (#f59e0b), complementado con soporte de Tema Oscuro (Dark Mode).</w:t>
-      </w:r>
-    </w:p>
-    <w:p>
-      <w:pPr>
-        <w:spacing w:before="240" w:after="80"/>
-      </w:pPr>
-      <w:r>
-        <w:rPr>
-          <w:rFonts w:ascii="Arial" w:hAnsi="Arial"/>
-          <w:b/>
-          <w:color w:val="2563EB"/>
-          <w:sz w:val="25"/>
-        </w:rPr>
-        <w:t>Fase 3: Desarrollo del Test Vocacional Interactivo</w:t>
+        <w:t>Indaga sobre actividades predilectas en tiempo libre (resolver problemas tecnológicos, coordinar proyectos comerciales, organizar finanzas o explorar la fauna marina).</w:t>
       </w:r>
     </w:p>
     <w:p>
@@ -1568,16 +1965,18 @@
         <w:rPr>
           <w:rFonts w:ascii="Arial" w:hAnsi="Arial"/>
           <w:b/>
+          <w:color w:val="1E293B"/>
           <w:sz w:val="21"/>
         </w:rPr>
-        <w:t xml:space="preserve">Algoritmo de Compatibilidad: </w:t>
+        <w:t xml:space="preserve">Pregunta 2 (Entorno Laboral Deseado): </w:t>
       </w:r>
       <w:r>
         <w:rPr>
           <w:rFonts w:ascii="Arial" w:hAnsi="Arial"/>
+          <w:color w:val="1E293B"/>
           <w:sz w:val="21"/>
         </w:rPr>
-        <w:t>Se implementó en js/test_vocacional.js un cuestionario interactivo de 6 reactivos con opciones múltiples que evalúan afinidad hacia software y redes (APSTI), logística y puertos (ANI), finanzas y tributos (Contabilidad) o recursos marinos y pesquería (DPA).</w:t>
+        <w:t>Evalúa el ambiente de trabajo preferido (oficinas tecnológicas con servidores, agencias aduaneras portuarias, despachos tributarios o plantas de procesamiento y embarcaciones).</w:t>
       </w:r>
     </w:p>
     <w:p>
@@ -1589,30 +1988,18 @@
         <w:rPr>
           <w:rFonts w:ascii="Arial" w:hAnsi="Arial"/>
           <w:b/>
+          <w:color w:val="1E293B"/>
           <w:sz w:val="21"/>
         </w:rPr>
-        <w:t xml:space="preserve">Cálculo Dinámico: </w:t>
+        <w:t xml:space="preserve">Pregunta 3 (Habilidades Destacadas): </w:t>
       </w:r>
       <w:r>
         <w:rPr>
           <w:rFonts w:ascii="Arial" w:hAnsi="Arial"/>
+          <w:color w:val="1E293B"/>
           <w:sz w:val="21"/>
         </w:rPr>
-        <w:t>Al finalizar las 6 preguntas, el algoritmo calcula el porcentaje de compatibilidad relativa y presenta una tarjeta destacada con trofeo dorado y sugerencias de inserción profesional.</w:t>
-      </w:r>
-    </w:p>
-    <w:p>
-      <w:pPr>
-        <w:spacing w:before="240" w:after="80"/>
-      </w:pPr>
-      <w:r>
-        <w:rPr>
-          <w:rFonts w:ascii="Arial" w:hAnsi="Arial"/>
-          <w:b/>
-          <w:color w:val="2563EB"/>
-          <w:sz w:val="25"/>
-        </w:rPr>
-        <w:t>Fase 4: Motor de Voz Femenina Neural Peruana y Dictado por Micrófono</w:t>
+        <w:t>Mide competencias autopercibidas (pensamiento analítico y algoritmos, negociación persuasiva, exactitud numérica y orden, o destreza biológica y trabajo en campo).</w:t>
       </w:r>
     </w:p>
     <w:p>
@@ -1624,16 +2011,18 @@
         <w:rPr>
           <w:rFonts w:ascii="Arial" w:hAnsi="Arial"/>
           <w:b/>
+          <w:color w:val="1E293B"/>
           <w:sz w:val="21"/>
         </w:rPr>
-        <w:t xml:space="preserve">Voz Neural Camila (Perú): </w:t>
+        <w:t xml:space="preserve">Pregunta 4 (Motivación Profesional): </w:t>
       </w:r>
       <w:r>
         <w:rPr>
           <w:rFonts w:ascii="Arial" w:hAnsi="Arial"/>
+          <w:color w:val="1E293B"/>
           <w:sz w:val="21"/>
         </w:rPr>
-        <w:t>Se adoptó como estándar principal es-PE-CamilaNeural a través de Microsoft Edge TTS, garantizando una entonación dulce, natural y con fonética propia del Perú para la comunidad de Paita y Piura.</w:t>
+        <w:t>Analiza metas de vida (crear soluciones de software para empresas, impulsar exportaciones regionales hacia mercados globales, liderar la administración contable de grandes corporaciones o innovar en la maricultura sostenible).</w:t>
       </w:r>
     </w:p>
     <w:p>
@@ -1645,16 +2034,18 @@
         <w:rPr>
           <w:rFonts w:ascii="Arial" w:hAnsi="Arial"/>
           <w:b/>
+          <w:color w:val="1E293B"/>
           <w:sz w:val="21"/>
         </w:rPr>
-        <w:t xml:space="preserve">Normalización Fonética Especializada: </w:t>
+        <w:t xml:space="preserve">Pregunta 5 (Resolución de Conflictos): </w:t>
       </w:r>
       <w:r>
         <w:rPr>
           <w:rFonts w:ascii="Arial" w:hAnsi="Arial"/>
+          <w:color w:val="1E293B"/>
           <w:sz w:val="21"/>
         </w:rPr>
-        <w:t>Se incorporó un preprocesador que traduce siglas antes de la síntesis (I.E.S.T.P. a "Instituto", S/ 150 a "150 soles", APSTI a "A P S T I"), eliminando pausas forzadas o lecturas fragmentadas.</w:t>
+        <w:t>Evalúa el estilo de respuesta ante desafíos cotidianos.</w:t>
       </w:r>
     </w:p>
     <w:p>
@@ -1666,16 +2057,58 @@
         <w:rPr>
           <w:rFonts w:ascii="Arial" w:hAnsi="Arial"/>
           <w:b/>
+          <w:color w:val="1E293B"/>
           <w:sz w:val="21"/>
         </w:rPr>
-        <w:t xml:space="preserve">Segmentación Inteligente por Expresiones Regulares: </w:t>
+        <w:t xml:space="preserve">Pregunta 6 (Visión de Futuro en Paita): </w:t>
       </w:r>
       <w:r>
         <w:rPr>
           <w:rFonts w:ascii="Arial" w:hAnsi="Arial"/>
+          <w:color w:val="1E293B"/>
           <w:sz w:val="21"/>
         </w:rPr>
-        <w:t>Se reemplazó la división simplista por puntos por un parser de oraciones completas que une frases coherentes hasta 320 caracteres, garantizando fluidez total.</w:t>
+        <w:t>Conecta las aspiraciones personales con las oportunidades laborales tangibles del puerto de Paita y la Región Piura.</w:t>
+      </w:r>
+    </w:p>
+    <w:p>
+      <w:pPr>
+        <w:spacing w:after="120" w:line="276" w:lineRule="auto"/>
+      </w:pPr>
+      <w:r>
+        <w:rPr>
+          <w:rFonts w:ascii="Arial" w:hAnsi="Arial"/>
+          <w:color w:val="1E293B"/>
+          <w:sz w:val="21"/>
+        </w:rPr>
+        <w:t>Al culminar la evaluación, el algoritmo calcula el porcentaje de afinidad de las 4 carreras, presenta una tarjeta interactiva con trofeo dorado, detalla el campo laboral en la región y ofrece botones de acción para revisar la malla curricular o conocer los requisitos de matrícula.</w:t>
+      </w:r>
+    </w:p>
+    <w:p>
+      <w:pPr>
+        <w:spacing w:before="360" w:after="120"/>
+      </w:pPr>
+      <w:r>
+        <w:rPr>
+          <w:rFonts w:ascii="Arial" w:hAnsi="Arial"/>
+          <w:b/>
+          <w:color w:val="13357B"/>
+          <w:sz w:val="28"/>
+        </w:rPr>
+        <w:t>10. MEMORIA DE CONSTRUCCIÓN PASO A PASO</w:t>
+      </w:r>
+    </w:p>
+    <w:p>
+      <w:pPr>
+        <w:spacing w:after="120" w:line="276" w:lineRule="auto"/>
+      </w:pPr>
+      <w:r>
+        <w:rPr>
+          <w:rFonts w:ascii="Arial" w:hAnsi="Arial"/>
+          <w:color w:val="1E293B"/>
+          <w:sz w:val="21"/>
+        </w:rPr>
+        <w:t>El desarrollo de HercarIA se ejecutó siguiendo 6 fases sistemáticas:</w:t>
       </w:r>
     </w:p>
     <w:p>
@@ -1687,16 +2120,18 @@
         <w:rPr>
           <w:rFonts w:ascii="Arial" w:hAnsi="Arial"/>
           <w:b/>
+          <w:color w:val="1E293B"/>
           <w:sz w:val="21"/>
         </w:rPr>
-        <w:t xml:space="preserve">Control de Silenciamiento Inmediato: </w:t>
+        <w:t xml:space="preserve">Fase 1 (Recopilación e Ingeniería de Conocimiento): </w:t>
       </w:r>
       <w:r>
         <w:rPr>
           <w:rFonts w:ascii="Arial" w:hAnsi="Arial"/>
+          <w:color w:val="1E293B"/>
           <w:sz w:val="21"/>
         </w:rPr>
-        <w:t>Se programó la interrupción instantánea de audio mediante tecla Escape, clic en entrada de texto o activación del botón de silenciar, evitando solapamientos sonoros.</w:t>
+        <w:t>Extracción sistemática de datos desde el portal web oficial ieshercar.edu.pe, TUPA vigente, plataforma de pagos (pagos.ieshercar.edu.pe) y sistema de boletas electrónicas.</w:t>
       </w:r>
     </w:p>
     <w:p>
@@ -1708,30 +2143,18 @@
         <w:rPr>
           <w:rFonts w:ascii="Arial" w:hAnsi="Arial"/>
           <w:b/>
+          <w:color w:val="1E293B"/>
           <w:sz w:val="21"/>
         </w:rPr>
-        <w:t xml:space="preserve">Entrada por Micrófono (STT): </w:t>
+        <w:t xml:space="preserve">Fase 2 (Maquetación y Diseño Visual ChatGPT): </w:t>
       </w:r>
       <w:r>
         <w:rPr>
           <w:rFonts w:ascii="Arial" w:hAnsi="Arial"/>
+          <w:color w:val="1E293B"/>
           <w:sz w:val="21"/>
         </w:rPr>
-        <w:t>Se añadió reconocimiento de voz en tiempo real con indicador visual de ondas concéntricas (ripple pulse).</w:t>
-      </w:r>
-    </w:p>
-    <w:p>
-      <w:pPr>
-        <w:spacing w:before="240" w:after="80"/>
-      </w:pPr>
-      <w:r>
-        <w:rPr>
-          <w:rFonts w:ascii="Arial" w:hAnsi="Arial"/>
-          <w:b/>
-          <w:color w:val="2563EB"/>
-          <w:sz w:val="25"/>
-        </w:rPr>
-        <w:t>Fase 5: Navegación Adaptativa y Control de Conversación</w:t>
+        <w:t>Creación de index.html y css/styles.css con maquetación flexible en pantalla completa, portada hero con tarjetas explicativas y soporte completo para modo oscuro y claro.</w:t>
       </w:r>
     </w:p>
     <w:p>
@@ -1743,16 +2166,18 @@
         <w:rPr>
           <w:rFonts w:ascii="Arial" w:hAnsi="Arial"/>
           <w:b/>
+          <w:color w:val="1E293B"/>
           <w:sz w:val="21"/>
         </w:rPr>
-        <w:t xml:space="preserve">Menú Responsivo de 3 Líneas: </w:t>
+        <w:t xml:space="preserve">Fase 3 (Desarrollo del Motor NLP en JavaScript): </w:t>
       </w:r>
       <w:r>
         <w:rPr>
           <w:rFonts w:ascii="Arial" w:hAnsi="Arial"/>
+          <w:color w:val="1E293B"/>
           <w:sz w:val="21"/>
         </w:rPr>
-        <w:t>En pantallas de escritorio (Desktop), el botón de 3 líneas colapsa suavemente el menú lateral hacia la izquierda (-280px), otorgando el 100% de la pantalla al chat conversacional estilo ChatGPT. En dispositivos móviles y tabletas, despliega un cajón lateral (Drawer) con telón oscuro translúcido (overlay) y botón de cierre táctil.</w:t>
+        <w:t>Programación de js/app.js para detectar intenciones de usuario sobre requisitos, gratuidad, carreras, convalidaciones, títulos oficiales y horarios, aplicando normalización de cadenas de texto.</w:t>
       </w:r>
     </w:p>
     <w:p>
@@ -1764,16 +2189,18 @@
         <w:rPr>
           <w:rFonts w:ascii="Arial" w:hAnsi="Arial"/>
           <w:b/>
+          <w:color w:val="1E293B"/>
           <w:sz w:val="21"/>
         </w:rPr>
-        <w:t xml:space="preserve">Función Guardar Registro de Chat: </w:t>
+        <w:t xml:space="preserve">Fase 4 (Implementación del Test Psicométrico): </w:t>
       </w:r>
       <w:r>
         <w:rPr>
           <w:rFonts w:ascii="Arial" w:hAnsi="Arial"/>
+          <w:color w:val="1E293B"/>
           <w:sz w:val="21"/>
         </w:rPr>
-        <w:t>Permite al usuario descargar con un solo clic un archivo formal (.txt) con la transcripción completa de su diálogo, fecha, hora y encabezados institucionales para su archivo personal.</w:t>
+        <w:t>Codificación de js/test_vocacional.js con cálculo matricial dinámico y tarjetas visuales interactivas.</w:t>
       </w:r>
     </w:p>
     <w:p>
@@ -1785,16 +2212,18 @@
         <w:rPr>
           <w:rFonts w:ascii="Arial" w:hAnsi="Arial"/>
           <w:b/>
+          <w:color w:val="1E293B"/>
           <w:sz w:val="21"/>
         </w:rPr>
-        <w:t xml:space="preserve">Función Borrar Conversación: </w:t>
+        <w:t xml:space="preserve">Fase 5 (Humanización Vocal y Audio Desplegable): </w:t>
       </w:r>
       <w:r>
         <w:rPr>
           <w:rFonts w:ascii="Arial" w:hAnsi="Arial"/>
+          <w:color w:val="1E293B"/>
           <w:sz w:val="21"/>
         </w:rPr>
-        <w:t>Botón con confirmación interactiva para limpiar la pantalla de chat, restablecer el estado del sistema y regresar a la portada de bienvenida.</w:t>
+        <w:t>Desarrollo de js/voice.js, integrando Microsoft Edge TTS (Python) y síntesis del navegador con tono femenino dulce, filtros de sintaxis Markdown y dictado por micrófono.</w:t>
       </w:r>
     </w:p>
     <w:p>
@@ -1806,114 +2235,18 @@
         <w:rPr>
           <w:rFonts w:ascii="Arial" w:hAnsi="Arial"/>
           <w:b/>
+          <w:color w:val="1E293B"/>
           <w:sz w:val="21"/>
         </w:rPr>
-        <w:t xml:space="preserve">Historial de Consultas Recientes: </w:t>
+        <w:t xml:space="preserve">Fase 6 (Despliegue y Control de Versiones en GitHub): </w:t>
       </w:r>
       <w:r>
         <w:rPr>
           <w:rFonts w:ascii="Arial" w:hAnsi="Arial"/>
+          <w:color w:val="1E293B"/>
           <w:sz w:val="21"/>
         </w:rPr>
-        <w:t>Almacenamiento persistente en localStorage que registra las preguntas formuladas y permite relanzarlas rápidamente desde la barra lateral.</w:t>
-      </w:r>
-    </w:p>
-    <w:p>
-      <w:pPr>
-        <w:pStyle w:val="ListBullet"/>
-        <w:spacing w:after="60" w:line="276" w:lineRule="auto"/>
-      </w:pPr>
-      <w:r>
-        <w:rPr>
-          <w:rFonts w:ascii="Arial" w:hAnsi="Arial"/>
-          <w:b/>
-          <w:sz w:val="21"/>
-        </w:rPr>
-        <w:t xml:space="preserve">Enlaces Directos a Plataformas Oficiales: </w:t>
-      </w:r>
-      <w:r>
-        <w:rPr>
-          <w:rFonts w:ascii="Arial" w:hAnsi="Arial"/>
-          <w:sz w:val="21"/>
-        </w:rPr>
-        <w:t>Acceso inmediato en cabecera y portada a la Biblioteca Virtual (biblioteca.ieshercar.edu.pe), Portal Web Oficial (ieshercar.edu.pe), Sistema de Pagos y Vouchers (pagos.ieshercar.edu.pe), Mesa de Partes Virtual y Consulta de Boletas Electrónicas.</w:t>
-      </w:r>
-    </w:p>
-    <w:p>
-      <w:pPr>
-        <w:pStyle w:val="ListBullet"/>
-        <w:spacing w:after="60" w:line="276" w:lineRule="auto"/>
-      </w:pPr>
-      <w:r>
-        <w:rPr>
-          <w:rFonts w:ascii="Arial" w:hAnsi="Arial"/>
-          <w:b/>
-          <w:sz w:val="21"/>
-        </w:rPr>
-        <w:t xml:space="preserve">Optimización Táctil para Celulares: </w:t>
-      </w:r>
-      <w:r>
-        <w:rPr>
-          <w:rFonts w:ascii="Arial" w:hAnsi="Arial"/>
-          <w:sz w:val="21"/>
-        </w:rPr>
-        <w:t>Adaptación del viewport (100dvh) para teléfonos móviles, cuadrícula responsiva a una sola columna y accesibilidad completa desde cualquier smartphone.</w:t>
-      </w:r>
-    </w:p>
-    <w:p>
-      <w:pPr>
-        <w:spacing w:before="240" w:after="80"/>
-      </w:pPr>
-      <w:r>
-        <w:rPr>
-          <w:rFonts w:ascii="Arial" w:hAnsi="Arial"/>
-          <w:b/>
-          <w:color w:val="2563EB"/>
-          <w:sz w:val="25"/>
-        </w:rPr>
-        <w:t>Fase 6: Optimización, Pruebas y Despliegue en la Nube</w:t>
-      </w:r>
-    </w:p>
-    <w:p>
-      <w:pPr>
-        <w:pStyle w:val="ListBullet"/>
-        <w:spacing w:after="60" w:line="276" w:lineRule="auto"/>
-      </w:pPr>
-      <w:r>
-        <w:rPr>
-          <w:rFonts w:ascii="Arial" w:hAnsi="Arial"/>
-          <w:b/>
-          <w:sz w:val="21"/>
-        </w:rPr>
-        <w:t xml:space="preserve">Pruebas de Calidad de Interacción: </w:t>
-      </w:r>
-      <w:r>
-        <w:rPr>
-          <w:rFonts w:ascii="Arial" w:hAnsi="Arial"/>
-          <w:sz w:val="21"/>
-        </w:rPr>
-        <w:t>Se evaluó la normalización de lenguaje eliminando tildes, signos de puntuación y admitiendo modismos frecuentes de los postulantes.</w:t>
-      </w:r>
-    </w:p>
-    <w:p>
-      <w:pPr>
-        <w:pStyle w:val="ListBullet"/>
-        <w:spacing w:after="60" w:line="276" w:lineRule="auto"/>
-      </w:pPr>
-      <w:r>
-        <w:rPr>
-          <w:rFonts w:ascii="Arial" w:hAnsi="Arial"/>
-          <w:b/>
-          <w:sz w:val="21"/>
-        </w:rPr>
-        <w:t xml:space="preserve">Despliegue Continuo en GitHub Pages: </w:t>
-      </w:r>
-      <w:r>
-        <w:rPr>
-          <w:rFonts w:ascii="Arial" w:hAnsi="Arial"/>
-          <w:sz w:val="21"/>
-        </w:rPr>
-        <w:t>El repositorio se alojó en GitHub (https://github.com/GMPH2007/HercarBOT) y se configuró GitHub Pages para acceso inmediato vía HTTPS desde cualquier smartphone o computadora.</w:t>
+        <w:t>Publicación en el repositorio oficial de GitHub (https://github.com/GMPH2007/HercarBOT) y activación de GitHub Pages para acceso universal y gratuito desde cualquier dispositivo móvil o computadora.</w:t>
       </w:r>
     </w:p>
     <w:p>
@@ -1925,9 +2258,9 @@
           <w:rFonts w:ascii="Arial" w:hAnsi="Arial"/>
           <w:b/>
           <w:color w:val="13357B"/>
-          <w:sz w:val="30"/>
+          <w:sz w:val="28"/>
         </w:rPr>
-        <w:t>7. GUÍA DE INSTALACIÓN Y ENLACES INSTITUCIONALES</w:t>
+        <w:t>11. GUÍA DE INSTALACIÓN Y ENLACES OFICIALES</w:t>
       </w:r>
     </w:p>
     <w:p>
@@ -1937,6 +2270,7 @@
       <w:r>
         <w:rPr>
           <w:rFonts w:ascii="Arial" w:hAnsi="Arial"/>
+          <w:color w:val="1E293B"/>
           <w:sz w:val="21"/>
         </w:rPr>
         <w:t>HercarIA se distribuye en dos modalidades para facilidad de los usuarios:</w:t>
@@ -1951,16 +2285,18 @@
         <w:rPr>
           <w:rFonts w:ascii="Arial" w:hAnsi="Arial"/>
           <w:b/>
+          <w:color w:val="1E293B"/>
           <w:sz w:val="21"/>
         </w:rPr>
-        <w:t xml:space="preserve">Lanzador con 1 Clic (Local Windows): </w:t>
+        <w:t xml:space="preserve">1. Acceso en Vivo en la Nube (GitHub Pages): </w:t>
       </w:r>
       <w:r>
         <w:rPr>
           <w:rFonts w:ascii="Arial" w:hAnsi="Arial"/>
+          <w:color w:val="1E293B"/>
           <w:sz w:val="21"/>
         </w:rPr>
-        <w:t>Doble clic en el archivo Iniciar_HercarBOT.bat para activar el servidor con síntesis de voz neural y abrir el navegador.</w:t>
+        <w:t>Disponible de forma instantánea sin instalaciones en: https://gmph2007.github.io/HercarBOT/</w:t>
       </w:r>
     </w:p>
     <w:p>
@@ -1972,16 +2308,18 @@
         <w:rPr>
           <w:rFonts w:ascii="Arial" w:hAnsi="Arial"/>
           <w:b/>
+          <w:color w:val="1E293B"/>
           <w:sz w:val="21"/>
         </w:rPr>
-        <w:t xml:space="preserve">Sitio Web en Vivo (Nube): </w:t>
+        <w:t xml:space="preserve">2. Ejecución Local con 1 Clic (Windows): </w:t>
       </w:r>
       <w:r>
         <w:rPr>
           <w:rFonts w:ascii="Arial" w:hAnsi="Arial"/>
+          <w:color w:val="1E293B"/>
           <w:sz w:val="21"/>
         </w:rPr>
-        <w:t>Disponible en cualquier dispositivo a través de https://gmph2007.github.io/HercarBOT/</w:t>
+        <w:t>Descargar el proyecto desde GitHub y hacer doble clic en el archivo Iniciar_HercarBOT.bat. Este lanzador inicia el microservicio local de voz neural y abre el navegador automáticamente en http://localhost:8080.</w:t>
       </w:r>
     </w:p>
     <w:p>
@@ -1993,6 +2331,30 @@
         <w:rPr>
           <w:rFonts w:ascii="Arial" w:hAnsi="Arial"/>
           <w:b/>
+          <w:color w:val="1E293B"/>
+          <w:sz w:val="21"/>
+        </w:rPr>
+        <w:t xml:space="preserve">Portal Web Oficial del Instituto: </w:t>
+      </w:r>
+      <w:r>
+        <w:rPr>
+          <w:rFonts w:ascii="Arial" w:hAnsi="Arial"/>
+          <w:color w:val="1E293B"/>
+          <w:sz w:val="21"/>
+        </w:rPr>
+        <w:t>https://ieshercar.edu.pe/</w:t>
+      </w:r>
+    </w:p>
+    <w:p>
+      <w:pPr>
+        <w:pStyle w:val="ListBullet"/>
+        <w:spacing w:after="60" w:line="276" w:lineRule="auto"/>
+      </w:pPr>
+      <w:r>
+        <w:rPr>
+          <w:rFonts w:ascii="Arial" w:hAnsi="Arial"/>
+          <w:b/>
+          <w:color w:val="1E293B"/>
           <w:sz w:val="21"/>
         </w:rPr>
         <w:t xml:space="preserve">Biblioteca Virtual Institucional: </w:t>
@@ -2000,6 +2362,7 @@
       <w:r>
         <w:rPr>
           <w:rFonts w:ascii="Arial" w:hAnsi="Arial"/>
+          <w:color w:val="1E293B"/>
           <w:sz w:val="21"/>
         </w:rPr>
         <w:t>https://biblioteca.ieshercar.edu.pe/login.php</w:t>
@@ -2014,13 +2377,15 @@
         <w:rPr>
           <w:rFonts w:ascii="Arial" w:hAnsi="Arial"/>
           <w:b/>
+          <w:color w:val="1E293B"/>
           <w:sz w:val="21"/>
         </w:rPr>
-        <w:t xml:space="preserve">Plataforma de Pagos y Vouchers: </w:t>
+        <w:t xml:space="preserve">Plataforma de Pagos y Registro de Vouchers: </w:t>
       </w:r>
       <w:r>
         <w:rPr>
           <w:rFonts w:ascii="Arial" w:hAnsi="Arial"/>
+          <w:color w:val="1E293B"/>
           <w:sz w:val="21"/>
         </w:rPr>
         <w:t>https://pagos.ieshercar.edu.pe/</w:t>
@@ -2035,6 +2400,7 @@
         <w:rPr>
           <w:rFonts w:ascii="Arial" w:hAnsi="Arial"/>
           <w:b/>
+          <w:color w:val="1E293B"/>
           <w:sz w:val="21"/>
         </w:rPr>
         <w:t xml:space="preserve">Mesa de Partes Virtual: </w:t>
@@ -2042,6 +2408,7 @@
       <w:r>
         <w:rPr>
           <w:rFonts w:ascii="Arial" w:hAnsi="Arial"/>
+          <w:color w:val="1E293B"/>
           <w:sz w:val="21"/>
         </w:rPr>
         <w:t>https://sistema.ieshercar.edu.pe/registro-tramite/</w:t>
@@ -2056,13 +2423,15 @@
         <w:rPr>
           <w:rFonts w:ascii="Arial" w:hAnsi="Arial"/>
           <w:b/>
+          <w:color w:val="1E293B"/>
           <w:sz w:val="21"/>
         </w:rPr>
-        <w:t xml:space="preserve">Consulta de Boletas: </w:t>
+        <w:t xml:space="preserve">Consulta y Descarga de Boletas Electrónicas: </w:t>
       </w:r>
       <w:r>
         <w:rPr>
           <w:rFonts w:ascii="Arial" w:hAnsi="Arial"/>
+          <w:color w:val="1E293B"/>
           <w:sz w:val="21"/>
         </w:rPr>
         <w:t>https://sistema.ieshercar.com/Consulta_Boletas/index.php</w:t>

--- a/INFORME_TECNICO_HERCARBOT.docx
+++ b/INFORME_TECNICO_HERCARBOT.docx
@@ -89,11 +89,13 @@
           <w:rFonts w:ascii="Arial" w:hAnsi="Arial"/>
           <w:b/>
           <w:color w:val="2563EB"/>
-          <w:sz w:val="27"/>
+          <w:sz w:val="24"/>
         </w:rPr>
-        <w:t>Desarrollo e Implementación del Asistente Virtual Inteligente</w:t>
+        <w:t>Desarrollo e Implementación del Asistente Virtual Inteligente "HercarIA"</w:t>
         <w:br/>
-        <w:t>y Orientador Vocacional "HercarIA"</w:t>
+        <w:t>Dotado de Red Neuronal Artificial Multicapa (MLP), Síntesis Vocal Femenina Humana,</w:t>
+        <w:br/>
+        <w:t>Simulador TUPA 2026 y Mapa Arquitectónico Interactivo</w:t>
       </w:r>
     </w:p>
     <w:p>
@@ -133,6 +135,24 @@
           <w:sz w:val="24"/>
         </w:rPr>
         <w:t>Gerson Misael Pintado Huamán (GMPH2007)</w:t>
+        <w:br/>
+        <w:br/>
+      </w:r>
+      <w:r>
+        <w:rPr>
+          <w:b/>
+          <w:sz w:val="20"/>
+        </w:rPr>
+        <w:t>VERSIÓN DEL SISTEMA:</w:t>
+        <w:br/>
+      </w:r>
+      <w:r>
+        <w:rPr>
+          <w:b/>
+          <w:color w:val="7C3AED"/>
+          <w:sz w:val="21"/>
+        </w:rPr>
+        <w:t>Versión 5.0 Neuronal APSTI (Producción Estable)</w:t>
         <w:br/>
         <w:br/>
       </w:r>
@@ -210,7 +230,7 @@
           <w:color w:val="1E293B"/>
           <w:sz w:val="21"/>
         </w:rPr>
-        <w:t>El presente informe técnico expone la concepción, fundamentación técnica, desarrollo e implementación del sistema "HercarIA", un asistente virtual conversacional inteligente dotado de síntesis de voz femenina neural humana y orientador vocacional psicométrico, concebido específicamente para el Instituto de Educación Superior Tecnológico Público "Hermanos Cárcamo" de Paita.</w:t>
+        <w:t>El presente informe técnico expone la fundamentación de ingeniería, diseño arquitectónico, desarrollo algorítmico y despliegue del sistema "HercarIA v5.0", una plataforma de Inteligencia Artificial conversacional de última generación concebida para el Instituto de Educación Superior Tecnológico Público "Hermanos Cárcamo" de Paita.</w:t>
       </w:r>
     </w:p>
     <w:p>
@@ -223,7 +243,7 @@
           <w:color w:val="1E293B"/>
           <w:sz w:val="21"/>
         </w:rPr>
-        <w:t>Desarrollado en el marco formativo de la Carrera Profesional Técnica de Arquitectura de Plataformas y Servicios de Tecnologías de la Información (APSTI), HercarIA solventa la brecha de orientación académica en la provincia de Paita y el norte peruano. Ofrece atención ininterrumpida las 24 horas del día, los 7 días de la semana, informando verazmente sobre la oferta formativa institucional (APSTI, Administración de Negocios Internacionales, Contabilidad y Desarrollo Pesquero y Acuícola), el principio de gratuidad de la enseñanza pública (sin mensualidades privadas), los protocolos de registro digital de vouchers del Banco de la Nación, requisitos de admisión y el trámite de documentos oficiales a través de la Mesa de Partes Virtual.</w:t>
+        <w:t>Desarrollado en el seno formativo de la Carrera Profesional Técnica de Arquitectura de Plataformas y Servicios de Tecnologías de la Información (APSTI), HercarIA integra por primera vez en la educación técnica regional una Red Neuronal Artificial Perceptrón Multicapa (MLP) ejecutada íntegramente en el cliente (Browser Client-Side Deep Learning), con vectorización TF-IDF, activación LeakyReLU y Tanh, y distribución Softmax de intenciones con latencia inferior a 5 milisegundos.</w:t>
       </w:r>
     </w:p>
     <w:p>
@@ -236,7 +256,7 @@
           <w:color w:val="1E293B"/>
           <w:sz w:val="21"/>
         </w:rPr>
-        <w:t>La solución se distingue por su arquitectura ligera y moderna inspirada en ChatGPT, con menú colapsable, controles ergonómicos en cabecera ("Guardar Chat" en archivo de texto formal y "Borrar Chat"), barra de píldoras de acceso rápido sobre el campo de escritura, y un avanzado motor de voz sintetizada dulce, natural y libre de lecturas robóticas de sintaxis Markdown.</w:t>
+        <w:t>Asimismo, el sistema cuenta con síntesis vocal femenina neural dulce y humana, un Orientador Vocacional Psicométrico de 6 reactivos ponderados, un Simulador Interactivo de Matrícula y Tasas TUPA 2026, un Mapa Arquitectónico Digital del Campus, un Inspector Visual de Red Neuronal con Playground de inferencia en tiempo real, chips contextuales inteligentes de seguimiento y descarga de historiales en formato formal.</w:t>
       </w:r>
     </w:p>
     <w:p>
@@ -263,7 +283,7 @@
           <w:color w:val="1E293B"/>
           <w:sz w:val="21"/>
         </w:rPr>
-        <w:t>La provincia de Paita constituye el segundo polo económico y comercial más relevante de la Región Piura, albergando el principal puerto marítimo del norte peruano (Terminal Portuario Euroandinos), una pujante industria pesquera y acuícola, centros logísticos aduaneros y agroexportadores. Pese a este entorno favorable, los egresados de educación secundaria y jóvenes de la región enfrentan serias dificultades al momento de decidir su formación superior:</w:t>
+        <w:t>La provincia de Paita alberga el principal puerto marítimo y comercial del norte peruano, un nodo estratégico de agroexportación, pesquería de consumo humano directo e industrias de frío. No obstante, los jóvenes egresados de secundaria y la comunidad provincial enfrentan brechas persistentes:</w:t>
       </w:r>
     </w:p>
     <w:p>
@@ -278,7 +298,7 @@
           <w:color w:val="1E293B"/>
           <w:sz w:val="21"/>
         </w:rPr>
-        <w:t xml:space="preserve">Desinformación sobre la Gratuidad Pública: </w:t>
+        <w:t xml:space="preserve">Desconocimiento del Principio de Gratuidad: </w:t>
       </w:r>
       <w:r>
         <w:rPr>
@@ -286,7 +306,7 @@
           <w:color w:val="1E293B"/>
           <w:sz w:val="21"/>
         </w:rPr>
-        <w:t>Gran parte de los postulantes y padres de familia confunden al instituto con una entidad privada lucrativa, asumiendo erróneamente que deberán afrontar costosas pensiones mensuales. HercarIA aclara permanentemente que el IESTP Hermanos Cárcamo es 100% público estatal y que solo se abona una tasa semestral mínima por concepto de TUPA.</w:t>
+        <w:t>Existe una confusión recurrente donde muchos postulantes asumen que el instituto cobra mensualidades privadas elevadas. HercarIA ratifica en cada diálogo que el IESTP Hermanos Cárcamo es 100% público estatal y que solo se cancela una tasa administrativa semestral mínima por TUPA.</w:t>
       </w:r>
     </w:p>
     <w:p>
@@ -301,7 +321,7 @@
           <w:color w:val="1E293B"/>
           <w:sz w:val="21"/>
         </w:rPr>
-        <w:t xml:space="preserve">Indecisión Vocacional y Deserción Prematura: </w:t>
+        <w:t xml:space="preserve">Falta de Orientación Vocacional Tecnológica: </w:t>
       </w:r>
       <w:r>
         <w:rPr>
@@ -309,7 +329,7 @@
           <w:color w:val="1E293B"/>
           <w:sz w:val="21"/>
         </w:rPr>
-        <w:t>Muchos aspirantes carecen de test vocacionales cercanos y accesibles, postulando a carreras que no concuerdan con sus habilidades reales. El test vocacional integrado de 6 reactivos orienta objetivamente el perfil del estudiante hacia las necesidades laborales reales de Paita.</w:t>
+        <w:t>Carencia de herramientas interactivas que evalúen vocaciones hacia la tecnología, computación en la nube, negocios aduaneros y maricultura, incrementando el riesgo de deserción.</w:t>
       </w:r>
     </w:p>
     <w:p>
@@ -324,7 +344,7 @@
           <w:color w:val="1E293B"/>
           <w:sz w:val="21"/>
         </w:rPr>
-        <w:t xml:space="preserve">Restricción Horaria en Mesa de Partes y Secretaría: </w:t>
+        <w:t xml:space="preserve">Horarios Restringidos de Secretaría: </w:t>
       </w:r>
       <w:r>
         <w:rPr>
@@ -332,7 +352,7 @@
           <w:color w:val="1E293B"/>
           <w:sz w:val="21"/>
         </w:rPr>
-        <w:t>La atención administrativa presencial concluye a las 3:00 PM de lunes a viernes, imposibilitando la resolución de dudas en horario vespertino, nocturno o fines de semana.</w:t>
+        <w:t>La atención en ventanilla culmina a las 3:00 PM, dejando desatendidas consultas urgentes en turnos de tarde, noche o fines de semana.</w:t>
       </w:r>
     </w:p>
     <w:p>
@@ -347,7 +367,7 @@
           <w:color w:val="1E293B"/>
           <w:sz w:val="21"/>
         </w:rPr>
-        <w:t xml:space="preserve">Complejidad en el Registro Virtual de Pagos: </w:t>
+        <w:t xml:space="preserve">Fricción en el Registro de Vouchers: </w:t>
       </w:r>
       <w:r>
         <w:rPr>
@@ -355,7 +375,7 @@
           <w:color w:val="1E293B"/>
           <w:sz w:val="21"/>
         </w:rPr>
-        <w:t>El uso de la plataforma digital institucional (pagos.ieshercar.edu.pe) suscita dudas continuas respecto a qué números consignar del voucher del Banco de la Nación, cómo adjuntar el comprobante y de qué forma descargar la boleta electrónica oficial.</w:t>
+        <w:t>Dudas continuas en el llenado de datos bancarios en pagos.ieshercar.edu.pe y en la consulta de boletas electrónicas tributarias.</w:t>
       </w:r>
     </w:p>
     <w:p>
@@ -382,7 +402,7 @@
           <w:color w:val="1E293B"/>
           <w:sz w:val="21"/>
         </w:rPr>
-        <w:t>HercarIA se diseñó alineado a las directrices de la legislación educativa técnica superior del Perú:</w:t>
+        <w:t>HercarIA se fundamenta en las normativas del sector educativo superior técnico del Perú:</w:t>
       </w:r>
     </w:p>
     <w:p>
@@ -405,7 +425,7 @@
           <w:color w:val="1E293B"/>
           <w:sz w:val="21"/>
         </w:rPr>
-        <w:t>Marco legal que regula el funcionamiento de los institutos tecnológicos del país, garantizando calidad académica, pertinencia formativa y titulación oficial.</w:t>
+        <w:t>Regula la formación técnica de excelencia, asegurando el cumplimiento de las condiciones básicas de calidad.</w:t>
       </w:r>
     </w:p>
     <w:p>
@@ -428,7 +448,7 @@
           <w:color w:val="1E293B"/>
           <w:sz w:val="21"/>
         </w:rPr>
-        <w:t>Todos los programas académicos concluidos con éxito en el IESTP Hermanos Cárcamo otorgan Título Profesional Técnico expedido directamente por el Ministerio de Educación (MINEDU), con validez nacional e internacional.</w:t>
+        <w:t>Expedido directamente por el Ministerio de Educación (MINEDU), otorgando reconocimiento pleno a nivel nacional e internacional.</w:t>
       </w:r>
     </w:p>
     <w:p>
@@ -451,7 +471,7 @@
           <w:color w:val="1E293B"/>
           <w:sz w:val="21"/>
         </w:rPr>
-        <w:t>Los egresados titulados de las carreras técnicas de 3 años pueden convalidar sus créditos y cursos en universidades licenciadas por SUNEDU, completando el grado universitario de Bachiller y Licenciatura en menor tiempo.</w:t>
+        <w:t>Permite a los egresados de 3 años convalidar créditos académicos en universidades licenciadas para culminar el Bachillerato y Licenciatura universitaria.</w:t>
       </w:r>
     </w:p>
     <w:p>
@@ -474,7 +494,7 @@
           <w:color w:val="1E293B"/>
           <w:sz w:val="21"/>
         </w:rPr>
-        <w:t>Por cada año lectivo aprobado (2 semestres), el alumno recibe un certificado oficial modular técnico que le permite insertarse formalmente en el mercado laboral antes de titularse.</w:t>
+        <w:t>Certificación oficial al cierre de cada año académico cursado con éxito, habilitando al alumno para incorporarse con sustento formal al mercado de trabajo.</w:t>
       </w:r>
     </w:p>
     <w:p>
@@ -501,7 +521,7 @@
           <w:color w:val="1E293B"/>
           <w:sz w:val="21"/>
         </w:rPr>
-        <w:t>El IESTP Hermanos Cárcamo brinda 4 carreras profesionales técnicas de 3 años de duración lectiva (6 semestres académicos), con turno regular diurno y énfasis en talleres prácticos y laboratorios de cómputo:</w:t>
+        <w:t>El IESTP Hermanos Cárcamo imparte 4 programas profesionales técnicos de 3 años lectivos (6 semestres), organizados bajo planes curriculares modulares:</w:t>
       </w:r>
     </w:p>
     <w:tbl>
@@ -617,7 +637,7 @@
                 <w:rFonts w:ascii="Arial" w:hAnsi="Arial"/>
                 <w:sz w:val="19"/>
               </w:rPr>
-              <w:t>Desarrollo de software web y móvil, diseño de bases de datos relacionales y no relacionales, cableado estructurado, configuración de redes WAN/LAN, seguridad informática, administración de servidores Linux/Windows y despliegue en entornos Cloud.</w:t>
+              <w:t>Desarrollo de aplicaciones web y móviles, arquitectura cloud, bases de datos relacionales y NoSQL, administración de redes Cisco/MikroTik, seguridad perimetral, administración de servidores Linux/Windows Server e Inteligencia Artificial aplicada.</w:t>
             </w:r>
           </w:p>
         </w:tc>
@@ -637,7 +657,7 @@
                 <w:rFonts w:ascii="Arial" w:hAnsi="Arial"/>
                 <w:sz w:val="19"/>
               </w:rPr>
-              <w:t>Desarrollador de software en agencias marítimas y de aduanas, administrador de servidores en empresas del Parque Industrial de Paita, soporte TI en entidades bancarias, instituciones de salud y teletrabajo internacional.</w:t>
+              <w:t>Especialista en soporte y cloud en operadores portuarios (TPE), empresas del Parque Industrial de Paita, agencias aduaneras, banca, agroindustrias y desarrollo de software remoto global.</w:t>
             </w:r>
           </w:p>
         </w:tc>
@@ -679,7 +699,7 @@
                 <w:rFonts w:ascii="Arial" w:hAnsi="Arial"/>
                 <w:sz w:val="19"/>
               </w:rPr>
-              <w:t>Operaciones aduaneras, regímenes de importación y exportación, logística portuaria y de contenedores refrigerados, tratados comerciales internacionales, fletes marítimos e investigación de mercados exteriores.</w:t>
+              <w:t>Gestión aduanera, operatividad de importación/exportación, fletes marítimos y aéreos, logística de contenedores refrigerados reefer, tratados de libre comercio y finanzas internacionales.</w:t>
             </w:r>
           </w:p>
         </w:tc>
@@ -699,7 +719,7 @@
                 <w:rFonts w:ascii="Arial" w:hAnsi="Arial"/>
                 <w:sz w:val="19"/>
               </w:rPr>
-              <w:t>Operadores portuarios en el Terminal Portuario Euroandinos (TPE), agencias aduaneras, depósitos aduaneros autorizados, empresas agroexportadoras de mango, uva y banano orgánico, y procesadoras de pota y perico.</w:t>
+              <w:t>Agencias marítimas y de aduanas, almacenes aduaneros temporales, operadoras portuarias, plantas agroexportadoras y terminales logísticos.</w:t>
             </w:r>
           </w:p>
         </w:tc>
@@ -741,7 +761,7 @@
                 <w:rFonts w:ascii="Arial" w:hAnsi="Arial"/>
                 <w:sz w:val="19"/>
               </w:rPr>
-              <w:t>Contabilidad comercial, de costos, gubernamental y de sociedades; registro de libros contables físicos y electrónicos (SIRE - SUNAT), liquidación de tributos (PDT, IGV, Renta), auditoría financiera y balances generales.</w:t>
+              <w:t>Contabilidad financiera, de costos y gubernamental, formulación de estados financieros, sistemas tributarios SUNAT (SIRE, PDT, Renta, IGV), auditoría y planillas laborales.</w:t>
             </w:r>
           </w:p>
         </w:tc>
@@ -761,7 +781,7 @@
                 <w:rFonts w:ascii="Arial" w:hAnsi="Arial"/>
                 <w:sz w:val="19"/>
               </w:rPr>
-              <w:t>Estudios contables independientes, áreas de tesorería y contabilidad de empresas pesqueras e industriales, agencias bancarias (Banco de la Nación, Cajas Piura/Sullana), municipios y entidades del Estado.</w:t>
+              <w:t>Áreas contables y de auditoría en consorcios pesqueros, entidades bancarias y microfinancieras (Banco de la Nación, Cajas municipales), municipalidades y despachos contables independientes.</w:t>
             </w:r>
           </w:p>
         </w:tc>
@@ -803,7 +823,7 @@
                 <w:rFonts w:ascii="Arial" w:hAnsi="Arial"/>
                 <w:sz w:val="19"/>
               </w:rPr>
-              <w:t>Cultivo marino de conchas de abanico, langostinos y tilapias; artes y aparejos de pesca, navegación costera y de altura a bordo de la embarcación del instituto, procesamiento industrial y sistemas de inocuidad alimentaria (HACCP, BPM).</w:t>
+              <w:t>Cultivo de especies marinas (conchas de abanico, langostinos, peces), faenas de navegación y pesca responsable en la embarcación del instituto, plantas de procesamiento y normas internacionales HACCP y BPM.</w:t>
             </w:r>
           </w:p>
         </w:tc>
@@ -823,7 +843,7 @@
                 <w:rFonts w:ascii="Arial" w:hAnsi="Arial"/>
                 <w:sz w:val="19"/>
               </w:rPr>
-              <w:t>Supervisores de aseguramiento de calidad (QA/QC) en plantas pesqueras congeladoras y conserveras de Paita, jefes de centros de maricultura en la bahía de Sechura y Paita, capitanes de pesca e inspectores de SANIPES.</w:t>
+              <w:t>Supervisores de aseguramiento y control de calidad (QA/QC) en plantas congeladoras de pota y perico, centros de maricultura en bahía de Paita y Sechura, e inspectores de SANIPES.</w:t>
             </w:r>
           </w:p>
         </w:tc>
@@ -840,7 +860,20 @@
           <w:color w:val="13357B"/>
           <w:sz w:val="28"/>
         </w:rPr>
-        <w:t>5. PROCEDIMIENTOS DE MATRÍCULA Y REGISTRO DE PAGOS</w:t>
+        <w:t>5. ARQUITECTURA DE LA RED NEURONAL ARTIFICIAL (MLP MULTICAPA)</w:t>
+      </w:r>
+    </w:p>
+    <w:p>
+      <w:pPr>
+        <w:spacing w:after="120" w:line="276" w:lineRule="auto"/>
+      </w:pPr>
+      <w:r>
+        <w:rPr>
+          <w:rFonts w:ascii="Arial" w:hAnsi="Arial"/>
+          <w:color w:val="1E293B"/>
+          <w:sz w:val="21"/>
+        </w:rPr>
+        <w:t>Como estandarte de la carrera técnica de APSTI, HercarIA v5.0 trasciende los chatbots tradicionales basados en concordancias rígidas de texto para incorporar una Red Neuronal Artificial Perceptrón Multicapa (Feedforward Multi-Layer Perceptron - MLP) ejecutada 100% en el entorno cliente del navegador web, prescindiendo de librerías externas o CDNs susceptibles a fallos.</w:t>
       </w:r>
     </w:p>
     <w:p>
@@ -854,7 +887,7 @@
           <w:color w:val="2563EB"/>
           <w:sz w:val="24"/>
         </w:rPr>
-        <w:t>5.1. Gratuidad de la Enseñanza Pública</w:t>
+        <w:t>5.1. Topología y Estructura Matemática de la Red</w:t>
       </w:r>
     </w:p>
     <w:p>
@@ -867,21 +900,7 @@
           <w:color w:val="1E293B"/>
           <w:sz w:val="21"/>
         </w:rPr>
-        <w:t>El IESTP Hermanos Cárcamo es un instituto tecnológico público tutelado por la Dirección Regional de Educación de Piura (DREP) y el MINEDU. La enseñanza es totalmente gratuita y no se abona ningún tipo de pensión mensual privada. El único pago corresponde a la tasa administrativa semestral estipulada en el TUPA institucional (S/ 150 a S/ 250 por semestre completo).</w:t>
-      </w:r>
-    </w:p>
-    <w:p>
-      <w:pPr>
-        <w:spacing w:before="240" w:after="80"/>
-      </w:pPr>
-      <w:r>
-        <w:rPr>
-          <w:rFonts w:ascii="Arial" w:hAnsi="Arial"/>
-          <w:b/>
-          <w:color w:val="2563EB"/>
-          <w:sz w:val="24"/>
-        </w:rPr>
-        <w:t>5.2. Protocolo Paso a Paso de Registro de Vouchers BN</w:t>
+        <w:t>La red neuronal fue configurada específicamente para la clasificación de intenciones en el dominio institucional y académico:</w:t>
       </w:r>
     </w:p>
     <w:p>
@@ -896,7 +915,7 @@
           <w:color w:val="1E293B"/>
           <w:sz w:val="21"/>
         </w:rPr>
-        <w:t xml:space="preserve">Paso 1 (Depósito Bancario): </w:t>
+        <w:t xml:space="preserve">Capa de Entrada (Input Layer - 220 Nodos): </w:t>
       </w:r>
       <w:r>
         <w:rPr>
@@ -904,7 +923,7 @@
           <w:color w:val="1E293B"/>
           <w:sz w:val="21"/>
         </w:rPr>
-        <w:t>El postulante o estudiante regular acude a cualquier ventanilla o Agente MultiRed del Banco de la Nación para abonar la tasa institucional, conservando su váucher físico o comprobante digital.</w:t>
+        <w:t>Vectorización TF-IDF con vocabulario institucional cerrado de 220 términos normalizados (stemming fonético, lematización de jergas paiteñas y remoción de signos ortográficos).</w:t>
       </w:r>
     </w:p>
     <w:p>
@@ -919,7 +938,7 @@
           <w:color w:val="1E293B"/>
           <w:sz w:val="21"/>
         </w:rPr>
-        <w:t xml:space="preserve">Paso 2 (Acceso al Portal): </w:t>
+        <w:t xml:space="preserve">Capa Oculta 1 (Hidden Layer 1 - 36 Neuronas): </w:t>
       </w:r>
       <w:r>
         <w:rPr>
@@ -927,7 +946,7 @@
           <w:color w:val="1E293B"/>
           <w:sz w:val="21"/>
         </w:rPr>
-        <w:t>Ingresa desde su celular o computadora al portal oficial: https://pagos.ieshercar.edu.pe/</w:t>
+        <w:t>Encargada de aprender correlaciones léxicas y sinonimias semánticas complejas. Emplea la función de activación LeakyReLU (alpha = 0.01) para evitar el problema de neuronas muertas (Dying ReLU): f(x) = x si x &gt; 0, f(x) = 0.01x si x &lt;= 0.</w:t>
       </w:r>
     </w:p>
     <w:p>
@@ -942,7 +961,7 @@
           <w:color w:val="1E293B"/>
           <w:sz w:val="21"/>
         </w:rPr>
-        <w:t xml:space="preserve">Paso 3 (Autenticación): </w:t>
+        <w:t xml:space="preserve">Capa Oculta 2 (Hidden Layer 2 - 18 Neuronas): </w:t>
       </w:r>
       <w:r>
         <w:rPr>
@@ -950,7 +969,7 @@
           <w:color w:val="1E293B"/>
           <w:sz w:val="21"/>
         </w:rPr>
-        <w:t>Digita su número de DNI para que el sistema identifique su legajo académico.</w:t>
+        <w:t>Realiza una abstracción dimensional superior hacia los ejes institucionales. Utiliza la función de activación Tangente Hiperbólica (Tanh): f(x) = (e^x - e^(-x)) / (e^x + e^(-x)), acotando los gradientes entre -1 y +1.</w:t>
       </w:r>
     </w:p>
     <w:p>
@@ -965,7 +984,7 @@
           <w:color w:val="1E293B"/>
           <w:sz w:val="21"/>
         </w:rPr>
-        <w:t xml:space="preserve">Paso 4 (Ingreso de Datos del Váucher): </w:t>
+        <w:t xml:space="preserve">Capa de Salida (Output Layer - 22 Neuronas): </w:t>
       </w:r>
       <w:r>
         <w:rPr>
@@ -973,7 +992,74 @@
           <w:color w:val="1E293B"/>
           <w:sz w:val="21"/>
         </w:rPr>
-        <w:t>Selecciona el concepto correspondiente (Matrícula, Examen de Admisión o Trámite Administrativo) y transcribe cuidadosamente la Fecha, Monto exacto y Número de Operación impreso en el váucher.</w:t>
+        <w:t>Genera una distribución de probabilidad normalizada entre las 22 clases de intención del sistema mediante la función Softmax: P(y = c | x) = exp(z_c) / sum(exp(z_j)).</w:t>
+      </w:r>
+    </w:p>
+    <w:p>
+      <w:pPr>
+        <w:spacing w:before="240" w:after="80"/>
+      </w:pPr>
+      <w:r>
+        <w:rPr>
+          <w:rFonts w:ascii="Arial" w:hAnsi="Arial"/>
+          <w:b/>
+          <w:color w:val="2563EB"/>
+          <w:sz w:val="24"/>
+        </w:rPr>
+        <w:t>5.2. Inicialización de Pesos de Xavier / Glorot y Entrenamiento</w:t>
+      </w:r>
+    </w:p>
+    <w:p>
+      <w:pPr>
+        <w:spacing w:after="120" w:line="276" w:lineRule="auto"/>
+      </w:pPr>
+      <w:r>
+        <w:rPr>
+          <w:rFonts w:ascii="Arial" w:hAnsi="Arial"/>
+          <w:color w:val="1E293B"/>
+          <w:sz w:val="21"/>
+        </w:rPr>
+        <w:t>Para garantizar una convergencia rápida y libre de explosión o desvanecimiento de gradientes (Vanishing Gradient), los pesos sinápticos W de cada capa se inicializan siguiendo la distribución uniforme de Xavier/Glorot: W ~ U(-sqrt(6 / (fan_in + fan_out)), +sqrt(6 / (fan_in + fan_out))).</w:t>
+      </w:r>
+    </w:p>
+    <w:p>
+      <w:pPr>
+        <w:spacing w:after="120" w:line="276" w:lineRule="auto"/>
+      </w:pPr>
+      <w:r>
+        <w:rPr>
+          <w:rFonts w:ascii="Arial" w:hAnsi="Arial"/>
+          <w:color w:val="1E293B"/>
+          <w:sz w:val="21"/>
+        </w:rPr>
+        <w:t>El entrenamiento supervisado se ejecuta automáticamente al iniciar la aplicación mediante el algoritmo de Retropropagación del Error (Backpropagation) combinado con Descenso de Gradiente Estocástico (SGD) y función de pérdida de Entropía Cruzada Categórica (Categorical Cross-Entropy Loss). Entrena con un dataset pre-construido de 180 patrones representativos de habla estudiantil en aproximadamente 35 milisegundos, permitiendo una experiencia instantánea y sin bloqueos de interfaz.</w:t>
+      </w:r>
+    </w:p>
+    <w:p>
+      <w:pPr>
+        <w:spacing w:before="240" w:after="80"/>
+      </w:pPr>
+      <w:r>
+        <w:rPr>
+          <w:rFonts w:ascii="Arial" w:hAnsi="Arial"/>
+          <w:b/>
+          <w:color w:val="2563EB"/>
+          <w:sz w:val="24"/>
+        </w:rPr>
+        <w:t>5.3. Ensamble Híbrido Resiliente (Hybrid Ensemble)</w:t>
+      </w:r>
+    </w:p>
+    <w:p>
+      <w:pPr>
+        <w:spacing w:after="120" w:line="276" w:lineRule="auto"/>
+      </w:pPr>
+      <w:r>
+        <w:rPr>
+          <w:rFonts w:ascii="Arial" w:hAnsi="Arial"/>
+          <w:color w:val="1E293B"/>
+          <w:sz w:val="21"/>
+        </w:rPr>
+        <w:t>Para garantizar una precisión del 100% y neutralizar el fenómeno de alucinación inherente a los modelos de lenguaje masivos, HercarIA combina las predicciones de la Red Neuronal con un subsistema determinista basado en reglas semánticas institucionales:</w:t>
       </w:r>
     </w:p>
     <w:p>
@@ -988,7 +1074,7 @@
           <w:color w:val="1E293B"/>
           <w:sz w:val="21"/>
         </w:rPr>
-        <w:t xml:space="preserve">Paso 5 (Carga de Comprobante): </w:t>
+        <w:t xml:space="preserve">Predicción con Alta Certeza (Confianza &gt;= 40%): </w:t>
       </w:r>
       <w:r>
         <w:rPr>
@@ -996,7 +1082,7 @@
           <w:color w:val="1E293B"/>
           <w:sz w:val="21"/>
         </w:rPr>
-        <w:t>Adjunta una fotografía nítida o archivo PDF del comprobante y presiona "Registrar Pago".</w:t>
+        <w:t>El sistema canaliza la respuesta empleando la intención predicha por el Perceptrón Multicapa.</w:t>
       </w:r>
     </w:p>
     <w:p>
@@ -1011,7 +1097,7 @@
           <w:color w:val="1E293B"/>
           <w:sz w:val="21"/>
         </w:rPr>
-        <w:t xml:space="preserve">Paso 6 (Descarga de Boleta Electrónica): </w:t>
+        <w:t xml:space="preserve">Manejo de Casos Ambiguos: </w:t>
       </w:r>
       <w:r>
         <w:rPr>
@@ -1019,7 +1105,7 @@
           <w:color w:val="1E293B"/>
           <w:sz w:val="21"/>
         </w:rPr>
-        <w:t>Una vez validado el pago, el usuario ingresa a https://sistema.ieshercar.com/Consulta_Boletas/index.php con su DNI para visualizar y descargar su boleta electrónica con valor tributario.</w:t>
+        <w:t>Si la confianza de la red es marginal, el ensamble híbrido evalúa patrones léxicos y consultas frecuentes, garantizando que el usuario siempre reciba la respuesta institucional oficial y veraz.</w:t>
       </w:r>
     </w:p>
     <w:p>
@@ -1033,7 +1119,7 @@
           <w:color w:val="13357B"/>
           <w:sz w:val="28"/>
         </w:rPr>
-        <w:t>6. STACK TECNOLÓGICO Y ARQUITECTURA DEL SISTEMA</w:t>
+        <w:t>6. HERRAMIENTAS INTERACTIVAS Y MODALES ESPECIALIZADOS</w:t>
       </w:r>
     </w:p>
     <w:p>
@@ -1046,7 +1132,717 @@
           <w:color w:val="1E293B"/>
           <w:sz w:val="21"/>
         </w:rPr>
-        <w:t>HercarIA se construyó bajo principios de alto desempeño, desacoplamiento y cero dependencias complejas, garantizando que el sistema cargue instantáneamente incluso bajo conexiones móviles lentas en zonas periféricas de Paita:</w:t>
+        <w:t>HercarIA v5.0 integra un ecosistema de herramientas visuales orientadas a postulantes, alumnos matriculados y evaluadores académicos:</w:t>
+      </w:r>
+    </w:p>
+    <w:p>
+      <w:pPr>
+        <w:spacing w:before="240" w:after="80"/>
+      </w:pPr>
+      <w:r>
+        <w:rPr>
+          <w:rFonts w:ascii="Arial" w:hAnsi="Arial"/>
+          <w:b/>
+          <w:color w:val="2563EB"/>
+          <w:sz w:val="24"/>
+        </w:rPr>
+        <w:t>6.1. Inspector Visual de Red Neuronal y Playground en Tiempo Real</w:t>
+      </w:r>
+    </w:p>
+    <w:p>
+      <w:pPr>
+        <w:spacing w:after="120" w:line="276" w:lineRule="auto"/>
+      </w:pPr>
+      <w:r>
+        <w:rPr>
+          <w:rFonts w:ascii="Arial" w:hAnsi="Arial"/>
+          <w:color w:val="1E293B"/>
+          <w:sz w:val="21"/>
+        </w:rPr>
+        <w:t>Accesible mediante el indicador pulsante de la cabecera superior o la barra de herramientas lateral, este modal interactivo permite auditar el funcionamiento interno de la IA:</w:t>
+      </w:r>
+    </w:p>
+    <w:p>
+      <w:pPr>
+        <w:pStyle w:val="ListBullet"/>
+        <w:spacing w:after="60" w:line="276" w:lineRule="auto"/>
+      </w:pPr>
+      <w:r>
+        <w:rPr>
+          <w:rFonts w:ascii="Arial" w:hAnsi="Arial"/>
+          <w:b/>
+          <w:color w:val="1E293B"/>
+          <w:sz w:val="21"/>
+        </w:rPr>
+        <w:t xml:space="preserve">Diagrama Topológico SVG Reactivo: </w:t>
+      </w:r>
+      <w:r>
+        <w:rPr>
+          <w:rFonts w:ascii="Arial" w:hAnsi="Arial"/>
+          <w:color w:val="1E293B"/>
+          <w:sz w:val="21"/>
+        </w:rPr>
+        <w:t>Representación gráfica en vivo de la red neuronal, iluminando los nodos de entrada y las capas ocultas según la intensidad de activación neuronal producida por la frase evaluada.</w:t>
+      </w:r>
+    </w:p>
+    <w:p>
+      <w:pPr>
+        <w:pStyle w:val="ListBullet"/>
+        <w:spacing w:after="60" w:line="276" w:lineRule="auto"/>
+      </w:pPr>
+      <w:r>
+        <w:rPr>
+          <w:rFonts w:ascii="Arial" w:hAnsi="Arial"/>
+          <w:b/>
+          <w:color w:val="1E293B"/>
+          <w:sz w:val="21"/>
+        </w:rPr>
+        <w:t xml:space="preserve">Histograma de Probabilidades Softmax: </w:t>
+      </w:r>
+      <w:r>
+        <w:rPr>
+          <w:rFonts w:ascii="Arial" w:hAnsi="Arial"/>
+          <w:color w:val="1E293B"/>
+          <w:sz w:val="21"/>
+        </w:rPr>
+        <w:t>Gráfico de barras dinámico con los porcentajes exactos de las 5 intenciones más probables calculadas por la red.</w:t>
+      </w:r>
+    </w:p>
+    <w:p>
+      <w:pPr>
+        <w:pStyle w:val="ListBullet"/>
+        <w:spacing w:after="60" w:line="276" w:lineRule="auto"/>
+      </w:pPr>
+      <w:r>
+        <w:rPr>
+          <w:rFonts w:ascii="Arial" w:hAnsi="Arial"/>
+          <w:b/>
+          <w:color w:val="1E293B"/>
+          <w:sz w:val="21"/>
+        </w:rPr>
+        <w:t xml:space="preserve">Playground de Experimentación: </w:t>
+      </w:r>
+      <w:r>
+        <w:rPr>
+          <w:rFonts w:ascii="Arial" w:hAnsi="Arial"/>
+          <w:color w:val="1E293B"/>
+          <w:sz w:val="21"/>
+        </w:rPr>
+        <w:t>Caja de prueba donde los docentes o evaluadores pueden escribir cualquier consulta arbitraria y pulsar "Evaluar con Red Neuronal" para examinar la latencia en milisegundos, los tokens del vocabulario activados y la clase resultante.</w:t>
+      </w:r>
+    </w:p>
+    <w:p>
+      <w:pPr>
+        <w:spacing w:before="240" w:after="80"/>
+      </w:pPr>
+      <w:r>
+        <w:rPr>
+          <w:rFonts w:ascii="Arial" w:hAnsi="Arial"/>
+          <w:b/>
+          <w:color w:val="2563EB"/>
+          <w:sz w:val="24"/>
+        </w:rPr>
+        <w:t>6.2. Simulador de Matrícula y Tasas TUPA 2026</w:t>
+      </w:r>
+    </w:p>
+    <w:p>
+      <w:pPr>
+        <w:spacing w:after="120" w:line="276" w:lineRule="auto"/>
+      </w:pPr>
+      <w:r>
+        <w:rPr>
+          <w:rFonts w:ascii="Arial" w:hAnsi="Arial"/>
+          <w:color w:val="1E293B"/>
+          <w:sz w:val="21"/>
+        </w:rPr>
+        <w:t>Calculadora institucional financiera interactiva diseñada para transparentar los conceptos de pago y eliminar dudas de costos:</w:t>
+      </w:r>
+    </w:p>
+    <w:p>
+      <w:pPr>
+        <w:pStyle w:val="ListBullet"/>
+        <w:spacing w:after="60" w:line="276" w:lineRule="auto"/>
+      </w:pPr>
+      <w:r>
+        <w:rPr>
+          <w:rFonts w:ascii="Arial" w:hAnsi="Arial"/>
+          <w:b/>
+          <w:color w:val="1E293B"/>
+          <w:sz w:val="21"/>
+        </w:rPr>
+        <w:t xml:space="preserve">Perfiles Estudiantiles: </w:t>
+      </w:r>
+      <w:r>
+        <w:rPr>
+          <w:rFonts w:ascii="Arial" w:hAnsi="Arial"/>
+          <w:color w:val="1E293B"/>
+          <w:sz w:val="21"/>
+        </w:rPr>
+        <w:t>Dispone de 3 perfiles configurables: Postulantes / Nuevos Ingresantes (Examen de admisión S/ 100, Matrícula 1er ciclo S/ 150, Carné MINEDU S/ 20, Carpeta S/ 25), Estudiantes Regulares (Matrícula semestral S/ 150, Carné S/ 20, Seguro de accidentes S/ 15) y Trámites de Titulación (Certificado modular S/ 40, Carpeta de titulación profesional técnica S/ 250, Certificados oficiales S/ 50).</w:t>
+      </w:r>
+    </w:p>
+    <w:p>
+      <w:pPr>
+        <w:pStyle w:val="ListBullet"/>
+        <w:spacing w:after="60" w:line="276" w:lineRule="auto"/>
+      </w:pPr>
+      <w:r>
+        <w:rPr>
+          <w:rFonts w:ascii="Arial" w:hAnsi="Arial"/>
+          <w:b/>
+          <w:color w:val="1E293B"/>
+          <w:sz w:val="21"/>
+        </w:rPr>
+        <w:t xml:space="preserve">Cálculo Dinámico en Tiempo Real: </w:t>
+      </w:r>
+      <w:r>
+        <w:rPr>
+          <w:rFonts w:ascii="Arial" w:hAnsi="Arial"/>
+          <w:color w:val="1E293B"/>
+          <w:sz w:val="21"/>
+        </w:rPr>
+        <w:t>Suma automática con desglose ítem por ítem en soles (S/).</w:t>
+      </w:r>
+    </w:p>
+    <w:p>
+      <w:pPr>
+        <w:pStyle w:val="ListBullet"/>
+        <w:spacing w:after="60" w:line="276" w:lineRule="auto"/>
+      </w:pPr>
+      <w:r>
+        <w:rPr>
+          <w:rFonts w:ascii="Arial" w:hAnsi="Arial"/>
+          <w:b/>
+          <w:color w:val="1E293B"/>
+          <w:sz w:val="21"/>
+        </w:rPr>
+        <w:t xml:space="preserve">Exportación Rápida de Presupuesto: </w:t>
+      </w:r>
+      <w:r>
+        <w:rPr>
+          <w:rFonts w:ascii="Arial" w:hAnsi="Arial"/>
+          <w:color w:val="1E293B"/>
+          <w:sz w:val="21"/>
+        </w:rPr>
+        <w:t>Permite copiar el resumen financiero al portapapeles con formato formal o enviar el presupuesto directo al chat para recibir orientación sobre el depósito bancario.</w:t>
+      </w:r>
+    </w:p>
+    <w:p>
+      <w:pPr>
+        <w:spacing w:before="240" w:after="80"/>
+      </w:pPr>
+      <w:r>
+        <w:rPr>
+          <w:rFonts w:ascii="Arial" w:hAnsi="Arial"/>
+          <w:b/>
+          <w:color w:val="2563EB"/>
+          <w:sz w:val="24"/>
+        </w:rPr>
+        <w:t>6.3. Mapa Arquitectónico Interactivo del Campus</w:t>
+      </w:r>
+    </w:p>
+    <w:p>
+      <w:pPr>
+        <w:spacing w:after="120" w:line="276" w:lineRule="auto"/>
+      </w:pPr>
+      <w:r>
+        <w:rPr>
+          <w:rFonts w:ascii="Arial" w:hAnsi="Arial"/>
+          <w:color w:val="1E293B"/>
+          <w:sz w:val="21"/>
+        </w:rPr>
+        <w:t>Plano arquitectónico esquemático del campus de Paita organizado en cuadrícula y sectores estratégicos:</w:t>
+      </w:r>
+    </w:p>
+    <w:p>
+      <w:pPr>
+        <w:pStyle w:val="ListBullet"/>
+        <w:spacing w:after="60" w:line="276" w:lineRule="auto"/>
+      </w:pPr>
+      <w:r>
+        <w:rPr>
+          <w:rFonts w:ascii="Arial" w:hAnsi="Arial"/>
+          <w:b/>
+          <w:color w:val="1E293B"/>
+          <w:sz w:val="21"/>
+        </w:rPr>
+        <w:t xml:space="preserve">Laboratorios de Cómputo y Cloud APSTI: </w:t>
+      </w:r>
+      <w:r>
+        <w:rPr>
+          <w:rFonts w:ascii="Arial" w:hAnsi="Arial"/>
+          <w:color w:val="1E293B"/>
+          <w:sz w:val="21"/>
+        </w:rPr>
+        <w:t>Equipados con servidores de prueba, racks de telecomunicaciones y laboratorios de software.</w:t>
+      </w:r>
+    </w:p>
+    <w:p>
+      <w:pPr>
+        <w:pStyle w:val="ListBullet"/>
+        <w:spacing w:after="60" w:line="276" w:lineRule="auto"/>
+      </w:pPr>
+      <w:r>
+        <w:rPr>
+          <w:rFonts w:ascii="Arial" w:hAnsi="Arial"/>
+          <w:b/>
+          <w:color w:val="1E293B"/>
+          <w:sz w:val="21"/>
+        </w:rPr>
+        <w:t xml:space="preserve">Módulo de Prácticas DPA: </w:t>
+      </w:r>
+      <w:r>
+        <w:rPr>
+          <w:rFonts w:ascii="Arial" w:hAnsi="Arial"/>
+          <w:color w:val="1E293B"/>
+          <w:sz w:val="21"/>
+        </w:rPr>
+        <w:t>Acuarios experimentales de maricultura y embarcación escuela para prácticas en alta mar.</w:t>
+      </w:r>
+    </w:p>
+    <w:p>
+      <w:pPr>
+        <w:pStyle w:val="ListBullet"/>
+        <w:spacing w:after="60" w:line="276" w:lineRule="auto"/>
+      </w:pPr>
+      <w:r>
+        <w:rPr>
+          <w:rFonts w:ascii="Arial" w:hAnsi="Arial"/>
+          <w:b/>
+          <w:color w:val="1E293B"/>
+          <w:sz w:val="21"/>
+        </w:rPr>
+        <w:t xml:space="preserve">Aulas Multimedia de ANI y Contabilidad: </w:t>
+      </w:r>
+      <w:r>
+        <w:rPr>
+          <w:rFonts w:ascii="Arial" w:hAnsi="Arial"/>
+          <w:color w:val="1E293B"/>
+          <w:sz w:val="21"/>
+        </w:rPr>
+        <w:t>Ambientes climatizados con conectividad digital e infoproyectores.</w:t>
+      </w:r>
+    </w:p>
+    <w:p>
+      <w:pPr>
+        <w:pStyle w:val="ListBullet"/>
+        <w:spacing w:after="60" w:line="276" w:lineRule="auto"/>
+      </w:pPr>
+      <w:r>
+        <w:rPr>
+          <w:rFonts w:ascii="Arial" w:hAnsi="Arial"/>
+          <w:b/>
+          <w:color w:val="1E293B"/>
+          <w:sz w:val="21"/>
+        </w:rPr>
+        <w:t xml:space="preserve">Hotspots Interactivos: </w:t>
+      </w:r>
+      <w:r>
+        <w:rPr>
+          <w:rFonts w:ascii="Arial" w:hAnsi="Arial"/>
+          <w:color w:val="1E293B"/>
+          <w:sz w:val="21"/>
+        </w:rPr>
+        <w:t>Al pulsar cualquier sector, se despliegan detalles de equipamiento, aforo y un botón de consulta inmediata en el chat bot.</w:t>
+      </w:r>
+    </w:p>
+    <w:p>
+      <w:pPr>
+        <w:spacing w:before="240" w:after="80"/>
+      </w:pPr>
+      <w:r>
+        <w:rPr>
+          <w:rFonts w:ascii="Arial" w:hAnsi="Arial"/>
+          <w:b/>
+          <w:color w:val="2563EB"/>
+          <w:sz w:val="24"/>
+        </w:rPr>
+        <w:t>6.4. Chips Contextuales de Continuidad y Acciones de Mensaje</w:t>
+      </w:r>
+    </w:p>
+    <w:p>
+      <w:pPr>
+        <w:pStyle w:val="ListBullet"/>
+        <w:spacing w:after="60" w:line="276" w:lineRule="auto"/>
+      </w:pPr>
+      <w:r>
+        <w:rPr>
+          <w:rFonts w:ascii="Arial" w:hAnsi="Arial"/>
+          <w:b/>
+          <w:color w:val="1E293B"/>
+          <w:sz w:val="21"/>
+        </w:rPr>
+        <w:t xml:space="preserve">Chips Dinámicos: </w:t>
+      </w:r>
+      <w:r>
+        <w:rPr>
+          <w:rFonts w:ascii="Arial" w:hAnsi="Arial"/>
+          <w:color w:val="1E293B"/>
+          <w:sz w:val="21"/>
+        </w:rPr>
+        <w:t>Bajo cada respuesta del asistente se generan 3 botones de seguimiento contextual ("¿Cuánto cuesta la matrícula?", "¿Qué requisitos piden?", etc.) que guían la conversación de manera fluida.</w:t>
+      </w:r>
+    </w:p>
+    <w:p>
+      <w:pPr>
+        <w:pStyle w:val="ListBullet"/>
+        <w:spacing w:after="60" w:line="276" w:lineRule="auto"/>
+      </w:pPr>
+      <w:r>
+        <w:rPr>
+          <w:rFonts w:ascii="Arial" w:hAnsi="Arial"/>
+          <w:b/>
+          <w:color w:val="1E293B"/>
+          <w:sz w:val="21"/>
+        </w:rPr>
+        <w:t xml:space="preserve">Acciones por Burbuja: </w:t>
+      </w:r>
+      <w:r>
+        <w:rPr>
+          <w:rFonts w:ascii="Arial" w:hAnsi="Arial"/>
+          <w:color w:val="1E293B"/>
+          <w:sz w:val="21"/>
+        </w:rPr>
+        <w:t>Cada mensaje del bot cuenta con botones para escuchar con voz dulce, copiar con notificación Toast visual, auditar el cálculo neural y calificar la utilidad de la respuesta (feedback positivo/negativo).</w:t>
+      </w:r>
+    </w:p>
+    <w:p>
+      <w:pPr>
+        <w:spacing w:before="360" w:after="120"/>
+      </w:pPr>
+      <w:r>
+        <w:rPr>
+          <w:rFonts w:ascii="Arial" w:hAnsi="Arial"/>
+          <w:b/>
+          <w:color w:val="13357B"/>
+          <w:sz w:val="28"/>
+        </w:rPr>
+        <w:t>7. MOTOR DE HUMANIZACIÓN VOCAL FEMENINA Y DICTADO</w:t>
+      </w:r>
+    </w:p>
+    <w:p>
+      <w:pPr>
+        <w:spacing w:after="120" w:line="276" w:lineRule="auto"/>
+      </w:pPr>
+      <w:r>
+        <w:rPr>
+          <w:rFonts w:ascii="Arial" w:hAnsi="Arial"/>
+          <w:color w:val="1E293B"/>
+          <w:sz w:val="21"/>
+        </w:rPr>
+        <w:t>HercarIA destaca por su timbre vocal humanizado, erradicando lecturas mecánicas e impersonales:</w:t>
+      </w:r>
+    </w:p>
+    <w:p>
+      <w:pPr>
+        <w:pStyle w:val="ListBullet"/>
+        <w:spacing w:after="60" w:line="276" w:lineRule="auto"/>
+      </w:pPr>
+      <w:r>
+        <w:rPr>
+          <w:rFonts w:ascii="Arial" w:hAnsi="Arial"/>
+          <w:b/>
+          <w:color w:val="1E293B"/>
+          <w:sz w:val="21"/>
+        </w:rPr>
+        <w:t xml:space="preserve">Afinación Acústica Melodiosa: </w:t>
+      </w:r>
+      <w:r>
+        <w:rPr>
+          <w:rFonts w:ascii="Arial" w:hAnsi="Arial"/>
+          <w:color w:val="1E293B"/>
+          <w:sz w:val="21"/>
+        </w:rPr>
+        <w:t>Configurada con velocidad 0.93 y tono 1.05 en voces neurales femeninas de alta fidelidad (Camila es-PE, Dalia es-MX y Elvira es-ES).</w:t>
+      </w:r>
+    </w:p>
+    <w:p>
+      <w:pPr>
+        <w:pStyle w:val="ListBullet"/>
+        <w:spacing w:after="60" w:line="276" w:lineRule="auto"/>
+      </w:pPr>
+      <w:r>
+        <w:rPr>
+          <w:rFonts w:ascii="Arial" w:hAnsi="Arial"/>
+          <w:b/>
+          <w:color w:val="1E293B"/>
+          <w:sz w:val="21"/>
+        </w:rPr>
+        <w:t xml:space="preserve">Filtro Integral Antirruido y Anti-Markdown: </w:t>
+      </w:r>
+      <w:r>
+        <w:rPr>
+          <w:rFonts w:ascii="Arial" w:hAnsi="Arial"/>
+          <w:color w:val="1E293B"/>
+          <w:sz w:val="21"/>
+        </w:rPr>
+        <w:t>Expresiones regulares que eliminan asteriscos (*), almohadillas (#), corchetes y signos tipográficos antes de remitir la cadena al sintetizador vocal.</w:t>
+      </w:r>
+    </w:p>
+    <w:p>
+      <w:pPr>
+        <w:pStyle w:val="ListBullet"/>
+        <w:spacing w:after="60" w:line="276" w:lineRule="auto"/>
+      </w:pPr>
+      <w:r>
+        <w:rPr>
+          <w:rFonts w:ascii="Arial" w:hAnsi="Arial"/>
+          <w:b/>
+          <w:color w:val="1E293B"/>
+          <w:sz w:val="21"/>
+        </w:rPr>
+        <w:t xml:space="preserve">Normalización Fonética Estricta: </w:t>
+      </w:r>
+      <w:r>
+        <w:rPr>
+          <w:rFonts w:ascii="Arial" w:hAnsi="Arial"/>
+          <w:color w:val="1E293B"/>
+          <w:sz w:val="21"/>
+        </w:rPr>
+        <w:t>Traducción de siglas institucionales a fonemas amigables: "APSTI" se pronuncia "Ápsti", "IESTP" como "Instituto", "S/ 150" como "150 soles" y "DPA" como "D P A".</w:t>
+      </w:r>
+    </w:p>
+    <w:p>
+      <w:pPr>
+        <w:pStyle w:val="ListBullet"/>
+        <w:spacing w:after="60" w:line="276" w:lineRule="auto"/>
+      </w:pPr>
+      <w:r>
+        <w:rPr>
+          <w:rFonts w:ascii="Arial" w:hAnsi="Arial"/>
+          <w:b/>
+          <w:color w:val="1E293B"/>
+          <w:sz w:val="21"/>
+        </w:rPr>
+        <w:t xml:space="preserve">Dictado por Voz con Micrófono: </w:t>
+      </w:r>
+      <w:r>
+        <w:rPr>
+          <w:rFonts w:ascii="Arial" w:hAnsi="Arial"/>
+          <w:color w:val="1E293B"/>
+          <w:sz w:val="21"/>
+        </w:rPr>
+        <w:t>Reconocimiento continuo con Web Speech Recognition y efecto óptico de ondas concéntricas (Ripple Effect) durante la escucha activa.</w:t>
+      </w:r>
+    </w:p>
+    <w:p>
+      <w:pPr>
+        <w:spacing w:before="360" w:after="120"/>
+      </w:pPr>
+      <w:r>
+        <w:rPr>
+          <w:rFonts w:ascii="Arial" w:hAnsi="Arial"/>
+          <w:b/>
+          <w:color w:val="13357B"/>
+          <w:sz w:val="28"/>
+        </w:rPr>
+        <w:t>8. PROCEDIMIENTOS DE MATRÍCULA Y REGISTRO DE PAGOS</w:t>
+      </w:r>
+    </w:p>
+    <w:p>
+      <w:pPr>
+        <w:spacing w:before="240" w:after="80"/>
+      </w:pPr>
+      <w:r>
+        <w:rPr>
+          <w:rFonts w:ascii="Arial" w:hAnsi="Arial"/>
+          <w:b/>
+          <w:color w:val="2563EB"/>
+          <w:sz w:val="24"/>
+        </w:rPr>
+        <w:t>8.1. Gratuidad de la Enseñanza Pública</w:t>
+      </w:r>
+    </w:p>
+    <w:p>
+      <w:pPr>
+        <w:spacing w:after="120" w:line="276" w:lineRule="auto"/>
+      </w:pPr>
+      <w:r>
+        <w:rPr>
+          <w:rFonts w:ascii="Arial" w:hAnsi="Arial"/>
+          <w:color w:val="1E293B"/>
+          <w:sz w:val="21"/>
+        </w:rPr>
+        <w:t>El IESTP Hermanos Cárcamo es un instituto tecnológico público tutelado por la DREP Piura y el MINEDU. La enseñanza es gratuita sin mensualidades privadas. Solo se cancela la tasa administrativa semestral estipulada en el TUPA.</w:t>
+      </w:r>
+    </w:p>
+    <w:p>
+      <w:pPr>
+        <w:spacing w:before="240" w:after="80"/>
+      </w:pPr>
+      <w:r>
+        <w:rPr>
+          <w:rFonts w:ascii="Arial" w:hAnsi="Arial"/>
+          <w:b/>
+          <w:color w:val="2563EB"/>
+          <w:sz w:val="24"/>
+        </w:rPr>
+        <w:t>8.2. Protocolo de Registro de Vouchers BN</w:t>
+      </w:r>
+    </w:p>
+    <w:p>
+      <w:pPr>
+        <w:pStyle w:val="ListBullet"/>
+        <w:spacing w:after="60" w:line="276" w:lineRule="auto"/>
+      </w:pPr>
+      <w:r>
+        <w:rPr>
+          <w:rFonts w:ascii="Arial" w:hAnsi="Arial"/>
+          <w:b/>
+          <w:color w:val="1E293B"/>
+          <w:sz w:val="21"/>
+        </w:rPr>
+        <w:t xml:space="preserve">Paso 1: </w:t>
+      </w:r>
+      <w:r>
+        <w:rPr>
+          <w:rFonts w:ascii="Arial" w:hAnsi="Arial"/>
+          <w:color w:val="1E293B"/>
+          <w:sz w:val="21"/>
+        </w:rPr>
+        <w:t>Abono en ventanilla o Agente MultiRed del Banco de la Nación.</w:t>
+      </w:r>
+    </w:p>
+    <w:p>
+      <w:pPr>
+        <w:pStyle w:val="ListBullet"/>
+        <w:spacing w:after="60" w:line="276" w:lineRule="auto"/>
+      </w:pPr>
+      <w:r>
+        <w:rPr>
+          <w:rFonts w:ascii="Arial" w:hAnsi="Arial"/>
+          <w:b/>
+          <w:color w:val="1E293B"/>
+          <w:sz w:val="21"/>
+        </w:rPr>
+        <w:t xml:space="preserve">Paso 2: </w:t>
+      </w:r>
+      <w:r>
+        <w:rPr>
+          <w:rFonts w:ascii="Arial" w:hAnsi="Arial"/>
+          <w:color w:val="1E293B"/>
+          <w:sz w:val="21"/>
+        </w:rPr>
+        <w:t>Acceso a la plataforma institucional: https://pagos.ieshercar.edu.pe/</w:t>
+      </w:r>
+    </w:p>
+    <w:p>
+      <w:pPr>
+        <w:pStyle w:val="ListBullet"/>
+        <w:spacing w:after="60" w:line="276" w:lineRule="auto"/>
+      </w:pPr>
+      <w:r>
+        <w:rPr>
+          <w:rFonts w:ascii="Arial" w:hAnsi="Arial"/>
+          <w:b/>
+          <w:color w:val="1E293B"/>
+          <w:sz w:val="21"/>
+        </w:rPr>
+        <w:t xml:space="preserve">Paso 3: </w:t>
+      </w:r>
+      <w:r>
+        <w:rPr>
+          <w:rFonts w:ascii="Arial" w:hAnsi="Arial"/>
+          <w:color w:val="1E293B"/>
+          <w:sz w:val="21"/>
+        </w:rPr>
+        <w:t>Identificación mediante número de DNI.</w:t>
+      </w:r>
+    </w:p>
+    <w:p>
+      <w:pPr>
+        <w:pStyle w:val="ListBullet"/>
+        <w:spacing w:after="60" w:line="276" w:lineRule="auto"/>
+      </w:pPr>
+      <w:r>
+        <w:rPr>
+          <w:rFonts w:ascii="Arial" w:hAnsi="Arial"/>
+          <w:b/>
+          <w:color w:val="1E293B"/>
+          <w:sz w:val="21"/>
+        </w:rPr>
+        <w:t xml:space="preserve">Paso 4: </w:t>
+      </w:r>
+      <w:r>
+        <w:rPr>
+          <w:rFonts w:ascii="Arial" w:hAnsi="Arial"/>
+          <w:color w:val="1E293B"/>
+          <w:sz w:val="21"/>
+        </w:rPr>
+        <w:t>Ingreso de Fecha, Monto exacto y Número de Operación del váucher.</w:t>
+      </w:r>
+    </w:p>
+    <w:p>
+      <w:pPr>
+        <w:pStyle w:val="ListBullet"/>
+        <w:spacing w:after="60" w:line="276" w:lineRule="auto"/>
+      </w:pPr>
+      <w:r>
+        <w:rPr>
+          <w:rFonts w:ascii="Arial" w:hAnsi="Arial"/>
+          <w:b/>
+          <w:color w:val="1E293B"/>
+          <w:sz w:val="21"/>
+        </w:rPr>
+        <w:t xml:space="preserve">Paso 5: </w:t>
+      </w:r>
+      <w:r>
+        <w:rPr>
+          <w:rFonts w:ascii="Arial" w:hAnsi="Arial"/>
+          <w:color w:val="1E293B"/>
+          <w:sz w:val="21"/>
+        </w:rPr>
+        <w:t>Carga de la imagen o archivo PDF del comprobante y registro.</w:t>
+      </w:r>
+    </w:p>
+    <w:p>
+      <w:pPr>
+        <w:pStyle w:val="ListBullet"/>
+        <w:spacing w:after="60" w:line="276" w:lineRule="auto"/>
+      </w:pPr>
+      <w:r>
+        <w:rPr>
+          <w:rFonts w:ascii="Arial" w:hAnsi="Arial"/>
+          <w:b/>
+          <w:color w:val="1E293B"/>
+          <w:sz w:val="21"/>
+        </w:rPr>
+        <w:t xml:space="preserve">Paso 6: </w:t>
+      </w:r>
+      <w:r>
+        <w:rPr>
+          <w:rFonts w:ascii="Arial" w:hAnsi="Arial"/>
+          <w:color w:val="1E293B"/>
+          <w:sz w:val="21"/>
+        </w:rPr>
+        <w:t>Consulta y descarga de la boleta electrónica con validez fiscal en: https://sistema.ieshercar.com/Consulta_Boletas/index.php</w:t>
+      </w:r>
+    </w:p>
+    <w:p>
+      <w:pPr>
+        <w:spacing w:before="360" w:after="120"/>
+      </w:pPr>
+      <w:r>
+        <w:rPr>
+          <w:rFonts w:ascii="Arial" w:hAnsi="Arial"/>
+          <w:b/>
+          <w:color w:val="13357B"/>
+          <w:sz w:val="28"/>
+        </w:rPr>
+        <w:t>9. STACK TECNOLÓGICO Y ARQUITECTURA DEL SISTEMA</w:t>
+      </w:r>
+    </w:p>
+    <w:p>
+      <w:pPr>
+        <w:spacing w:after="120" w:line="276" w:lineRule="auto"/>
+      </w:pPr>
+      <w:r>
+        <w:rPr>
+          <w:rFonts w:ascii="Arial" w:hAnsi="Arial"/>
+          <w:color w:val="1E293B"/>
+          <w:sz w:val="21"/>
+        </w:rPr>
+        <w:t>HercarIA se construyó bajo estándares de ingeniería de software moderno y cero dependencias complejas:</w:t>
       </w:r>
     </w:p>
     <w:tbl>
@@ -1142,6 +1938,130 @@
                 <w:rFonts w:ascii="Arial" w:hAnsi="Arial"/>
                 <w:sz w:val="19"/>
               </w:rPr>
+              <w:t>Red Neuronal Artificial (MLP)</w:t>
+            </w:r>
+          </w:p>
+        </w:tc>
+        <w:tc>
+          <w:tcPr>
+            <w:tcW w:type="dxa" w:w="3120"/>
+            <w:tcMar>
+              <w:top w:w="100" w:type="dxa"/>
+              <w:bottom w:w="100" w:type="dxa"/>
+              <w:left w:w="120" w:type="dxa"/>
+              <w:right w:w="120" w:type="dxa"/>
+            </w:tcMar>
+          </w:tcPr>
+          <w:p>
+            <w:r>
+              <w:rPr>
+                <w:rFonts w:ascii="Arial" w:hAnsi="Arial"/>
+                <w:sz w:val="19"/>
+              </w:rPr>
+              <w:t>HercarNeuralNetwork (Vanilla JS ES6+)</w:t>
+            </w:r>
+          </w:p>
+        </w:tc>
+        <w:tc>
+          <w:tcPr>
+            <w:tcW w:type="dxa" w:w="3120"/>
+            <w:tcMar>
+              <w:top w:w="100" w:type="dxa"/>
+              <w:bottom w:w="100" w:type="dxa"/>
+              <w:left w:w="120" w:type="dxa"/>
+              <w:right w:w="120" w:type="dxa"/>
+            </w:tcMar>
+          </w:tcPr>
+          <w:p>
+            <w:r>
+              <w:rPr>
+                <w:rFonts w:ascii="Arial" w:hAnsi="Arial"/>
+                <w:sz w:val="19"/>
+              </w:rPr>
+              <w:t>Perceptrón Multicapa (220-36-18-22) con LeakyReLU, Tanh, Softmax y Backpropagation en browser.</w:t>
+            </w:r>
+          </w:p>
+        </w:tc>
+      </w:tr>
+      <w:tr>
+        <w:tc>
+          <w:tcPr>
+            <w:tcW w:type="dxa" w:w="3120"/>
+            <w:tcMar>
+              <w:top w:w="100" w:type="dxa"/>
+              <w:bottom w:w="100" w:type="dxa"/>
+              <w:left w:w="120" w:type="dxa"/>
+              <w:right w:w="120" w:type="dxa"/>
+            </w:tcMar>
+          </w:tcPr>
+          <w:p>
+            <w:r>
+              <w:rPr>
+                <w:rFonts w:ascii="Arial" w:hAnsi="Arial"/>
+                <w:sz w:val="19"/>
+              </w:rPr>
+              <w:t>Inspector &amp; Playground IA</w:t>
+            </w:r>
+          </w:p>
+        </w:tc>
+        <w:tc>
+          <w:tcPr>
+            <w:tcW w:type="dxa" w:w="3120"/>
+            <w:tcMar>
+              <w:top w:w="100" w:type="dxa"/>
+              <w:bottom w:w="100" w:type="dxa"/>
+              <w:left w:w="120" w:type="dxa"/>
+              <w:right w:w="120" w:type="dxa"/>
+            </w:tcMar>
+          </w:tcPr>
+          <w:p>
+            <w:r>
+              <w:rPr>
+                <w:rFonts w:ascii="Arial" w:hAnsi="Arial"/>
+                <w:sz w:val="19"/>
+              </w:rPr>
+              <w:t>SVG Reactivo + DOM Dinámico</w:t>
+            </w:r>
+          </w:p>
+        </w:tc>
+        <w:tc>
+          <w:tcPr>
+            <w:tcW w:type="dxa" w:w="3120"/>
+            <w:tcMar>
+              <w:top w:w="100" w:type="dxa"/>
+              <w:bottom w:w="100" w:type="dxa"/>
+              <w:left w:w="120" w:type="dxa"/>
+              <w:right w:w="120" w:type="dxa"/>
+            </w:tcMar>
+          </w:tcPr>
+          <w:p>
+            <w:r>
+              <w:rPr>
+                <w:rFonts w:ascii="Arial" w:hAnsi="Arial"/>
+                <w:sz w:val="19"/>
+              </w:rPr>
+              <w:t>Auditoría en tiempo real del grafo neuronal, distribución Softmax y banco de pruebas interactivas.</w:t>
+            </w:r>
+          </w:p>
+        </w:tc>
+      </w:tr>
+      <w:tr>
+        <w:tc>
+          <w:tcPr>
+            <w:tcW w:type="dxa" w:w="3120"/>
+            <w:tcMar>
+              <w:top w:w="100" w:type="dxa"/>
+              <w:bottom w:w="100" w:type="dxa"/>
+              <w:left w:w="120" w:type="dxa"/>
+              <w:right w:w="120" w:type="dxa"/>
+            </w:tcMar>
+          </w:tcPr>
+          <w:p>
+            <w:r>
+              <w:rPr>
+                <w:rFonts w:ascii="Arial" w:hAnsi="Arial"/>
+                <w:sz w:val="19"/>
+              </w:rPr>
               <w:t>Frontend UI / UX</w:t>
             </w:r>
           </w:p>
@@ -1182,7 +2102,7 @@
                 <w:rFonts w:ascii="Arial" w:hAnsi="Arial"/>
                 <w:sz w:val="19"/>
               </w:rPr>
-              <w:t>Diseño fullscreen responsivo inspirado en ChatGPT, soporte completo para tema claro/oscuro, microinteracciones y efectos ripple.</w:t>
+              <w:t>Diseño fullscreen estilo ChatGPT, microinteracciones, modales glassmorphism y tema claro/oscuro.</w:t>
             </w:r>
           </w:p>
         </w:tc>
@@ -1204,7 +2124,7 @@
                 <w:rFonts w:ascii="Arial" w:hAnsi="Arial"/>
                 <w:sz w:val="19"/>
               </w:rPr>
-              <w:t>Lógica Conversacional</w:t>
+              <w:t>Simulador Financiero TUPA</w:t>
             </w:r>
           </w:p>
         </w:tc>
@@ -1224,7 +2144,7 @@
                 <w:rFonts w:ascii="Arial" w:hAnsi="Arial"/>
                 <w:sz w:val="19"/>
               </w:rPr>
-              <w:t>Vanilla JavaScript (ES6+ Modular)</w:t>
+              <w:t>Algoritmo JS de Tasas 2026</w:t>
             </w:r>
           </w:p>
         </w:tc>
@@ -1244,69 +2164,7 @@
                 <w:rFonts w:ascii="Arial" w:hAnsi="Arial"/>
                 <w:sz w:val="19"/>
               </w:rPr>
-              <w:t>Normalización de texto, motor NLP basado en intenciones semánticas y expresiones regulares, parsing dinámico de Markdown.</w:t>
-            </w:r>
-          </w:p>
-        </w:tc>
-      </w:tr>
-      <w:tr>
-        <w:tc>
-          <w:tcPr>
-            <w:tcW w:type="dxa" w:w="3120"/>
-            <w:tcMar>
-              <w:top w:w="100" w:type="dxa"/>
-              <w:bottom w:w="100" w:type="dxa"/>
-              <w:left w:w="120" w:type="dxa"/>
-              <w:right w:w="120" w:type="dxa"/>
-            </w:tcMar>
-          </w:tcPr>
-          <w:p>
-            <w:r>
-              <w:rPr>
-                <w:rFonts w:ascii="Arial" w:hAnsi="Arial"/>
-                <w:sz w:val="19"/>
-              </w:rPr>
-              <w:t>Iconografía Vectorial</w:t>
-            </w:r>
-          </w:p>
-        </w:tc>
-        <w:tc>
-          <w:tcPr>
-            <w:tcW w:type="dxa" w:w="3120"/>
-            <w:tcMar>
-              <w:top w:w="100" w:type="dxa"/>
-              <w:bottom w:w="100" w:type="dxa"/>
-              <w:left w:w="120" w:type="dxa"/>
-              <w:right w:w="120" w:type="dxa"/>
-            </w:tcMar>
-          </w:tcPr>
-          <w:p>
-            <w:r>
-              <w:rPr>
-                <w:rFonts w:ascii="Arial" w:hAnsi="Arial"/>
-                <w:sz w:val="19"/>
-              </w:rPr>
-              <w:t>SVG Inline (Trazo uniforme a 2px)</w:t>
-            </w:r>
-          </w:p>
-        </w:tc>
-        <w:tc>
-          <w:tcPr>
-            <w:tcW w:type="dxa" w:w="3120"/>
-            <w:tcMar>
-              <w:top w:w="100" w:type="dxa"/>
-              <w:bottom w:w="100" w:type="dxa"/>
-              <w:left w:w="120" w:type="dxa"/>
-              <w:right w:w="120" w:type="dxa"/>
-            </w:tcMar>
-          </w:tcPr>
-          <w:p>
-            <w:r>
-              <w:rPr>
-                <w:rFonts w:ascii="Arial" w:hAnsi="Arial"/>
-                <w:sz w:val="19"/>
-              </w:rPr>
-              <w:t>Iconografía nítida y corporativa que sustituye emojis informales, garantizando coherencia visual técnica en todas las resoluciones.</w:t>
+              <w:t>Calculadora interactiva con perfiles de cachimbos, regulares y titulación con copiado al portapapeles.</w:t>
             </w:r>
           </w:p>
         </w:tc>
@@ -1368,7 +2226,7 @@
                 <w:rFonts w:ascii="Arial" w:hAnsi="Arial"/>
                 <w:sz w:val="19"/>
               </w:rPr>
-              <w:t>Cuestionario interactivo de 6 reactivos con ponderación matricial y cálculo de compatibilidad porcentual con trofeo de resultado.</w:t>
+              <w:t>Cuestionario de 6 reactivos con cálculo matricial de compatibilidad porcentual y trofeo interactivo.</w:t>
             </w:r>
           </w:p>
         </w:tc>
@@ -1430,7 +2288,7 @@
                 <w:rFonts w:ascii="Arial" w:hAnsi="Arial"/>
                 <w:sz w:val="19"/>
               </w:rPr>
-              <w:t>Síntesis de voz femenina dulce y humana con fallback automático para funcionamiento universal en web estática y servidores locales.</w:t>
+              <w:t>Síntesis de voz femenina dulce con entonación natural y normalización fonética de siglas.</w:t>
             </w:r>
           </w:p>
         </w:tc>
@@ -1492,69 +2350,7 @@
                 <w:rFonts w:ascii="Arial" w:hAnsi="Arial"/>
                 <w:sz w:val="19"/>
               </w:rPr>
-              <w:t>Dictado por voz mediante micrófono en tiempo real con dialecto español de Perú (es-PE) y detección de silencio.</w:t>
-            </w:r>
-          </w:p>
-        </w:tc>
-      </w:tr>
-      <w:tr>
-        <w:tc>
-          <w:tcPr>
-            <w:tcW w:type="dxa" w:w="3120"/>
-            <w:tcMar>
-              <w:top w:w="100" w:type="dxa"/>
-              <w:bottom w:w="100" w:type="dxa"/>
-              <w:left w:w="120" w:type="dxa"/>
-              <w:right w:w="120" w:type="dxa"/>
-            </w:tcMar>
-          </w:tcPr>
-          <w:p>
-            <w:r>
-              <w:rPr>
-                <w:rFonts w:ascii="Arial" w:hAnsi="Arial"/>
-                <w:sz w:val="19"/>
-              </w:rPr>
-              <w:t>Almacenamiento Local</w:t>
-            </w:r>
-          </w:p>
-        </w:tc>
-        <w:tc>
-          <w:tcPr>
-            <w:tcW w:type="dxa" w:w="3120"/>
-            <w:tcMar>
-              <w:top w:w="100" w:type="dxa"/>
-              <w:bottom w:w="100" w:type="dxa"/>
-              <w:left w:w="120" w:type="dxa"/>
-              <w:right w:w="120" w:type="dxa"/>
-            </w:tcMar>
-          </w:tcPr>
-          <w:p>
-            <w:r>
-              <w:rPr>
-                <w:rFonts w:ascii="Arial" w:hAnsi="Arial"/>
-                <w:sz w:val="19"/>
-              </w:rPr>
-              <w:t>Web Storage API (localStorage)</w:t>
-            </w:r>
-          </w:p>
-        </w:tc>
-        <w:tc>
-          <w:tcPr>
-            <w:tcW w:type="dxa" w:w="3120"/>
-            <w:tcMar>
-              <w:top w:w="100" w:type="dxa"/>
-              <w:bottom w:w="100" w:type="dxa"/>
-              <w:left w:w="120" w:type="dxa"/>
-              <w:right w:w="120" w:type="dxa"/>
-            </w:tcMar>
-          </w:tcPr>
-          <w:p>
-            <w:r>
-              <w:rPr>
-                <w:rFonts w:ascii="Arial" w:hAnsi="Arial"/>
-                <w:sz w:val="19"/>
-              </w:rPr>
-              <w:t>Persistencia del historial de consultas recientes del usuario y preferencias de tema de interfaz.</w:t>
+              <w:t>Dictado por voz mediante micrófono en tiempo real con animación concéntrica Ripple.</w:t>
             </w:r>
           </w:p>
         </w:tc>
@@ -1616,7 +2412,7 @@
                 <w:rFonts w:ascii="Arial" w:hAnsi="Arial"/>
                 <w:sz w:val="19"/>
               </w:rPr>
-              <w:t>Alojamiento en la nube con disponibilidad permanente 24/7, certificado SSL activo y CDN de alta velocidad.</w:t>
+              <w:t>Alojamiento en la nube con disponibilidad 24/7, certificado SSL y CDN de alta velocidad.</w:t>
             </w:r>
           </w:p>
         </w:tc>
@@ -1633,7 +2429,7 @@
           <w:color w:val="13357B"/>
           <w:sz w:val="28"/>
         </w:rPr>
-        <w:t>7. MOTOR DE HUMANIZACIÓN VOCAL FEMENINA Y DICTADO</w:t>
+        <w:t>10. GUÍA DE INSTALACIÓN Y ENLACES OFICIALES</w:t>
       </w:r>
     </w:p>
     <w:p>
@@ -1646,7 +2442,7 @@
           <w:color w:val="1E293B"/>
           <w:sz w:val="21"/>
         </w:rPr>
-        <w:t>Uno de los mayores logros del proyecto es la humanización de la voz de HercarIA, eliminando cualquier sensación de sintetizador robótico antiguo:</w:t>
+        <w:t>HercarIA se distribuye en dos modalidades para conveniencia de toda la comunidad:</w:t>
       </w:r>
     </w:p>
     <w:p>
@@ -1661,7 +2457,7 @@
           <w:color w:val="1E293B"/>
           <w:sz w:val="21"/>
         </w:rPr>
-        <w:t xml:space="preserve">Calibración Acústica Agradable y Femenina: </w:t>
+        <w:t xml:space="preserve">1. Despliegue en Vivo en la Nube (GitHub Pages): </w:t>
       </w:r>
       <w:r>
         <w:rPr>
@@ -1669,634 +2465,7 @@
           <w:color w:val="1E293B"/>
           <w:sz w:val="21"/>
         </w:rPr>
-        <w:t>Se calibró la tasa de velocidad en 0.93 y el tono (pitch) en 1.05. Este ajuste acústico produce una cadencia pausada, melodiosa, suave y natural, ideal para la atención y orientación vocacional.</w:t>
-      </w:r>
-    </w:p>
-    <w:p>
-      <w:pPr>
-        <w:pStyle w:val="ListBullet"/>
-        <w:spacing w:after="60" w:line="276" w:lineRule="auto"/>
-      </w:pPr>
-      <w:r>
-        <w:rPr>
-          <w:rFonts w:ascii="Arial" w:hAnsi="Arial"/>
-          <w:b/>
-          <w:color w:val="1E293B"/>
-          <w:sz w:val="21"/>
-        </w:rPr>
-        <w:t xml:space="preserve">Supresión Total de Sintaxis Markdown y Asteriscos: </w:t>
-      </w:r>
-      <w:r>
-        <w:rPr>
-          <w:rFonts w:ascii="Arial" w:hAnsi="Arial"/>
-          <w:color w:val="1E293B"/>
-          <w:sz w:val="21"/>
-        </w:rPr>
-        <w:t>Se diseñó un filtro de limpieza previa (regex) que erradica por completo la pronunciación de asteriscos (**), guiones, numerales (#), barras y tablas. La voz habla con lenguaje conversacional limpio mientras la pantalla muestra el texto formateado con viñetas y negritas.</w:t>
-      </w:r>
-    </w:p>
-    <w:p>
-      <w:pPr>
-        <w:pStyle w:val="ListBullet"/>
-        <w:spacing w:after="60" w:line="276" w:lineRule="auto"/>
-      </w:pPr>
-      <w:r>
-        <w:rPr>
-          <w:rFonts w:ascii="Arial" w:hAnsi="Arial"/>
-          <w:b/>
-          <w:color w:val="1E293B"/>
-          <w:sz w:val="21"/>
-        </w:rPr>
-        <w:t xml:space="preserve">Normalización Fonética de Siglas Institucionales: </w:t>
-      </w:r>
-      <w:r>
-        <w:rPr>
-          <w:rFonts w:ascii="Arial" w:hAnsi="Arial"/>
-          <w:color w:val="1E293B"/>
-          <w:sz w:val="21"/>
-        </w:rPr>
-        <w:t>El preprocesador vocal traduce términos técnicos antes de llegar al sintetizador: "APSTI" se modula fonéticamente como "Ápsti" o "Arquitectura de Plataformas y Servicios TI", "ANI" como "Ani", "DPA" como "D P A", "S/ 150" como "150 soles", "IESTP" como "Instituto", y "SUNAT" como "Sunat".</w:t>
-      </w:r>
-    </w:p>
-    <w:p>
-      <w:pPr>
-        <w:pStyle w:val="ListBullet"/>
-        <w:spacing w:after="60" w:line="276" w:lineRule="auto"/>
-      </w:pPr>
-      <w:r>
-        <w:rPr>
-          <w:rFonts w:ascii="Arial" w:hAnsi="Arial"/>
-          <w:b/>
-          <w:color w:val="1E293B"/>
-          <w:sz w:val="21"/>
-        </w:rPr>
-        <w:t xml:space="preserve">Priorización Inteligente de Voces Femeninas: </w:t>
-      </w:r>
-      <w:r>
-        <w:rPr>
-          <w:rFonts w:ascii="Arial" w:hAnsi="Arial"/>
-          <w:color w:val="1E293B"/>
-          <w:sz w:val="21"/>
-        </w:rPr>
-        <w:t>En la versión web (GitHub Pages y celulares), el sistema analiza las voces instaladas en el dispositivo y selecciona prioritariamente voces dulces en español (Dalia, Camila, Salome, Elvira, Sabina).</w:t>
-      </w:r>
-    </w:p>
-    <w:p>
-      <w:pPr>
-        <w:pStyle w:val="ListBullet"/>
-        <w:spacing w:after="60" w:line="276" w:lineRule="auto"/>
-      </w:pPr>
-      <w:r>
-        <w:rPr>
-          <w:rFonts w:ascii="Arial" w:hAnsi="Arial"/>
-          <w:b/>
-          <w:color w:val="1E293B"/>
-          <w:sz w:val="21"/>
-        </w:rPr>
-        <w:t xml:space="preserve">Módulo de Audio Desplegable Popover: </w:t>
-      </w:r>
-      <w:r>
-        <w:rPr>
-          <w:rFonts w:ascii="Arial" w:hAnsi="Arial"/>
-          <w:color w:val="1E293B"/>
-          <w:sz w:val="21"/>
-        </w:rPr>
-        <w:t>En la cabecera superior se incluye el botón minimalista "[ 🔊 🟢 Voz ]". Al hacer clic, despliega un panel flotante donde el usuario puede activar/desactivar la voz, elegir su voz favorita y probar la entonación con el botón "Probar Voz".</w:t>
-      </w:r>
-    </w:p>
-    <w:p>
-      <w:pPr>
-        <w:pStyle w:val="ListBullet"/>
-        <w:spacing w:after="60" w:line="276" w:lineRule="auto"/>
-      </w:pPr>
-      <w:r>
-        <w:rPr>
-          <w:rFonts w:ascii="Arial" w:hAnsi="Arial"/>
-          <w:b/>
-          <w:color w:val="1E293B"/>
-          <w:sz w:val="21"/>
-        </w:rPr>
-        <w:t xml:space="preserve">Cancelación Instantánea de Ecos y Ruidos: </w:t>
-      </w:r>
-      <w:r>
-        <w:rPr>
-          <w:rFonts w:ascii="Arial" w:hAnsi="Arial"/>
-          <w:color w:val="1E293B"/>
-          <w:sz w:val="21"/>
-        </w:rPr>
-        <w:t>Se programó la interrupción inmediata de la síntesis vocal al presionar la tecla Escape, al dar clic en el campo de texto o al enviar una nueva consulta, evitando la superposición molesta de audios.</w:t>
-      </w:r>
-    </w:p>
-    <w:p>
-      <w:pPr>
-        <w:spacing w:before="360" w:after="120"/>
-      </w:pPr>
-      <w:r>
-        <w:rPr>
-          <w:rFonts w:ascii="Arial" w:hAnsi="Arial"/>
-          <w:b/>
-          <w:color w:val="13357B"/>
-          <w:sz w:val="28"/>
-        </w:rPr>
-        <w:t>8. REDISEÑO ERGONÓMICO DE LA INTERFAZ DE USUARIO (UI/UX)</w:t>
-      </w:r>
-    </w:p>
-    <w:p>
-      <w:pPr>
-        <w:spacing w:after="120" w:line="276" w:lineRule="auto"/>
-      </w:pPr>
-      <w:r>
-        <w:rPr>
-          <w:rFonts w:ascii="Arial" w:hAnsi="Arial"/>
-          <w:color w:val="1E293B"/>
-          <w:sz w:val="21"/>
-        </w:rPr>
-        <w:t>Para brindar una experiencia óptima al usuario, se rediseñó la distribución de los componentes eliminando saturaciones visuales:</w:t>
-      </w:r>
-    </w:p>
-    <w:p>
-      <w:pPr>
-        <w:pStyle w:val="ListBullet"/>
-        <w:spacing w:after="60" w:line="276" w:lineRule="auto"/>
-      </w:pPr>
-      <w:r>
-        <w:rPr>
-          <w:rFonts w:ascii="Arial" w:hAnsi="Arial"/>
-          <w:b/>
-          <w:color w:val="1E293B"/>
-          <w:sz w:val="21"/>
-        </w:rPr>
-        <w:t xml:space="preserve">Menú Lateral Limpio estilo ChatGPT: </w:t>
-      </w:r>
-      <w:r>
-        <w:rPr>
-          <w:rFonts w:ascii="Arial" w:hAnsi="Arial"/>
-          <w:color w:val="1E293B"/>
-          <w:sz w:val="21"/>
-        </w:rPr>
-        <w:t>El menú lateral (Sidebar) se reservó exclusivamente para las acciones de navegación fundamentales: botón destacado "+ Nueva Conversación", acceso rápido a "Test Vocacional", lista de "Consultas Recientes" y conmutador de "Modo Oscuro".</w:t>
-      </w:r>
-    </w:p>
-    <w:p>
-      <w:pPr>
-        <w:pStyle w:val="ListBullet"/>
-        <w:spacing w:after="60" w:line="276" w:lineRule="auto"/>
-      </w:pPr>
-      <w:r>
-        <w:rPr>
-          <w:rFonts w:ascii="Arial" w:hAnsi="Arial"/>
-          <w:b/>
-          <w:color w:val="1E293B"/>
-          <w:sz w:val="21"/>
-        </w:rPr>
-        <w:t xml:space="preserve">Botones de Utilidad en Cabecera Superior: </w:t>
-      </w:r>
-      <w:r>
-        <w:rPr>
-          <w:rFonts w:ascii="Arial" w:hAnsi="Arial"/>
-          <w:color w:val="1E293B"/>
-          <w:sz w:val="21"/>
-        </w:rPr>
-        <w:t>Las funciones operativas se trasladaron a la esquina superior derecha del encabezado, junto al selector de voz: el botón "Guardar Chat" (descarga la transcripción en un archivo .txt con membrete oficial) y el botón "Borrar Chat" (reinicia la sesión de diálogo de manera segura).</w:t>
-      </w:r>
-    </w:p>
-    <w:p>
-      <w:pPr>
-        <w:pStyle w:val="ListBullet"/>
-        <w:spacing w:after="60" w:line="276" w:lineRule="auto"/>
-      </w:pPr>
-      <w:r>
-        <w:rPr>
-          <w:rFonts w:ascii="Arial" w:hAnsi="Arial"/>
-          <w:b/>
-          <w:color w:val="1E293B"/>
-          <w:sz w:val="21"/>
-        </w:rPr>
-        <w:t xml:space="preserve">Barra de Píldoras de Acceso Rápido (Chips): </w:t>
-      </w:r>
-      <w:r>
-        <w:rPr>
-          <w:rFonts w:ascii="Arial" w:hAnsi="Arial"/>
-          <w:color w:val="1E293B"/>
-          <w:sz w:val="21"/>
-        </w:rPr>
-        <w:t>Directamente sobre el cuadro de entrada de texto se dispuso una barra horizontal con chips interactivos ("Las 4 Carreras Técnicas", "Registro de Pagos", "Matrícula y Costos 2026", "Mesa de Partes Virtual", "Ubicación y Contacto"). Al presionar un chip, la consulta se envía inmediatamente al chat sin necesidad de teclear.</w:t>
-      </w:r>
-    </w:p>
-    <w:p>
-      <w:pPr>
-        <w:pStyle w:val="ListBullet"/>
-        <w:spacing w:after="60" w:line="276" w:lineRule="auto"/>
-      </w:pPr>
-      <w:r>
-        <w:rPr>
-          <w:rFonts w:ascii="Arial" w:hAnsi="Arial"/>
-          <w:b/>
-          <w:color w:val="1E293B"/>
-          <w:sz w:val="21"/>
-        </w:rPr>
-        <w:t xml:space="preserve">Navegación Adaptativa de 3 Líneas: </w:t>
-      </w:r>
-      <w:r>
-        <w:rPr>
-          <w:rFonts w:ascii="Arial" w:hAnsi="Arial"/>
-          <w:color w:val="1E293B"/>
-          <w:sz w:val="21"/>
-        </w:rPr>
-        <w:t>En computadoras de escritorio, el icono de menú colapsa la barra lateral para otorgar el 100% de la pantalla a la conversación. En teléfonos inteligentes, abre un Drawer deslizante con fondo oscuro translúcido y botón táctil de cierre.</w:t>
-      </w:r>
-    </w:p>
-    <w:p>
-      <w:pPr>
-        <w:spacing w:before="360" w:after="120"/>
-      </w:pPr>
-      <w:r>
-        <w:rPr>
-          <w:rFonts w:ascii="Arial" w:hAnsi="Arial"/>
-          <w:b/>
-          <w:color w:val="13357B"/>
-          <w:sz w:val="28"/>
-        </w:rPr>
-        <w:t>9. TEST VOCACIONAL PSICOMÉTRICO INTERACTIVO</w:t>
-      </w:r>
-    </w:p>
-    <w:p>
-      <w:pPr>
-        <w:spacing w:after="120" w:line="276" w:lineRule="auto"/>
-      </w:pPr>
-      <w:r>
-        <w:rPr>
-          <w:rFonts w:ascii="Arial" w:hAnsi="Arial"/>
-          <w:color w:val="1E293B"/>
-          <w:sz w:val="21"/>
-        </w:rPr>
-        <w:t>El sistema incorpora un orientador vocacional desarrollado en js/test_vocacional.js que diagnostica la inclinación profesional del postulante mediante 6 reactivos interactivos:</w:t>
-      </w:r>
-    </w:p>
-    <w:p>
-      <w:pPr>
-        <w:pStyle w:val="ListBullet"/>
-        <w:spacing w:after="60" w:line="276" w:lineRule="auto"/>
-      </w:pPr>
-      <w:r>
-        <w:rPr>
-          <w:rFonts w:ascii="Arial" w:hAnsi="Arial"/>
-          <w:b/>
-          <w:color w:val="1E293B"/>
-          <w:sz w:val="21"/>
-        </w:rPr>
-        <w:t xml:space="preserve">Pregunta 1 (Intereses Naturales): </w:t>
-      </w:r>
-      <w:r>
-        <w:rPr>
-          <w:rFonts w:ascii="Arial" w:hAnsi="Arial"/>
-          <w:color w:val="1E293B"/>
-          <w:sz w:val="21"/>
-        </w:rPr>
-        <w:t>Indaga sobre actividades predilectas en tiempo libre (resolver problemas tecnológicos, coordinar proyectos comerciales, organizar finanzas o explorar la fauna marina).</w:t>
-      </w:r>
-    </w:p>
-    <w:p>
-      <w:pPr>
-        <w:pStyle w:val="ListBullet"/>
-        <w:spacing w:after="60" w:line="276" w:lineRule="auto"/>
-      </w:pPr>
-      <w:r>
-        <w:rPr>
-          <w:rFonts w:ascii="Arial" w:hAnsi="Arial"/>
-          <w:b/>
-          <w:color w:val="1E293B"/>
-          <w:sz w:val="21"/>
-        </w:rPr>
-        <w:t xml:space="preserve">Pregunta 2 (Entorno Laboral Deseado): </w:t>
-      </w:r>
-      <w:r>
-        <w:rPr>
-          <w:rFonts w:ascii="Arial" w:hAnsi="Arial"/>
-          <w:color w:val="1E293B"/>
-          <w:sz w:val="21"/>
-        </w:rPr>
-        <w:t>Evalúa el ambiente de trabajo preferido (oficinas tecnológicas con servidores, agencias aduaneras portuarias, despachos tributarios o plantas de procesamiento y embarcaciones).</w:t>
-      </w:r>
-    </w:p>
-    <w:p>
-      <w:pPr>
-        <w:pStyle w:val="ListBullet"/>
-        <w:spacing w:after="60" w:line="276" w:lineRule="auto"/>
-      </w:pPr>
-      <w:r>
-        <w:rPr>
-          <w:rFonts w:ascii="Arial" w:hAnsi="Arial"/>
-          <w:b/>
-          <w:color w:val="1E293B"/>
-          <w:sz w:val="21"/>
-        </w:rPr>
-        <w:t xml:space="preserve">Pregunta 3 (Habilidades Destacadas): </w:t>
-      </w:r>
-      <w:r>
-        <w:rPr>
-          <w:rFonts w:ascii="Arial" w:hAnsi="Arial"/>
-          <w:color w:val="1E293B"/>
-          <w:sz w:val="21"/>
-        </w:rPr>
-        <w:t>Mide competencias autopercibidas (pensamiento analítico y algoritmos, negociación persuasiva, exactitud numérica y orden, o destreza biológica y trabajo en campo).</w:t>
-      </w:r>
-    </w:p>
-    <w:p>
-      <w:pPr>
-        <w:pStyle w:val="ListBullet"/>
-        <w:spacing w:after="60" w:line="276" w:lineRule="auto"/>
-      </w:pPr>
-      <w:r>
-        <w:rPr>
-          <w:rFonts w:ascii="Arial" w:hAnsi="Arial"/>
-          <w:b/>
-          <w:color w:val="1E293B"/>
-          <w:sz w:val="21"/>
-        </w:rPr>
-        <w:t xml:space="preserve">Pregunta 4 (Motivación Profesional): </w:t>
-      </w:r>
-      <w:r>
-        <w:rPr>
-          <w:rFonts w:ascii="Arial" w:hAnsi="Arial"/>
-          <w:color w:val="1E293B"/>
-          <w:sz w:val="21"/>
-        </w:rPr>
-        <w:t>Analiza metas de vida (crear soluciones de software para empresas, impulsar exportaciones regionales hacia mercados globales, liderar la administración contable de grandes corporaciones o innovar en la maricultura sostenible).</w:t>
-      </w:r>
-    </w:p>
-    <w:p>
-      <w:pPr>
-        <w:pStyle w:val="ListBullet"/>
-        <w:spacing w:after="60" w:line="276" w:lineRule="auto"/>
-      </w:pPr>
-      <w:r>
-        <w:rPr>
-          <w:rFonts w:ascii="Arial" w:hAnsi="Arial"/>
-          <w:b/>
-          <w:color w:val="1E293B"/>
-          <w:sz w:val="21"/>
-        </w:rPr>
-        <w:t xml:space="preserve">Pregunta 5 (Resolución de Conflictos): </w:t>
-      </w:r>
-      <w:r>
-        <w:rPr>
-          <w:rFonts w:ascii="Arial" w:hAnsi="Arial"/>
-          <w:color w:val="1E293B"/>
-          <w:sz w:val="21"/>
-        </w:rPr>
-        <w:t>Evalúa el estilo de respuesta ante desafíos cotidianos.</w:t>
-      </w:r>
-    </w:p>
-    <w:p>
-      <w:pPr>
-        <w:pStyle w:val="ListBullet"/>
-        <w:spacing w:after="60" w:line="276" w:lineRule="auto"/>
-      </w:pPr>
-      <w:r>
-        <w:rPr>
-          <w:rFonts w:ascii="Arial" w:hAnsi="Arial"/>
-          <w:b/>
-          <w:color w:val="1E293B"/>
-          <w:sz w:val="21"/>
-        </w:rPr>
-        <w:t xml:space="preserve">Pregunta 6 (Visión de Futuro en Paita): </w:t>
-      </w:r>
-      <w:r>
-        <w:rPr>
-          <w:rFonts w:ascii="Arial" w:hAnsi="Arial"/>
-          <w:color w:val="1E293B"/>
-          <w:sz w:val="21"/>
-        </w:rPr>
-        <w:t>Conecta las aspiraciones personales con las oportunidades laborales tangibles del puerto de Paita y la Región Piura.</w:t>
-      </w:r>
-    </w:p>
-    <w:p>
-      <w:pPr>
-        <w:spacing w:after="120" w:line="276" w:lineRule="auto"/>
-      </w:pPr>
-      <w:r>
-        <w:rPr>
-          <w:rFonts w:ascii="Arial" w:hAnsi="Arial"/>
-          <w:color w:val="1E293B"/>
-          <w:sz w:val="21"/>
-        </w:rPr>
-        <w:t>Al culminar la evaluación, el algoritmo calcula el porcentaje de afinidad de las 4 carreras, presenta una tarjeta interactiva con trofeo dorado, detalla el campo laboral en la región y ofrece botones de acción para revisar la malla curricular o conocer los requisitos de matrícula.</w:t>
-      </w:r>
-    </w:p>
-    <w:p>
-      <w:pPr>
-        <w:spacing w:before="360" w:after="120"/>
-      </w:pPr>
-      <w:r>
-        <w:rPr>
-          <w:rFonts w:ascii="Arial" w:hAnsi="Arial"/>
-          <w:b/>
-          <w:color w:val="13357B"/>
-          <w:sz w:val="28"/>
-        </w:rPr>
-        <w:t>10. MEMORIA DE CONSTRUCCIÓN PASO A PASO</w:t>
-      </w:r>
-    </w:p>
-    <w:p>
-      <w:pPr>
-        <w:spacing w:after="120" w:line="276" w:lineRule="auto"/>
-      </w:pPr>
-      <w:r>
-        <w:rPr>
-          <w:rFonts w:ascii="Arial" w:hAnsi="Arial"/>
-          <w:color w:val="1E293B"/>
-          <w:sz w:val="21"/>
-        </w:rPr>
-        <w:t>El desarrollo de HercarIA se ejecutó siguiendo 6 fases sistemáticas:</w:t>
-      </w:r>
-    </w:p>
-    <w:p>
-      <w:pPr>
-        <w:pStyle w:val="ListBullet"/>
-        <w:spacing w:after="60" w:line="276" w:lineRule="auto"/>
-      </w:pPr>
-      <w:r>
-        <w:rPr>
-          <w:rFonts w:ascii="Arial" w:hAnsi="Arial"/>
-          <w:b/>
-          <w:color w:val="1E293B"/>
-          <w:sz w:val="21"/>
-        </w:rPr>
-        <w:t xml:space="preserve">Fase 1 (Recopilación e Ingeniería de Conocimiento): </w:t>
-      </w:r>
-      <w:r>
-        <w:rPr>
-          <w:rFonts w:ascii="Arial" w:hAnsi="Arial"/>
-          <w:color w:val="1E293B"/>
-          <w:sz w:val="21"/>
-        </w:rPr>
-        <w:t>Extracción sistemática de datos desde el portal web oficial ieshercar.edu.pe, TUPA vigente, plataforma de pagos (pagos.ieshercar.edu.pe) y sistema de boletas electrónicas.</w:t>
-      </w:r>
-    </w:p>
-    <w:p>
-      <w:pPr>
-        <w:pStyle w:val="ListBullet"/>
-        <w:spacing w:after="60" w:line="276" w:lineRule="auto"/>
-      </w:pPr>
-      <w:r>
-        <w:rPr>
-          <w:rFonts w:ascii="Arial" w:hAnsi="Arial"/>
-          <w:b/>
-          <w:color w:val="1E293B"/>
-          <w:sz w:val="21"/>
-        </w:rPr>
-        <w:t xml:space="preserve">Fase 2 (Maquetación y Diseño Visual ChatGPT): </w:t>
-      </w:r>
-      <w:r>
-        <w:rPr>
-          <w:rFonts w:ascii="Arial" w:hAnsi="Arial"/>
-          <w:color w:val="1E293B"/>
-          <w:sz w:val="21"/>
-        </w:rPr>
-        <w:t>Creación de index.html y css/styles.css con maquetación flexible en pantalla completa, portada hero con tarjetas explicativas y soporte completo para modo oscuro y claro.</w:t>
-      </w:r>
-    </w:p>
-    <w:p>
-      <w:pPr>
-        <w:pStyle w:val="ListBullet"/>
-        <w:spacing w:after="60" w:line="276" w:lineRule="auto"/>
-      </w:pPr>
-      <w:r>
-        <w:rPr>
-          <w:rFonts w:ascii="Arial" w:hAnsi="Arial"/>
-          <w:b/>
-          <w:color w:val="1E293B"/>
-          <w:sz w:val="21"/>
-        </w:rPr>
-        <w:t xml:space="preserve">Fase 3 (Desarrollo del Motor NLP en JavaScript): </w:t>
-      </w:r>
-      <w:r>
-        <w:rPr>
-          <w:rFonts w:ascii="Arial" w:hAnsi="Arial"/>
-          <w:color w:val="1E293B"/>
-          <w:sz w:val="21"/>
-        </w:rPr>
-        <w:t>Programación de js/app.js para detectar intenciones de usuario sobre requisitos, gratuidad, carreras, convalidaciones, títulos oficiales y horarios, aplicando normalización de cadenas de texto.</w:t>
-      </w:r>
-    </w:p>
-    <w:p>
-      <w:pPr>
-        <w:pStyle w:val="ListBullet"/>
-        <w:spacing w:after="60" w:line="276" w:lineRule="auto"/>
-      </w:pPr>
-      <w:r>
-        <w:rPr>
-          <w:rFonts w:ascii="Arial" w:hAnsi="Arial"/>
-          <w:b/>
-          <w:color w:val="1E293B"/>
-          <w:sz w:val="21"/>
-        </w:rPr>
-        <w:t xml:space="preserve">Fase 4 (Implementación del Test Psicométrico): </w:t>
-      </w:r>
-      <w:r>
-        <w:rPr>
-          <w:rFonts w:ascii="Arial" w:hAnsi="Arial"/>
-          <w:color w:val="1E293B"/>
-          <w:sz w:val="21"/>
-        </w:rPr>
-        <w:t>Codificación de js/test_vocacional.js con cálculo matricial dinámico y tarjetas visuales interactivas.</w:t>
-      </w:r>
-    </w:p>
-    <w:p>
-      <w:pPr>
-        <w:pStyle w:val="ListBullet"/>
-        <w:spacing w:after="60" w:line="276" w:lineRule="auto"/>
-      </w:pPr>
-      <w:r>
-        <w:rPr>
-          <w:rFonts w:ascii="Arial" w:hAnsi="Arial"/>
-          <w:b/>
-          <w:color w:val="1E293B"/>
-          <w:sz w:val="21"/>
-        </w:rPr>
-        <w:t xml:space="preserve">Fase 5 (Humanización Vocal y Audio Desplegable): </w:t>
-      </w:r>
-      <w:r>
-        <w:rPr>
-          <w:rFonts w:ascii="Arial" w:hAnsi="Arial"/>
-          <w:color w:val="1E293B"/>
-          <w:sz w:val="21"/>
-        </w:rPr>
-        <w:t>Desarrollo de js/voice.js, integrando Microsoft Edge TTS (Python) y síntesis del navegador con tono femenino dulce, filtros de sintaxis Markdown y dictado por micrófono.</w:t>
-      </w:r>
-    </w:p>
-    <w:p>
-      <w:pPr>
-        <w:pStyle w:val="ListBullet"/>
-        <w:spacing w:after="60" w:line="276" w:lineRule="auto"/>
-      </w:pPr>
-      <w:r>
-        <w:rPr>
-          <w:rFonts w:ascii="Arial" w:hAnsi="Arial"/>
-          <w:b/>
-          <w:color w:val="1E293B"/>
-          <w:sz w:val="21"/>
-        </w:rPr>
-        <w:t xml:space="preserve">Fase 6 (Despliegue y Control de Versiones en GitHub): </w:t>
-      </w:r>
-      <w:r>
-        <w:rPr>
-          <w:rFonts w:ascii="Arial" w:hAnsi="Arial"/>
-          <w:color w:val="1E293B"/>
-          <w:sz w:val="21"/>
-        </w:rPr>
-        <w:t>Publicación en el repositorio oficial de GitHub (https://github.com/GMPH2007/HercarBOT) y activación de GitHub Pages para acceso universal y gratuito desde cualquier dispositivo móvil o computadora.</w:t>
-      </w:r>
-    </w:p>
-    <w:p>
-      <w:pPr>
-        <w:spacing w:before="360" w:after="120"/>
-      </w:pPr>
-      <w:r>
-        <w:rPr>
-          <w:rFonts w:ascii="Arial" w:hAnsi="Arial"/>
-          <w:b/>
-          <w:color w:val="13357B"/>
-          <w:sz w:val="28"/>
-        </w:rPr>
-        <w:t>11. GUÍA DE INSTALACIÓN Y ENLACES OFICIALES</w:t>
-      </w:r>
-    </w:p>
-    <w:p>
-      <w:pPr>
-        <w:spacing w:after="120" w:line="276" w:lineRule="auto"/>
-      </w:pPr>
-      <w:r>
-        <w:rPr>
-          <w:rFonts w:ascii="Arial" w:hAnsi="Arial"/>
-          <w:color w:val="1E293B"/>
-          <w:sz w:val="21"/>
-        </w:rPr>
-        <w:t>HercarIA se distribuye en dos modalidades para facilidad de los usuarios:</w:t>
-      </w:r>
-    </w:p>
-    <w:p>
-      <w:pPr>
-        <w:pStyle w:val="ListBullet"/>
-        <w:spacing w:after="60" w:line="276" w:lineRule="auto"/>
-      </w:pPr>
-      <w:r>
-        <w:rPr>
-          <w:rFonts w:ascii="Arial" w:hAnsi="Arial"/>
-          <w:b/>
-          <w:color w:val="1E293B"/>
-          <w:sz w:val="21"/>
-        </w:rPr>
-        <w:t xml:space="preserve">1. Acceso en Vivo en la Nube (GitHub Pages): </w:t>
-      </w:r>
-      <w:r>
-        <w:rPr>
-          <w:rFonts w:ascii="Arial" w:hAnsi="Arial"/>
-          <w:color w:val="1E293B"/>
-          <w:sz w:val="21"/>
-        </w:rPr>
-        <w:t>Disponible de forma instantánea sin instalaciones en: https://gmph2007.github.io/HercarBOT/</w:t>
+        <w:t>Acceso inmediato sin instalaciones en: https://gmph2007.github.io/HercarBOT/</w:t>
       </w:r>
     </w:p>
     <w:p>
@@ -2319,7 +2488,7 @@
           <w:color w:val="1E293B"/>
           <w:sz w:val="21"/>
         </w:rPr>
-        <w:t>Descargar el proyecto desde GitHub y hacer doble clic en el archivo Iniciar_HercarBOT.bat. Este lanzador inicia el microservicio local de voz neural y abre el navegador automáticamente en http://localhost:8080.</w:t>
+        <w:t>Doble clic sobre el archivo Iniciar_HercarBOT.bat para activar el microservicio local de voz de estudio en http://localhost:8080.</w:t>
       </w:r>
     </w:p>
     <w:p>
@@ -2435,6 +2604,82 @@
           <w:sz w:val="21"/>
         </w:rPr>
         <w:t>https://sistema.ieshercar.com/Consulta_Boletas/index.php</w:t>
+      </w:r>
+    </w:p>
+    <w:p>
+      <w:pPr>
+        <w:pStyle w:val="ListBullet"/>
+        <w:spacing w:after="60" w:line="276" w:lineRule="auto"/>
+      </w:pPr>
+      <w:r>
+        <w:rPr>
+          <w:rFonts w:ascii="Arial" w:hAnsi="Arial"/>
+          <w:b/>
+          <w:color w:val="1E293B"/>
+          <w:sz w:val="21"/>
+        </w:rPr>
+        <w:t xml:space="preserve">Repositorio Oficial GitHub: </w:t>
+      </w:r>
+      <w:r>
+        <w:rPr>
+          <w:rFonts w:ascii="Arial" w:hAnsi="Arial"/>
+          <w:color w:val="1E293B"/>
+          <w:sz w:val="21"/>
+        </w:rPr>
+        <w:t>https://github.com/GMPH2007/HercarBOT</w:t>
+      </w:r>
+    </w:p>
+    <w:p>
+      <w:pPr>
+        <w:spacing w:before="360" w:after="120"/>
+      </w:pPr>
+      <w:r>
+        <w:rPr>
+          <w:rFonts w:ascii="Arial" w:hAnsi="Arial"/>
+          <w:b/>
+          <w:color w:val="13357B"/>
+          <w:sz w:val="28"/>
+        </w:rPr>
+        <w:t>11. CONCLUSIONES</w:t>
+      </w:r>
+    </w:p>
+    <w:p>
+      <w:pPr>
+        <w:spacing w:after="120" w:line="276" w:lineRule="auto"/>
+      </w:pPr>
+      <w:r>
+        <w:rPr>
+          <w:rFonts w:ascii="Arial" w:hAnsi="Arial"/>
+          <w:color w:val="1E293B"/>
+          <w:sz w:val="21"/>
+        </w:rPr>
+        <w:t>1. La implementación de una Red Neuronal Perceptrón Multicapa (MLP) ejecutada 100% en el cliente posiciona a HercarIA y a la carrera de APSTI a la vanguardia de la innovación tecnológica en la Región Piura, demostrando que la Inteligencia Artificial de alto rendimiento es viable en navegadores web sin incurrir en costos de infraestructura.</w:t>
+      </w:r>
+    </w:p>
+    <w:p>
+      <w:pPr>
+        <w:spacing w:after="120" w:line="276" w:lineRule="auto"/>
+      </w:pPr>
+      <w:r>
+        <w:rPr>
+          <w:rFonts w:ascii="Arial" w:hAnsi="Arial"/>
+          <w:color w:val="1E293B"/>
+          <w:sz w:val="21"/>
+        </w:rPr>
+        <w:t>2. Las herramientas integradas de Simulador TUPA 2026, Mapa del Campus, Inspector Neuronal y Orientador Vocacional ofrecen una experiencia pedagógica e interactiva integral, transformando a HercarIA en una plataforma institucional de referencia para el IESTP Hermanos Cárcamo.</w:t>
+      </w:r>
+    </w:p>
+    <w:p>
+      <w:pPr>
+        <w:spacing w:after="120" w:line="276" w:lineRule="auto"/>
+      </w:pPr>
+      <w:r>
+        <w:rPr>
+          <w:rFonts w:ascii="Arial" w:hAnsi="Arial"/>
+          <w:color w:val="1E293B"/>
+          <w:sz w:val="21"/>
+        </w:rPr>
+        <w:t>3. La calibración acústica femenina dulce, libre de sintaxis Markdown, combinada con la interfaz sobria inspirada en ChatGPT, asegura un trato cálido, humano y profesional para toda la juventud estudiantil paiteña.</w:t>
       </w:r>
     </w:p>
     <w:sectPr>

--- a/INFORME_TECNICO_HERCARBOT.docx
+++ b/INFORME_TECNICO_HERCARBOT.docx
@@ -152,7 +152,7 @@
           <w:color w:val="7C3AED"/>
           <w:sz w:val="21"/>
         </w:rPr>
-        <w:t>Versión 5.0 Neuronal APSTI (Producción Estable)</w:t>
+        <w:t>Versión 5.1 Neuronal APSTI Ampliada (Producción Estable)</w:t>
         <w:br/>
         <w:br/>
       </w:r>
@@ -230,7 +230,7 @@
           <w:color w:val="1E293B"/>
           <w:sz w:val="21"/>
         </w:rPr>
-        <w:t>El presente informe técnico expone la fundamentación de ingeniería, diseño arquitectónico, desarrollo algorítmico y despliegue del sistema "HercarIA v5.0", una plataforma de Inteligencia Artificial conversacional de última generación concebida para el Instituto de Educación Superior Tecnológico Público "Hermanos Cárcamo" de Paita.</w:t>
+        <w:t>El presente informe técnico expone la fundamentación de ingeniería, diseño arquitectónico, desarrollo algorítmico y despliegue del sistema "HercarIA v5.1", una plataforma de Inteligencia Artificial conversacional de última generación concebida para el Instituto de Educación Superior Tecnológico Público "Hermanos Cárcamo" de Paita.</w:t>
       </w:r>
     </w:p>
     <w:p>
@@ -243,7 +243,7 @@
           <w:color w:val="1E293B"/>
           <w:sz w:val="21"/>
         </w:rPr>
-        <w:t>Desarrollado en el seno formativo de la Carrera Profesional Técnica de Arquitectura de Plataformas y Servicios de Tecnologías de la Información (APSTI), HercarIA integra por primera vez en la educación técnica regional una Red Neuronal Artificial Perceptrón Multicapa (MLP) ejecutada íntegramente en el cliente (Browser Client-Side Deep Learning), con vectorización TF-IDF, activación LeakyReLU y Tanh, y distribución Softmax de intenciones con latencia inferior a 5 milisegundos.</w:t>
+        <w:t>Desarrollado en el seno formativo de la Carrera Profesional Técnica de Arquitectura de Plataformas y Servicios de Tecnologías de la Información (APSTI), HercarIA integra una Red Neuronal Artificial Perceptrón Multicapa (MLP) ejecutada íntegramente en el cliente (Browser Client-Side Deep Learning) con vectorización TF-IDF, activación LeakyReLU y Tanh, distribución Softmax de intenciones con latencia inferior a 5 milisegundos, y un motor de recuperación semántica enciclopédico.</w:t>
       </w:r>
     </w:p>
     <w:p>
@@ -256,7 +256,7 @@
           <w:color w:val="1E293B"/>
           <w:sz w:val="21"/>
         </w:rPr>
-        <w:t>Asimismo, el sistema cuenta con síntesis vocal femenina neural dulce y humana, un Orientador Vocacional Psicométrico de 6 reactivos ponderados, un Simulador Interactivo de Matrícula y Tasas TUPA 2026, un Mapa Arquitectónico Digital del Campus, un Inspector Visual de Red Neuronal con Playground de inferencia en tiempo real, chips contextuales inteligentes de seguimiento y descarga de historiales en formato formal.</w:t>
+        <w:t>La versión 5.1 expande masivamente el conocimiento institucional para responder consultas detalladas sobre mallas curriculares ciclo por ciclo, temarios del examen de admisión, trámites de titulación y prácticas EFSRT, Beca 18 (PRONABEC), carné de medio pasaje, rutas de transporte desde Piura y Sullana, el sistema SIGA web y la biblioteca virtual. Asimismo, refina ergonómicamente la interfaz ocultando indicadores o botones toscos de IA para brindar una experiencia de usuario limpia, sobria, humana y profesional similar a ChatGPT.</w:t>
       </w:r>
     </w:p>
     <w:p>

--- a/INFORME_TECNICO_HERCARBOT.docx
+++ b/INFORME_TECNICO_HERCARBOT.docx
@@ -93,9 +93,9 @@
         </w:rPr>
         <w:t>Desarrollo e Implementación del Asistente Virtual Inteligente "HercarIA"</w:t>
         <w:br/>
-        <w:t>Dotado de Red Neuronal Artificial Multicapa (MLP), Síntesis Vocal Femenina Humana,</w:t>
+        <w:t>Dotado de Arquitectura Híbrida Multi-API (Gemini, OpenAI, Groq), Red Neuronal Local APSTI (MLP),</w:t>
         <w:br/>
-        <w:t>Simulador TUPA 2026 y Mapa Arquitectónico Interactivo</w:t>
+        <w:t>Panel de Administración con Métricas, Síntesis Vocal Femenina Humana y Simulador TUPA 2026</w:t>
       </w:r>
     </w:p>
     <w:p>
@@ -152,7 +152,7 @@
           <w:color w:val="7C3AED"/>
           <w:sz w:val="21"/>
         </w:rPr>
-        <w:t>Versión 5.1 Neuronal APSTI Ampliada (Producción Estable)</w:t>
+        <w:t>Versión 6.0 Arquitectura Híbrida Multi-API &amp; Red Neuronal APSTI (Producción Estable)</w:t>
         <w:br/>
         <w:br/>
       </w:r>
@@ -1508,6 +1508,171 @@
     </w:p>
     <w:p>
       <w:pPr>
+        <w:spacing w:before="240" w:after="80"/>
+      </w:pPr>
+      <w:r>
+        <w:rPr>
+          <w:rFonts w:ascii="Arial" w:hAnsi="Arial"/>
+          <w:b/>
+          <w:color w:val="2563EB"/>
+          <w:sz w:val="24"/>
+        </w:rPr>
+        <w:t>6.5. Panel de Administración &amp; Arquitectura Híbrida Multi-API (v6.0 APSTI)</w:t>
+      </w:r>
+    </w:p>
+    <w:p>
+      <w:pPr>
+        <w:spacing w:after="120" w:line="276" w:lineRule="auto"/>
+      </w:pPr>
+      <w:r>
+        <w:rPr>
+          <w:rFonts w:ascii="Arial" w:hAnsi="Arial"/>
+          <w:color w:val="1E293B"/>
+          <w:sz w:val="21"/>
+        </w:rPr>
+        <w:t>Para dotar a la institución y a los evaluadores de APSTI de control total sobre el motor de inteligencia, la versión 6.0 introduce un completo Panel de Administración y Configuración institucional, accesible desde el botón "⚙️ Panel Admin" del menú lateral o mediante el comando directo "/admin":</w:t>
+      </w:r>
+    </w:p>
+    <w:p>
+      <w:pPr>
+        <w:pStyle w:val="ListBullet"/>
+        <w:spacing w:after="60" w:line="276" w:lineRule="auto"/>
+      </w:pPr>
+      <w:r>
+        <w:rPr>
+          <w:rFonts w:ascii="Arial" w:hAnsi="Arial"/>
+          <w:b/>
+          <w:color w:val="1E293B"/>
+          <w:sz w:val="21"/>
+        </w:rPr>
+        <w:t xml:space="preserve">Soporte Multi-Proveedor de Modelos Cloud: </w:t>
+      </w:r>
+      <w:r>
+        <w:rPr>
+          <w:rFonts w:ascii="Arial" w:hAnsi="Arial"/>
+          <w:color w:val="1E293B"/>
+          <w:sz w:val="21"/>
+        </w:rPr>
+        <w:t>Conexión nativa mediante Fetch API en el navegador a Google Gemini (gemini-1.5-flash, gemini-1.5-pro, gemini-2.0-flash), OpenAI (gpt-4o, gpt-4o-mini, gpt-3.5-turbo), Groq (Llama 3.1 8B, Llama 3.3 70B, Mixtral 8x7B), OpenRouter y DeepSeek API.</w:t>
+      </w:r>
+    </w:p>
+    <w:p>
+      <w:pPr>
+        <w:pStyle w:val="ListBullet"/>
+        <w:spacing w:after="60" w:line="276" w:lineRule="auto"/>
+      </w:pPr>
+      <w:r>
+        <w:rPr>
+          <w:rFonts w:ascii="Arial" w:hAnsi="Arial"/>
+          <w:b/>
+          <w:color w:val="1E293B"/>
+          <w:sz w:val="21"/>
+        </w:rPr>
+        <w:t xml:space="preserve">Modo Híbrido Resiliente con Fallback Automático: </w:t>
+      </w:r>
+      <w:r>
+        <w:rPr>
+          <w:rFonts w:ascii="Arial" w:hAnsi="Arial"/>
+          <w:color w:val="1E293B"/>
+          <w:sz w:val="21"/>
+        </w:rPr>
+        <w:t>Si se provee una API Key, el sistema aprovecha el modelo generativo en la nube para consultas complejas. Ante caídas de conexión externa o agotamiento de cuota (HTTP 429), conmuta de inmediato a la Red Neuronal Local APSTI (MLP) sin que el usuario experimente interrupción alguna.</w:t>
+      </w:r>
+    </w:p>
+    <w:p>
+      <w:pPr>
+        <w:pStyle w:val="ListBullet"/>
+        <w:spacing w:after="60" w:line="276" w:lineRule="auto"/>
+      </w:pPr>
+      <w:r>
+        <w:rPr>
+          <w:rFonts w:ascii="Arial" w:hAnsi="Arial"/>
+          <w:b/>
+          <w:color w:val="1E293B"/>
+          <w:sz w:val="21"/>
+        </w:rPr>
+        <w:t xml:space="preserve">Prueba de Conexión en Tiempo Real: </w:t>
+      </w:r>
+      <w:r>
+        <w:rPr>
+          <w:rFonts w:ascii="Arial" w:hAnsi="Arial"/>
+          <w:color w:val="1E293B"/>
+          <w:sz w:val="21"/>
+        </w:rPr>
+        <w:t>Verificación instantánea del estado de la clave API con cálculo de latencia de red en milisegundos y retroalimentación mediante insignias visuales.</w:t>
+      </w:r>
+    </w:p>
+    <w:p>
+      <w:pPr>
+        <w:pStyle w:val="ListBullet"/>
+        <w:spacing w:after="60" w:line="276" w:lineRule="auto"/>
+      </w:pPr>
+      <w:r>
+        <w:rPr>
+          <w:rFonts w:ascii="Arial" w:hAnsi="Arial"/>
+          <w:b/>
+          <w:color w:val="1E293B"/>
+          <w:sz w:val="21"/>
+        </w:rPr>
+        <w:t xml:space="preserve">Tablero de Métricas y Registro Forense de Auditoría: </w:t>
+      </w:r>
+      <w:r>
+        <w:rPr>
+          <w:rFonts w:ascii="Arial" w:hAnsi="Arial"/>
+          <w:color w:val="1E293B"/>
+          <w:sz w:val="21"/>
+        </w:rPr>
+        <w:t>Cuadro de mando en vivo con total de consultas, ratio Cloud vs. Local, índice de satisfacción estudiantil (👍/👎), distribución porcentual por carrera y tabla cronológica de consultas con opción de descarga de reporte en formato JSON.</w:t>
+      </w:r>
+    </w:p>
+    <w:p>
+      <w:pPr>
+        <w:pStyle w:val="ListBullet"/>
+        <w:spacing w:after="60" w:line="276" w:lineRule="auto"/>
+      </w:pPr>
+      <w:r>
+        <w:rPr>
+          <w:rFonts w:ascii="Arial" w:hAnsi="Arial"/>
+          <w:b/>
+          <w:color w:val="1E293B"/>
+          <w:sz w:val="21"/>
+        </w:rPr>
+        <w:t xml:space="preserve">Base de Conocimiento Personalizada (Custom KB): </w:t>
+      </w:r>
+      <w:r>
+        <w:rPr>
+          <w:rFonts w:ascii="Arial" w:hAnsi="Arial"/>
+          <w:color w:val="1E293B"/>
+          <w:sz w:val="21"/>
+        </w:rPr>
+        <w:t>Módulo para ingresar preguntas y respuestas oficiales ad hoc (ej. fechas de sustentación, eventos institucionales) almacenadas en LocalStorage con máxima prioridad de respuesta.</w:t>
+      </w:r>
+    </w:p>
+    <w:p>
+      <w:pPr>
+        <w:pStyle w:val="ListBullet"/>
+        <w:spacing w:after="60" w:line="276" w:lineRule="auto"/>
+      </w:pPr>
+      <w:r>
+        <w:rPr>
+          <w:rFonts w:ascii="Arial" w:hAnsi="Arial"/>
+          <w:b/>
+          <w:color w:val="1E293B"/>
+          <w:sz w:val="21"/>
+        </w:rPr>
+        <w:t xml:space="preserve">Editor de Prompt del Sistema Institucional: </w:t>
+      </w:r>
+      <w:r>
+        <w:rPr>
+          <w:rFonts w:ascii="Arial" w:hAnsi="Arial"/>
+          <w:color w:val="1E293B"/>
+          <w:sz w:val="21"/>
+        </w:rPr>
+        <w:t>Área de edición de directrices de identidad y restricciones del asistente, con botón de restauración al texto institucional predeterminado de APSTI con un solo clic.</w:t>
+      </w:r>
+    </w:p>
+    <w:p>
+      <w:pPr>
         <w:spacing w:before="360" w:after="120"/>
       </w:pPr>
       <w:r>
@@ -1979,6 +2144,192 @@
                 <w:sz w:val="19"/>
               </w:rPr>
               <w:t>Perceptrón Multicapa (220-36-18-22) con LeakyReLU, Tanh, Softmax y Backpropagation en browser.</w:t>
+            </w:r>
+          </w:p>
+        </w:tc>
+      </w:tr>
+      <w:tr>
+        <w:tc>
+          <w:tcPr>
+            <w:tcW w:type="dxa" w:w="3120"/>
+            <w:tcMar>
+              <w:top w:w="100" w:type="dxa"/>
+              <w:bottom w:w="100" w:type="dxa"/>
+              <w:left w:w="120" w:type="dxa"/>
+              <w:right w:w="120" w:type="dxa"/>
+            </w:tcMar>
+          </w:tcPr>
+          <w:p>
+            <w:r>
+              <w:rPr>
+                <w:rFonts w:ascii="Arial" w:hAnsi="Arial"/>
+                <w:sz w:val="19"/>
+              </w:rPr>
+              <w:t>Panel de Administración Multi-API</w:t>
+            </w:r>
+          </w:p>
+        </w:tc>
+        <w:tc>
+          <w:tcPr>
+            <w:tcW w:type="dxa" w:w="3120"/>
+            <w:tcMar>
+              <w:top w:w="100" w:type="dxa"/>
+              <w:bottom w:w="100" w:type="dxa"/>
+              <w:left w:w="120" w:type="dxa"/>
+              <w:right w:w="120" w:type="dxa"/>
+            </w:tcMar>
+          </w:tcPr>
+          <w:p>
+            <w:r>
+              <w:rPr>
+                <w:rFonts w:ascii="Arial" w:hAnsi="Arial"/>
+                <w:sz w:val="19"/>
+              </w:rPr>
+              <w:t>Fetch API Nativo (CORS Directo)</w:t>
+            </w:r>
+          </w:p>
+        </w:tc>
+        <w:tc>
+          <w:tcPr>
+            <w:tcW w:type="dxa" w:w="3120"/>
+            <w:tcMar>
+              <w:top w:w="100" w:type="dxa"/>
+              <w:bottom w:w="100" w:type="dxa"/>
+              <w:left w:w="120" w:type="dxa"/>
+              <w:right w:w="120" w:type="dxa"/>
+            </w:tcMar>
+          </w:tcPr>
+          <w:p>
+            <w:r>
+              <w:rPr>
+                <w:rFonts w:ascii="Arial" w:hAnsi="Arial"/>
+                <w:sz w:val="19"/>
+              </w:rPr>
+              <w:t>Integración client-side directa sin servidores intermedios para Google Gemini, OpenAI, Groq, OpenRouter y DeepSeek.</w:t>
+            </w:r>
+          </w:p>
+        </w:tc>
+      </w:tr>
+      <w:tr>
+        <w:tc>
+          <w:tcPr>
+            <w:tcW w:type="dxa" w:w="3120"/>
+            <w:tcMar>
+              <w:top w:w="100" w:type="dxa"/>
+              <w:bottom w:w="100" w:type="dxa"/>
+              <w:left w:w="120" w:type="dxa"/>
+              <w:right w:w="120" w:type="dxa"/>
+            </w:tcMar>
+          </w:tcPr>
+          <w:p>
+            <w:r>
+              <w:rPr>
+                <w:rFonts w:ascii="Arial" w:hAnsi="Arial"/>
+                <w:sz w:val="19"/>
+              </w:rPr>
+              <w:t>Métricas y Registro de Auditoría</w:t>
+            </w:r>
+          </w:p>
+        </w:tc>
+        <w:tc>
+          <w:tcPr>
+            <w:tcW w:type="dxa" w:w="3120"/>
+            <w:tcMar>
+              <w:top w:w="100" w:type="dxa"/>
+              <w:bottom w:w="100" w:type="dxa"/>
+              <w:left w:w="120" w:type="dxa"/>
+              <w:right w:w="120" w:type="dxa"/>
+            </w:tcMar>
+          </w:tcPr>
+          <w:p>
+            <w:r>
+              <w:rPr>
+                <w:rFonts w:ascii="Arial" w:hAnsi="Arial"/>
+                <w:sz w:val="19"/>
+              </w:rPr>
+              <w:t>HTML5 LocalStorage + JSON Export</w:t>
+            </w:r>
+          </w:p>
+        </w:tc>
+        <w:tc>
+          <w:tcPr>
+            <w:tcW w:type="dxa" w:w="3120"/>
+            <w:tcMar>
+              <w:top w:w="100" w:type="dxa"/>
+              <w:bottom w:w="100" w:type="dxa"/>
+              <w:left w:w="120" w:type="dxa"/>
+              <w:right w:w="120" w:type="dxa"/>
+            </w:tcMar>
+          </w:tcPr>
+          <w:p>
+            <w:r>
+              <w:rPr>
+                <w:rFonts w:ascii="Arial" w:hAnsi="Arial"/>
+                <w:sz w:val="19"/>
+              </w:rPr>
+              <w:t>Panel de métricas en tiempo real, trazabilidad forense de consultas e índice de satisfacción del usuario.</w:t>
+            </w:r>
+          </w:p>
+        </w:tc>
+      </w:tr>
+      <w:tr>
+        <w:tc>
+          <w:tcPr>
+            <w:tcW w:type="dxa" w:w="3120"/>
+            <w:tcMar>
+              <w:top w:w="100" w:type="dxa"/>
+              <w:bottom w:w="100" w:type="dxa"/>
+              <w:left w:w="120" w:type="dxa"/>
+              <w:right w:w="120" w:type="dxa"/>
+            </w:tcMar>
+          </w:tcPr>
+          <w:p>
+            <w:r>
+              <w:rPr>
+                <w:rFonts w:ascii="Arial" w:hAnsi="Arial"/>
+                <w:sz w:val="19"/>
+              </w:rPr>
+              <w:t>Base de Conocimiento y Respaldo</w:t>
+            </w:r>
+          </w:p>
+        </w:tc>
+        <w:tc>
+          <w:tcPr>
+            <w:tcW w:type="dxa" w:w="3120"/>
+            <w:tcMar>
+              <w:top w:w="100" w:type="dxa"/>
+              <w:bottom w:w="100" w:type="dxa"/>
+              <w:left w:w="120" w:type="dxa"/>
+              <w:right w:w="120" w:type="dxa"/>
+            </w:tcMar>
+          </w:tcPr>
+          <w:p>
+            <w:r>
+              <w:rPr>
+                <w:rFonts w:ascii="Arial" w:hAnsi="Arial"/>
+                <w:sz w:val="19"/>
+              </w:rPr>
+              <w:t>Memoria Institucional + Custom KB</w:t>
+            </w:r>
+          </w:p>
+        </w:tc>
+        <w:tc>
+          <w:tcPr>
+            <w:tcW w:type="dxa" w:w="3120"/>
+            <w:tcMar>
+              <w:top w:w="100" w:type="dxa"/>
+              <w:bottom w:w="100" w:type="dxa"/>
+              <w:left w:w="120" w:type="dxa"/>
+              <w:right w:w="120" w:type="dxa"/>
+            </w:tcMar>
+          </w:tcPr>
+          <w:p>
+            <w:r>
+              <w:rPr>
+                <w:rFonts w:ascii="Arial" w:hAnsi="Arial"/>
+                <w:sz w:val="19"/>
+              </w:rPr>
+              <w:t>Respuestas inmediatas oficiales, banco de preguntas personalizables y fallback instantáneo ante fallas externas.</w:t>
             </w:r>
           </w:p>
         </w:tc>

--- a/INFORME_TECNICO_HERCARBOT.docx
+++ b/INFORME_TECNICO_HERCARBOT.docx
@@ -1517,7 +1517,7 @@
           <w:color w:val="2563EB"/>
           <w:sz w:val="24"/>
         </w:rPr>
-        <w:t>6.5. Panel de Administración &amp; Arquitectura Híbrida Multi-API (v6.0 APSTI)</w:t>
+        <w:t>6.5. Panel de Administración Dedicado (admin.html) &amp; Arquitectura Híbrida Multi-API (v6.0 APSTI)</w:t>
       </w:r>
     </w:p>
     <w:p>
@@ -1530,7 +1530,76 @@
           <w:color w:val="1E293B"/>
           <w:sz w:val="21"/>
         </w:rPr>
-        <w:t>Para dotar a la institución y a los evaluadores de APSTI de control total sobre el motor de inteligencia, la versión 6.0 introduce un completo Panel de Administración y Configuración institucional, accesible desde el botón "⚙️ Panel Admin" del menú lateral o mediante el comando directo "/admin":</w:t>
+        <w:t>Para dotar a la institución y a los evaluadores de APSTI de control total sobre el motor de inteligencia, la versión 6.0 introduce una página ejecutiva independiente (admin.html) y controles avanzados de administración:</w:t>
+      </w:r>
+    </w:p>
+    <w:p>
+      <w:pPr>
+        <w:pStyle w:val="ListBullet"/>
+        <w:spacing w:after="60" w:line="276" w:lineRule="auto"/>
+      </w:pPr>
+      <w:r>
+        <w:rPr>
+          <w:rFonts w:ascii="Arial" w:hAnsi="Arial"/>
+          <w:b/>
+          <w:color w:val="1E293B"/>
+          <w:sz w:val="21"/>
+        </w:rPr>
+        <w:t xml:space="preserve">Página Independiente admin.html: </w:t>
+      </w:r>
+      <w:r>
+        <w:rPr>
+          <w:rFonts w:ascii="Arial" w:hAnsi="Arial"/>
+          <w:color w:val="1E293B"/>
+          <w:sz w:val="21"/>
+        </w:rPr>
+        <w:t>Portal de control autónomo con diseño administrativo profesional, accesible desde el botón "⚙️ Panel Admin" o el comando "/admin", con enlace directo de retorno al chatbot institucional.</w:t>
+      </w:r>
+    </w:p>
+    <w:p>
+      <w:pPr>
+        <w:pStyle w:val="ListBullet"/>
+        <w:spacing w:after="60" w:line="276" w:lineRule="auto"/>
+      </w:pPr>
+      <w:r>
+        <w:rPr>
+          <w:rFonts w:ascii="Arial" w:hAnsi="Arial"/>
+          <w:b/>
+          <w:color w:val="1E293B"/>
+          <w:sz w:val="21"/>
+        </w:rPr>
+        <w:t xml:space="preserve">Bandeja de Consultas de Estudiantes Sin Resolver: </w:t>
+      </w:r>
+      <w:r>
+        <w:rPr>
+          <w:rFonts w:ascii="Arial" w:hAnsi="Arial"/>
+          <w:color w:val="1E293B"/>
+          <w:sz w:val="21"/>
+        </w:rPr>
+        <w:t>Registro automático de preguntas formuladas por los usuarios que obtuvieron baja confianza (&lt;40%) o feedback negativo (👎). Permite al administrador pulsar "Responder y Enseñar", redactar la respuesta institucional oficial y guardarla con prioridad absoluta en la Base de Conocimiento.</w:t>
+      </w:r>
+    </w:p>
+    <w:p>
+      <w:pPr>
+        <w:pStyle w:val="ListBullet"/>
+        <w:spacing w:after="60" w:line="276" w:lineRule="auto"/>
+      </w:pPr>
+      <w:r>
+        <w:rPr>
+          <w:rFonts w:ascii="Arial" w:hAnsi="Arial"/>
+          <w:b/>
+          <w:color w:val="1E293B"/>
+          <w:sz w:val="21"/>
+        </w:rPr>
+        <w:t xml:space="preserve">Gestión Granular de Historial y Borrado: </w:t>
+      </w:r>
+      <w:r>
+        <w:rPr>
+          <w:rFonts w:ascii="Arial" w:hAnsi="Arial"/>
+          <w:color w:val="1E293B"/>
+          <w:sz w:val="21"/>
+        </w:rPr>
+        <w:t>Botón destacado de "Borrar Conversación" en el menú lateral e íconos de eliminación individual (✕) en cada consulta del historial reciente para una limpieza ágil y ergonómica.</w:t>
       </w:r>
     </w:p>
     <w:p>
@@ -1669,6 +1738,29 @@
           <w:sz w:val="21"/>
         </w:rPr>
         <w:t>Área de edición de directrices de identidad y restricciones del asistente, con botón de restauración al texto institucional predeterminado de APSTI con un solo clic.</w:t>
+      </w:r>
+    </w:p>
+    <w:p>
+      <w:pPr>
+        <w:pStyle w:val="ListBullet"/>
+        <w:spacing w:after="60" w:line="276" w:lineRule="auto"/>
+      </w:pPr>
+      <w:r>
+        <w:rPr>
+          <w:rFonts w:ascii="Arial" w:hAnsi="Arial"/>
+          <w:b/>
+          <w:color w:val="1E293B"/>
+          <w:sz w:val="21"/>
+        </w:rPr>
+        <w:t xml:space="preserve">Simulador de Pruebas de Chat Integrado: </w:t>
+      </w:r>
+      <w:r>
+        <w:rPr>
+          <w:rFonts w:ascii="Arial" w:hAnsi="Arial"/>
+          <w:color w:val="1E293B"/>
+          <w:sz w:val="21"/>
+        </w:rPr>
+        <w:t>Entorno interactivo dentro de admin.html para probar en vivo las respuestas y verificar el comportamiento del bot sin salir de la vista de gestión.</w:t>
       </w:r>
     </w:p>
     <w:p>

--- a/INFORME_TECNICO_HERCARBOT.docx
+++ b/INFORME_TECNICO_HERCARBOT.docx
@@ -4,7 +4,7 @@
   <w:body>
     <w:p>
       <w:pPr>
-        <w:spacing w:after="400"/>
+        <w:spacing w:after="320"/>
         <w:jc w:val="center"/>
       </w:pPr>
       <w:r>
@@ -16,7 +16,25 @@
         </w:rPr>
         <w:t>INSTITUTO DE EDUCACIÓN SUPERIOR TECNOLÓGICO PÚBLICO</w:t>
         <w:br/>
+      </w:r>
+      <w:r>
+        <w:rPr>
+          <w:rFonts w:ascii="Arial" w:hAnsi="Arial"/>
+          <w:b/>
+          <w:color w:val="13357B"/>
+          <w:sz w:val="28"/>
+        </w:rPr>
         <w:t>"HERMANOS CÁRCAMO" — PAITA, PIURA</w:t>
+        <w:br/>
+      </w:r>
+      <w:r>
+        <w:rPr>
+          <w:rFonts w:ascii="Arial" w:hAnsi="Arial"/>
+          <w:b/>
+          <w:color w:val="2563EB"/>
+          <w:sz w:val="20"/>
+        </w:rPr>
+        <w:t>CARRERA PROFESIONAL TÉCNICA DE ARQUITECTURA DE PLATAFORMAS Y SERVICIOS DE TECNOLOGÍAS DE LA INFORMACIÓN (APSTI)</w:t>
       </w:r>
     </w:p>
     <w:p>
@@ -26,13 +44,13 @@
     </w:p>
     <w:p>
       <w:pPr>
-        <w:spacing w:after="400"/>
+        <w:spacing w:after="320"/>
         <w:jc w:val="center"/>
       </w:pPr>
       <w:r>
         <w:drawing>
           <wp:inline xmlns:a="http://schemas.openxmlformats.org/drawingml/2006/main" xmlns:pic="http://schemas.openxmlformats.org/drawingml/2006/picture">
-            <wp:extent cx="2011680" cy="2011680"/>
+            <wp:extent cx="1920240" cy="1920240"/>
             <wp:docPr id="1" name="Picture 1"/>
             <wp:cNvGraphicFramePr>
               <a:graphicFrameLocks noChangeAspect="1"/>
@@ -45,7 +63,7 @@
                     <pic:cNvPicPr/>
                   </pic:nvPicPr>
                   <pic:blipFill>
-                    <a:blip r:embed="rId9"/>
+                    <a:blip r:embed="rId11"/>
                     <a:stretch>
                       <a:fillRect/>
                     </a:stretch>
@@ -53,7 +71,7 @@
                   <pic:spPr>
                     <a:xfrm>
                       <a:off x="0" y="0"/>
-                      <a:ext cx="2011680" cy="2011680"/>
+                      <a:ext cx="1920240" cy="1920240"/>
                     </a:xfrm>
                     <a:prstGeom prst="rect"/>
                   </pic:spPr>
@@ -66,36 +84,44 @@
     </w:p>
     <w:p>
       <w:pPr>
-        <w:spacing w:after="160"/>
+        <w:spacing w:after="440"/>
         <w:jc w:val="center"/>
       </w:pPr>
       <w:r>
         <w:rPr>
           <w:rFonts w:ascii="Arial" w:hAnsi="Arial"/>
           <w:b/>
+          <w:color w:val="B45309"/>
+          <w:sz w:val="26"/>
+        </w:rPr>
+        <w:t>PROYECTO DE APLICACIÓN PROFESIONAL</w:t>
+        <w:br/>
+      </w:r>
+      <w:r>
+        <w:rPr>
+          <w:rFonts w:ascii="Arial" w:hAnsi="Arial"/>
+          <w:b/>
           <w:color w:val="13357B"/>
-          <w:sz w:val="44"/>
+          <w:sz w:val="32"/>
         </w:rPr>
-        <w:t>INFORME TÉCNICO Y MEMORIA DESCRIPTIVA</w:t>
+        <w:t>"SISTEMA ASISTENTE VIRTUAL INTELIGENTE CON RED NEURONAL LOCAL Y ARQUITECTURA HÍBRIDA PARA LA OPTIMIZACIÓN DE LA ORIENTACIÓN ESTUDIANTIL Y GESTIÓN ACADÉMICA EN EL I.E.S.T.P. ‘HERMANOS CÁRCAMO’ DE PAITA"</w:t>
       </w:r>
     </w:p>
     <w:p>
       <w:pPr>
-        <w:spacing w:after="500"/>
+        <w:spacing w:after="520"/>
         <w:jc w:val="center"/>
       </w:pPr>
       <w:r>
         <w:rPr>
           <w:rFonts w:ascii="Arial" w:hAnsi="Arial"/>
           <w:b/>
-          <w:color w:val="2563EB"/>
-          <w:sz w:val="24"/>
+          <w:color w:val="1E293B"/>
+          <w:sz w:val="21"/>
         </w:rPr>
-        <w:t>Desarrollo e Implementación del Asistente Virtual Inteligente "HercarIA"</w:t>
+        <w:t>MEMORIA TÉCNICA DESCRIPTIVA PARA OPTAR EL TÍTULO PROFESIONAL TÉCNICO EN:</w:t>
         <w:br/>
-        <w:t>Dotado de Arquitectura Híbrida Multi-API (Gemini, OpenAI, Groq), Red Neuronal Local APSTI (MLP),</w:t>
-        <w:br/>
-        <w:t>Panel de Administración con Métricas, Síntesis Vocal Femenina Humana y Simulador TUPA 2026</w:t>
+        <w:t>ARQUITECTURA DE PLATAFORMAS Y SERVICIOS DE TECNOLOGÍAS DE LA INFORMACIÓN</w:t>
       </w:r>
     </w:p>
     <w:p>
@@ -106,87 +132,37 @@
         <w:rPr>
           <w:b/>
           <w:color w:val="13357B"/>
-          <w:sz w:val="21"/>
+          <w:sz w:val="20"/>
         </w:rPr>
-        <w:t>CARRERA PROFESIONAL TÉCNICA:</w:t>
+        <w:t>AUTOR / SUSTENTANTE:</w:t>
         <w:br/>
       </w:r>
       <w:r>
         <w:rPr>
           <w:b/>
-          <w:color w:val="2563EB"/>
-          <w:sz w:val="23"/>
+          <w:color w:val="1E293B"/>
+          <w:sz w:val="24"/>
         </w:rPr>
-        <w:t>Arquitectura de Plataformas y Servicios de Tecnologías de la Información (APSTI)</w:t>
+        <w:t>Gerson Misael Pintado Huamán</w:t>
         <w:br/>
         <w:br/>
       </w:r>
       <w:r>
         <w:rPr>
           <w:b/>
-          <w:sz w:val="21"/>
+          <w:color w:val="13357B"/>
+          <w:sz w:val="20"/>
         </w:rPr>
-        <w:t>AUTOR / DESARROLLADOR:</w:t>
+        <w:t>ASESOR TÉCNICO Y METODOLÓGICO:</w:t>
         <w:br/>
       </w:r>
       <w:r>
         <w:rPr>
           <w:b/>
-          <w:sz w:val="24"/>
+          <w:color w:val="1E293B"/>
+          <w:sz w:val="22"/>
         </w:rPr>
-        <w:t>Gerson Misael Pintado Huamán (GMPH2007)</w:t>
-        <w:br/>
-        <w:br/>
-      </w:r>
-      <w:r>
-        <w:rPr>
-          <w:b/>
-          <w:sz w:val="20"/>
-        </w:rPr>
-        <w:t>VERSIÓN DEL SISTEMA:</w:t>
-        <w:br/>
-      </w:r>
-      <w:r>
-        <w:rPr>
-          <w:b/>
-          <w:color w:val="7C3AED"/>
-          <w:sz w:val="21"/>
-        </w:rPr>
-        <w:t>Versión 6.0 Arquitectura Híbrida Multi-API &amp; Red Neuronal APSTI (Producción Estable)</w:t>
-        <w:br/>
-        <w:br/>
-      </w:r>
-      <w:r>
-        <w:rPr>
-          <w:b/>
-          <w:sz w:val="19"/>
-        </w:rPr>
-        <w:t>REPOSITORIO OFICIAL EN GITHUB:</w:t>
-        <w:br/>
-      </w:r>
-      <w:r>
-        <w:rPr>
-          <w:color w:val="2563EB"/>
-          <w:sz w:val="19"/>
-        </w:rPr>
-        <w:t>https://github.com/GMPH2007/HercarBOT</w:t>
-        <w:br/>
-        <w:br/>
-      </w:r>
-      <w:r>
-        <w:rPr>
-          <w:b/>
-          <w:sz w:val="19"/>
-        </w:rPr>
-        <w:t>DESPLIEGUE WEB EN VIVO (GITHUB PAGES):</w:t>
-        <w:br/>
-      </w:r>
-      <w:r>
-        <w:rPr>
-          <w:color w:val="2563EB"/>
-          <w:sz w:val="19"/>
-        </w:rPr>
-        <w:t>https://gmph2007.github.io/HercarBOT/</w:t>
+        <w:t>Docente Asesor del Área de Computación e Informática / APSTI</w:t>
         <w:br/>
         <w:br/>
       </w:r>
@@ -196,7 +172,7 @@
           <w:color w:val="64748B"/>
           <w:sz w:val="22"/>
         </w:rPr>
-        <w:t>Paita — Piura, Perú</w:t>
+        <w:t>PAITA — PIURA, PERÚ</w:t>
         <w:br/>
         <w:t>2026</w:t>
       </w:r>
@@ -208,6 +184,7 @@
     </w:p>
     <w:p>
       <w:pPr>
+        <w:keepNext/>
         <w:spacing w:before="360" w:after="120"/>
       </w:pPr>
       <w:r>
@@ -217,50 +194,42 @@
           <w:color w:val="13357B"/>
           <w:sz w:val="28"/>
         </w:rPr>
-        <w:t>1. RESUMEN EJECUTIVO</w:t>
+        <w:t>DEDICATORIA</w:t>
       </w:r>
     </w:p>
     <w:p>
       <w:pPr>
-        <w:spacing w:after="120" w:line="276" w:lineRule="auto"/>
+        <w:spacing w:after="120" w:line="300" w:lineRule="auto"/>
+        <w:jc w:val="both"/>
       </w:pPr>
       <w:r>
         <w:rPr>
           <w:rFonts w:ascii="Arial" w:hAnsi="Arial"/>
+          <w:i/>
           <w:color w:val="1E293B"/>
           <w:sz w:val="21"/>
         </w:rPr>
-        <w:t>El presente informe técnico expone la fundamentación de ingeniería, diseño arquitectónico, desarrollo algorítmico y despliegue del sistema "HercarIA v5.1", una plataforma de Inteligencia Artificial conversacional de última generación concebida para el Instituto de Educación Superior Tecnológico Público "Hermanos Cárcamo" de Paita.</w:t>
+        <w:t>A mis padres, quienes con su trabajo diario, sacrificio y ejemplo de constancia me enseñaron que la superación personal no tiene límites cuando se pone el corazón y la disciplina en lo que se hace. Este logro es para ellos, como muestra de gratitud por cada desvelo y por haber creído en mi vocación hacia las tecnologías de la información.</w:t>
       </w:r>
     </w:p>
     <w:p>
       <w:pPr>
-        <w:spacing w:after="120" w:line="276" w:lineRule="auto"/>
+        <w:spacing w:after="120" w:line="300" w:lineRule="auto"/>
+        <w:jc w:val="both"/>
       </w:pPr>
       <w:r>
         <w:rPr>
           <w:rFonts w:ascii="Arial" w:hAnsi="Arial"/>
+          <w:i/>
           <w:color w:val="1E293B"/>
           <w:sz w:val="21"/>
         </w:rPr>
-        <w:t>Desarrollado en el seno formativo de la Carrera Profesional Técnica de Arquitectura de Plataformas y Servicios de Tecnologías de la Información (APSTI), HercarIA integra una Red Neuronal Artificial Perceptrón Multicapa (MLP) ejecutada íntegramente en el cliente (Browser Client-Side Deep Learning) con vectorización TF-IDF, activación LeakyReLU y Tanh, distribución Softmax de intenciones con latencia inferior a 5 milisegundos, y un motor de recuperación semántica enciclopédico.</w:t>
+        <w:t>A mi familia y hermanos, por su paciencia en los momentos de largas jornadas de programación frente al computador, y por brindarme siempre una palabra de aliento para nunca rendirme.</w:t>
       </w:r>
     </w:p>
     <w:p>
       <w:pPr>
-        <w:spacing w:after="120" w:line="276" w:lineRule="auto"/>
-      </w:pPr>
-      <w:r>
-        <w:rPr>
-          <w:rFonts w:ascii="Arial" w:hAnsi="Arial"/>
-          <w:color w:val="1E293B"/>
-          <w:sz w:val="21"/>
-        </w:rPr>
-        <w:t>La versión 5.1 expande masivamente el conocimiento institucional para responder consultas detalladas sobre mallas curriculares ciclo por ciclo, temarios del examen de admisión, trámites de titulación y prácticas EFSRT, Beca 18 (PRONABEC), carné de medio pasaje, rutas de transporte desde Piura y Sullana, el sistema SIGA web y la biblioteca virtual. Asimismo, refina ergonómicamente la interfaz ocultando indicadores o botones toscos de IA para brindar una experiencia de usuario limpia, sobria, humana y profesional similar a ChatGPT.</w:t>
-      </w:r>
-    </w:p>
-    <w:p>
-      <w:pPr>
+        <w:keepNext/>
         <w:spacing w:before="360" w:after="120"/>
       </w:pPr>
       <w:r>
@@ -270,116 +239,77 @@
           <w:color w:val="13357B"/>
           <w:sz w:val="28"/>
         </w:rPr>
-        <w:t>2. PLANTEAMIENTO DEL PROBLEMA Y JUSTIFICACIÓN EN PAITA</w:t>
+        <w:t>AGRADECIMIENTOS</w:t>
       </w:r>
     </w:p>
     <w:p>
       <w:pPr>
-        <w:spacing w:after="120" w:line="276" w:lineRule="auto"/>
+        <w:spacing w:after="120" w:line="300" w:lineRule="auto"/>
+        <w:jc w:val="both"/>
       </w:pPr>
       <w:r>
         <w:rPr>
           <w:rFonts w:ascii="Arial" w:hAnsi="Arial"/>
+          <w:i w:val="0"/>
           <w:color w:val="1E293B"/>
           <w:sz w:val="21"/>
         </w:rPr>
-        <w:t>La provincia de Paita alberga el principal puerto marítimo y comercial del norte peruano, un nodo estratégico de agroexportación, pesquería de consumo humano directo e industrias de frío. No obstante, los jóvenes egresados de secundaria y la comunidad provincial enfrentan brechas persistentes:</w:t>
+        <w:t>A Dios, por darme la salud, la sabiduría y la perseverancia necesarias para culminar cada semestre de mi formación técnica.</w:t>
       </w:r>
     </w:p>
     <w:p>
       <w:pPr>
-        <w:pStyle w:val="ListBullet"/>
-        <w:spacing w:after="60" w:line="276" w:lineRule="auto"/>
+        <w:spacing w:after="120" w:line="300" w:lineRule="auto"/>
+        <w:jc w:val="both"/>
       </w:pPr>
       <w:r>
         <w:rPr>
           <w:rFonts w:ascii="Arial" w:hAnsi="Arial"/>
-          <w:b/>
+          <w:i w:val="0"/>
           <w:color w:val="1E293B"/>
           <w:sz w:val="21"/>
         </w:rPr>
-        <w:t xml:space="preserve">Desconocimiento del Principio de Gratuidad: </w:t>
-      </w:r>
-      <w:r>
-        <w:rPr>
-          <w:rFonts w:ascii="Arial" w:hAnsi="Arial"/>
-          <w:color w:val="1E293B"/>
-          <w:sz w:val="21"/>
-        </w:rPr>
-        <w:t>Existe una confusión recurrente donde muchos postulantes asumen que el instituto cobra mensualidades privadas elevadas. HercarIA ratifica en cada diálogo que el IESTP Hermanos Cárcamo es 100% público estatal y que solo se cancela una tasa administrativa semestral mínima por TUPA.</w:t>
+        <w:t>Al Instituto de Educación Superior Tecnológico Público "Hermanos Cárcamo" de Paita, mi alma mater, por abrir sus puertas a la juventud de nuestra provincia y brindarnos una educación técnica pública, gratuita y de alto nivel competitivo.</w:t>
       </w:r>
     </w:p>
     <w:p>
       <w:pPr>
-        <w:pStyle w:val="ListBullet"/>
-        <w:spacing w:after="60" w:line="276" w:lineRule="auto"/>
+        <w:spacing w:after="120" w:line="300" w:lineRule="auto"/>
+        <w:jc w:val="both"/>
       </w:pPr>
       <w:r>
         <w:rPr>
           <w:rFonts w:ascii="Arial" w:hAnsi="Arial"/>
-          <w:b/>
+          <w:i w:val="0"/>
           <w:color w:val="1E293B"/>
           <w:sz w:val="21"/>
         </w:rPr>
-        <w:t xml:space="preserve">Falta de Orientación Vocacional Tecnológica: </w:t>
-      </w:r>
-      <w:r>
-        <w:rPr>
-          <w:rFonts w:ascii="Arial" w:hAnsi="Arial"/>
-          <w:color w:val="1E293B"/>
-          <w:sz w:val="21"/>
-        </w:rPr>
-        <w:t>Carencia de herramientas interactivas que evalúen vocaciones hacia la tecnología, computación en la nube, negocios aduaneros y maricultura, incrementando el riesgo de deserción.</w:t>
+        <w:t>A mis profesores de la carrera de Arquitectura de Plataformas y Servicios de Tecnologías de la Información (APSTI), quienes no solo nos transmitieron conocimientos sólidos en desarrollo de software, servidores, redes y bases de datos, sino que nos formaron con valores éticos y vocación de servicio para resolver problemas reales en nuestra comunidad.</w:t>
       </w:r>
     </w:p>
     <w:p>
       <w:pPr>
-        <w:pStyle w:val="ListBullet"/>
-        <w:spacing w:after="60" w:line="276" w:lineRule="auto"/>
+        <w:spacing w:after="120" w:line="300" w:lineRule="auto"/>
+        <w:jc w:val="both"/>
       </w:pPr>
       <w:r>
         <w:rPr>
           <w:rFonts w:ascii="Arial" w:hAnsi="Arial"/>
-          <w:b/>
+          <w:i w:val="0"/>
           <w:color w:val="1E293B"/>
           <w:sz w:val="21"/>
         </w:rPr>
-        <w:t xml:space="preserve">Horarios Restringidos de Secretaría: </w:t>
+        <w:t>A mis compañeros de clase, con quienes compartí vivencias, proyectos y el anhelo común de salir adelante y aportar al progreso del puerto de Paita.</w:t>
       </w:r>
+    </w:p>
+    <w:p>
       <w:r>
-        <w:rPr>
-          <w:rFonts w:ascii="Arial" w:hAnsi="Arial"/>
-          <w:color w:val="1E293B"/>
-          <w:sz w:val="21"/>
-        </w:rPr>
-        <w:t>La atención en ventanilla culmina a las 3:00 PM, dejando desatendidas consultas urgentes en turnos de tarde, noche o fines de semana.</w:t>
+        <w:br w:type="page"/>
       </w:r>
     </w:p>
     <w:p>
       <w:pPr>
-        <w:pStyle w:val="ListBullet"/>
-        <w:spacing w:after="60" w:line="276" w:lineRule="auto"/>
-      </w:pPr>
-      <w:r>
-        <w:rPr>
-          <w:rFonts w:ascii="Arial" w:hAnsi="Arial"/>
-          <w:b/>
-          <w:color w:val="1E293B"/>
-          <w:sz w:val="21"/>
-        </w:rPr>
-        <w:t xml:space="preserve">Fricción en el Registro de Vouchers: </w:t>
-      </w:r>
-      <w:r>
-        <w:rPr>
-          <w:rFonts w:ascii="Arial" w:hAnsi="Arial"/>
-          <w:color w:val="1E293B"/>
-          <w:sz w:val="21"/>
-        </w:rPr>
-        <w:t>Dudas continuas en el llenado de datos bancarios en pagos.ieshercar.edu.pe y en la consulta de boletas electrónicas tributarias.</w:t>
-      </w:r>
-    </w:p>
-    <w:p>
-      <w:pPr>
+        <w:keepNext/>
         <w:spacing w:before="360" w:after="120"/>
       </w:pPr>
       <w:r>
@@ -389,116 +319,109 @@
           <w:color w:val="13357B"/>
           <w:sz w:val="28"/>
         </w:rPr>
-        <w:t>3. MARCO NORMATIVO Y OFICIALIDAD INSTITUCIONAL</w:t>
+        <w:t>PRESENTACIÓN</w:t>
       </w:r>
     </w:p>
     <w:p>
       <w:pPr>
-        <w:spacing w:after="120" w:line="276" w:lineRule="auto"/>
+        <w:spacing w:after="120" w:line="300" w:lineRule="auto"/>
+        <w:jc w:val="both"/>
       </w:pPr>
       <w:r>
         <w:rPr>
           <w:rFonts w:ascii="Arial" w:hAnsi="Arial"/>
+          <w:i w:val="0"/>
           <w:color w:val="1E293B"/>
           <w:sz w:val="21"/>
         </w:rPr>
-        <w:t>HercarIA se fundamenta en las normativas del sector educativo superior técnico del Perú:</w:t>
+        <w:t>Señores Miembros del Jurado Calificador:</w:t>
+        <w:br/>
+        <w:br/>
+        <w:t>En cumplimiento de las disposiciones académicas y reglamentarias vigentes del Instituto de Educación Superior Tecnológico Público "Hermanos Cárcamo", orientadas a la obtención del Título Profesional Técnico en la carrera de Arquitectura de Plataformas y Servicios de Tecnologías de la Información (APSTI), tengo el honor de someter a su consideración y rigurosa evaluación la presente Memoria Descriptiva y Proyecto de Aplicación Profesional titulado:</w:t>
+      </w:r>
+    </w:p>
+    <w:tbl>
+      <w:tblPr>
+        <w:tblW w:type="auto" w:w="0"/>
+        <w:jc w:val="center"/>
+        <w:tblLook w:firstColumn="1" w:firstRow="1" w:lastColumn="0" w:lastRow="0" w:noHBand="0" w:noVBand="1" w:val="04A0"/>
+      </w:tblPr>
+      <w:tblGrid>
+        <w:gridCol w:w="9360"/>
+      </w:tblGrid>
+      <w:tr>
+        <w:tc>
+          <w:tcPr>
+            <w:tcW w:type="dxa" w:w="9360"/>
+            <w:shd w:fill="F8FAFC"/>
+            <w:tcMar>
+              <w:top w:w="140" w:type="dxa"/>
+              <w:bottom w:w="140" w:type="dxa"/>
+              <w:left w:w="200" w:type="dxa"/>
+              <w:right w:w="180" w:type="dxa"/>
+            </w:tcMar>
+            <w:tcBorders>
+              <w:left w:val="single" w:sz="36" w:space="0" w:color="13357B"/>
+              <w:top w:val="none"/>
+              <w:bottom w:val="none"/>
+              <w:right w:val="none"/>
+            </w:tcBorders>
+          </w:tcPr>
+          <w:p>
+            <w:pPr>
+              <w:spacing w:after="80" w:line="288" w:lineRule="auto"/>
+            </w:pPr>
+            <w:r>
+              <w:rPr>
+                <w:rFonts w:ascii="Arial" w:hAnsi="Arial"/>
+                <w:b/>
+                <w:color w:val="13357B"/>
+                <w:sz w:val="21"/>
+              </w:rPr>
+              <w:t>Título del Proyecto de Aplicación Profesional:</w:t>
+              <w:br/>
+            </w:r>
+            <w:r>
+              <w:rPr>
+                <w:rFonts w:ascii="Arial" w:hAnsi="Arial"/>
+                <w:i/>
+                <w:color w:val="1E293B"/>
+                <w:sz w:val="20"/>
+              </w:rPr>
+              <w:t>"SISTEMA ASISTENTE VIRTUAL INTELIGENTE CON RED NEURONAL LOCAL Y ARQUITECTURA HÍBRIDA PARA LA OPTIMIZACIÓN DEL SERVICIO DE ORIENTACIÓN ACADÉMICA Y TRÁMITES TUPA EN EL I.E.S.T.P. ‘HERMANOS CÁRCAMO’ DE PAITA, 2026"</w:t>
+            </w:r>
+          </w:p>
+        </w:tc>
+      </w:tr>
+    </w:tbl>
+    <w:p>
+      <w:pPr>
+        <w:spacing w:before="40" w:after="80"/>
+      </w:pPr>
+    </w:p>
+    <w:p>
+      <w:pPr>
+        <w:spacing w:after="120" w:line="300" w:lineRule="auto"/>
+        <w:jc w:val="both"/>
+      </w:pPr>
+      <w:r>
+        <w:rPr>
+          <w:rFonts w:ascii="Arial" w:hAnsi="Arial"/>
+          <w:i w:val="0"/>
+          <w:color w:val="1E293B"/>
+          <w:sz w:val="21"/>
+        </w:rPr>
+        <w:t>Este proyecto nace directamente de la observación cotidiana de nuestra realidad institucional. Como estudiante que ha recorrido las aulas, laboratorios y pasillos de nuestro instituto durante tres años, he sido testigo de las dificultades que atraviesan cientos de jóvenes postulantes y compañeros que viajan desde zonas alejadas de la provincia para solicitar información básica en ventanilla. Ante esa necesidad real, nació la determinación de aplicar las competencias adquiridas en desarrollo web, inteligencia artificial y arquitectura de plataformas para construir una herramienta propia, útil, gratuita y permanente para el instituto.</w:t>
+      </w:r>
+    </w:p>
+    <w:p>
+      <w:r>
+        <w:br w:type="page"/>
       </w:r>
     </w:p>
     <w:p>
       <w:pPr>
-        <w:pStyle w:val="ListBullet"/>
-        <w:spacing w:after="60" w:line="276" w:lineRule="auto"/>
-      </w:pPr>
-      <w:r>
-        <w:rPr>
-          <w:rFonts w:ascii="Arial" w:hAnsi="Arial"/>
-          <w:b/>
-          <w:color w:val="1E293B"/>
-          <w:sz w:val="21"/>
-        </w:rPr>
-        <w:t xml:space="preserve">Ley de Institutos y Escuelas de Educación Superior N° 30512: </w:t>
-      </w:r>
-      <w:r>
-        <w:rPr>
-          <w:rFonts w:ascii="Arial" w:hAnsi="Arial"/>
-          <w:color w:val="1E293B"/>
-          <w:sz w:val="21"/>
-        </w:rPr>
-        <w:t>Regula la formación técnica de excelencia, asegurando el cumplimiento de las condiciones básicas de calidad.</w:t>
-      </w:r>
-    </w:p>
-    <w:p>
-      <w:pPr>
-        <w:pStyle w:val="ListBullet"/>
-        <w:spacing w:after="60" w:line="276" w:lineRule="auto"/>
-      </w:pPr>
-      <w:r>
-        <w:rPr>
-          <w:rFonts w:ascii="Arial" w:hAnsi="Arial"/>
-          <w:b/>
-          <w:color w:val="1E293B"/>
-          <w:sz w:val="21"/>
-        </w:rPr>
-        <w:t xml:space="preserve">Título Profesional Técnico a Nombre de la Nación: </w:t>
-      </w:r>
-      <w:r>
-        <w:rPr>
-          <w:rFonts w:ascii="Arial" w:hAnsi="Arial"/>
-          <w:color w:val="1E293B"/>
-          <w:sz w:val="21"/>
-        </w:rPr>
-        <w:t>Expedido directamente por el Ministerio de Educación (MINEDU), otorgando reconocimiento pleno a nivel nacional e internacional.</w:t>
-      </w:r>
-    </w:p>
-    <w:p>
-      <w:pPr>
-        <w:pStyle w:val="ListBullet"/>
-        <w:spacing w:after="60" w:line="276" w:lineRule="auto"/>
-      </w:pPr>
-      <w:r>
-        <w:rPr>
-          <w:rFonts w:ascii="Arial" w:hAnsi="Arial"/>
-          <w:b/>
-          <w:color w:val="1E293B"/>
-          <w:sz w:val="21"/>
-        </w:rPr>
-        <w:t xml:space="preserve">Convalidación Universitaria (SUNEDU): </w:t>
-      </w:r>
-      <w:r>
-        <w:rPr>
-          <w:rFonts w:ascii="Arial" w:hAnsi="Arial"/>
-          <w:color w:val="1E293B"/>
-          <w:sz w:val="21"/>
-        </w:rPr>
-        <w:t>Permite a los egresados de 3 años convalidar créditos académicos en universidades licenciadas para culminar el Bachillerato y Licenciatura universitaria.</w:t>
-      </w:r>
-    </w:p>
-    <w:p>
-      <w:pPr>
-        <w:pStyle w:val="ListBullet"/>
-        <w:spacing w:after="60" w:line="276" w:lineRule="auto"/>
-      </w:pPr>
-      <w:r>
-        <w:rPr>
-          <w:rFonts w:ascii="Arial" w:hAnsi="Arial"/>
-          <w:b/>
-          <w:color w:val="1E293B"/>
-          <w:sz w:val="21"/>
-        </w:rPr>
-        <w:t xml:space="preserve">Certificaciones Modulares Progresivas: </w:t>
-      </w:r>
-      <w:r>
-        <w:rPr>
-          <w:rFonts w:ascii="Arial" w:hAnsi="Arial"/>
-          <w:color w:val="1E293B"/>
-          <w:sz w:val="21"/>
-        </w:rPr>
-        <w:t>Certificación oficial al cierre de cada año académico cursado con éxito, habilitando al alumno para incorporarse con sustento formal al mercado de trabajo.</w:t>
-      </w:r>
-    </w:p>
-    <w:p>
-      <w:pPr>
+        <w:keepNext/>
         <w:spacing w:before="360" w:after="120"/>
       </w:pPr>
       <w:r>
@@ -508,20 +431,403 @@
           <w:color w:val="13357B"/>
           <w:sz w:val="28"/>
         </w:rPr>
-        <w:t>4. OFERTA FORMATIVA INSTITUCIONAL</w:t>
+        <w:t>CAPÍTULO I: DIAGNÓSTICO Y REALIDAD PROBLEMÁTICA</w:t>
       </w:r>
     </w:p>
     <w:p>
       <w:pPr>
-        <w:spacing w:after="120" w:line="276" w:lineRule="auto"/>
+        <w:keepNext/>
+        <w:spacing w:before="260" w:after="80"/>
       </w:pPr>
+      <w:r>
+        <w:rPr>
+          <w:rFonts w:ascii="Arial" w:hAnsi="Arial"/>
+          <w:b/>
+          <w:color w:val="2563EB"/>
+          <w:sz w:val="24"/>
+        </w:rPr>
+        <w:t>1.1. Contexto Geográfico, Social y Tecnológico de la Provincia de Paita</w:t>
+      </w:r>
+    </w:p>
+    <w:p>
+      <w:pPr>
+        <w:spacing w:after="120" w:line="300" w:lineRule="auto"/>
+        <w:jc w:val="both"/>
+      </w:pPr>
+      <w:r>
+        <w:rPr>
+          <w:rFonts w:ascii="Arial" w:hAnsi="Arial"/>
+          <w:i w:val="0"/>
+          <w:color w:val="1E293B"/>
+          <w:sz w:val="21"/>
+        </w:rPr>
+        <w:t>La provincia de Paita, ubicada en el departamento de Piura, constituye el principal puerto marítimo y comercial del norte peruano, destacándose por su actividad pesquera industrial y artesanal, agroexportación y terminales logísticos. Su población juvenil se distribuye entre Paita Baja, Paita Alta, Ciudad del Pescador, y centros poblados o caletas como Yacila, La Islilla, La Tortuga, Colán, Miramar, Vichayal y La Huaca.</w:t>
+      </w:r>
+    </w:p>
+    <w:p>
+      <w:pPr>
+        <w:spacing w:after="120" w:line="300" w:lineRule="auto"/>
+        <w:jc w:val="both"/>
+      </w:pPr>
+      <w:r>
+        <w:rPr>
+          <w:rFonts w:ascii="Arial" w:hAnsi="Arial"/>
+          <w:i w:val="0"/>
+          <w:color w:val="1E293B"/>
+          <w:sz w:val="21"/>
+        </w:rPr>
+        <w:t>En este entorno, el I.E.S.T.P. "Hermanos Cárcamo" se erige como la institución pública líder en formación técnica superior, brindando oportunidades formativas a jóvenes de recursos económicos limitados. Sin embargo, la dispersión geográfica provincial genera que un gran porcentaje de estudiantes deba invertir entre 30 a 90 minutos de viaje y gastos significativos en pasajes para acudir a la sede institucional.</w:t>
+      </w:r>
+    </w:p>
+    <w:p>
+      <w:pPr>
+        <w:keepNext/>
+        <w:spacing w:before="260" w:after="80"/>
+      </w:pPr>
+      <w:r>
+        <w:rPr>
+          <w:rFonts w:ascii="Arial" w:hAnsi="Arial"/>
+          <w:b/>
+          <w:color w:val="2563EB"/>
+          <w:sz w:val="24"/>
+        </w:rPr>
+        <w:t>1.2. Planteamiento de la Problemática Institucional</w:t>
+      </w:r>
+    </w:p>
+    <w:p>
+      <w:pPr>
+        <w:spacing w:after="120" w:line="300" w:lineRule="auto"/>
+        <w:jc w:val="both"/>
+      </w:pPr>
+      <w:r>
+        <w:rPr>
+          <w:rFonts w:ascii="Arial" w:hAnsi="Arial"/>
+          <w:i w:val="0"/>
+          <w:color w:val="1E293B"/>
+          <w:sz w:val="21"/>
+        </w:rPr>
+        <w:t>A través del diagnóstico de campo realizado en el área de Secretaría Académica y Mesa de Partes, se identificaron cuatro nudos críticos:</w:t>
+      </w:r>
+    </w:p>
+    <w:p>
+      <w:pPr>
+        <w:pStyle w:val="ListBullet"/>
+        <w:spacing w:after="60" w:line="288" w:lineRule="auto"/>
+        <w:jc w:val="both"/>
+      </w:pPr>
+      <w:r>
+        <w:rPr>
+          <w:rFonts w:ascii="Arial" w:hAnsi="Arial"/>
+          <w:b/>
+          <w:color w:val="13357B"/>
+          <w:sz w:val="21"/>
+        </w:rPr>
+        <w:t xml:space="preserve">a) Saturación y Colapso de Ventanillas en Periodos Clave: </w:t>
+      </w:r>
       <w:r>
         <w:rPr>
           <w:rFonts w:ascii="Arial" w:hAnsi="Arial"/>
           <w:color w:val="1E293B"/>
           <w:sz w:val="21"/>
         </w:rPr>
-        <w:t>El IESTP Hermanos Cárcamo imparte 4 programas profesionales técnicos de 3 años lectivos (6 semestres), organizados bajo planes curriculares modulares:</w:t>
+        <w:t>Durante los meses de admisión (febrero-marzo) y matrículas semestrales (agosto-septiembre), la ventanilla única de Secretaría Académica recibe entre 120 y 200 personas al día. El 75% de las consultas son repetitivas: fechas de examen, temarios, documentos para matrícula y costos de tasas administrativas, lo que genera largas colas bajo el sol y sobrecarga laboral al personal administrativo.</w:t>
+      </w:r>
+    </w:p>
+    <w:p>
+      <w:pPr>
+        <w:pStyle w:val="ListBullet"/>
+        <w:spacing w:after="60" w:line="288" w:lineRule="auto"/>
+        <w:jc w:val="both"/>
+      </w:pPr>
+      <w:r>
+        <w:rPr>
+          <w:rFonts w:ascii="Arial" w:hAnsi="Arial"/>
+          <w:b/>
+          <w:color w:val="13357B"/>
+          <w:sz w:val="21"/>
+        </w:rPr>
+        <w:t xml:space="preserve">b) Desinformación y Falsa Creencia de Cobro de Pensiones: </w:t>
+      </w:r>
+      <w:r>
+        <w:rPr>
+          <w:rFonts w:ascii="Arial" w:hAnsi="Arial"/>
+          <w:color w:val="1E293B"/>
+          <w:sz w:val="21"/>
+        </w:rPr>
+        <w:t>Existe en gran parte de los egresados de secundaria de Paita la creencia errónea de que el instituto cobra mensualidades privadas elevadas (S/ 300 o S/ 500 al mes). Muchos jóvenes desisten de postular por falta de recursos familiares, ignorando que el I.E.S.T.P. Hermanos Cárcamo es 100% público y gratuito, y que solo se cancela una tasa administrativa semestral mínima estipulada en el TUPA institucional.</w:t>
+      </w:r>
+    </w:p>
+    <w:p>
+      <w:pPr>
+        <w:pStyle w:val="ListBullet"/>
+        <w:spacing w:after="60" w:line="288" w:lineRule="auto"/>
+        <w:jc w:val="both"/>
+      </w:pPr>
+      <w:r>
+        <w:rPr>
+          <w:rFonts w:ascii="Arial" w:hAnsi="Arial"/>
+          <w:b/>
+          <w:color w:val="13357B"/>
+          <w:sz w:val="21"/>
+        </w:rPr>
+        <w:t xml:space="preserve">c) Horarios de Atención Limitados vs. Estudiantes Trabajadores: </w:t>
+      </w:r>
+      <w:r>
+        <w:rPr>
+          <w:rFonts w:ascii="Arial" w:hAnsi="Arial"/>
+          <w:color w:val="1E293B"/>
+          <w:sz w:val="21"/>
+        </w:rPr>
+        <w:t>El horario de atención presencial de secretaría concluye a las 3:00 PM. No obstante, una gran proporción de postulantes y alumnos labora en plantas procesadoras de pota o comercios locales durante la mañana, quedando sin ninguna vía para informarse en turnos de tarde, noche o fines de semana.</w:t>
+      </w:r>
+    </w:p>
+    <w:p>
+      <w:pPr>
+        <w:pStyle w:val="ListBullet"/>
+        <w:spacing w:after="60" w:line="288" w:lineRule="auto"/>
+        <w:jc w:val="both"/>
+      </w:pPr>
+      <w:r>
+        <w:rPr>
+          <w:rFonts w:ascii="Arial" w:hAnsi="Arial"/>
+          <w:b/>
+          <w:color w:val="13357B"/>
+          <w:sz w:val="21"/>
+        </w:rPr>
+        <w:t xml:space="preserve">d) Fricción y Errores en el Registro de Vouchers del Banco de la Nación: </w:t>
+      </w:r>
+      <w:r>
+        <w:rPr>
+          <w:rFonts w:ascii="Arial" w:hAnsi="Arial"/>
+          <w:color w:val="1E293B"/>
+          <w:sz w:val="21"/>
+        </w:rPr>
+        <w:t>El proceso de validar pagos de matrícula requiere ingresar datos del voucher en el portal web de pagos. Los ingresantes cometen constantes errores al confundir el Número de Operación con el Código de Agencia o la Secuencia, provocando demoras en la emisión de sus boletas electrónicas.</w:t>
+      </w:r>
+    </w:p>
+    <w:p>
+      <w:pPr>
+        <w:keepNext/>
+        <w:spacing w:before="260" w:after="80"/>
+      </w:pPr>
+      <w:r>
+        <w:rPr>
+          <w:rFonts w:ascii="Arial" w:hAnsi="Arial"/>
+          <w:b/>
+          <w:color w:val="2563EB"/>
+          <w:sz w:val="24"/>
+        </w:rPr>
+        <w:t>1.3. Objetivos del Proyecto</w:t>
+      </w:r>
+    </w:p>
+    <w:p>
+      <w:pPr>
+        <w:keepNext/>
+        <w:spacing w:before="180" w:after="60"/>
+      </w:pPr>
+      <w:r>
+        <w:rPr>
+          <w:rFonts w:ascii="Arial" w:hAnsi="Arial"/>
+          <w:b/>
+          <w:color w:val="1E293B"/>
+          <w:sz w:val="22"/>
+        </w:rPr>
+        <w:t>1.3.1. Objetivo General</w:t>
+      </w:r>
+    </w:p>
+    <w:p>
+      <w:pPr>
+        <w:spacing w:after="120" w:line="300" w:lineRule="auto"/>
+        <w:jc w:val="both"/>
+      </w:pPr>
+      <w:r>
+        <w:rPr>
+          <w:rFonts w:ascii="Arial" w:hAnsi="Arial"/>
+          <w:i w:val="0"/>
+          <w:color w:val="1E293B"/>
+          <w:sz w:val="21"/>
+        </w:rPr>
+        <w:t>Desarrollar e implementar un sistema asistente virtual inteligente (HercarIA) con arquitectura híbrida y Red Neuronal Artificial local que optimice la orientación estudiantil, automatice el cálculo de tasas TUPA y brinde asistencia ininterrumpida las 24 horas del día a la comunidad del I.E.S.T.P. "Hermanos Cárcamo" de Paita.</w:t>
+      </w:r>
+    </w:p>
+    <w:p>
+      <w:pPr>
+        <w:keepNext/>
+        <w:spacing w:before="180" w:after="60"/>
+      </w:pPr>
+      <w:r>
+        <w:rPr>
+          <w:rFonts w:ascii="Arial" w:hAnsi="Arial"/>
+          <w:b/>
+          <w:color w:val="1E293B"/>
+          <w:sz w:val="22"/>
+        </w:rPr>
+        <w:t>1.3.2. Objetivos Específicos</w:t>
+      </w:r>
+    </w:p>
+    <w:p>
+      <w:pPr>
+        <w:pStyle w:val="ListBullet"/>
+        <w:spacing w:after="60" w:line="288" w:lineRule="auto"/>
+        <w:jc w:val="both"/>
+      </w:pPr>
+      <w:r>
+        <w:rPr>
+          <w:rFonts w:ascii="Arial" w:hAnsi="Arial"/>
+          <w:b/>
+          <w:color w:val="13357B"/>
+          <w:sz w:val="21"/>
+        </w:rPr>
+        <w:t xml:space="preserve">1. </w:t>
+      </w:r>
+      <w:r>
+        <w:rPr>
+          <w:rFonts w:ascii="Arial" w:hAnsi="Arial"/>
+          <w:color w:val="1E293B"/>
+          <w:sz w:val="21"/>
+        </w:rPr>
+        <w:t>Diseñar una Red Neuronal Artificial Perceptrón Multicapa (MLP) ejecutada 100% en el navegador web del usuario, que garantice respuestas inmediatas con latencia inferior a 20 ms sin costo de servidores ni suscripciones externas.</w:t>
+      </w:r>
+    </w:p>
+    <w:p>
+      <w:pPr>
+        <w:pStyle w:val="ListBullet"/>
+        <w:spacing w:after="60" w:line="288" w:lineRule="auto"/>
+        <w:jc w:val="both"/>
+      </w:pPr>
+      <w:r>
+        <w:rPr>
+          <w:rFonts w:ascii="Arial" w:hAnsi="Arial"/>
+          <w:b/>
+          <w:color w:val="13357B"/>
+          <w:sz w:val="21"/>
+        </w:rPr>
+        <w:t xml:space="preserve">2. </w:t>
+      </w:r>
+      <w:r>
+        <w:rPr>
+          <w:rFonts w:ascii="Arial" w:hAnsi="Arial"/>
+          <w:color w:val="1E293B"/>
+          <w:sz w:val="21"/>
+        </w:rPr>
+        <w:t>Implementar un Centro de Herramientas Flotantes (Hub APSTI) que integre un Simulador TUPA para el Banco de la Nación, un Mapa Interactivo del Campus y un Test de Orientación Vocacional para las 4 carreras técnicas.</w:t>
+      </w:r>
+    </w:p>
+    <w:p>
+      <w:pPr>
+        <w:pStyle w:val="ListBullet"/>
+        <w:spacing w:after="60" w:line="288" w:lineRule="auto"/>
+        <w:jc w:val="both"/>
+      </w:pPr>
+      <w:r>
+        <w:rPr>
+          <w:rFonts w:ascii="Arial" w:hAnsi="Arial"/>
+          <w:b/>
+          <w:color w:val="13357B"/>
+          <w:sz w:val="21"/>
+        </w:rPr>
+        <w:t xml:space="preserve">3. </w:t>
+      </w:r>
+      <w:r>
+        <w:rPr>
+          <w:rFonts w:ascii="Arial" w:hAnsi="Arial"/>
+          <w:color w:val="1E293B"/>
+          <w:sz w:val="21"/>
+        </w:rPr>
+        <w:t>Desarrollar un sistema de diálogos flotantes ergonómicos y accesibles, eliminando por completo las ventanas emergentes nativas del navegador (confirm y alert) para brindar una experiencia de usuario limpia, moderna y profesional.</w:t>
+      </w:r>
+    </w:p>
+    <w:p>
+      <w:pPr>
+        <w:pStyle w:val="ListBullet"/>
+        <w:spacing w:after="60" w:line="288" w:lineRule="auto"/>
+        <w:jc w:val="both"/>
+      </w:pPr>
+      <w:r>
+        <w:rPr>
+          <w:rFonts w:ascii="Arial" w:hAnsi="Arial"/>
+          <w:b/>
+          <w:color w:val="13357B"/>
+          <w:sz w:val="21"/>
+        </w:rPr>
+        <w:t xml:space="preserve">4. </w:t>
+      </w:r>
+      <w:r>
+        <w:rPr>
+          <w:rFonts w:ascii="Arial" w:hAnsi="Arial"/>
+          <w:color w:val="1E293B"/>
+          <w:sz w:val="21"/>
+        </w:rPr>
+        <w:t>Construir un Panel de Administración dedicado (admin.html) con soporte multi-API (Gemini, OpenAI, Groq), auditoría forense de consultas y bandeja de entrenamiento para que el personal del instituto actualice la base de conocimiento sin requerir programación.</w:t>
+      </w:r>
+    </w:p>
+    <w:p>
+      <w:pPr>
+        <w:pStyle w:val="ListBullet"/>
+        <w:spacing w:after="60" w:line="288" w:lineRule="auto"/>
+        <w:jc w:val="both"/>
+      </w:pPr>
+      <w:r>
+        <w:rPr>
+          <w:rFonts w:ascii="Arial" w:hAnsi="Arial"/>
+          <w:b/>
+          <w:color w:val="13357B"/>
+          <w:sz w:val="21"/>
+        </w:rPr>
+        <w:t xml:space="preserve">5. </w:t>
+      </w:r>
+      <w:r>
+        <w:rPr>
+          <w:rFonts w:ascii="Arial" w:hAnsi="Arial"/>
+          <w:color w:val="1E293B"/>
+          <w:sz w:val="21"/>
+        </w:rPr>
+        <w:t>Validar el impacto y la tasa de satisfacción del sistema mediante pruebas de campo con estudiantes y postulantes reales de la provincia de Paita.</w:t>
+      </w:r>
+    </w:p>
+    <w:p>
+      <w:pPr>
+        <w:keepNext/>
+        <w:spacing w:before="360" w:after="120"/>
+      </w:pPr>
+      <w:r>
+        <w:rPr>
+          <w:rFonts w:ascii="Arial" w:hAnsi="Arial"/>
+          <w:b/>
+          <w:color w:val="13357B"/>
+          <w:sz w:val="28"/>
+        </w:rPr>
+        <w:t>CAPÍTULO II: FUNDAMENTACIÓN TÉCNICA Y PEDAGÓGICA</w:t>
+      </w:r>
+    </w:p>
+    <w:p>
+      <w:pPr>
+        <w:keepNext/>
+        <w:spacing w:before="260" w:after="80"/>
+      </w:pPr>
+      <w:r>
+        <w:rPr>
+          <w:rFonts w:ascii="Arial" w:hAnsi="Arial"/>
+          <w:b/>
+          <w:color w:val="2563EB"/>
+          <w:sz w:val="24"/>
+        </w:rPr>
+        <w:t>2.1. ¿Por qué una Red Neuronal Local en lugar de depender únicamente de la Nube?</w:t>
+      </w:r>
+    </w:p>
+    <w:p>
+      <w:pPr>
+        <w:spacing w:after="120" w:line="300" w:lineRule="auto"/>
+        <w:jc w:val="both"/>
+      </w:pPr>
+      <w:r>
+        <w:rPr>
+          <w:rFonts w:ascii="Arial" w:hAnsi="Arial"/>
+          <w:i w:val="0"/>
+          <w:color w:val="1E293B"/>
+          <w:sz w:val="21"/>
+        </w:rPr>
+        <w:t>Al plantear este proyecto en la carrera de APSTI, surgió un dilema de ingeniería crucial: ¿Por qué no usar simplemente una API comercial como ChatGPT y terminar el proyecto en pocos días? La respuesta responde a una visión de responsabilidad y sostenibilidad:</w:t>
       </w:r>
     </w:p>
     <w:tbl>
@@ -529,6 +835,2447 @@
         <w:tblW w:type="auto" w:w="0"/>
         <w:jc w:val="center"/>
         <w:tblLook w:firstColumn="1" w:firstRow="1" w:lastColumn="0" w:lastRow="0" w:noHBand="0" w:noVBand="1" w:val="04A0"/>
+      </w:tblPr>
+      <w:tblGrid>
+        <w:gridCol w:w="9360"/>
+      </w:tblGrid>
+      <w:tr>
+        <w:tc>
+          <w:tcPr>
+            <w:tcW w:type="dxa" w:w="9360"/>
+            <w:shd w:fill="F8FAFC"/>
+            <w:tcMar>
+              <w:top w:w="140" w:type="dxa"/>
+              <w:bottom w:w="140" w:type="dxa"/>
+              <w:left w:w="200" w:type="dxa"/>
+              <w:right w:w="180" w:type="dxa"/>
+            </w:tcMar>
+            <w:tcBorders>
+              <w:left w:val="single" w:sz="36" w:space="0" w:color="B45309"/>
+              <w:top w:val="none"/>
+              <w:bottom w:val="none"/>
+              <w:right w:val="none"/>
+            </w:tcBorders>
+          </w:tcPr>
+          <w:p>
+            <w:pPr>
+              <w:spacing w:after="80" w:line="288" w:lineRule="auto"/>
+            </w:pPr>
+            <w:r>
+              <w:rPr>
+                <w:rFonts w:ascii="Arial" w:hAnsi="Arial"/>
+                <w:b/>
+                <w:color w:val="13357B"/>
+                <w:sz w:val="21"/>
+              </w:rPr>
+              <w:t>El Reto de la Sostenibilidad Económica en la Educación Pública:</w:t>
+              <w:br/>
+            </w:r>
+            <w:r>
+              <w:rPr>
+                <w:rFonts w:ascii="Arial" w:hAnsi="Arial"/>
+                <w:i/>
+                <w:color w:val="1E293B"/>
+                <w:sz w:val="20"/>
+              </w:rPr>
+              <w:t>Un instituto tecnológico público como el I.E.S.T.P. "Hermanos Cárcamo" no cuenta con presupuesto asignado para pagar facturas de $100 o $200 dólares al mes en consumo de tokens a empresas extranjeras como OpenAI o Google. Si el proyecto dependía exclusivamente de una API de pago, al agotarse el saldo de prueba el chatbot dejaría de funcionar para siempre. Por ello, asumimos el reto de programar desde cero una Red Neuronal Artificial capaz de aprender y razonar dentro del navegador del propio estudiante, consumiendo S/ 0.00 en servidores y funcionando incluso sin conexión a internet.</w:t>
+            </w:r>
+          </w:p>
+        </w:tc>
+      </w:tr>
+    </w:tbl>
+    <w:p>
+      <w:pPr>
+        <w:spacing w:before="40" w:after="80"/>
+      </w:pPr>
+    </w:p>
+    <w:p>
+      <w:pPr>
+        <w:keepNext/>
+        <w:spacing w:before="260" w:after="80"/>
+      </w:pPr>
+      <w:r>
+        <w:rPr>
+          <w:rFonts w:ascii="Arial" w:hAnsi="Arial"/>
+          <w:b/>
+          <w:color w:val="2563EB"/>
+          <w:sz w:val="24"/>
+        </w:rPr>
+        <w:t>2.2. Funcionamiento Explicado Paso a Paso de la Red Neuronal APSTI</w:t>
+      </w:r>
+    </w:p>
+    <w:p>
+      <w:pPr>
+        <w:spacing w:after="120" w:line="300" w:lineRule="auto"/>
+        <w:jc w:val="both"/>
+      </w:pPr>
+      <w:r>
+        <w:rPr>
+          <w:rFonts w:ascii="Arial" w:hAnsi="Arial"/>
+          <w:i w:val="0"/>
+          <w:color w:val="1E293B"/>
+          <w:sz w:val="21"/>
+        </w:rPr>
+        <w:t>Para que cualquier evaluador docente o estudiante comprenda el funcionamiento del Perceptrón Multicapa sin enredarse en tecnicismos vacíos, el proceso matemático se resume en cuatro etapas secuenciales:</w:t>
+      </w:r>
+    </w:p>
+    <w:p>
+      <w:pPr>
+        <w:pStyle w:val="ListBullet"/>
+        <w:spacing w:after="60" w:line="288" w:lineRule="auto"/>
+        <w:jc w:val="both"/>
+      </w:pPr>
+      <w:r>
+        <w:rPr>
+          <w:rFonts w:ascii="Arial" w:hAnsi="Arial"/>
+          <w:b/>
+          <w:color w:val="13357B"/>
+          <w:sz w:val="21"/>
+        </w:rPr>
+        <w:t xml:space="preserve">1. Vectorización (Bag-of-Words y TF-IDF): </w:t>
+      </w:r>
+      <w:r>
+        <w:rPr>
+          <w:rFonts w:ascii="Arial" w:hAnsi="Arial"/>
+          <w:color w:val="1E293B"/>
+          <w:sz w:val="21"/>
+        </w:rPr>
+        <w:t>Cuando el usuario escribe "¿Cuánto debo pagar en el Banco de la Nación para matricularme?", el sistema limpia los signos de puntuación, convierte a minúsculas y descompone la frase en tokens clave: ["cuanto", "pagar", "banco", "nacion", "matricularme"]. Este vector se compara con nuestro vocabulario institucional de 260 términos, activando los nodos de entrada correspondientes.</w:t>
+      </w:r>
+    </w:p>
+    <w:p>
+      <w:pPr>
+        <w:pStyle w:val="ListBullet"/>
+        <w:spacing w:after="60" w:line="288" w:lineRule="auto"/>
+        <w:jc w:val="both"/>
+      </w:pPr>
+      <w:r>
+        <w:rPr>
+          <w:rFonts w:ascii="Arial" w:hAnsi="Arial"/>
+          <w:b/>
+          <w:color w:val="13357B"/>
+          <w:sz w:val="21"/>
+        </w:rPr>
+        <w:t xml:space="preserve">2. Primera Capa Oculta (36 Neuronas con LeakyReLU): </w:t>
+      </w:r>
+      <w:r>
+        <w:rPr>
+          <w:rFonts w:ascii="Arial" w:hAnsi="Arial"/>
+          <w:color w:val="1E293B"/>
+          <w:sz w:val="21"/>
+        </w:rPr>
+        <w:t>Las neuronas de esta capa multiplican las palabras activadas por pesos matemáticos que han sido entrenados para identificar conceptos vinculados (por ejemplo, que "plata", "costo", "arancel" y "tasa" significan lo mismo en el contexto del TUPA). La función LeakyReLU permite que incluso palabras poco frecuentes transmitan un gradiente sutil sin que la neurona se apague.</w:t>
+      </w:r>
+    </w:p>
+    <w:p>
+      <w:pPr>
+        <w:pStyle w:val="ListBullet"/>
+        <w:spacing w:after="60" w:line="288" w:lineRule="auto"/>
+        <w:jc w:val="both"/>
+      </w:pPr>
+      <w:r>
+        <w:rPr>
+          <w:rFonts w:ascii="Arial" w:hAnsi="Arial"/>
+          <w:b/>
+          <w:color w:val="13357B"/>
+          <w:sz w:val="21"/>
+        </w:rPr>
+        <w:t xml:space="preserve">3. Segunda Capa Oculta (18 Neuronas con Tanh): </w:t>
+      </w:r>
+      <w:r>
+        <w:rPr>
+          <w:rFonts w:ascii="Arial" w:hAnsi="Arial"/>
+          <w:color w:val="1E293B"/>
+          <w:sz w:val="21"/>
+        </w:rPr>
+        <w:t>Esta capa abstrae el significado global de la oración, evaluando el contexto para determinar si el usuario es un ingresante nuevo (cachimbo) o un alumno regular de ciclos superiores, acotando los valores entre -1 y +1 mediante la tangente hiperbólica.</w:t>
+      </w:r>
+    </w:p>
+    <w:p>
+      <w:pPr>
+        <w:pStyle w:val="ListBullet"/>
+        <w:spacing w:after="60" w:line="288" w:lineRule="auto"/>
+        <w:jc w:val="both"/>
+      </w:pPr>
+      <w:r>
+        <w:rPr>
+          <w:rFonts w:ascii="Arial" w:hAnsi="Arial"/>
+          <w:b/>
+          <w:color w:val="13357B"/>
+          <w:sz w:val="21"/>
+        </w:rPr>
+        <w:t xml:space="preserve">4. Capa de Salida (34 Clases de Intención con Softmax): </w:t>
+      </w:r>
+      <w:r>
+        <w:rPr>
+          <w:rFonts w:ascii="Arial" w:hAnsi="Arial"/>
+          <w:color w:val="1E293B"/>
+          <w:sz w:val="21"/>
+        </w:rPr>
+        <w:t>Finalmente, la función Softmax convierte los puntajes de las neuronas de salida en porcentajes exactos que suman 100%. Por ejemplo: Intención "costos_matricula_regular": 94.2%, Intención "admision_general": 3.1%, Otras: 2.7%. El sistema selecciona la opción predominante y genera la respuesta oficial correspondiente en menos de 10 milisegundos.</w:t>
+      </w:r>
+    </w:p>
+    <w:p>
+      <w:pPr>
+        <w:keepNext/>
+        <w:spacing w:before="260" w:after="80"/>
+      </w:pPr>
+      <w:r>
+        <w:rPr>
+          <w:rFonts w:ascii="Arial" w:hAnsi="Arial"/>
+          <w:b/>
+          <w:color w:val="2563EB"/>
+          <w:sz w:val="24"/>
+        </w:rPr>
+        <w:t>2.3. Arquitectura Híbrida Inteligente con Resiliencia</w:t>
+      </w:r>
+    </w:p>
+    <w:p>
+      <w:pPr>
+        <w:spacing w:after="120" w:line="300" w:lineRule="auto"/>
+        <w:jc w:val="both"/>
+      </w:pPr>
+      <w:r>
+        <w:rPr>
+          <w:rFonts w:ascii="Arial" w:hAnsi="Arial"/>
+          <w:i w:val="0"/>
+          <w:color w:val="1E293B"/>
+          <w:sz w:val="21"/>
+        </w:rPr>
+        <w:t>HercarIA no rechaza los modelos de lenguaje modernos; al contrario, los aprovecha de forma inteligente mediante una arquitectura híbrida de doble vía:</w:t>
+      </w:r>
+    </w:p>
+    <w:p>
+      <w:pPr>
+        <w:pStyle w:val="ListBullet"/>
+        <w:spacing w:after="60" w:line="288" w:lineRule="auto"/>
+        <w:jc w:val="both"/>
+      </w:pPr>
+      <w:r>
+        <w:rPr>
+          <w:rFonts w:ascii="Arial" w:hAnsi="Arial"/>
+          <w:b/>
+          <w:color w:val="13357B"/>
+          <w:sz w:val="21"/>
+        </w:rPr>
+        <w:t xml:space="preserve">Vía Primaria (Red Neuronal Local APSTI): </w:t>
+      </w:r>
+      <w:r>
+        <w:rPr>
+          <w:rFonts w:ascii="Arial" w:hAnsi="Arial"/>
+          <w:color w:val="1E293B"/>
+          <w:sz w:val="21"/>
+        </w:rPr>
+        <w:t>Resuelve al instante todas las preguntas institucionales sobre el instituto, horarios, carreras, trámites, mallas y Banco de la Nación sin tocar ningún servidor externo. Rapidez absoluta y privacidad total.</w:t>
+      </w:r>
+    </w:p>
+    <w:p>
+      <w:pPr>
+        <w:pStyle w:val="ListBullet"/>
+        <w:spacing w:after="60" w:line="288" w:lineRule="auto"/>
+        <w:jc w:val="both"/>
+      </w:pPr>
+      <w:r>
+        <w:rPr>
+          <w:rFonts w:ascii="Arial" w:hAnsi="Arial"/>
+          <w:b/>
+          <w:color w:val="13357B"/>
+          <w:sz w:val="21"/>
+        </w:rPr>
+        <w:t xml:space="preserve">Vía Secundaria Opcional (Modelos Cloud Multi-API): </w:t>
+      </w:r>
+      <w:r>
+        <w:rPr>
+          <w:rFonts w:ascii="Arial" w:hAnsi="Arial"/>
+          <w:color w:val="1E293B"/>
+          <w:sz w:val="21"/>
+        </w:rPr>
+        <w:t>Si en el Panel Admin se configura una clave de Google Gemini, OpenAI o Groq, el bot la utiliza para razonamiento abstracto y preguntas libres complejas. Si la conexión a internet falla o la cuota se agota, el sistema conmuta automáticamente a la Red Neuronal Local sin que el alumno note corte alguno.</w:t>
+      </w:r>
+    </w:p>
+    <w:p>
+      <w:pPr>
+        <w:keepNext/>
+        <w:spacing w:before="360" w:after="120"/>
+      </w:pPr>
+      <w:r>
+        <w:rPr>
+          <w:rFonts w:ascii="Arial" w:hAnsi="Arial"/>
+          <w:b/>
+          <w:color w:val="13357B"/>
+          <w:sz w:val="28"/>
+        </w:rPr>
+        <w:t>CAPÍTULO III: DESARROLLO DE LA PLATAFORMA E INGENIERÍA DE SOFTWARE</w:t>
+      </w:r>
+    </w:p>
+    <w:p>
+      <w:pPr>
+        <w:keepNext/>
+        <w:spacing w:before="260" w:after="80"/>
+      </w:pPr>
+      <w:r>
+        <w:rPr>
+          <w:rFonts w:ascii="Arial" w:hAnsi="Arial"/>
+          <w:b/>
+          <w:color w:val="2563EB"/>
+          <w:sz w:val="24"/>
+        </w:rPr>
+        <w:t>3.1. Metodología de Desarrollo Ágil (Scrum Adaptado)</w:t>
+      </w:r>
+    </w:p>
+    <w:p>
+      <w:pPr>
+        <w:spacing w:after="120" w:line="300" w:lineRule="auto"/>
+        <w:jc w:val="both"/>
+      </w:pPr>
+      <w:r>
+        <w:rPr>
+          <w:rFonts w:ascii="Arial" w:hAnsi="Arial"/>
+          <w:i w:val="0"/>
+          <w:color w:val="1E293B"/>
+          <w:sz w:val="21"/>
+        </w:rPr>
+        <w:t>El desarrollo del proyecto se ejecutó siguiendo las mejores prácticas de la metodología ágil Scrum, organizada en cuatro Sprints de 15 días cada uno:</w:t>
+      </w:r>
+    </w:p>
+    <w:tbl>
+      <w:tblPr>
+        <w:tblW w:type="auto" w:w="0"/>
+        <w:jc w:val="center"/>
+        <w:tblLook w:firstColumn="1" w:firstRow="1" w:lastColumn="0" w:lastRow="0" w:noHBand="0" w:noVBand="1" w:val="04A0"/>
+        <w:tblBorders>
+          <w:top w:val="single" w:sz="4" w:space="0" w:color="CBD5E1"/>
+          <w:bottom w:val="single" w:sz="4" w:space="0" w:color="CBD5E1"/>
+          <w:left w:val="none"/>
+          <w:right w:val="none"/>
+          <w:insideH w:val="single" w:sz="4" w:space="0" w:color="CBD5E1"/>
+          <w:insideV w:val="none"/>
+        </w:tblBorders>
+      </w:tblPr>
+      <w:tblGrid>
+        <w:gridCol w:w="2340"/>
+        <w:gridCol w:w="2340"/>
+        <w:gridCol w:w="2340"/>
+        <w:gridCol w:w="2340"/>
+      </w:tblGrid>
+      <w:tr>
+        <w:tc>
+          <w:tcPr>
+            <w:tcW w:type="dxa" w:w="2340"/>
+            <w:shd w:fill="13357B"/>
+            <w:tcMar>
+              <w:top w:w="130" w:type="dxa"/>
+              <w:bottom w:w="130" w:type="dxa"/>
+              <w:left w:w="150" w:type="dxa"/>
+              <w:right w:w="150" w:type="dxa"/>
+            </w:tcMar>
+          </w:tcPr>
+          <w:p>
+            <w:r>
+              <w:rPr>
+                <w:b/>
+                <w:color w:val="FFFFFF"/>
+              </w:rPr>
+              <w:t>Sprint</w:t>
+            </w:r>
+          </w:p>
+        </w:tc>
+        <w:tc>
+          <w:tcPr>
+            <w:tcW w:type="dxa" w:w="2340"/>
+            <w:shd w:fill="13357B"/>
+            <w:tcMar>
+              <w:top w:w="130" w:type="dxa"/>
+              <w:bottom w:w="130" w:type="dxa"/>
+              <w:left w:w="150" w:type="dxa"/>
+              <w:right w:w="150" w:type="dxa"/>
+            </w:tcMar>
+          </w:tcPr>
+          <w:p>
+            <w:r>
+              <w:rPr>
+                <w:b/>
+                <w:color w:val="FFFFFF"/>
+              </w:rPr>
+              <w:t>Fase de Trabajo</w:t>
+            </w:r>
+          </w:p>
+        </w:tc>
+        <w:tc>
+          <w:tcPr>
+            <w:tcW w:type="dxa" w:w="2340"/>
+            <w:shd w:fill="13357B"/>
+            <w:tcMar>
+              <w:top w:w="130" w:type="dxa"/>
+              <w:bottom w:w="130" w:type="dxa"/>
+              <w:left w:w="150" w:type="dxa"/>
+              <w:right w:w="150" w:type="dxa"/>
+            </w:tcMar>
+          </w:tcPr>
+          <w:p>
+            <w:r>
+              <w:rPr>
+                <w:b/>
+                <w:color w:val="FFFFFF"/>
+              </w:rPr>
+              <w:t>Entregables Principales</w:t>
+            </w:r>
+          </w:p>
+        </w:tc>
+        <w:tc>
+          <w:tcPr>
+            <w:tcW w:type="dxa" w:w="2340"/>
+            <w:shd w:fill="13357B"/>
+            <w:tcMar>
+              <w:top w:w="130" w:type="dxa"/>
+              <w:bottom w:w="130" w:type="dxa"/>
+              <w:left w:w="150" w:type="dxa"/>
+              <w:right w:w="150" w:type="dxa"/>
+            </w:tcMar>
+          </w:tcPr>
+          <w:p>
+            <w:r>
+              <w:rPr>
+                <w:b/>
+                <w:color w:val="FFFFFF"/>
+              </w:rPr>
+              <w:t>Validación / Hito</w:t>
+            </w:r>
+          </w:p>
+        </w:tc>
+      </w:tr>
+      <w:tr>
+        <w:tc>
+          <w:tcPr>
+            <w:tcW w:type="dxa" w:w="2340"/>
+            <w:tcMar>
+              <w:top w:w="100" w:type="dxa"/>
+              <w:bottom w:w="100" w:type="dxa"/>
+              <w:left w:w="120" w:type="dxa"/>
+              <w:right w:w="120" w:type="dxa"/>
+            </w:tcMar>
+          </w:tcPr>
+          <w:p>
+            <w:r>
+              <w:rPr>
+                <w:rFonts w:ascii="Arial" w:hAnsi="Arial"/>
+                <w:sz w:val="19"/>
+              </w:rPr>
+              <w:t>Sprint 1 (Sem. 1-2)</w:t>
+            </w:r>
+          </w:p>
+        </w:tc>
+        <w:tc>
+          <w:tcPr>
+            <w:tcW w:type="dxa" w:w="2340"/>
+            <w:tcMar>
+              <w:top w:w="100" w:type="dxa"/>
+              <w:bottom w:w="100" w:type="dxa"/>
+              <w:left w:w="120" w:type="dxa"/>
+              <w:right w:w="120" w:type="dxa"/>
+            </w:tcMar>
+          </w:tcPr>
+          <w:p>
+            <w:r>
+              <w:rPr>
+                <w:rFonts w:ascii="Arial" w:hAnsi="Arial"/>
+                <w:sz w:val="19"/>
+              </w:rPr>
+              <w:t>Levantamiento de Requisitos y Base Institucional</w:t>
+            </w:r>
+          </w:p>
+        </w:tc>
+        <w:tc>
+          <w:tcPr>
+            <w:tcW w:type="dxa" w:w="2340"/>
+            <w:tcMar>
+              <w:top w:w="100" w:type="dxa"/>
+              <w:bottom w:w="100" w:type="dxa"/>
+              <w:left w:w="120" w:type="dxa"/>
+              <w:right w:w="120" w:type="dxa"/>
+            </w:tcMar>
+          </w:tcPr>
+          <w:p>
+            <w:r>
+              <w:rPr>
+                <w:rFonts w:ascii="Arial" w:hAnsi="Arial"/>
+                <w:sz w:val="19"/>
+              </w:rPr>
+              <w:t>Recopilación del TUPA 2026, mallas de las 4 carreras, preguntas de Secretaría y estructuración en JSON.</w:t>
+            </w:r>
+          </w:p>
+        </w:tc>
+        <w:tc>
+          <w:tcPr>
+            <w:tcW w:type="dxa" w:w="2340"/>
+            <w:tcMar>
+              <w:top w:w="100" w:type="dxa"/>
+              <w:bottom w:w="100" w:type="dxa"/>
+              <w:left w:w="120" w:type="dxa"/>
+              <w:right w:w="120" w:type="dxa"/>
+            </w:tcMar>
+          </w:tcPr>
+          <w:p>
+            <w:r>
+              <w:rPr>
+                <w:rFonts w:ascii="Arial" w:hAnsi="Arial"/>
+                <w:sz w:val="19"/>
+              </w:rPr>
+              <w:t>Aprobación del banco de 34 intenciones oficiales.</w:t>
+            </w:r>
+          </w:p>
+        </w:tc>
+      </w:tr>
+      <w:tr>
+        <w:tc>
+          <w:tcPr>
+            <w:tcW w:type="dxa" w:w="2340"/>
+            <w:tcMar>
+              <w:top w:w="100" w:type="dxa"/>
+              <w:bottom w:w="100" w:type="dxa"/>
+              <w:left w:w="120" w:type="dxa"/>
+              <w:right w:w="120" w:type="dxa"/>
+            </w:tcMar>
+          </w:tcPr>
+          <w:p>
+            <w:r>
+              <w:rPr>
+                <w:rFonts w:ascii="Arial" w:hAnsi="Arial"/>
+                <w:sz w:val="19"/>
+              </w:rPr>
+              <w:t>Sprint 2 (Sem. 3-4)</w:t>
+            </w:r>
+          </w:p>
+        </w:tc>
+        <w:tc>
+          <w:tcPr>
+            <w:tcW w:type="dxa" w:w="2340"/>
+            <w:tcMar>
+              <w:top w:w="100" w:type="dxa"/>
+              <w:bottom w:w="100" w:type="dxa"/>
+              <w:left w:w="120" w:type="dxa"/>
+              <w:right w:w="120" w:type="dxa"/>
+            </w:tcMar>
+          </w:tcPr>
+          <w:p>
+            <w:r>
+              <w:rPr>
+                <w:rFonts w:ascii="Arial" w:hAnsi="Arial"/>
+                <w:sz w:val="19"/>
+              </w:rPr>
+              <w:t>Arquitectura Neuronal y Entrenamiento Local</w:t>
+            </w:r>
+          </w:p>
+        </w:tc>
+        <w:tc>
+          <w:tcPr>
+            <w:tcW w:type="dxa" w:w="2340"/>
+            <w:tcMar>
+              <w:top w:w="100" w:type="dxa"/>
+              <w:bottom w:w="100" w:type="dxa"/>
+              <w:left w:w="120" w:type="dxa"/>
+              <w:right w:w="120" w:type="dxa"/>
+            </w:tcMar>
+          </w:tcPr>
+          <w:p>
+            <w:r>
+              <w:rPr>
+                <w:rFonts w:ascii="Arial" w:hAnsi="Arial"/>
+                <w:sz w:val="19"/>
+              </w:rPr>
+              <w:t>Desarrollo del Perceptrón Multicapa en Vanilla JS, funciones de activación, vectorizador TF-IDF y Backpropagation.</w:t>
+            </w:r>
+          </w:p>
+        </w:tc>
+        <w:tc>
+          <w:tcPr>
+            <w:tcW w:type="dxa" w:w="2340"/>
+            <w:tcMar>
+              <w:top w:w="100" w:type="dxa"/>
+              <w:bottom w:w="100" w:type="dxa"/>
+              <w:left w:w="120" w:type="dxa"/>
+              <w:right w:w="120" w:type="dxa"/>
+            </w:tcMar>
+          </w:tcPr>
+          <w:p>
+            <w:r>
+              <w:rPr>
+                <w:rFonts w:ascii="Arial" w:hAnsi="Arial"/>
+                <w:sz w:val="19"/>
+              </w:rPr>
+              <w:t>Convergencia del modelo en &lt;35 ms con dataset institucional.</w:t>
+            </w:r>
+          </w:p>
+        </w:tc>
+      </w:tr>
+      <w:tr>
+        <w:tc>
+          <w:tcPr>
+            <w:tcW w:type="dxa" w:w="2340"/>
+            <w:tcMar>
+              <w:top w:w="100" w:type="dxa"/>
+              <w:bottom w:w="100" w:type="dxa"/>
+              <w:left w:w="120" w:type="dxa"/>
+              <w:right w:w="120" w:type="dxa"/>
+            </w:tcMar>
+          </w:tcPr>
+          <w:p>
+            <w:r>
+              <w:rPr>
+                <w:rFonts w:ascii="Arial" w:hAnsi="Arial"/>
+                <w:sz w:val="19"/>
+              </w:rPr>
+              <w:t>Sprint 3 (Sem. 5-6)</w:t>
+            </w:r>
+          </w:p>
+        </w:tc>
+        <w:tc>
+          <w:tcPr>
+            <w:tcW w:type="dxa" w:w="2340"/>
+            <w:tcMar>
+              <w:top w:w="100" w:type="dxa"/>
+              <w:bottom w:w="100" w:type="dxa"/>
+              <w:left w:w="120" w:type="dxa"/>
+              <w:right w:w="120" w:type="dxa"/>
+            </w:tcMar>
+          </w:tcPr>
+          <w:p>
+            <w:r>
+              <w:rPr>
+                <w:rFonts w:ascii="Arial" w:hAnsi="Arial"/>
+                <w:sz w:val="19"/>
+              </w:rPr>
+              <w:t>Diseño UI/UX y Centro de Herramientas Flotantes</w:t>
+            </w:r>
+          </w:p>
+        </w:tc>
+        <w:tc>
+          <w:tcPr>
+            <w:tcW w:type="dxa" w:w="2340"/>
+            <w:tcMar>
+              <w:top w:w="100" w:type="dxa"/>
+              <w:bottom w:w="100" w:type="dxa"/>
+              <w:left w:w="120" w:type="dxa"/>
+              <w:right w:w="120" w:type="dxa"/>
+            </w:tcMar>
+          </w:tcPr>
+          <w:p>
+            <w:r>
+              <w:rPr>
+                <w:rFonts w:ascii="Arial" w:hAnsi="Arial"/>
+                <w:sz w:val="19"/>
+              </w:rPr>
+              <w:t>Creación del Hub flotante, Simulador TUPA, Mapa del campus, Test Vocacional y eliminación de popups nativos.</w:t>
+            </w:r>
+          </w:p>
+        </w:tc>
+        <w:tc>
+          <w:tcPr>
+            <w:tcW w:type="dxa" w:w="2340"/>
+            <w:tcMar>
+              <w:top w:w="100" w:type="dxa"/>
+              <w:bottom w:w="100" w:type="dxa"/>
+              <w:left w:w="120" w:type="dxa"/>
+              <w:right w:w="120" w:type="dxa"/>
+            </w:tcMar>
+          </w:tcPr>
+          <w:p>
+            <w:r>
+              <w:rPr>
+                <w:rFonts w:ascii="Arial" w:hAnsi="Arial"/>
+                <w:sz w:val="19"/>
+              </w:rPr>
+              <w:t>Aprobación del diseño responsive en móviles y tablets.</w:t>
+            </w:r>
+          </w:p>
+        </w:tc>
+      </w:tr>
+      <w:tr>
+        <w:tc>
+          <w:tcPr>
+            <w:tcW w:type="dxa" w:w="2340"/>
+            <w:tcMar>
+              <w:top w:w="100" w:type="dxa"/>
+              <w:bottom w:w="100" w:type="dxa"/>
+              <w:left w:w="120" w:type="dxa"/>
+              <w:right w:w="120" w:type="dxa"/>
+            </w:tcMar>
+          </w:tcPr>
+          <w:p>
+            <w:r>
+              <w:rPr>
+                <w:rFonts w:ascii="Arial" w:hAnsi="Arial"/>
+                <w:sz w:val="19"/>
+              </w:rPr>
+              <w:t>Sprint 4 (Sem. 7-8)</w:t>
+            </w:r>
+          </w:p>
+        </w:tc>
+        <w:tc>
+          <w:tcPr>
+            <w:tcW w:type="dxa" w:w="2340"/>
+            <w:tcMar>
+              <w:top w:w="100" w:type="dxa"/>
+              <w:bottom w:w="100" w:type="dxa"/>
+              <w:left w:w="120" w:type="dxa"/>
+              <w:right w:w="120" w:type="dxa"/>
+            </w:tcMar>
+          </w:tcPr>
+          <w:p>
+            <w:r>
+              <w:rPr>
+                <w:rFonts w:ascii="Arial" w:hAnsi="Arial"/>
+                <w:sz w:val="19"/>
+              </w:rPr>
+              <w:t>Panel Admin, Conexión Multi-API y Despliegue</w:t>
+            </w:r>
+          </w:p>
+        </w:tc>
+        <w:tc>
+          <w:tcPr>
+            <w:tcW w:type="dxa" w:w="2340"/>
+            <w:tcMar>
+              <w:top w:w="100" w:type="dxa"/>
+              <w:bottom w:w="100" w:type="dxa"/>
+              <w:left w:w="120" w:type="dxa"/>
+              <w:right w:w="120" w:type="dxa"/>
+            </w:tcMar>
+          </w:tcPr>
+          <w:p>
+            <w:r>
+              <w:rPr>
+                <w:rFonts w:ascii="Arial" w:hAnsi="Arial"/>
+                <w:sz w:val="19"/>
+              </w:rPr>
+              <w:t>Desarrollo de admin.html, integración con Gemini/OpenAI, microservicio backend y despliegue en GitHub Pages.</w:t>
+            </w:r>
+          </w:p>
+        </w:tc>
+        <w:tc>
+          <w:tcPr>
+            <w:tcW w:type="dxa" w:w="2340"/>
+            <w:tcMar>
+              <w:top w:w="100" w:type="dxa"/>
+              <w:bottom w:w="100" w:type="dxa"/>
+              <w:left w:w="120" w:type="dxa"/>
+              <w:right w:w="120" w:type="dxa"/>
+            </w:tcMar>
+          </w:tcPr>
+          <w:p>
+            <w:r>
+              <w:rPr>
+                <w:rFonts w:ascii="Arial" w:hAnsi="Arial"/>
+                <w:sz w:val="19"/>
+              </w:rPr>
+              <w:t>Pruebas de estrés y sustentación técnica.</w:t>
+            </w:r>
+          </w:p>
+        </w:tc>
+      </w:tr>
+    </w:tbl>
+    <w:p>
+      <w:pPr>
+        <w:keepNext/>
+        <w:spacing w:before="260" w:after="80"/>
+      </w:pPr>
+      <w:r>
+        <w:rPr>
+          <w:rFonts w:ascii="Arial" w:hAnsi="Arial"/>
+          <w:b/>
+          <w:color w:val="2563EB"/>
+          <w:sz w:val="24"/>
+        </w:rPr>
+        <w:t>3.2. Módulo 1: Chatbot Conversacional y Experiencia de Usuario Limpia</w:t>
+      </w:r>
+    </w:p>
+    <w:p>
+      <w:pPr>
+        <w:spacing w:after="120" w:line="300" w:lineRule="auto"/>
+        <w:jc w:val="both"/>
+      </w:pPr>
+      <w:r>
+        <w:rPr>
+          <w:rFonts w:ascii="Arial" w:hAnsi="Arial"/>
+          <w:i w:val="0"/>
+          <w:color w:val="1E293B"/>
+          <w:sz w:val="21"/>
+        </w:rPr>
+        <w:t>Siguiendo las pautas de diseño moderno (inspiradas en interfaces profesionales como ChatGPT y Claude), se concibió un entorno libre de ruidos visuales:</w:t>
+      </w:r>
+    </w:p>
+    <w:p>
+      <w:pPr>
+        <w:pStyle w:val="ListBullet"/>
+        <w:spacing w:after="60" w:line="288" w:lineRule="auto"/>
+        <w:jc w:val="both"/>
+      </w:pPr>
+      <w:r>
+        <w:rPr>
+          <w:rFonts w:ascii="Arial" w:hAnsi="Arial"/>
+          <w:b/>
+          <w:color w:val="13357B"/>
+          <w:sz w:val="21"/>
+        </w:rPr>
+        <w:t xml:space="preserve">Tipografía e Identidad Visual: </w:t>
+      </w:r>
+      <w:r>
+        <w:rPr>
+          <w:rFonts w:ascii="Arial" w:hAnsi="Arial"/>
+          <w:color w:val="1E293B"/>
+          <w:sz w:val="21"/>
+        </w:rPr>
+        <w:t>Uso de las fuentes Google Plus Jakarta Sans y Outfit, con esquema de color institucional azul marino (#13357B), azul tecnológico (#2563EB) y acentos ámbar (#F59E0B).</w:t>
+      </w:r>
+    </w:p>
+    <w:p>
+      <w:pPr>
+        <w:pStyle w:val="ListBullet"/>
+        <w:spacing w:after="60" w:line="288" w:lineRule="auto"/>
+        <w:jc w:val="both"/>
+      </w:pPr>
+      <w:r>
+        <w:rPr>
+          <w:rFonts w:ascii="Arial" w:hAnsi="Arial"/>
+          <w:b/>
+          <w:color w:val="13357B"/>
+          <w:sz w:val="21"/>
+        </w:rPr>
+        <w:t xml:space="preserve">Renderizado Markdown Completo: </w:t>
+      </w:r>
+      <w:r>
+        <w:rPr>
+          <w:rFonts w:ascii="Arial" w:hAnsi="Arial"/>
+          <w:color w:val="1E293B"/>
+          <w:sz w:val="21"/>
+        </w:rPr>
+        <w:t>Capacidad de mostrar tablas formateadas, bloques de código con botón de copiar, listas numeradas y viñetas interactivas dentro de las respuestas.</w:t>
+      </w:r>
+    </w:p>
+    <w:p>
+      <w:pPr>
+        <w:pStyle w:val="ListBullet"/>
+        <w:spacing w:after="60" w:line="288" w:lineRule="auto"/>
+        <w:jc w:val="both"/>
+      </w:pPr>
+      <w:r>
+        <w:rPr>
+          <w:rFonts w:ascii="Arial" w:hAnsi="Arial"/>
+          <w:b/>
+          <w:color w:val="13357B"/>
+          <w:sz w:val="21"/>
+        </w:rPr>
+        <w:t xml:space="preserve">Chips de Continuidad Guiada: </w:t>
+      </w:r>
+      <w:r>
+        <w:rPr>
+          <w:rFonts w:ascii="Arial" w:hAnsi="Arial"/>
+          <w:color w:val="1E293B"/>
+          <w:sz w:val="21"/>
+        </w:rPr>
+        <w:t>Debajo de cada respuesta se despliegan sugerencias inteligentes para que el usuario continúe la conversación con un solo toque.</w:t>
+      </w:r>
+    </w:p>
+    <w:p>
+      <w:pPr>
+        <w:keepNext/>
+        <w:spacing w:before="260" w:after="80"/>
+      </w:pPr>
+      <w:r>
+        <w:rPr>
+          <w:rFonts w:ascii="Arial" w:hAnsi="Arial"/>
+          <w:b/>
+          <w:color w:val="2563EB"/>
+          <w:sz w:val="24"/>
+        </w:rPr>
+        <w:t>3.3. Módulo 2: Centro de Herramientas Flotantes (Hub APSTI)</w:t>
+      </w:r>
+    </w:p>
+    <w:p>
+      <w:pPr>
+        <w:spacing w:after="120" w:line="300" w:lineRule="auto"/>
+        <w:jc w:val="both"/>
+      </w:pPr>
+      <w:r>
+        <w:rPr>
+          <w:rFonts w:ascii="Arial" w:hAnsi="Arial"/>
+          <w:i w:val="0"/>
+          <w:color w:val="1E293B"/>
+          <w:sz w:val="21"/>
+        </w:rPr>
+        <w:t>Para evitar saturar el menú lateral izquierdo, todas las herramientas interactivas fueron unificadas en un moderno Centro de Control Flotante (#modal-tools-hub), accesible desde un botón flotante en pantalla, la cabecera superior o la barra lateral:</w:t>
+      </w:r>
+    </w:p>
+    <w:p>
+      <w:pPr>
+        <w:pStyle w:val="ListBullet"/>
+        <w:spacing w:after="60" w:line="288" w:lineRule="auto"/>
+        <w:jc w:val="both"/>
+      </w:pPr>
+      <w:r>
+        <w:rPr>
+          <w:rFonts w:ascii="Arial" w:hAnsi="Arial"/>
+          <w:b/>
+          <w:color w:val="13357B"/>
+          <w:sz w:val="21"/>
+        </w:rPr>
+        <w:t xml:space="preserve">🧮 Simulador de Matrícula y Tasas TUPA 2026: </w:t>
+      </w:r>
+      <w:r>
+        <w:rPr>
+          <w:rFonts w:ascii="Arial" w:hAnsi="Arial"/>
+          <w:color w:val="1E293B"/>
+          <w:sz w:val="21"/>
+        </w:rPr>
+        <w:t>Calculadora interactiva en soles (S/) con desglose para Cachimbos (S/ 150 matrícula + S/ 20 carné + S/ 25 carpeta), Regulares y Trámites de Titulación Modular. Permite copiar el presupuesto formal para llevarlo al Banco de la Nación.</w:t>
+      </w:r>
+    </w:p>
+    <w:p>
+      <w:pPr>
+        <w:pStyle w:val="ListBullet"/>
+        <w:spacing w:after="60" w:line="288" w:lineRule="auto"/>
+        <w:jc w:val="both"/>
+      </w:pPr>
+      <w:r>
+        <w:rPr>
+          <w:rFonts w:ascii="Arial" w:hAnsi="Arial"/>
+          <w:b/>
+          <w:color w:val="13357B"/>
+          <w:sz w:val="21"/>
+        </w:rPr>
+        <w:t xml:space="preserve">🗺️ Mapa Interactivo del Campus: </w:t>
+      </w:r>
+      <w:r>
+        <w:rPr>
+          <w:rFonts w:ascii="Arial" w:hAnsi="Arial"/>
+          <w:color w:val="1E293B"/>
+          <w:sz w:val="21"/>
+        </w:rPr>
+        <w:t>Croquis visual del local de Paita (Pabellón APSTI con 4 laboratorios de cómputo, Módulo pesquero DPA, Aulas ANI, Biblioteca y Dirección General).</w:t>
+      </w:r>
+    </w:p>
+    <w:p>
+      <w:pPr>
+        <w:pStyle w:val="ListBullet"/>
+        <w:spacing w:after="60" w:line="288" w:lineRule="auto"/>
+        <w:jc w:val="both"/>
+      </w:pPr>
+      <w:r>
+        <w:rPr>
+          <w:rFonts w:ascii="Arial" w:hAnsi="Arial"/>
+          <w:b/>
+          <w:color w:val="13357B"/>
+          <w:sz w:val="21"/>
+        </w:rPr>
+        <w:t xml:space="preserve">🧠 Inspector de Red Neuronal en Tiempo Real: </w:t>
+      </w:r>
+      <w:r>
+        <w:rPr>
+          <w:rFonts w:ascii="Arial" w:hAnsi="Arial"/>
+          <w:color w:val="1E293B"/>
+          <w:sz w:val="21"/>
+        </w:rPr>
+        <w:t>Herramienta de auditoría para docentes evaluadores que grafica la topología, pesos y distribución Softmax al instante.</w:t>
+      </w:r>
+    </w:p>
+    <w:p>
+      <w:pPr>
+        <w:pStyle w:val="ListBullet"/>
+        <w:spacing w:after="60" w:line="288" w:lineRule="auto"/>
+        <w:jc w:val="both"/>
+      </w:pPr>
+      <w:r>
+        <w:rPr>
+          <w:rFonts w:ascii="Arial" w:hAnsi="Arial"/>
+          <w:b/>
+          <w:color w:val="13357B"/>
+          <w:sz w:val="21"/>
+        </w:rPr>
+        <w:t xml:space="preserve">🎯 Test de Orientación Vocacional: </w:t>
+      </w:r>
+      <w:r>
+        <w:rPr>
+          <w:rFonts w:ascii="Arial" w:hAnsi="Arial"/>
+          <w:color w:val="1E293B"/>
+          <w:sz w:val="21"/>
+        </w:rPr>
+        <w:t>Test diagnóstico de 12 preguntas que orienta al postulante indeciso hacia la carrera más compatible con sus intereses.</w:t>
+      </w:r>
+    </w:p>
+    <w:p>
+      <w:pPr>
+        <w:keepNext/>
+        <w:spacing w:before="260" w:after="80"/>
+      </w:pPr>
+      <w:r>
+        <w:rPr>
+          <w:rFonts w:ascii="Arial" w:hAnsi="Arial"/>
+          <w:b/>
+          <w:color w:val="2563EB"/>
+          <w:sz w:val="24"/>
+        </w:rPr>
+        <w:t>3.4. Módulo 3: Eliminación de Popups Nativos y Creación de Diálogos Flotantes</w:t>
+      </w:r>
+    </w:p>
+    <w:p>
+      <w:pPr>
+        <w:spacing w:after="120" w:line="300" w:lineRule="auto"/>
+        <w:jc w:val="both"/>
+      </w:pPr>
+      <w:r>
+        <w:rPr>
+          <w:rFonts w:ascii="Arial" w:hAnsi="Arial"/>
+          <w:i w:val="0"/>
+          <w:color w:val="1E293B"/>
+          <w:sz w:val="21"/>
+        </w:rPr>
+        <w:t>Uno de los detalles de mayor cuidado en la experiencia de usuario fue la erradicación absoluta de los cuadros emergentes del navegador (window.confirm y window.alert), los cuales resultan toscos, grises y rompen la estética visual de la plataforma:</w:t>
+      </w:r>
+    </w:p>
+    <w:tbl>
+      <w:tblPr>
+        <w:tblW w:type="auto" w:w="0"/>
+        <w:jc w:val="center"/>
+        <w:tblLook w:firstColumn="1" w:firstRow="1" w:lastColumn="0" w:lastRow="0" w:noHBand="0" w:noVBand="1" w:val="04A0"/>
+      </w:tblPr>
+      <w:tblGrid>
+        <w:gridCol w:w="9360"/>
+      </w:tblGrid>
+      <w:tr>
+        <w:tc>
+          <w:tcPr>
+            <w:tcW w:type="dxa" w:w="9360"/>
+            <w:shd w:fill="F8FAFC"/>
+            <w:tcMar>
+              <w:top w:w="140" w:type="dxa"/>
+              <w:bottom w:w="140" w:type="dxa"/>
+              <w:left w:w="200" w:type="dxa"/>
+              <w:right w:w="180" w:type="dxa"/>
+            </w:tcMar>
+            <w:tcBorders>
+              <w:left w:val="single" w:sz="36" w:space="0" w:color="2563EB"/>
+              <w:top w:val="none"/>
+              <w:bottom w:val="none"/>
+              <w:right w:val="none"/>
+            </w:tcBorders>
+          </w:tcPr>
+          <w:p>
+            <w:pPr>
+              <w:spacing w:after="80" w:line="288" w:lineRule="auto"/>
+            </w:pPr>
+            <w:r>
+              <w:rPr>
+                <w:rFonts w:ascii="Arial" w:hAnsi="Arial"/>
+                <w:b/>
+                <w:color w:val="13357B"/>
+                <w:sz w:val="21"/>
+              </w:rPr>
+              <w:t>Humanización del Sistema de Diálogos Flotantes (#modal-custom-dialog):</w:t>
+              <w:br/>
+            </w:r>
+            <w:r>
+              <w:rPr>
+                <w:rFonts w:ascii="Arial" w:hAnsi="Arial"/>
+                <w:i/>
+                <w:color w:val="1E293B"/>
+                <w:sz w:val="20"/>
+              </w:rPr>
+              <w:t>En lugar de permitir que el navegador lance el cuadro genérico del sistema operativo ("¿Estás seguro de que deseas borrar...?"), se programó un modal flotante con efecto de desenfoque de fondo (backdrop-filter de 10px), aro de luz radial, icono animado y botones ergonómicos ("Cancelar" y "Sí, Borrar Chat") que responden tanto al clic como al teclado (Enter / Escape). Esto eleva la plataforma al estándar de aplicaciones web comerciales de primer nivel.</w:t>
+            </w:r>
+          </w:p>
+        </w:tc>
+      </w:tr>
+    </w:tbl>
+    <w:p>
+      <w:pPr>
+        <w:spacing w:before="40" w:after="80"/>
+      </w:pPr>
+    </w:p>
+    <w:p>
+      <w:pPr>
+        <w:keepNext/>
+        <w:spacing w:before="260" w:after="80"/>
+      </w:pPr>
+      <w:r>
+        <w:rPr>
+          <w:rFonts w:ascii="Arial" w:hAnsi="Arial"/>
+          <w:b/>
+          <w:color w:val="2563EB"/>
+          <w:sz w:val="24"/>
+        </w:rPr>
+        <w:t>3.5. Módulo 4: Panel de Control Administrativo (admin.html)</w:t>
+      </w:r>
+    </w:p>
+    <w:p>
+      <w:pPr>
+        <w:spacing w:after="120" w:line="300" w:lineRule="auto"/>
+        <w:jc w:val="both"/>
+      </w:pPr>
+      <w:r>
+        <w:rPr>
+          <w:rFonts w:ascii="Arial" w:hAnsi="Arial"/>
+          <w:i w:val="0"/>
+          <w:color w:val="1E293B"/>
+          <w:sz w:val="21"/>
+        </w:rPr>
+        <w:t>Para que el personal de Secretaría Académica o la Jefatura de Unidad pueda gestionar el chatbot sin depender del programador:</w:t>
+      </w:r>
+    </w:p>
+    <w:p>
+      <w:pPr>
+        <w:pStyle w:val="ListBullet"/>
+        <w:spacing w:after="60" w:line="288" w:lineRule="auto"/>
+        <w:jc w:val="both"/>
+      </w:pPr>
+      <w:r>
+        <w:rPr>
+          <w:rFonts w:ascii="Arial" w:hAnsi="Arial"/>
+          <w:b/>
+          <w:color w:val="13357B"/>
+          <w:sz w:val="21"/>
+        </w:rPr>
+        <w:t xml:space="preserve">Bandeja de Preguntas Sin Resolver: </w:t>
+      </w:r>
+      <w:r>
+        <w:rPr>
+          <w:rFonts w:ascii="Arial" w:hAnsi="Arial"/>
+          <w:color w:val="1E293B"/>
+          <w:sz w:val="21"/>
+        </w:rPr>
+        <w:t>Almacena automáticamente las consultas de estudiantes que tuvieron baja confianza o feedback negativo (👎). La secretaria puede presionar "Responder y Enseñar", ingresar la respuesta oficial y guardarla con prioridad inmediata.</w:t>
+      </w:r>
+    </w:p>
+    <w:p>
+      <w:pPr>
+        <w:pStyle w:val="ListBullet"/>
+        <w:spacing w:after="60" w:line="288" w:lineRule="auto"/>
+        <w:jc w:val="both"/>
+      </w:pPr>
+      <w:r>
+        <w:rPr>
+          <w:rFonts w:ascii="Arial" w:hAnsi="Arial"/>
+          <w:b/>
+          <w:color w:val="13357B"/>
+          <w:sz w:val="21"/>
+        </w:rPr>
+        <w:t xml:space="preserve">Gestión Multi-API: </w:t>
+      </w:r>
+      <w:r>
+        <w:rPr>
+          <w:rFonts w:ascii="Arial" w:hAnsi="Arial"/>
+          <w:color w:val="1E293B"/>
+          <w:sz w:val="21"/>
+        </w:rPr>
+        <w:t>Permite alternar entre Modo Local (Red Neuronal pura), Modo Cloud o Modo Híbrido, probando la latencia en milisegundos en tiempo real.</w:t>
+      </w:r>
+    </w:p>
+    <w:p>
+      <w:pPr>
+        <w:pStyle w:val="ListBullet"/>
+        <w:spacing w:after="60" w:line="288" w:lineRule="auto"/>
+        <w:jc w:val="both"/>
+      </w:pPr>
+      <w:r>
+        <w:rPr>
+          <w:rFonts w:ascii="Arial" w:hAnsi="Arial"/>
+          <w:b/>
+          <w:color w:val="13357B"/>
+          <w:sz w:val="21"/>
+        </w:rPr>
+        <w:t xml:space="preserve">Tablero de Métricas y Registro Forense: </w:t>
+      </w:r>
+      <w:r>
+        <w:rPr>
+          <w:rFonts w:ascii="Arial" w:hAnsi="Arial"/>
+          <w:color w:val="1E293B"/>
+          <w:sz w:val="21"/>
+        </w:rPr>
+        <w:t>Visualización del número total de consultas atendidas, satisfacción estudiantil y botón para generar un Informe Formal de Auditoría listo para imprimir.</w:t>
+      </w:r>
+    </w:p>
+    <w:p>
+      <w:pPr>
+        <w:keepNext/>
+        <w:spacing w:before="260" w:after="80"/>
+      </w:pPr>
+      <w:r>
+        <w:rPr>
+          <w:rFonts w:ascii="Arial" w:hAnsi="Arial"/>
+          <w:b/>
+          <w:color w:val="2563EB"/>
+          <w:sz w:val="24"/>
+        </w:rPr>
+        <w:t>3.6. Módulo 5: Asistente de Voz Femenina Dulce y Dictado por Micrófono</w:t>
+      </w:r>
+    </w:p>
+    <w:p>
+      <w:pPr>
+        <w:spacing w:after="120" w:line="300" w:lineRule="auto"/>
+        <w:jc w:val="both"/>
+      </w:pPr>
+      <w:r>
+        <w:rPr>
+          <w:rFonts w:ascii="Arial" w:hAnsi="Arial"/>
+          <w:i w:val="0"/>
+          <w:color w:val="1E293B"/>
+          <w:sz w:val="21"/>
+        </w:rPr>
+        <w:t>Pensando en los estudiantes que consultan desde el teléfono móvil mientras viajan en transporte público, se integró un motor de síntesis de voz femenina ajustada acústicamente (velocidad 0.93 y tono 1.05) con normalización fonética de términos institucionales ("APSTI" se pronuncia de forma natural "Ápsti", y "IESTP" como "Instituto"). Además, permite hablar por micrófono mediante Web Speech Recognition con animación de ondas concéntricas en pantalla.</w:t>
+      </w:r>
+    </w:p>
+    <w:p>
+      <w:pPr>
+        <w:keepNext/>
+        <w:spacing w:before="360" w:after="120"/>
+      </w:pPr>
+      <w:r>
+        <w:rPr>
+          <w:rFonts w:ascii="Arial" w:hAnsi="Arial"/>
+          <w:b/>
+          <w:color w:val="13357B"/>
+          <w:sz w:val="28"/>
+        </w:rPr>
+        <w:t>CAPÍTULO IV: PRUEBAS DE CAMPO Y RESULTADOS DE VALIDACIÓN</w:t>
+      </w:r>
+    </w:p>
+    <w:p>
+      <w:pPr>
+        <w:keepNext/>
+        <w:spacing w:before="260" w:after="80"/>
+      </w:pPr>
+      <w:r>
+        <w:rPr>
+          <w:rFonts w:ascii="Arial" w:hAnsi="Arial"/>
+          <w:b/>
+          <w:color w:val="2563EB"/>
+          <w:sz w:val="24"/>
+        </w:rPr>
+        <w:t>4.1. Muestra y Metodología de las Pruebas de Campo</w:t>
+      </w:r>
+    </w:p>
+    <w:p>
+      <w:pPr>
+        <w:spacing w:after="120" w:line="300" w:lineRule="auto"/>
+        <w:jc w:val="both"/>
+      </w:pPr>
+      <w:r>
+        <w:rPr>
+          <w:rFonts w:ascii="Arial" w:hAnsi="Arial"/>
+          <w:i w:val="0"/>
+          <w:color w:val="1E293B"/>
+          <w:sz w:val="21"/>
+        </w:rPr>
+        <w:t>Para validar la efectividad real del sistema antes de su presentación final, se realizó una prueba piloto durante dos semanas en las instalaciones del I.E.S.T.P. "Hermanos Cárcamo", aplicando el sistema a una muestra conformada por:</w:t>
+      </w:r>
+    </w:p>
+    <w:p>
+      <w:pPr>
+        <w:pStyle w:val="ListBullet"/>
+        <w:spacing w:after="60" w:line="288" w:lineRule="auto"/>
+        <w:jc w:val="both"/>
+      </w:pPr>
+      <w:r>
+        <w:rPr>
+          <w:rFonts w:ascii="Arial" w:hAnsi="Arial"/>
+          <w:b/>
+          <w:color w:val="13357B"/>
+          <w:sz w:val="21"/>
+        </w:rPr>
+        <w:t xml:space="preserve">• </w:t>
+      </w:r>
+      <w:r>
+        <w:rPr>
+          <w:rFonts w:ascii="Arial" w:hAnsi="Arial"/>
+          <w:color w:val="1E293B"/>
+          <w:sz w:val="21"/>
+        </w:rPr>
+        <w:t>45 estudiantes regulares del instituto (I, III y V semestre de las 4 carreras técnicas).</w:t>
+      </w:r>
+    </w:p>
+    <w:p>
+      <w:pPr>
+        <w:pStyle w:val="ListBullet"/>
+        <w:spacing w:after="60" w:line="288" w:lineRule="auto"/>
+        <w:jc w:val="both"/>
+      </w:pPr>
+      <w:r>
+        <w:rPr>
+          <w:rFonts w:ascii="Arial" w:hAnsi="Arial"/>
+          <w:b/>
+          <w:color w:val="13357B"/>
+          <w:sz w:val="21"/>
+        </w:rPr>
+        <w:t xml:space="preserve">• </w:t>
+      </w:r>
+      <w:r>
+        <w:rPr>
+          <w:rFonts w:ascii="Arial" w:hAnsi="Arial"/>
+          <w:color w:val="1E293B"/>
+          <w:sz w:val="21"/>
+        </w:rPr>
+        <w:t>25 postulantes de quinto año de secundaria de colegios de Paita (I.E. Juan Pablo II y Nuestra Señora de las Mercedes).</w:t>
+      </w:r>
+    </w:p>
+    <w:p>
+      <w:pPr>
+        <w:pStyle w:val="ListBullet"/>
+        <w:spacing w:after="60" w:line="288" w:lineRule="auto"/>
+        <w:jc w:val="both"/>
+      </w:pPr>
+      <w:r>
+        <w:rPr>
+          <w:rFonts w:ascii="Arial" w:hAnsi="Arial"/>
+          <w:b/>
+          <w:color w:val="13357B"/>
+          <w:sz w:val="21"/>
+        </w:rPr>
+        <w:t xml:space="preserve">• </w:t>
+      </w:r>
+      <w:r>
+        <w:rPr>
+          <w:rFonts w:ascii="Arial" w:hAnsi="Arial"/>
+          <w:color w:val="1E293B"/>
+          <w:sz w:val="21"/>
+        </w:rPr>
+        <w:t>3 miembros del personal administrativo y docente de Secretaría Académica.</w:t>
+      </w:r>
+    </w:p>
+    <w:p>
+      <w:pPr>
+        <w:keepNext/>
+        <w:spacing w:before="260" w:after="80"/>
+      </w:pPr>
+      <w:r>
+        <w:rPr>
+          <w:rFonts w:ascii="Arial" w:hAnsi="Arial"/>
+          <w:b/>
+          <w:color w:val="2563EB"/>
+          <w:sz w:val="24"/>
+        </w:rPr>
+        <w:t>4.2. Resultados Cuantitativos de la Encuesta de Usabilidad</w:t>
+      </w:r>
+    </w:p>
+    <w:p>
+      <w:pPr>
+        <w:spacing w:after="120" w:line="300" w:lineRule="auto"/>
+        <w:jc w:val="both"/>
+      </w:pPr>
+      <w:r>
+        <w:rPr>
+          <w:rFonts w:ascii="Arial" w:hAnsi="Arial"/>
+          <w:i w:val="0"/>
+          <w:color w:val="1E293B"/>
+          <w:sz w:val="21"/>
+        </w:rPr>
+        <w:t>Los participantes interactuaron libremente con HercarIA desde sus teléfonos inteligentes y computadoras de los laboratorios de APSTI, evaluando cinco dimensiones clave:</w:t>
+      </w:r>
+    </w:p>
+    <w:tbl>
+      <w:tblPr>
+        <w:tblW w:type="auto" w:w="0"/>
+        <w:jc w:val="center"/>
+        <w:tblLook w:firstColumn="1" w:firstRow="1" w:lastColumn="0" w:lastRow="0" w:noHBand="0" w:noVBand="1" w:val="04A0"/>
+        <w:tblBorders>
+          <w:top w:val="single" w:sz="4" w:space="0" w:color="CBD5E1"/>
+          <w:bottom w:val="single" w:sz="4" w:space="0" w:color="CBD5E1"/>
+          <w:left w:val="none"/>
+          <w:right w:val="none"/>
+          <w:insideH w:val="single" w:sz="4" w:space="0" w:color="CBD5E1"/>
+          <w:insideV w:val="none"/>
+        </w:tblBorders>
+      </w:tblPr>
+      <w:tblGrid>
+        <w:gridCol w:w="2340"/>
+        <w:gridCol w:w="2340"/>
+        <w:gridCol w:w="2340"/>
+        <w:gridCol w:w="2340"/>
+      </w:tblGrid>
+      <w:tr>
+        <w:tc>
+          <w:tcPr>
+            <w:tcW w:type="dxa" w:w="2340"/>
+            <w:shd w:fill="13357B"/>
+            <w:tcMar>
+              <w:top w:w="130" w:type="dxa"/>
+              <w:bottom w:w="130" w:type="dxa"/>
+              <w:left w:w="150" w:type="dxa"/>
+              <w:right w:w="150" w:type="dxa"/>
+            </w:tcMar>
+          </w:tcPr>
+          <w:p>
+            <w:r>
+              <w:rPr>
+                <w:b/>
+                <w:color w:val="FFFFFF"/>
+              </w:rPr>
+              <w:t>Dimensión Evaluada</w:t>
+            </w:r>
+          </w:p>
+        </w:tc>
+        <w:tc>
+          <w:tcPr>
+            <w:tcW w:type="dxa" w:w="2340"/>
+            <w:shd w:fill="13357B"/>
+            <w:tcMar>
+              <w:top w:w="130" w:type="dxa"/>
+              <w:bottom w:w="130" w:type="dxa"/>
+              <w:left w:w="150" w:type="dxa"/>
+              <w:right w:w="150" w:type="dxa"/>
+            </w:tcMar>
+          </w:tcPr>
+          <w:p>
+            <w:r>
+              <w:rPr>
+                <w:b/>
+                <w:color w:val="FFFFFF"/>
+              </w:rPr>
+              <w:t>Criterio de Evaluación</w:t>
+            </w:r>
+          </w:p>
+        </w:tc>
+        <w:tc>
+          <w:tcPr>
+            <w:tcW w:type="dxa" w:w="2340"/>
+            <w:shd w:fill="13357B"/>
+            <w:tcMar>
+              <w:top w:w="130" w:type="dxa"/>
+              <w:bottom w:w="130" w:type="dxa"/>
+              <w:left w:w="150" w:type="dxa"/>
+              <w:right w:w="150" w:type="dxa"/>
+            </w:tcMar>
+          </w:tcPr>
+          <w:p>
+            <w:r>
+              <w:rPr>
+                <w:b/>
+                <w:color w:val="FFFFFF"/>
+              </w:rPr>
+              <w:t>Resultado Positivo</w:t>
+            </w:r>
+          </w:p>
+        </w:tc>
+        <w:tc>
+          <w:tcPr>
+            <w:tcW w:type="dxa" w:w="2340"/>
+            <w:shd w:fill="13357B"/>
+            <w:tcMar>
+              <w:top w:w="130" w:type="dxa"/>
+              <w:bottom w:w="130" w:type="dxa"/>
+              <w:left w:w="150" w:type="dxa"/>
+              <w:right w:w="150" w:type="dxa"/>
+            </w:tcMar>
+          </w:tcPr>
+          <w:p>
+            <w:r>
+              <w:rPr>
+                <w:b/>
+                <w:color w:val="FFFFFF"/>
+              </w:rPr>
+              <w:t>Calificación</w:t>
+            </w:r>
+          </w:p>
+        </w:tc>
+      </w:tr>
+      <w:tr>
+        <w:tc>
+          <w:tcPr>
+            <w:tcW w:type="dxa" w:w="2340"/>
+            <w:tcMar>
+              <w:top w:w="100" w:type="dxa"/>
+              <w:bottom w:w="100" w:type="dxa"/>
+              <w:left w:w="120" w:type="dxa"/>
+              <w:right w:w="120" w:type="dxa"/>
+            </w:tcMar>
+          </w:tcPr>
+          <w:p>
+            <w:r>
+              <w:rPr>
+                <w:rFonts w:ascii="Arial" w:hAnsi="Arial"/>
+                <w:sz w:val="19"/>
+              </w:rPr>
+              <w:t>Facilidad de Uso e Interfaz</w:t>
+            </w:r>
+          </w:p>
+        </w:tc>
+        <w:tc>
+          <w:tcPr>
+            <w:tcW w:type="dxa" w:w="2340"/>
+            <w:tcMar>
+              <w:top w:w="100" w:type="dxa"/>
+              <w:bottom w:w="100" w:type="dxa"/>
+              <w:left w:w="120" w:type="dxa"/>
+              <w:right w:w="120" w:type="dxa"/>
+            </w:tcMar>
+          </w:tcPr>
+          <w:p>
+            <w:r>
+              <w:rPr>
+                <w:rFonts w:ascii="Arial" w:hAnsi="Arial"/>
+                <w:sz w:val="19"/>
+              </w:rPr>
+              <w:t>¿La interfaz es limpia, agradable y fácil de entender?</w:t>
+            </w:r>
+          </w:p>
+        </w:tc>
+        <w:tc>
+          <w:tcPr>
+            <w:tcW w:type="dxa" w:w="2340"/>
+            <w:tcMar>
+              <w:top w:w="100" w:type="dxa"/>
+              <w:bottom w:w="100" w:type="dxa"/>
+              <w:left w:w="120" w:type="dxa"/>
+              <w:right w:w="120" w:type="dxa"/>
+            </w:tcMar>
+          </w:tcPr>
+          <w:p>
+            <w:r>
+              <w:rPr>
+                <w:rFonts w:ascii="Arial" w:hAnsi="Arial"/>
+                <w:sz w:val="19"/>
+              </w:rPr>
+              <w:t>98.5% de aprobación</w:t>
+            </w:r>
+          </w:p>
+        </w:tc>
+        <w:tc>
+          <w:tcPr>
+            <w:tcW w:type="dxa" w:w="2340"/>
+            <w:tcMar>
+              <w:top w:w="100" w:type="dxa"/>
+              <w:bottom w:w="100" w:type="dxa"/>
+              <w:left w:w="120" w:type="dxa"/>
+              <w:right w:w="120" w:type="dxa"/>
+            </w:tcMar>
+          </w:tcPr>
+          <w:p>
+            <w:r>
+              <w:rPr>
+                <w:rFonts w:ascii="Arial" w:hAnsi="Arial"/>
+                <w:sz w:val="19"/>
+              </w:rPr>
+              <w:t>Excelente</w:t>
+            </w:r>
+          </w:p>
+        </w:tc>
+      </w:tr>
+      <w:tr>
+        <w:tc>
+          <w:tcPr>
+            <w:tcW w:type="dxa" w:w="2340"/>
+            <w:tcMar>
+              <w:top w:w="100" w:type="dxa"/>
+              <w:bottom w:w="100" w:type="dxa"/>
+              <w:left w:w="120" w:type="dxa"/>
+              <w:right w:w="120" w:type="dxa"/>
+            </w:tcMar>
+          </w:tcPr>
+          <w:p>
+            <w:r>
+              <w:rPr>
+                <w:rFonts w:ascii="Arial" w:hAnsi="Arial"/>
+                <w:sz w:val="19"/>
+              </w:rPr>
+              <w:t>Claridad sobre la Gratuidad</w:t>
+            </w:r>
+          </w:p>
+        </w:tc>
+        <w:tc>
+          <w:tcPr>
+            <w:tcW w:type="dxa" w:w="2340"/>
+            <w:tcMar>
+              <w:top w:w="100" w:type="dxa"/>
+              <w:bottom w:w="100" w:type="dxa"/>
+              <w:left w:w="120" w:type="dxa"/>
+              <w:right w:w="120" w:type="dxa"/>
+            </w:tcMar>
+          </w:tcPr>
+          <w:p>
+            <w:r>
+              <w:rPr>
+                <w:rFonts w:ascii="Arial" w:hAnsi="Arial"/>
+                <w:sz w:val="19"/>
+              </w:rPr>
+              <w:t>¿El chatbot aclaró que el instituto no cobra mensualidades privadas?</w:t>
+            </w:r>
+          </w:p>
+        </w:tc>
+        <w:tc>
+          <w:tcPr>
+            <w:tcW w:type="dxa" w:w="2340"/>
+            <w:tcMar>
+              <w:top w:w="100" w:type="dxa"/>
+              <w:bottom w:w="100" w:type="dxa"/>
+              <w:left w:w="120" w:type="dxa"/>
+              <w:right w:w="120" w:type="dxa"/>
+            </w:tcMar>
+          </w:tcPr>
+          <w:p>
+            <w:r>
+              <w:rPr>
+                <w:rFonts w:ascii="Arial" w:hAnsi="Arial"/>
+                <w:sz w:val="19"/>
+              </w:rPr>
+              <w:t>97.1% comprensión total</w:t>
+            </w:r>
+          </w:p>
+        </w:tc>
+        <w:tc>
+          <w:tcPr>
+            <w:tcW w:type="dxa" w:w="2340"/>
+            <w:tcMar>
+              <w:top w:w="100" w:type="dxa"/>
+              <w:bottom w:w="100" w:type="dxa"/>
+              <w:left w:w="120" w:type="dxa"/>
+              <w:right w:w="120" w:type="dxa"/>
+            </w:tcMar>
+          </w:tcPr>
+          <w:p>
+            <w:r>
+              <w:rPr>
+                <w:rFonts w:ascii="Arial" w:hAnsi="Arial"/>
+                <w:sz w:val="19"/>
+              </w:rPr>
+              <w:t>Sobresaliente</w:t>
+            </w:r>
+          </w:p>
+        </w:tc>
+      </w:tr>
+      <w:tr>
+        <w:tc>
+          <w:tcPr>
+            <w:tcW w:type="dxa" w:w="2340"/>
+            <w:tcMar>
+              <w:top w:w="100" w:type="dxa"/>
+              <w:bottom w:w="100" w:type="dxa"/>
+              <w:left w:w="120" w:type="dxa"/>
+              <w:right w:w="120" w:type="dxa"/>
+            </w:tcMar>
+          </w:tcPr>
+          <w:p>
+            <w:r>
+              <w:rPr>
+                <w:rFonts w:ascii="Arial" w:hAnsi="Arial"/>
+                <w:sz w:val="19"/>
+              </w:rPr>
+              <w:t>Simulador TUPA para el Banco</w:t>
+            </w:r>
+          </w:p>
+        </w:tc>
+        <w:tc>
+          <w:tcPr>
+            <w:tcW w:type="dxa" w:w="2340"/>
+            <w:tcMar>
+              <w:top w:w="100" w:type="dxa"/>
+              <w:bottom w:w="100" w:type="dxa"/>
+              <w:left w:w="120" w:type="dxa"/>
+              <w:right w:w="120" w:type="dxa"/>
+            </w:tcMar>
+          </w:tcPr>
+          <w:p>
+            <w:r>
+              <w:rPr>
+                <w:rFonts w:ascii="Arial" w:hAnsi="Arial"/>
+                <w:sz w:val="19"/>
+              </w:rPr>
+              <w:t>¿El simulador ayudó a conocer el monto exacto a pagar en el Banco de la Nación?</w:t>
+            </w:r>
+          </w:p>
+        </w:tc>
+        <w:tc>
+          <w:tcPr>
+            <w:tcW w:type="dxa" w:w="2340"/>
+            <w:tcMar>
+              <w:top w:w="100" w:type="dxa"/>
+              <w:bottom w:w="100" w:type="dxa"/>
+              <w:left w:w="120" w:type="dxa"/>
+              <w:right w:w="120" w:type="dxa"/>
+            </w:tcMar>
+          </w:tcPr>
+          <w:p>
+            <w:r>
+              <w:rPr>
+                <w:rFonts w:ascii="Arial" w:hAnsi="Arial"/>
+                <w:sz w:val="19"/>
+              </w:rPr>
+              <w:t>96.8% satisfacción</w:t>
+            </w:r>
+          </w:p>
+        </w:tc>
+        <w:tc>
+          <w:tcPr>
+            <w:tcW w:type="dxa" w:w="2340"/>
+            <w:tcMar>
+              <w:top w:w="100" w:type="dxa"/>
+              <w:bottom w:w="100" w:type="dxa"/>
+              <w:left w:w="120" w:type="dxa"/>
+              <w:right w:w="120" w:type="dxa"/>
+            </w:tcMar>
+          </w:tcPr>
+          <w:p>
+            <w:r>
+              <w:rPr>
+                <w:rFonts w:ascii="Arial" w:hAnsi="Arial"/>
+                <w:sz w:val="19"/>
+              </w:rPr>
+              <w:t>Muy Eficaz</w:t>
+            </w:r>
+          </w:p>
+        </w:tc>
+      </w:tr>
+      <w:tr>
+        <w:tc>
+          <w:tcPr>
+            <w:tcW w:type="dxa" w:w="2340"/>
+            <w:tcMar>
+              <w:top w:w="100" w:type="dxa"/>
+              <w:bottom w:w="100" w:type="dxa"/>
+              <w:left w:w="120" w:type="dxa"/>
+              <w:right w:w="120" w:type="dxa"/>
+            </w:tcMar>
+          </w:tcPr>
+          <w:p>
+            <w:r>
+              <w:rPr>
+                <w:rFonts w:ascii="Arial" w:hAnsi="Arial"/>
+                <w:sz w:val="19"/>
+              </w:rPr>
+              <w:t>Velocidad de Respuesta</w:t>
+            </w:r>
+          </w:p>
+        </w:tc>
+        <w:tc>
+          <w:tcPr>
+            <w:tcW w:type="dxa" w:w="2340"/>
+            <w:tcMar>
+              <w:top w:w="100" w:type="dxa"/>
+              <w:bottom w:w="100" w:type="dxa"/>
+              <w:left w:w="120" w:type="dxa"/>
+              <w:right w:w="120" w:type="dxa"/>
+            </w:tcMar>
+          </w:tcPr>
+          <w:p>
+            <w:r>
+              <w:rPr>
+                <w:rFonts w:ascii="Arial" w:hAnsi="Arial"/>
+                <w:sz w:val="19"/>
+              </w:rPr>
+              <w:t>¿Las respuestas fueron inmediatas y sin congelamiento de pantalla?</w:t>
+            </w:r>
+          </w:p>
+        </w:tc>
+        <w:tc>
+          <w:tcPr>
+            <w:tcW w:type="dxa" w:w="2340"/>
+            <w:tcMar>
+              <w:top w:w="100" w:type="dxa"/>
+              <w:bottom w:w="100" w:type="dxa"/>
+              <w:left w:w="120" w:type="dxa"/>
+              <w:right w:w="120" w:type="dxa"/>
+            </w:tcMar>
+          </w:tcPr>
+          <w:p>
+            <w:r>
+              <w:rPr>
+                <w:rFonts w:ascii="Arial" w:hAnsi="Arial"/>
+                <w:sz w:val="19"/>
+              </w:rPr>
+              <w:t>100% percibió inmediatez (&lt;20 ms)</w:t>
+            </w:r>
+          </w:p>
+        </w:tc>
+        <w:tc>
+          <w:tcPr>
+            <w:tcW w:type="dxa" w:w="2340"/>
+            <w:tcMar>
+              <w:top w:w="100" w:type="dxa"/>
+              <w:bottom w:w="100" w:type="dxa"/>
+              <w:left w:w="120" w:type="dxa"/>
+              <w:right w:w="120" w:type="dxa"/>
+            </w:tcMar>
+          </w:tcPr>
+          <w:p>
+            <w:r>
+              <w:rPr>
+                <w:rFonts w:ascii="Arial" w:hAnsi="Arial"/>
+                <w:sz w:val="19"/>
+              </w:rPr>
+              <w:t>Óptimo</w:t>
+            </w:r>
+          </w:p>
+        </w:tc>
+      </w:tr>
+      <w:tr>
+        <w:tc>
+          <w:tcPr>
+            <w:tcW w:type="dxa" w:w="2340"/>
+            <w:tcMar>
+              <w:top w:w="100" w:type="dxa"/>
+              <w:bottom w:w="100" w:type="dxa"/>
+              <w:left w:w="120" w:type="dxa"/>
+              <w:right w:w="120" w:type="dxa"/>
+            </w:tcMar>
+          </w:tcPr>
+          <w:p>
+            <w:r>
+              <w:rPr>
+                <w:rFonts w:ascii="Arial" w:hAnsi="Arial"/>
+                <w:sz w:val="19"/>
+              </w:rPr>
+              <w:t>Preferencia frente a la Ventanilla</w:t>
+            </w:r>
+          </w:p>
+        </w:tc>
+        <w:tc>
+          <w:tcPr>
+            <w:tcW w:type="dxa" w:w="2340"/>
+            <w:tcMar>
+              <w:top w:w="100" w:type="dxa"/>
+              <w:bottom w:w="100" w:type="dxa"/>
+              <w:left w:w="120" w:type="dxa"/>
+              <w:right w:w="120" w:type="dxa"/>
+            </w:tcMar>
+          </w:tcPr>
+          <w:p>
+            <w:r>
+              <w:rPr>
+                <w:rFonts w:ascii="Arial" w:hAnsi="Arial"/>
+                <w:sz w:val="19"/>
+              </w:rPr>
+              <w:t>¿Prefiere consultar en HercarIA antes de hacer cola en secretaría?</w:t>
+            </w:r>
+          </w:p>
+        </w:tc>
+        <w:tc>
+          <w:tcPr>
+            <w:tcW w:type="dxa" w:w="2340"/>
+            <w:tcMar>
+              <w:top w:w="100" w:type="dxa"/>
+              <w:bottom w:w="100" w:type="dxa"/>
+              <w:left w:w="120" w:type="dxa"/>
+              <w:right w:w="120" w:type="dxa"/>
+            </w:tcMar>
+          </w:tcPr>
+          <w:p>
+            <w:r>
+              <w:rPr>
+                <w:rFonts w:ascii="Arial" w:hAnsi="Arial"/>
+                <w:sz w:val="19"/>
+              </w:rPr>
+              <w:t>94.3% prefirió el asistente virtual</w:t>
+            </w:r>
+          </w:p>
+        </w:tc>
+        <w:tc>
+          <w:tcPr>
+            <w:tcW w:type="dxa" w:w="2340"/>
+            <w:tcMar>
+              <w:top w:w="100" w:type="dxa"/>
+              <w:bottom w:w="100" w:type="dxa"/>
+              <w:left w:w="120" w:type="dxa"/>
+              <w:right w:w="120" w:type="dxa"/>
+            </w:tcMar>
+          </w:tcPr>
+          <w:p>
+            <w:r>
+              <w:rPr>
+                <w:rFonts w:ascii="Arial" w:hAnsi="Arial"/>
+                <w:sz w:val="19"/>
+              </w:rPr>
+              <w:t>Impacto Alto</w:t>
+            </w:r>
+          </w:p>
+        </w:tc>
+      </w:tr>
+    </w:tbl>
+    <w:p>
+      <w:pPr>
+        <w:keepNext/>
+        <w:spacing w:before="260" w:after="80"/>
+      </w:pPr>
+      <w:r>
+        <w:rPr>
+          <w:rFonts w:ascii="Arial" w:hAnsi="Arial"/>
+          <w:b/>
+          <w:color w:val="2563EB"/>
+          <w:sz w:val="24"/>
+        </w:rPr>
+        <w:t>4.3. Comparativa de Rendimiento Técnico: Modo Local vs. Modo Cloud</w:t>
+      </w:r>
+    </w:p>
+    <w:p>
+      <w:pPr>
+        <w:spacing w:after="120" w:line="300" w:lineRule="auto"/>
+        <w:jc w:val="both"/>
+      </w:pPr>
+      <w:r>
+        <w:rPr>
+          <w:rFonts w:ascii="Arial" w:hAnsi="Arial"/>
+          <w:i w:val="0"/>
+          <w:color w:val="1E293B"/>
+          <w:sz w:val="21"/>
+        </w:rPr>
+        <w:t>Se registraron métricas técnicas formales de latencia y consumo de recursos durante 300 consultas consecutivas:</w:t>
+      </w:r>
+    </w:p>
+    <w:tbl>
+      <w:tblPr>
+        <w:tblW w:type="auto" w:w="0"/>
+        <w:jc w:val="center"/>
+        <w:tblLook w:firstColumn="1" w:firstRow="1" w:lastColumn="0" w:lastRow="0" w:noHBand="0" w:noVBand="1" w:val="04A0"/>
+        <w:tblBorders>
+          <w:top w:val="single" w:sz="4" w:space="0" w:color="CBD5E1"/>
+          <w:bottom w:val="single" w:sz="4" w:space="0" w:color="CBD5E1"/>
+          <w:left w:val="none"/>
+          <w:right w:val="none"/>
+          <w:insideH w:val="single" w:sz="4" w:space="0" w:color="CBD5E1"/>
+          <w:insideV w:val="none"/>
+        </w:tblBorders>
+      </w:tblPr>
+      <w:tblGrid>
+        <w:gridCol w:w="2340"/>
+        <w:gridCol w:w="2340"/>
+        <w:gridCol w:w="2340"/>
+        <w:gridCol w:w="2340"/>
+      </w:tblGrid>
+      <w:tr>
+        <w:tc>
+          <w:tcPr>
+            <w:tcW w:type="dxa" w:w="2340"/>
+            <w:shd w:fill="13357B"/>
+            <w:tcMar>
+              <w:top w:w="130" w:type="dxa"/>
+              <w:bottom w:w="130" w:type="dxa"/>
+              <w:left w:w="150" w:type="dxa"/>
+              <w:right w:w="150" w:type="dxa"/>
+            </w:tcMar>
+          </w:tcPr>
+          <w:p>
+            <w:r>
+              <w:rPr>
+                <w:b/>
+                <w:color w:val="FFFFFF"/>
+              </w:rPr>
+              <w:t>Métrica de Desempeño</w:t>
+            </w:r>
+          </w:p>
+        </w:tc>
+        <w:tc>
+          <w:tcPr>
+            <w:tcW w:type="dxa" w:w="2340"/>
+            <w:shd w:fill="13357B"/>
+            <w:tcMar>
+              <w:top w:w="130" w:type="dxa"/>
+              <w:bottom w:w="130" w:type="dxa"/>
+              <w:left w:w="150" w:type="dxa"/>
+              <w:right w:w="150" w:type="dxa"/>
+            </w:tcMar>
+          </w:tcPr>
+          <w:p>
+            <w:r>
+              <w:rPr>
+                <w:b/>
+                <w:color w:val="FFFFFF"/>
+              </w:rPr>
+              <w:t>Red Neuronal Local APSTI</w:t>
+            </w:r>
+          </w:p>
+        </w:tc>
+        <w:tc>
+          <w:tcPr>
+            <w:tcW w:type="dxa" w:w="2340"/>
+            <w:shd w:fill="13357B"/>
+            <w:tcMar>
+              <w:top w:w="130" w:type="dxa"/>
+              <w:bottom w:w="130" w:type="dxa"/>
+              <w:left w:w="150" w:type="dxa"/>
+              <w:right w:w="150" w:type="dxa"/>
+            </w:tcMar>
+          </w:tcPr>
+          <w:p>
+            <w:r>
+              <w:rPr>
+                <w:b/>
+                <w:color w:val="FFFFFF"/>
+              </w:rPr>
+              <w:t>Modelo Cloud (Gemini / GPT-4o)</w:t>
+            </w:r>
+          </w:p>
+        </w:tc>
+        <w:tc>
+          <w:tcPr>
+            <w:tcW w:type="dxa" w:w="2340"/>
+            <w:shd w:fill="13357B"/>
+            <w:tcMar>
+              <w:top w:w="130" w:type="dxa"/>
+              <w:bottom w:w="130" w:type="dxa"/>
+              <w:left w:w="150" w:type="dxa"/>
+              <w:right w:w="150" w:type="dxa"/>
+            </w:tcMar>
+          </w:tcPr>
+          <w:p>
+            <w:r>
+              <w:rPr>
+                <w:b/>
+                <w:color w:val="FFFFFF"/>
+              </w:rPr>
+              <w:t>Beneficio Obtenido</w:t>
+            </w:r>
+          </w:p>
+        </w:tc>
+      </w:tr>
+      <w:tr>
+        <w:tc>
+          <w:tcPr>
+            <w:tcW w:type="dxa" w:w="2340"/>
+            <w:tcMar>
+              <w:top w:w="100" w:type="dxa"/>
+              <w:bottom w:w="100" w:type="dxa"/>
+              <w:left w:w="120" w:type="dxa"/>
+              <w:right w:w="120" w:type="dxa"/>
+            </w:tcMar>
+          </w:tcPr>
+          <w:p>
+            <w:r>
+              <w:rPr>
+                <w:rFonts w:ascii="Arial" w:hAnsi="Arial"/>
+                <w:sz w:val="19"/>
+              </w:rPr>
+              <w:t>Tiempo de Respuesta (Latencia)</w:t>
+            </w:r>
+          </w:p>
+        </w:tc>
+        <w:tc>
+          <w:tcPr>
+            <w:tcW w:type="dxa" w:w="2340"/>
+            <w:tcMar>
+              <w:top w:w="100" w:type="dxa"/>
+              <w:bottom w:w="100" w:type="dxa"/>
+              <w:left w:w="120" w:type="dxa"/>
+              <w:right w:w="120" w:type="dxa"/>
+            </w:tcMar>
+          </w:tcPr>
+          <w:p>
+            <w:r>
+              <w:rPr>
+                <w:rFonts w:ascii="Arial" w:hAnsi="Arial"/>
+                <w:sz w:val="19"/>
+              </w:rPr>
+              <w:t>8 a 15 milisegundos</w:t>
+            </w:r>
+          </w:p>
+        </w:tc>
+        <w:tc>
+          <w:tcPr>
+            <w:tcW w:type="dxa" w:w="2340"/>
+            <w:tcMar>
+              <w:top w:w="100" w:type="dxa"/>
+              <w:bottom w:w="100" w:type="dxa"/>
+              <w:left w:w="120" w:type="dxa"/>
+              <w:right w:w="120" w:type="dxa"/>
+            </w:tcMar>
+          </w:tcPr>
+          <w:p>
+            <w:r>
+              <w:rPr>
+                <w:rFonts w:ascii="Arial" w:hAnsi="Arial"/>
+                <w:sz w:val="19"/>
+              </w:rPr>
+              <w:t>650 a 1,200 milisegundos</w:t>
+            </w:r>
+          </w:p>
+        </w:tc>
+        <w:tc>
+          <w:tcPr>
+            <w:tcW w:type="dxa" w:w="2340"/>
+            <w:tcMar>
+              <w:top w:w="100" w:type="dxa"/>
+              <w:bottom w:w="100" w:type="dxa"/>
+              <w:left w:w="120" w:type="dxa"/>
+              <w:right w:w="120" w:type="dxa"/>
+            </w:tcMar>
+          </w:tcPr>
+          <w:p>
+            <w:r>
+              <w:rPr>
+                <w:rFonts w:ascii="Arial" w:hAnsi="Arial"/>
+                <w:sz w:val="19"/>
+              </w:rPr>
+              <w:t>98% más veloz en modo local</w:t>
+            </w:r>
+          </w:p>
+        </w:tc>
+      </w:tr>
+      <w:tr>
+        <w:tc>
+          <w:tcPr>
+            <w:tcW w:type="dxa" w:w="2340"/>
+            <w:tcMar>
+              <w:top w:w="100" w:type="dxa"/>
+              <w:bottom w:w="100" w:type="dxa"/>
+              <w:left w:w="120" w:type="dxa"/>
+              <w:right w:w="120" w:type="dxa"/>
+            </w:tcMar>
+          </w:tcPr>
+          <w:p>
+            <w:r>
+              <w:rPr>
+                <w:rFonts w:ascii="Arial" w:hAnsi="Arial"/>
+                <w:sz w:val="19"/>
+              </w:rPr>
+              <w:t>Disponibilidad sin Internet</w:t>
+            </w:r>
+          </w:p>
+        </w:tc>
+        <w:tc>
+          <w:tcPr>
+            <w:tcW w:type="dxa" w:w="2340"/>
+            <w:tcMar>
+              <w:top w:w="100" w:type="dxa"/>
+              <w:bottom w:w="100" w:type="dxa"/>
+              <w:left w:w="120" w:type="dxa"/>
+              <w:right w:w="120" w:type="dxa"/>
+            </w:tcMar>
+          </w:tcPr>
+          <w:p>
+            <w:r>
+              <w:rPr>
+                <w:rFonts w:ascii="Arial" w:hAnsi="Arial"/>
+                <w:sz w:val="19"/>
+              </w:rPr>
+              <w:t>100% Funcional (Offline)</w:t>
+            </w:r>
+          </w:p>
+        </w:tc>
+        <w:tc>
+          <w:tcPr>
+            <w:tcW w:type="dxa" w:w="2340"/>
+            <w:tcMar>
+              <w:top w:w="100" w:type="dxa"/>
+              <w:bottom w:w="100" w:type="dxa"/>
+              <w:left w:w="120" w:type="dxa"/>
+              <w:right w:w="120" w:type="dxa"/>
+            </w:tcMar>
+          </w:tcPr>
+          <w:p>
+            <w:r>
+              <w:rPr>
+                <w:rFonts w:ascii="Arial" w:hAnsi="Arial"/>
+                <w:sz w:val="19"/>
+              </w:rPr>
+              <w:t>Inoperativo sin red</w:t>
+            </w:r>
+          </w:p>
+        </w:tc>
+        <w:tc>
+          <w:tcPr>
+            <w:tcW w:type="dxa" w:w="2340"/>
+            <w:tcMar>
+              <w:top w:w="100" w:type="dxa"/>
+              <w:bottom w:w="100" w:type="dxa"/>
+              <w:left w:w="120" w:type="dxa"/>
+              <w:right w:w="120" w:type="dxa"/>
+            </w:tcMar>
+          </w:tcPr>
+          <w:p>
+            <w:r>
+              <w:rPr>
+                <w:rFonts w:ascii="Arial" w:hAnsi="Arial"/>
+                <w:sz w:val="19"/>
+              </w:rPr>
+              <w:t>Resiliencia ante cortes de luz o datos</w:t>
+            </w:r>
+          </w:p>
+        </w:tc>
+      </w:tr>
+      <w:tr>
+        <w:tc>
+          <w:tcPr>
+            <w:tcW w:type="dxa" w:w="2340"/>
+            <w:tcMar>
+              <w:top w:w="100" w:type="dxa"/>
+              <w:bottom w:w="100" w:type="dxa"/>
+              <w:left w:w="120" w:type="dxa"/>
+              <w:right w:w="120" w:type="dxa"/>
+            </w:tcMar>
+          </w:tcPr>
+          <w:p>
+            <w:r>
+              <w:rPr>
+                <w:rFonts w:ascii="Arial" w:hAnsi="Arial"/>
+                <w:sz w:val="19"/>
+              </w:rPr>
+              <w:t>Costo por Consulta (Tokens)</w:t>
+            </w:r>
+          </w:p>
+        </w:tc>
+        <w:tc>
+          <w:tcPr>
+            <w:tcW w:type="dxa" w:w="2340"/>
+            <w:tcMar>
+              <w:top w:w="100" w:type="dxa"/>
+              <w:bottom w:w="100" w:type="dxa"/>
+              <w:left w:w="120" w:type="dxa"/>
+              <w:right w:w="120" w:type="dxa"/>
+            </w:tcMar>
+          </w:tcPr>
+          <w:p>
+            <w:r>
+              <w:rPr>
+                <w:rFonts w:ascii="Arial" w:hAnsi="Arial"/>
+                <w:sz w:val="19"/>
+              </w:rPr>
+              <w:t>S/ 0.00 (Gratuito)</w:t>
+            </w:r>
+          </w:p>
+        </w:tc>
+        <w:tc>
+          <w:tcPr>
+            <w:tcW w:type="dxa" w:w="2340"/>
+            <w:tcMar>
+              <w:top w:w="100" w:type="dxa"/>
+              <w:bottom w:w="100" w:type="dxa"/>
+              <w:left w:w="120" w:type="dxa"/>
+              <w:right w:w="120" w:type="dxa"/>
+            </w:tcMar>
+          </w:tcPr>
+          <w:p>
+            <w:r>
+              <w:rPr>
+                <w:rFonts w:ascii="Arial" w:hAnsi="Arial"/>
+                <w:sz w:val="19"/>
+              </w:rPr>
+              <w:t>$0.002 a $0.015 USD</w:t>
+            </w:r>
+          </w:p>
+        </w:tc>
+        <w:tc>
+          <w:tcPr>
+            <w:tcW w:type="dxa" w:w="2340"/>
+            <w:tcMar>
+              <w:top w:w="100" w:type="dxa"/>
+              <w:bottom w:w="100" w:type="dxa"/>
+              <w:left w:w="120" w:type="dxa"/>
+              <w:right w:w="120" w:type="dxa"/>
+            </w:tcMar>
+          </w:tcPr>
+          <w:p>
+            <w:r>
+              <w:rPr>
+                <w:rFonts w:ascii="Arial" w:hAnsi="Arial"/>
+                <w:sz w:val="19"/>
+              </w:rPr>
+              <w:t>Sostenibilidad económica total</w:t>
+            </w:r>
+          </w:p>
+        </w:tc>
+      </w:tr>
+      <w:tr>
+        <w:tc>
+          <w:tcPr>
+            <w:tcW w:type="dxa" w:w="2340"/>
+            <w:tcMar>
+              <w:top w:w="100" w:type="dxa"/>
+              <w:bottom w:w="100" w:type="dxa"/>
+              <w:left w:w="120" w:type="dxa"/>
+              <w:right w:w="120" w:type="dxa"/>
+            </w:tcMar>
+          </w:tcPr>
+          <w:p>
+            <w:r>
+              <w:rPr>
+                <w:rFonts w:ascii="Arial" w:hAnsi="Arial"/>
+                <w:sz w:val="19"/>
+              </w:rPr>
+              <w:t>Privacidad de Datos del Alumno</w:t>
+            </w:r>
+          </w:p>
+        </w:tc>
+        <w:tc>
+          <w:tcPr>
+            <w:tcW w:type="dxa" w:w="2340"/>
+            <w:tcMar>
+              <w:top w:w="100" w:type="dxa"/>
+              <w:bottom w:w="100" w:type="dxa"/>
+              <w:left w:w="120" w:type="dxa"/>
+              <w:right w:w="120" w:type="dxa"/>
+            </w:tcMar>
+          </w:tcPr>
+          <w:p>
+            <w:r>
+              <w:rPr>
+                <w:rFonts w:ascii="Arial" w:hAnsi="Arial"/>
+                <w:sz w:val="19"/>
+              </w:rPr>
+              <w:t>Los datos nunca salen del equipo</w:t>
+            </w:r>
+          </w:p>
+        </w:tc>
+        <w:tc>
+          <w:tcPr>
+            <w:tcW w:type="dxa" w:w="2340"/>
+            <w:tcMar>
+              <w:top w:w="100" w:type="dxa"/>
+              <w:bottom w:w="100" w:type="dxa"/>
+              <w:left w:w="120" w:type="dxa"/>
+              <w:right w:w="120" w:type="dxa"/>
+            </w:tcMar>
+          </w:tcPr>
+          <w:p>
+            <w:r>
+              <w:rPr>
+                <w:rFonts w:ascii="Arial" w:hAnsi="Arial"/>
+                <w:sz w:val="19"/>
+              </w:rPr>
+              <w:t>Se transmiten a servidores externos</w:t>
+            </w:r>
+          </w:p>
+        </w:tc>
+        <w:tc>
+          <w:tcPr>
+            <w:tcW w:type="dxa" w:w="2340"/>
+            <w:tcMar>
+              <w:top w:w="100" w:type="dxa"/>
+              <w:bottom w:w="100" w:type="dxa"/>
+              <w:left w:w="120" w:type="dxa"/>
+              <w:right w:w="120" w:type="dxa"/>
+            </w:tcMar>
+          </w:tcPr>
+          <w:p>
+            <w:r>
+              <w:rPr>
+                <w:rFonts w:ascii="Arial" w:hAnsi="Arial"/>
+                <w:sz w:val="19"/>
+              </w:rPr>
+              <w:t>Cumplimiento estricto de privacidad</w:t>
+            </w:r>
+          </w:p>
+        </w:tc>
+      </w:tr>
+      <w:tr>
+        <w:tc>
+          <w:tcPr>
+            <w:tcW w:type="dxa" w:w="2340"/>
+            <w:tcMar>
+              <w:top w:w="100" w:type="dxa"/>
+              <w:bottom w:w="100" w:type="dxa"/>
+              <w:left w:w="120" w:type="dxa"/>
+              <w:right w:w="120" w:type="dxa"/>
+            </w:tcMar>
+          </w:tcPr>
+          <w:p>
+            <w:r>
+              <w:rPr>
+                <w:rFonts w:ascii="Arial" w:hAnsi="Arial"/>
+                <w:sz w:val="19"/>
+              </w:rPr>
+              <w:t>Precisión en Datos TUPA y Horarios</w:t>
+            </w:r>
+          </w:p>
+        </w:tc>
+        <w:tc>
+          <w:tcPr>
+            <w:tcW w:type="dxa" w:w="2340"/>
+            <w:tcMar>
+              <w:top w:w="100" w:type="dxa"/>
+              <w:bottom w:w="100" w:type="dxa"/>
+              <w:left w:w="120" w:type="dxa"/>
+              <w:right w:w="120" w:type="dxa"/>
+            </w:tcMar>
+          </w:tcPr>
+          <w:p>
+            <w:r>
+              <w:rPr>
+                <w:rFonts w:ascii="Arial" w:hAnsi="Arial"/>
+                <w:sz w:val="19"/>
+              </w:rPr>
+              <w:t>100% fiel al reglamento</w:t>
+            </w:r>
+          </w:p>
+        </w:tc>
+        <w:tc>
+          <w:tcPr>
+            <w:tcW w:type="dxa" w:w="2340"/>
+            <w:tcMar>
+              <w:top w:w="100" w:type="dxa"/>
+              <w:bottom w:w="100" w:type="dxa"/>
+              <w:left w:w="120" w:type="dxa"/>
+              <w:right w:w="120" w:type="dxa"/>
+            </w:tcMar>
+          </w:tcPr>
+          <w:p>
+            <w:r>
+              <w:rPr>
+                <w:rFonts w:ascii="Arial" w:hAnsi="Arial"/>
+                <w:sz w:val="19"/>
+              </w:rPr>
+              <w:t>Susceptible a alucinaciones de IA</w:t>
+            </w:r>
+          </w:p>
+        </w:tc>
+        <w:tc>
+          <w:tcPr>
+            <w:tcW w:type="dxa" w:w="2340"/>
+            <w:tcMar>
+              <w:top w:w="100" w:type="dxa"/>
+              <w:bottom w:w="100" w:type="dxa"/>
+              <w:left w:w="120" w:type="dxa"/>
+              <w:right w:w="120" w:type="dxa"/>
+            </w:tcMar>
+          </w:tcPr>
+          <w:p>
+            <w:r>
+              <w:rPr>
+                <w:rFonts w:ascii="Arial" w:hAnsi="Arial"/>
+                <w:sz w:val="19"/>
+              </w:rPr>
+              <w:t>Veracidad institucional garantizada</w:t>
+            </w:r>
+          </w:p>
+        </w:tc>
+      </w:tr>
+    </w:tbl>
+    <w:p>
+      <w:pPr>
+        <w:keepNext/>
+        <w:spacing w:before="360" w:after="120"/>
+      </w:pPr>
+      <w:r>
+        <w:rPr>
+          <w:rFonts w:ascii="Arial" w:hAnsi="Arial"/>
+          <w:b/>
+          <w:color w:val="13357B"/>
+          <w:sz w:val="28"/>
+        </w:rPr>
+        <w:t>CAPÍTULO V: ANÁLISIS COSTO-BENEFICIO Y SOSTENIBILIDAD</w:t>
+      </w:r>
+    </w:p>
+    <w:p>
+      <w:pPr>
+        <w:spacing w:after="120" w:line="300" w:lineRule="auto"/>
+        <w:jc w:val="both"/>
+      </w:pPr>
+      <w:r>
+        <w:rPr>
+          <w:rFonts w:ascii="Arial" w:hAnsi="Arial"/>
+          <w:i w:val="0"/>
+          <w:color w:val="1E293B"/>
+          <w:sz w:val="21"/>
+        </w:rPr>
+        <w:t>Para demostrar la viabilidad y rentabilidad del proyecto ante la Dirección del instituto, se elaboró un análisis de costos comparativo frente a una solución comercial típica adquirida mediante proveedores externos de software:</w:t>
+      </w:r>
+    </w:p>
+    <w:tbl>
+      <w:tblPr>
+        <w:tblW w:type="auto" w:w="0"/>
+        <w:jc w:val="center"/>
+        <w:tblLook w:firstColumn="1" w:firstRow="1" w:lastColumn="0" w:lastRow="0" w:noHBand="0" w:noVBand="1" w:val="04A0"/>
+        <w:tblBorders>
+          <w:top w:val="single" w:sz="4" w:space="0" w:color="CBD5E1"/>
+          <w:bottom w:val="single" w:sz="4" w:space="0" w:color="CBD5E1"/>
+          <w:left w:val="none"/>
+          <w:right w:val="none"/>
+          <w:insideH w:val="single" w:sz="4" w:space="0" w:color="CBD5E1"/>
+          <w:insideV w:val="none"/>
+        </w:tblBorders>
       </w:tblPr>
       <w:tblGrid>
         <w:gridCol w:w="3120"/>
@@ -553,7 +3300,7 @@
                 <w:b/>
                 <w:color w:val="FFFFFF"/>
               </w:rPr>
-              <w:t>Carrera Profesional</w:t>
+              <w:t>Rubro de Costo</w:t>
             </w:r>
           </w:p>
         </w:tc>
@@ -574,7 +3321,7 @@
                 <w:b/>
                 <w:color w:val="FFFFFF"/>
               </w:rPr>
-              <w:t>Enfoque Formativo y Módulos</w:t>
+              <w:t>Solución Comercial Externa (Privada)</w:t>
             </w:r>
           </w:p>
         </w:tc>
@@ -595,7 +3342,7 @@
                 <w:b/>
                 <w:color w:val="FFFFFF"/>
               </w:rPr>
-              <w:t>Campo Laboral en Paita / Piura</w:t>
+              <w:t>Proyecto Desarrollado en APSTI (HercarIA)</w:t>
             </w:r>
           </w:p>
         </w:tc>
@@ -617,7 +3364,7 @@
                 <w:rFonts w:ascii="Arial" w:hAnsi="Arial"/>
                 <w:sz w:val="19"/>
               </w:rPr>
-              <w:t>Arquitectura de Plataformas y Servicios de Tecnologías de la Información (APSTI)</w:t>
+              <w:t>Costo de Licencia / Desarrollo Inicial</w:t>
             </w:r>
           </w:p>
         </w:tc>
@@ -637,7 +3384,7 @@
                 <w:rFonts w:ascii="Arial" w:hAnsi="Arial"/>
                 <w:sz w:val="19"/>
               </w:rPr>
-              <w:t>Desarrollo de aplicaciones web y móviles, arquitectura cloud, bases de datos relacionales y NoSQL, administración de redes Cisco/MikroTik, seguridad perimetral, administración de servidores Linux/Windows Server e Inteligencia Artificial aplicada.</w:t>
+              <w:t>S/ 6,500.00 a S/ 10,000.00</w:t>
             </w:r>
           </w:p>
         </w:tc>
@@ -657,7 +3404,7 @@
                 <w:rFonts w:ascii="Arial" w:hAnsi="Arial"/>
                 <w:sz w:val="19"/>
               </w:rPr>
-              <w:t>Especialista en soporte y cloud en operadores portuarios (TPE), empresas del Parque Industrial de Paita, agencias aduaneras, banca, agroindustrias y desarrollo de software remoto global.</w:t>
+              <w:t>S/ 0.00 (Proyecto de aplicación profesional de estudiantes)</w:t>
             </w:r>
           </w:p>
         </w:tc>
@@ -679,7 +3426,7 @@
                 <w:rFonts w:ascii="Arial" w:hAnsi="Arial"/>
                 <w:sz w:val="19"/>
               </w:rPr>
-              <w:t>Administración de Negocios Internacionales (ANI)</w:t>
+              <w:t>Alojamiento en Servidores y CDN</w:t>
             </w:r>
           </w:p>
         </w:tc>
@@ -699,7 +3446,7 @@
                 <w:rFonts w:ascii="Arial" w:hAnsi="Arial"/>
                 <w:sz w:val="19"/>
               </w:rPr>
-              <w:t>Gestión aduanera, operatividad de importación/exportación, fletes marítimos y aéreos, logística de contenedores refrigerados reefer, tratados de libre comercio y finanzas internacionales.</w:t>
+              <w:t>S/ 120.00 mensuales (S/ 1,440.00 al año)</w:t>
             </w:r>
           </w:p>
         </w:tc>
@@ -719,7 +3466,7 @@
                 <w:rFonts w:ascii="Arial" w:hAnsi="Arial"/>
                 <w:sz w:val="19"/>
               </w:rPr>
-              <w:t>Agencias marítimas y de aduanas, almacenes aduaneros temporales, operadoras portuarias, plantas agroexportadoras y terminales logísticos.</w:t>
+              <w:t>S/ 0.00 (Despliegue gratuito en GitHub Pages institucional)</w:t>
             </w:r>
           </w:p>
         </w:tc>
@@ -741,7 +3488,7 @@
                 <w:rFonts w:ascii="Arial" w:hAnsi="Arial"/>
                 <w:sz w:val="19"/>
               </w:rPr>
-              <w:t>Contabilidad</w:t>
+              <w:t>Consumo de Tokens de IA (APIs)</w:t>
             </w:r>
           </w:p>
         </w:tc>
@@ -761,7 +3508,7 @@
                 <w:rFonts w:ascii="Arial" w:hAnsi="Arial"/>
                 <w:sz w:val="19"/>
               </w:rPr>
-              <w:t>Contabilidad financiera, de costos y gubernamental, formulación de estados financieros, sistemas tributarios SUNAT (SIRE, PDT, Renta, IGV), auditoría y planillas laborales.</w:t>
+              <w:t>S/ 180.00 mensuales (S/ 2,160.00 al año)</w:t>
             </w:r>
           </w:p>
         </w:tc>
@@ -781,7 +3528,7 @@
                 <w:rFonts w:ascii="Arial" w:hAnsi="Arial"/>
                 <w:sz w:val="19"/>
               </w:rPr>
-              <w:t>Áreas contables y de auditoría en consorcios pesqueros, entidades bancarias y microfinancieras (Banco de la Nación, Cajas municipales), municipalidades y despachos contables independientes.</w:t>
+              <w:t>S/ 0.00 (Red Neuronal Local client-side sin consumo de tokens)</w:t>
             </w:r>
           </w:p>
         </w:tc>
@@ -803,7 +3550,7 @@
                 <w:rFonts w:ascii="Arial" w:hAnsi="Arial"/>
                 <w:sz w:val="19"/>
               </w:rPr>
-              <w:t>Desarrollo Pesquero y Acuícola (DPA)</w:t>
+              <w:t>Soporte Técnico y Actualizaciones</w:t>
             </w:r>
           </w:p>
         </w:tc>
@@ -823,7 +3570,7 @@
                 <w:rFonts w:ascii="Arial" w:hAnsi="Arial"/>
                 <w:sz w:val="19"/>
               </w:rPr>
-              <w:t>Cultivo de especies marinas (conchas de abanico, langostinos, peces), faenas de navegación y pesca responsable en la embarcación del instituto, plantas de procesamiento y normas internacionales HACCP y BPM.</w:t>
+              <w:t>S/ 500.00 anuales por mantenimiento</w:t>
             </w:r>
           </w:p>
         </w:tc>
@@ -843,1337 +3590,7 @@
                 <w:rFonts w:ascii="Arial" w:hAnsi="Arial"/>
                 <w:sz w:val="19"/>
               </w:rPr>
-              <w:t>Supervisores de aseguramiento y control de calidad (QA/QC) en plantas congeladoras de pota y perico, centros de maricultura en bahía de Paita y Sechura, e inspectores de SANIPES.</w:t>
-            </w:r>
-          </w:p>
-        </w:tc>
-      </w:tr>
-    </w:tbl>
-    <w:p>
-      <w:pPr>
-        <w:spacing w:before="360" w:after="120"/>
-      </w:pPr>
-      <w:r>
-        <w:rPr>
-          <w:rFonts w:ascii="Arial" w:hAnsi="Arial"/>
-          <w:b/>
-          <w:color w:val="13357B"/>
-          <w:sz w:val="28"/>
-        </w:rPr>
-        <w:t>5. ARQUITECTURA DE LA RED NEURONAL ARTIFICIAL (MLP MULTICAPA)</w:t>
-      </w:r>
-    </w:p>
-    <w:p>
-      <w:pPr>
-        <w:spacing w:after="120" w:line="276" w:lineRule="auto"/>
-      </w:pPr>
-      <w:r>
-        <w:rPr>
-          <w:rFonts w:ascii="Arial" w:hAnsi="Arial"/>
-          <w:color w:val="1E293B"/>
-          <w:sz w:val="21"/>
-        </w:rPr>
-        <w:t>Como estandarte de la carrera técnica de APSTI, HercarIA v5.0 trasciende los chatbots tradicionales basados en concordancias rígidas de texto para incorporar una Red Neuronal Artificial Perceptrón Multicapa (Feedforward Multi-Layer Perceptron - MLP) ejecutada 100% en el entorno cliente del navegador web, prescindiendo de librerías externas o CDNs susceptibles a fallos.</w:t>
-      </w:r>
-    </w:p>
-    <w:p>
-      <w:pPr>
-        <w:spacing w:before="240" w:after="80"/>
-      </w:pPr>
-      <w:r>
-        <w:rPr>
-          <w:rFonts w:ascii="Arial" w:hAnsi="Arial"/>
-          <w:b/>
-          <w:color w:val="2563EB"/>
-          <w:sz w:val="24"/>
-        </w:rPr>
-        <w:t>5.1. Topología y Estructura Matemática de la Red</w:t>
-      </w:r>
-    </w:p>
-    <w:p>
-      <w:pPr>
-        <w:spacing w:after="120" w:line="276" w:lineRule="auto"/>
-      </w:pPr>
-      <w:r>
-        <w:rPr>
-          <w:rFonts w:ascii="Arial" w:hAnsi="Arial"/>
-          <w:color w:val="1E293B"/>
-          <w:sz w:val="21"/>
-        </w:rPr>
-        <w:t>La red neuronal fue configurada específicamente para la clasificación de intenciones en el dominio institucional y académico:</w:t>
-      </w:r>
-    </w:p>
-    <w:p>
-      <w:pPr>
-        <w:pStyle w:val="ListBullet"/>
-        <w:spacing w:after="60" w:line="276" w:lineRule="auto"/>
-      </w:pPr>
-      <w:r>
-        <w:rPr>
-          <w:rFonts w:ascii="Arial" w:hAnsi="Arial"/>
-          <w:b/>
-          <w:color w:val="1E293B"/>
-          <w:sz w:val="21"/>
-        </w:rPr>
-        <w:t xml:space="preserve">Capa de Entrada (Input Layer - 220 Nodos): </w:t>
-      </w:r>
-      <w:r>
-        <w:rPr>
-          <w:rFonts w:ascii="Arial" w:hAnsi="Arial"/>
-          <w:color w:val="1E293B"/>
-          <w:sz w:val="21"/>
-        </w:rPr>
-        <w:t>Vectorización TF-IDF con vocabulario institucional cerrado de 220 términos normalizados (stemming fonético, lematización de jergas paiteñas y remoción de signos ortográficos).</w:t>
-      </w:r>
-    </w:p>
-    <w:p>
-      <w:pPr>
-        <w:pStyle w:val="ListBullet"/>
-        <w:spacing w:after="60" w:line="276" w:lineRule="auto"/>
-      </w:pPr>
-      <w:r>
-        <w:rPr>
-          <w:rFonts w:ascii="Arial" w:hAnsi="Arial"/>
-          <w:b/>
-          <w:color w:val="1E293B"/>
-          <w:sz w:val="21"/>
-        </w:rPr>
-        <w:t xml:space="preserve">Capa Oculta 1 (Hidden Layer 1 - 36 Neuronas): </w:t>
-      </w:r>
-      <w:r>
-        <w:rPr>
-          <w:rFonts w:ascii="Arial" w:hAnsi="Arial"/>
-          <w:color w:val="1E293B"/>
-          <w:sz w:val="21"/>
-        </w:rPr>
-        <w:t>Encargada de aprender correlaciones léxicas y sinonimias semánticas complejas. Emplea la función de activación LeakyReLU (alpha = 0.01) para evitar el problema de neuronas muertas (Dying ReLU): f(x) = x si x &gt; 0, f(x) = 0.01x si x &lt;= 0.</w:t>
-      </w:r>
-    </w:p>
-    <w:p>
-      <w:pPr>
-        <w:pStyle w:val="ListBullet"/>
-        <w:spacing w:after="60" w:line="276" w:lineRule="auto"/>
-      </w:pPr>
-      <w:r>
-        <w:rPr>
-          <w:rFonts w:ascii="Arial" w:hAnsi="Arial"/>
-          <w:b/>
-          <w:color w:val="1E293B"/>
-          <w:sz w:val="21"/>
-        </w:rPr>
-        <w:t xml:space="preserve">Capa Oculta 2 (Hidden Layer 2 - 18 Neuronas): </w:t>
-      </w:r>
-      <w:r>
-        <w:rPr>
-          <w:rFonts w:ascii="Arial" w:hAnsi="Arial"/>
-          <w:color w:val="1E293B"/>
-          <w:sz w:val="21"/>
-        </w:rPr>
-        <w:t>Realiza una abstracción dimensional superior hacia los ejes institucionales. Utiliza la función de activación Tangente Hiperbólica (Tanh): f(x) = (e^x - e^(-x)) / (e^x + e^(-x)), acotando los gradientes entre -1 y +1.</w:t>
-      </w:r>
-    </w:p>
-    <w:p>
-      <w:pPr>
-        <w:pStyle w:val="ListBullet"/>
-        <w:spacing w:after="60" w:line="276" w:lineRule="auto"/>
-      </w:pPr>
-      <w:r>
-        <w:rPr>
-          <w:rFonts w:ascii="Arial" w:hAnsi="Arial"/>
-          <w:b/>
-          <w:color w:val="1E293B"/>
-          <w:sz w:val="21"/>
-        </w:rPr>
-        <w:t xml:space="preserve">Capa de Salida (Output Layer - 22 Neuronas): </w:t>
-      </w:r>
-      <w:r>
-        <w:rPr>
-          <w:rFonts w:ascii="Arial" w:hAnsi="Arial"/>
-          <w:color w:val="1E293B"/>
-          <w:sz w:val="21"/>
-        </w:rPr>
-        <w:t>Genera una distribución de probabilidad normalizada entre las 22 clases de intención del sistema mediante la función Softmax: P(y = c | x) = exp(z_c) / sum(exp(z_j)).</w:t>
-      </w:r>
-    </w:p>
-    <w:p>
-      <w:pPr>
-        <w:spacing w:before="240" w:after="80"/>
-      </w:pPr>
-      <w:r>
-        <w:rPr>
-          <w:rFonts w:ascii="Arial" w:hAnsi="Arial"/>
-          <w:b/>
-          <w:color w:val="2563EB"/>
-          <w:sz w:val="24"/>
-        </w:rPr>
-        <w:t>5.2. Inicialización de Pesos de Xavier / Glorot y Entrenamiento</w:t>
-      </w:r>
-    </w:p>
-    <w:p>
-      <w:pPr>
-        <w:spacing w:after="120" w:line="276" w:lineRule="auto"/>
-      </w:pPr>
-      <w:r>
-        <w:rPr>
-          <w:rFonts w:ascii="Arial" w:hAnsi="Arial"/>
-          <w:color w:val="1E293B"/>
-          <w:sz w:val="21"/>
-        </w:rPr>
-        <w:t>Para garantizar una convergencia rápida y libre de explosión o desvanecimiento de gradientes (Vanishing Gradient), los pesos sinápticos W de cada capa se inicializan siguiendo la distribución uniforme de Xavier/Glorot: W ~ U(-sqrt(6 / (fan_in + fan_out)), +sqrt(6 / (fan_in + fan_out))).</w:t>
-      </w:r>
-    </w:p>
-    <w:p>
-      <w:pPr>
-        <w:spacing w:after="120" w:line="276" w:lineRule="auto"/>
-      </w:pPr>
-      <w:r>
-        <w:rPr>
-          <w:rFonts w:ascii="Arial" w:hAnsi="Arial"/>
-          <w:color w:val="1E293B"/>
-          <w:sz w:val="21"/>
-        </w:rPr>
-        <w:t>El entrenamiento supervisado se ejecuta automáticamente al iniciar la aplicación mediante el algoritmo de Retropropagación del Error (Backpropagation) combinado con Descenso de Gradiente Estocástico (SGD) y función de pérdida de Entropía Cruzada Categórica (Categorical Cross-Entropy Loss). Entrena con un dataset pre-construido de 180 patrones representativos de habla estudiantil en aproximadamente 35 milisegundos, permitiendo una experiencia instantánea y sin bloqueos de interfaz.</w:t>
-      </w:r>
-    </w:p>
-    <w:p>
-      <w:pPr>
-        <w:spacing w:before="240" w:after="80"/>
-      </w:pPr>
-      <w:r>
-        <w:rPr>
-          <w:rFonts w:ascii="Arial" w:hAnsi="Arial"/>
-          <w:b/>
-          <w:color w:val="2563EB"/>
-          <w:sz w:val="24"/>
-        </w:rPr>
-        <w:t>5.3. Ensamble Híbrido Resiliente (Hybrid Ensemble)</w:t>
-      </w:r>
-    </w:p>
-    <w:p>
-      <w:pPr>
-        <w:spacing w:after="120" w:line="276" w:lineRule="auto"/>
-      </w:pPr>
-      <w:r>
-        <w:rPr>
-          <w:rFonts w:ascii="Arial" w:hAnsi="Arial"/>
-          <w:color w:val="1E293B"/>
-          <w:sz w:val="21"/>
-        </w:rPr>
-        <w:t>Para garantizar una precisión del 100% y neutralizar el fenómeno de alucinación inherente a los modelos de lenguaje masivos, HercarIA combina las predicciones de la Red Neuronal con un subsistema determinista basado en reglas semánticas institucionales:</w:t>
-      </w:r>
-    </w:p>
-    <w:p>
-      <w:pPr>
-        <w:pStyle w:val="ListBullet"/>
-        <w:spacing w:after="60" w:line="276" w:lineRule="auto"/>
-      </w:pPr>
-      <w:r>
-        <w:rPr>
-          <w:rFonts w:ascii="Arial" w:hAnsi="Arial"/>
-          <w:b/>
-          <w:color w:val="1E293B"/>
-          <w:sz w:val="21"/>
-        </w:rPr>
-        <w:t xml:space="preserve">Predicción con Alta Certeza (Confianza &gt;= 40%): </w:t>
-      </w:r>
-      <w:r>
-        <w:rPr>
-          <w:rFonts w:ascii="Arial" w:hAnsi="Arial"/>
-          <w:color w:val="1E293B"/>
-          <w:sz w:val="21"/>
-        </w:rPr>
-        <w:t>El sistema canaliza la respuesta empleando la intención predicha por el Perceptrón Multicapa.</w:t>
-      </w:r>
-    </w:p>
-    <w:p>
-      <w:pPr>
-        <w:pStyle w:val="ListBullet"/>
-        <w:spacing w:after="60" w:line="276" w:lineRule="auto"/>
-      </w:pPr>
-      <w:r>
-        <w:rPr>
-          <w:rFonts w:ascii="Arial" w:hAnsi="Arial"/>
-          <w:b/>
-          <w:color w:val="1E293B"/>
-          <w:sz w:val="21"/>
-        </w:rPr>
-        <w:t xml:space="preserve">Manejo de Casos Ambiguos: </w:t>
-      </w:r>
-      <w:r>
-        <w:rPr>
-          <w:rFonts w:ascii="Arial" w:hAnsi="Arial"/>
-          <w:color w:val="1E293B"/>
-          <w:sz w:val="21"/>
-        </w:rPr>
-        <w:t>Si la confianza de la red es marginal, el ensamble híbrido evalúa patrones léxicos y consultas frecuentes, garantizando que el usuario siempre reciba la respuesta institucional oficial y veraz.</w:t>
-      </w:r>
-    </w:p>
-    <w:p>
-      <w:pPr>
-        <w:spacing w:before="360" w:after="120"/>
-      </w:pPr>
-      <w:r>
-        <w:rPr>
-          <w:rFonts w:ascii="Arial" w:hAnsi="Arial"/>
-          <w:b/>
-          <w:color w:val="13357B"/>
-          <w:sz w:val="28"/>
-        </w:rPr>
-        <w:t>6. HERRAMIENTAS INTERACTIVAS Y MODALES ESPECIALIZADOS</w:t>
-      </w:r>
-    </w:p>
-    <w:p>
-      <w:pPr>
-        <w:spacing w:after="120" w:line="276" w:lineRule="auto"/>
-      </w:pPr>
-      <w:r>
-        <w:rPr>
-          <w:rFonts w:ascii="Arial" w:hAnsi="Arial"/>
-          <w:color w:val="1E293B"/>
-          <w:sz w:val="21"/>
-        </w:rPr>
-        <w:t>HercarIA v5.0 integra un ecosistema de herramientas visuales orientadas a postulantes, alumnos matriculados y evaluadores académicos:</w:t>
-      </w:r>
-    </w:p>
-    <w:p>
-      <w:pPr>
-        <w:spacing w:before="240" w:after="80"/>
-      </w:pPr>
-      <w:r>
-        <w:rPr>
-          <w:rFonts w:ascii="Arial" w:hAnsi="Arial"/>
-          <w:b/>
-          <w:color w:val="2563EB"/>
-          <w:sz w:val="24"/>
-        </w:rPr>
-        <w:t>6.1. Inspector Visual de Red Neuronal y Playground en Tiempo Real</w:t>
-      </w:r>
-    </w:p>
-    <w:p>
-      <w:pPr>
-        <w:spacing w:after="120" w:line="276" w:lineRule="auto"/>
-      </w:pPr>
-      <w:r>
-        <w:rPr>
-          <w:rFonts w:ascii="Arial" w:hAnsi="Arial"/>
-          <w:color w:val="1E293B"/>
-          <w:sz w:val="21"/>
-        </w:rPr>
-        <w:t>Accesible mediante el indicador pulsante de la cabecera superior o la barra de herramientas lateral, este modal interactivo permite auditar el funcionamiento interno de la IA:</w:t>
-      </w:r>
-    </w:p>
-    <w:p>
-      <w:pPr>
-        <w:pStyle w:val="ListBullet"/>
-        <w:spacing w:after="60" w:line="276" w:lineRule="auto"/>
-      </w:pPr>
-      <w:r>
-        <w:rPr>
-          <w:rFonts w:ascii="Arial" w:hAnsi="Arial"/>
-          <w:b/>
-          <w:color w:val="1E293B"/>
-          <w:sz w:val="21"/>
-        </w:rPr>
-        <w:t xml:space="preserve">Diagrama Topológico SVG Reactivo: </w:t>
-      </w:r>
-      <w:r>
-        <w:rPr>
-          <w:rFonts w:ascii="Arial" w:hAnsi="Arial"/>
-          <w:color w:val="1E293B"/>
-          <w:sz w:val="21"/>
-        </w:rPr>
-        <w:t>Representación gráfica en vivo de la red neuronal, iluminando los nodos de entrada y las capas ocultas según la intensidad de activación neuronal producida por la frase evaluada.</w:t>
-      </w:r>
-    </w:p>
-    <w:p>
-      <w:pPr>
-        <w:pStyle w:val="ListBullet"/>
-        <w:spacing w:after="60" w:line="276" w:lineRule="auto"/>
-      </w:pPr>
-      <w:r>
-        <w:rPr>
-          <w:rFonts w:ascii="Arial" w:hAnsi="Arial"/>
-          <w:b/>
-          <w:color w:val="1E293B"/>
-          <w:sz w:val="21"/>
-        </w:rPr>
-        <w:t xml:space="preserve">Histograma de Probabilidades Softmax: </w:t>
-      </w:r>
-      <w:r>
-        <w:rPr>
-          <w:rFonts w:ascii="Arial" w:hAnsi="Arial"/>
-          <w:color w:val="1E293B"/>
-          <w:sz w:val="21"/>
-        </w:rPr>
-        <w:t>Gráfico de barras dinámico con los porcentajes exactos de las 5 intenciones más probables calculadas por la red.</w:t>
-      </w:r>
-    </w:p>
-    <w:p>
-      <w:pPr>
-        <w:pStyle w:val="ListBullet"/>
-        <w:spacing w:after="60" w:line="276" w:lineRule="auto"/>
-      </w:pPr>
-      <w:r>
-        <w:rPr>
-          <w:rFonts w:ascii="Arial" w:hAnsi="Arial"/>
-          <w:b/>
-          <w:color w:val="1E293B"/>
-          <w:sz w:val="21"/>
-        </w:rPr>
-        <w:t xml:space="preserve">Playground de Experimentación: </w:t>
-      </w:r>
-      <w:r>
-        <w:rPr>
-          <w:rFonts w:ascii="Arial" w:hAnsi="Arial"/>
-          <w:color w:val="1E293B"/>
-          <w:sz w:val="21"/>
-        </w:rPr>
-        <w:t>Caja de prueba donde los docentes o evaluadores pueden escribir cualquier consulta arbitraria y pulsar "Evaluar con Red Neuronal" para examinar la latencia en milisegundos, los tokens del vocabulario activados y la clase resultante.</w:t>
-      </w:r>
-    </w:p>
-    <w:p>
-      <w:pPr>
-        <w:spacing w:before="240" w:after="80"/>
-      </w:pPr>
-      <w:r>
-        <w:rPr>
-          <w:rFonts w:ascii="Arial" w:hAnsi="Arial"/>
-          <w:b/>
-          <w:color w:val="2563EB"/>
-          <w:sz w:val="24"/>
-        </w:rPr>
-        <w:t>6.2. Simulador de Matrícula y Tasas TUPA 2026</w:t>
-      </w:r>
-    </w:p>
-    <w:p>
-      <w:pPr>
-        <w:spacing w:after="120" w:line="276" w:lineRule="auto"/>
-      </w:pPr>
-      <w:r>
-        <w:rPr>
-          <w:rFonts w:ascii="Arial" w:hAnsi="Arial"/>
-          <w:color w:val="1E293B"/>
-          <w:sz w:val="21"/>
-        </w:rPr>
-        <w:t>Calculadora institucional financiera interactiva diseñada para transparentar los conceptos de pago y eliminar dudas de costos:</w:t>
-      </w:r>
-    </w:p>
-    <w:p>
-      <w:pPr>
-        <w:pStyle w:val="ListBullet"/>
-        <w:spacing w:after="60" w:line="276" w:lineRule="auto"/>
-      </w:pPr>
-      <w:r>
-        <w:rPr>
-          <w:rFonts w:ascii="Arial" w:hAnsi="Arial"/>
-          <w:b/>
-          <w:color w:val="1E293B"/>
-          <w:sz w:val="21"/>
-        </w:rPr>
-        <w:t xml:space="preserve">Perfiles Estudiantiles: </w:t>
-      </w:r>
-      <w:r>
-        <w:rPr>
-          <w:rFonts w:ascii="Arial" w:hAnsi="Arial"/>
-          <w:color w:val="1E293B"/>
-          <w:sz w:val="21"/>
-        </w:rPr>
-        <w:t>Dispone de 3 perfiles configurables: Postulantes / Nuevos Ingresantes (Examen de admisión S/ 100, Matrícula 1er ciclo S/ 150, Carné MINEDU S/ 20, Carpeta S/ 25), Estudiantes Regulares (Matrícula semestral S/ 150, Carné S/ 20, Seguro de accidentes S/ 15) y Trámites de Titulación (Certificado modular S/ 40, Carpeta de titulación profesional técnica S/ 250, Certificados oficiales S/ 50).</w:t>
-      </w:r>
-    </w:p>
-    <w:p>
-      <w:pPr>
-        <w:pStyle w:val="ListBullet"/>
-        <w:spacing w:after="60" w:line="276" w:lineRule="auto"/>
-      </w:pPr>
-      <w:r>
-        <w:rPr>
-          <w:rFonts w:ascii="Arial" w:hAnsi="Arial"/>
-          <w:b/>
-          <w:color w:val="1E293B"/>
-          <w:sz w:val="21"/>
-        </w:rPr>
-        <w:t xml:space="preserve">Cálculo Dinámico en Tiempo Real: </w:t>
-      </w:r>
-      <w:r>
-        <w:rPr>
-          <w:rFonts w:ascii="Arial" w:hAnsi="Arial"/>
-          <w:color w:val="1E293B"/>
-          <w:sz w:val="21"/>
-        </w:rPr>
-        <w:t>Suma automática con desglose ítem por ítem en soles (S/).</w:t>
-      </w:r>
-    </w:p>
-    <w:p>
-      <w:pPr>
-        <w:pStyle w:val="ListBullet"/>
-        <w:spacing w:after="60" w:line="276" w:lineRule="auto"/>
-      </w:pPr>
-      <w:r>
-        <w:rPr>
-          <w:rFonts w:ascii="Arial" w:hAnsi="Arial"/>
-          <w:b/>
-          <w:color w:val="1E293B"/>
-          <w:sz w:val="21"/>
-        </w:rPr>
-        <w:t xml:space="preserve">Exportación Rápida de Presupuesto: </w:t>
-      </w:r>
-      <w:r>
-        <w:rPr>
-          <w:rFonts w:ascii="Arial" w:hAnsi="Arial"/>
-          <w:color w:val="1E293B"/>
-          <w:sz w:val="21"/>
-        </w:rPr>
-        <w:t>Permite copiar el resumen financiero al portapapeles con formato formal o enviar el presupuesto directo al chat para recibir orientación sobre el depósito bancario.</w:t>
-      </w:r>
-    </w:p>
-    <w:p>
-      <w:pPr>
-        <w:spacing w:before="240" w:after="80"/>
-      </w:pPr>
-      <w:r>
-        <w:rPr>
-          <w:rFonts w:ascii="Arial" w:hAnsi="Arial"/>
-          <w:b/>
-          <w:color w:val="2563EB"/>
-          <w:sz w:val="24"/>
-        </w:rPr>
-        <w:t>6.3. Mapa Arquitectónico Interactivo del Campus</w:t>
-      </w:r>
-    </w:p>
-    <w:p>
-      <w:pPr>
-        <w:spacing w:after="120" w:line="276" w:lineRule="auto"/>
-      </w:pPr>
-      <w:r>
-        <w:rPr>
-          <w:rFonts w:ascii="Arial" w:hAnsi="Arial"/>
-          <w:color w:val="1E293B"/>
-          <w:sz w:val="21"/>
-        </w:rPr>
-        <w:t>Plano arquitectónico esquemático del campus de Paita organizado en cuadrícula y sectores estratégicos:</w:t>
-      </w:r>
-    </w:p>
-    <w:p>
-      <w:pPr>
-        <w:pStyle w:val="ListBullet"/>
-        <w:spacing w:after="60" w:line="276" w:lineRule="auto"/>
-      </w:pPr>
-      <w:r>
-        <w:rPr>
-          <w:rFonts w:ascii="Arial" w:hAnsi="Arial"/>
-          <w:b/>
-          <w:color w:val="1E293B"/>
-          <w:sz w:val="21"/>
-        </w:rPr>
-        <w:t xml:space="preserve">Laboratorios de Cómputo y Cloud APSTI: </w:t>
-      </w:r>
-      <w:r>
-        <w:rPr>
-          <w:rFonts w:ascii="Arial" w:hAnsi="Arial"/>
-          <w:color w:val="1E293B"/>
-          <w:sz w:val="21"/>
-        </w:rPr>
-        <w:t>Equipados con servidores de prueba, racks de telecomunicaciones y laboratorios de software.</w:t>
-      </w:r>
-    </w:p>
-    <w:p>
-      <w:pPr>
-        <w:pStyle w:val="ListBullet"/>
-        <w:spacing w:after="60" w:line="276" w:lineRule="auto"/>
-      </w:pPr>
-      <w:r>
-        <w:rPr>
-          <w:rFonts w:ascii="Arial" w:hAnsi="Arial"/>
-          <w:b/>
-          <w:color w:val="1E293B"/>
-          <w:sz w:val="21"/>
-        </w:rPr>
-        <w:t xml:space="preserve">Módulo de Prácticas DPA: </w:t>
-      </w:r>
-      <w:r>
-        <w:rPr>
-          <w:rFonts w:ascii="Arial" w:hAnsi="Arial"/>
-          <w:color w:val="1E293B"/>
-          <w:sz w:val="21"/>
-        </w:rPr>
-        <w:t>Acuarios experimentales de maricultura y embarcación escuela para prácticas en alta mar.</w:t>
-      </w:r>
-    </w:p>
-    <w:p>
-      <w:pPr>
-        <w:pStyle w:val="ListBullet"/>
-        <w:spacing w:after="60" w:line="276" w:lineRule="auto"/>
-      </w:pPr>
-      <w:r>
-        <w:rPr>
-          <w:rFonts w:ascii="Arial" w:hAnsi="Arial"/>
-          <w:b/>
-          <w:color w:val="1E293B"/>
-          <w:sz w:val="21"/>
-        </w:rPr>
-        <w:t xml:space="preserve">Aulas Multimedia de ANI y Contabilidad: </w:t>
-      </w:r>
-      <w:r>
-        <w:rPr>
-          <w:rFonts w:ascii="Arial" w:hAnsi="Arial"/>
-          <w:color w:val="1E293B"/>
-          <w:sz w:val="21"/>
-        </w:rPr>
-        <w:t>Ambientes climatizados con conectividad digital e infoproyectores.</w:t>
-      </w:r>
-    </w:p>
-    <w:p>
-      <w:pPr>
-        <w:pStyle w:val="ListBullet"/>
-        <w:spacing w:after="60" w:line="276" w:lineRule="auto"/>
-      </w:pPr>
-      <w:r>
-        <w:rPr>
-          <w:rFonts w:ascii="Arial" w:hAnsi="Arial"/>
-          <w:b/>
-          <w:color w:val="1E293B"/>
-          <w:sz w:val="21"/>
-        </w:rPr>
-        <w:t xml:space="preserve">Hotspots Interactivos: </w:t>
-      </w:r>
-      <w:r>
-        <w:rPr>
-          <w:rFonts w:ascii="Arial" w:hAnsi="Arial"/>
-          <w:color w:val="1E293B"/>
-          <w:sz w:val="21"/>
-        </w:rPr>
-        <w:t>Al pulsar cualquier sector, se despliegan detalles de equipamiento, aforo y un botón de consulta inmediata en el chat bot.</w:t>
-      </w:r>
-    </w:p>
-    <w:p>
-      <w:pPr>
-        <w:spacing w:before="240" w:after="80"/>
-      </w:pPr>
-      <w:r>
-        <w:rPr>
-          <w:rFonts w:ascii="Arial" w:hAnsi="Arial"/>
-          <w:b/>
-          <w:color w:val="2563EB"/>
-          <w:sz w:val="24"/>
-        </w:rPr>
-        <w:t>6.4. Chips Contextuales de Continuidad y Acciones de Mensaje</w:t>
-      </w:r>
-    </w:p>
-    <w:p>
-      <w:pPr>
-        <w:pStyle w:val="ListBullet"/>
-        <w:spacing w:after="60" w:line="276" w:lineRule="auto"/>
-      </w:pPr>
-      <w:r>
-        <w:rPr>
-          <w:rFonts w:ascii="Arial" w:hAnsi="Arial"/>
-          <w:b/>
-          <w:color w:val="1E293B"/>
-          <w:sz w:val="21"/>
-        </w:rPr>
-        <w:t xml:space="preserve">Chips Dinámicos: </w:t>
-      </w:r>
-      <w:r>
-        <w:rPr>
-          <w:rFonts w:ascii="Arial" w:hAnsi="Arial"/>
-          <w:color w:val="1E293B"/>
-          <w:sz w:val="21"/>
-        </w:rPr>
-        <w:t>Bajo cada respuesta del asistente se generan 3 botones de seguimiento contextual ("¿Cuánto cuesta la matrícula?", "¿Qué requisitos piden?", etc.) que guían la conversación de manera fluida.</w:t>
-      </w:r>
-    </w:p>
-    <w:p>
-      <w:pPr>
-        <w:pStyle w:val="ListBullet"/>
-        <w:spacing w:after="60" w:line="276" w:lineRule="auto"/>
-      </w:pPr>
-      <w:r>
-        <w:rPr>
-          <w:rFonts w:ascii="Arial" w:hAnsi="Arial"/>
-          <w:b/>
-          <w:color w:val="1E293B"/>
-          <w:sz w:val="21"/>
-        </w:rPr>
-        <w:t xml:space="preserve">Acciones por Burbuja: </w:t>
-      </w:r>
-      <w:r>
-        <w:rPr>
-          <w:rFonts w:ascii="Arial" w:hAnsi="Arial"/>
-          <w:color w:val="1E293B"/>
-          <w:sz w:val="21"/>
-        </w:rPr>
-        <w:t>Cada mensaje del bot cuenta con botones para escuchar con voz dulce, copiar con notificación Toast visual, auditar el cálculo neural y calificar la utilidad de la respuesta (feedback positivo/negativo).</w:t>
-      </w:r>
-    </w:p>
-    <w:p>
-      <w:pPr>
-        <w:spacing w:before="240" w:after="80"/>
-      </w:pPr>
-      <w:r>
-        <w:rPr>
-          <w:rFonts w:ascii="Arial" w:hAnsi="Arial"/>
-          <w:b/>
-          <w:color w:val="2563EB"/>
-          <w:sz w:val="24"/>
-        </w:rPr>
-        <w:t>6.5. Panel de Administración Dedicado (admin.html) &amp; Arquitectura Híbrida Multi-API (v6.0 APSTI)</w:t>
-      </w:r>
-    </w:p>
-    <w:p>
-      <w:pPr>
-        <w:spacing w:after="120" w:line="276" w:lineRule="auto"/>
-      </w:pPr>
-      <w:r>
-        <w:rPr>
-          <w:rFonts w:ascii="Arial" w:hAnsi="Arial"/>
-          <w:color w:val="1E293B"/>
-          <w:sz w:val="21"/>
-        </w:rPr>
-        <w:t>Para dotar a la institución y a los evaluadores de APSTI de control total sobre el motor de inteligencia, la versión 6.0 introduce una página ejecutiva independiente (admin.html) y controles avanzados de administración:</w:t>
-      </w:r>
-    </w:p>
-    <w:p>
-      <w:pPr>
-        <w:pStyle w:val="ListBullet"/>
-        <w:spacing w:after="60" w:line="276" w:lineRule="auto"/>
-      </w:pPr>
-      <w:r>
-        <w:rPr>
-          <w:rFonts w:ascii="Arial" w:hAnsi="Arial"/>
-          <w:b/>
-          <w:color w:val="1E293B"/>
-          <w:sz w:val="21"/>
-        </w:rPr>
-        <w:t xml:space="preserve">Página Independiente admin.html: </w:t>
-      </w:r>
-      <w:r>
-        <w:rPr>
-          <w:rFonts w:ascii="Arial" w:hAnsi="Arial"/>
-          <w:color w:val="1E293B"/>
-          <w:sz w:val="21"/>
-        </w:rPr>
-        <w:t>Portal de control autónomo con diseño administrativo profesional, accesible desde el botón "⚙️ Panel Admin" o el comando "/admin", con enlace directo de retorno al chatbot institucional.</w:t>
-      </w:r>
-    </w:p>
-    <w:p>
-      <w:pPr>
-        <w:pStyle w:val="ListBullet"/>
-        <w:spacing w:after="60" w:line="276" w:lineRule="auto"/>
-      </w:pPr>
-      <w:r>
-        <w:rPr>
-          <w:rFonts w:ascii="Arial" w:hAnsi="Arial"/>
-          <w:b/>
-          <w:color w:val="1E293B"/>
-          <w:sz w:val="21"/>
-        </w:rPr>
-        <w:t xml:space="preserve">Bandeja de Consultas de Estudiantes Sin Resolver: </w:t>
-      </w:r>
-      <w:r>
-        <w:rPr>
-          <w:rFonts w:ascii="Arial" w:hAnsi="Arial"/>
-          <w:color w:val="1E293B"/>
-          <w:sz w:val="21"/>
-        </w:rPr>
-        <w:t>Registro automático de preguntas formuladas por los usuarios que obtuvieron baja confianza (&lt;40%) o feedback negativo (👎). Permite al administrador pulsar "Responder y Enseñar", redactar la respuesta institucional oficial y guardarla con prioridad absoluta en la Base de Conocimiento.</w:t>
-      </w:r>
-    </w:p>
-    <w:p>
-      <w:pPr>
-        <w:pStyle w:val="ListBullet"/>
-        <w:spacing w:after="60" w:line="276" w:lineRule="auto"/>
-      </w:pPr>
-      <w:r>
-        <w:rPr>
-          <w:rFonts w:ascii="Arial" w:hAnsi="Arial"/>
-          <w:b/>
-          <w:color w:val="1E293B"/>
-          <w:sz w:val="21"/>
-        </w:rPr>
-        <w:t xml:space="preserve">Gestión Granular de Historial y Borrado: </w:t>
-      </w:r>
-      <w:r>
-        <w:rPr>
-          <w:rFonts w:ascii="Arial" w:hAnsi="Arial"/>
-          <w:color w:val="1E293B"/>
-          <w:sz w:val="21"/>
-        </w:rPr>
-        <w:t>Botón destacado de "Borrar Conversación" en el menú lateral e íconos de eliminación individual (✕) en cada consulta del historial reciente para una limpieza ágil y ergonómica.</w:t>
-      </w:r>
-    </w:p>
-    <w:p>
-      <w:pPr>
-        <w:pStyle w:val="ListBullet"/>
-        <w:spacing w:after="60" w:line="276" w:lineRule="auto"/>
-      </w:pPr>
-      <w:r>
-        <w:rPr>
-          <w:rFonts w:ascii="Arial" w:hAnsi="Arial"/>
-          <w:b/>
-          <w:color w:val="1E293B"/>
-          <w:sz w:val="21"/>
-        </w:rPr>
-        <w:t xml:space="preserve">Soporte Multi-Proveedor de Modelos Cloud: </w:t>
-      </w:r>
-      <w:r>
-        <w:rPr>
-          <w:rFonts w:ascii="Arial" w:hAnsi="Arial"/>
-          <w:color w:val="1E293B"/>
-          <w:sz w:val="21"/>
-        </w:rPr>
-        <w:t>Conexión nativa mediante Fetch API en el navegador a Google Gemini (gemini-1.5-flash, gemini-1.5-pro, gemini-2.0-flash), OpenAI (gpt-4o, gpt-4o-mini, gpt-3.5-turbo), Groq (Llama 3.1 8B, Llama 3.3 70B, Mixtral 8x7B), OpenRouter y DeepSeek API.</w:t>
-      </w:r>
-    </w:p>
-    <w:p>
-      <w:pPr>
-        <w:pStyle w:val="ListBullet"/>
-        <w:spacing w:after="60" w:line="276" w:lineRule="auto"/>
-      </w:pPr>
-      <w:r>
-        <w:rPr>
-          <w:rFonts w:ascii="Arial" w:hAnsi="Arial"/>
-          <w:b/>
-          <w:color w:val="1E293B"/>
-          <w:sz w:val="21"/>
-        </w:rPr>
-        <w:t xml:space="preserve">Modo Híbrido Resiliente con Fallback Automático: </w:t>
-      </w:r>
-      <w:r>
-        <w:rPr>
-          <w:rFonts w:ascii="Arial" w:hAnsi="Arial"/>
-          <w:color w:val="1E293B"/>
-          <w:sz w:val="21"/>
-        </w:rPr>
-        <w:t>Si se provee una API Key, el sistema aprovecha el modelo generativo en la nube para consultas complejas. Ante caídas de conexión externa o agotamiento de cuota (HTTP 429), conmuta de inmediato a la Red Neuronal Local APSTI (MLP) sin que el usuario experimente interrupción alguna.</w:t>
-      </w:r>
-    </w:p>
-    <w:p>
-      <w:pPr>
-        <w:pStyle w:val="ListBullet"/>
-        <w:spacing w:after="60" w:line="276" w:lineRule="auto"/>
-      </w:pPr>
-      <w:r>
-        <w:rPr>
-          <w:rFonts w:ascii="Arial" w:hAnsi="Arial"/>
-          <w:b/>
-          <w:color w:val="1E293B"/>
-          <w:sz w:val="21"/>
-        </w:rPr>
-        <w:t xml:space="preserve">Prueba de Conexión en Tiempo Real: </w:t>
-      </w:r>
-      <w:r>
-        <w:rPr>
-          <w:rFonts w:ascii="Arial" w:hAnsi="Arial"/>
-          <w:color w:val="1E293B"/>
-          <w:sz w:val="21"/>
-        </w:rPr>
-        <w:t>Verificación instantánea del estado de la clave API con cálculo de latencia de red en milisegundos y retroalimentación mediante insignias visuales.</w:t>
-      </w:r>
-    </w:p>
-    <w:p>
-      <w:pPr>
-        <w:pStyle w:val="ListBullet"/>
-        <w:spacing w:after="60" w:line="276" w:lineRule="auto"/>
-      </w:pPr>
-      <w:r>
-        <w:rPr>
-          <w:rFonts w:ascii="Arial" w:hAnsi="Arial"/>
-          <w:b/>
-          <w:color w:val="1E293B"/>
-          <w:sz w:val="21"/>
-        </w:rPr>
-        <w:t xml:space="preserve">Tablero de Métricas y Registro Forense de Auditoría: </w:t>
-      </w:r>
-      <w:r>
-        <w:rPr>
-          <w:rFonts w:ascii="Arial" w:hAnsi="Arial"/>
-          <w:color w:val="1E293B"/>
-          <w:sz w:val="21"/>
-        </w:rPr>
-        <w:t>Cuadro de mando en vivo con total de consultas, ratio Cloud vs. Local, índice de satisfacción estudiantil (👍/👎), distribución porcentual por carrera y tabla cronológica de consultas con opción de descarga de reporte en formato JSON.</w:t>
-      </w:r>
-    </w:p>
-    <w:p>
-      <w:pPr>
-        <w:pStyle w:val="ListBullet"/>
-        <w:spacing w:after="60" w:line="276" w:lineRule="auto"/>
-      </w:pPr>
-      <w:r>
-        <w:rPr>
-          <w:rFonts w:ascii="Arial" w:hAnsi="Arial"/>
-          <w:b/>
-          <w:color w:val="1E293B"/>
-          <w:sz w:val="21"/>
-        </w:rPr>
-        <w:t xml:space="preserve">Base de Conocimiento Personalizada (Custom KB): </w:t>
-      </w:r>
-      <w:r>
-        <w:rPr>
-          <w:rFonts w:ascii="Arial" w:hAnsi="Arial"/>
-          <w:color w:val="1E293B"/>
-          <w:sz w:val="21"/>
-        </w:rPr>
-        <w:t>Módulo para ingresar preguntas y respuestas oficiales ad hoc (ej. fechas de sustentación, eventos institucionales) almacenadas en LocalStorage con máxima prioridad de respuesta.</w:t>
-      </w:r>
-    </w:p>
-    <w:p>
-      <w:pPr>
-        <w:pStyle w:val="ListBullet"/>
-        <w:spacing w:after="60" w:line="276" w:lineRule="auto"/>
-      </w:pPr>
-      <w:r>
-        <w:rPr>
-          <w:rFonts w:ascii="Arial" w:hAnsi="Arial"/>
-          <w:b/>
-          <w:color w:val="1E293B"/>
-          <w:sz w:val="21"/>
-        </w:rPr>
-        <w:t xml:space="preserve">Editor de Prompt del Sistema Institucional: </w:t>
-      </w:r>
-      <w:r>
-        <w:rPr>
-          <w:rFonts w:ascii="Arial" w:hAnsi="Arial"/>
-          <w:color w:val="1E293B"/>
-          <w:sz w:val="21"/>
-        </w:rPr>
-        <w:t>Área de edición de directrices de identidad y restricciones del asistente, con botón de restauración al texto institucional predeterminado de APSTI con un solo clic.</w:t>
-      </w:r>
-    </w:p>
-    <w:p>
-      <w:pPr>
-        <w:pStyle w:val="ListBullet"/>
-        <w:spacing w:after="60" w:line="276" w:lineRule="auto"/>
-      </w:pPr>
-      <w:r>
-        <w:rPr>
-          <w:rFonts w:ascii="Arial" w:hAnsi="Arial"/>
-          <w:b/>
-          <w:color w:val="1E293B"/>
-          <w:sz w:val="21"/>
-        </w:rPr>
-        <w:t xml:space="preserve">Simulador de Pruebas de Chat Integrado: </w:t>
-      </w:r>
-      <w:r>
-        <w:rPr>
-          <w:rFonts w:ascii="Arial" w:hAnsi="Arial"/>
-          <w:color w:val="1E293B"/>
-          <w:sz w:val="21"/>
-        </w:rPr>
-        <w:t>Entorno interactivo dentro de admin.html para probar en vivo las respuestas y verificar el comportamiento del bot sin salir de la vista de gestión.</w:t>
-      </w:r>
-    </w:p>
-    <w:p>
-      <w:pPr>
-        <w:spacing w:before="360" w:after="120"/>
-      </w:pPr>
-      <w:r>
-        <w:rPr>
-          <w:rFonts w:ascii="Arial" w:hAnsi="Arial"/>
-          <w:b/>
-          <w:color w:val="13357B"/>
-          <w:sz w:val="28"/>
-        </w:rPr>
-        <w:t>7. MOTOR DE HUMANIZACIÓN VOCAL FEMENINA Y DICTADO</w:t>
-      </w:r>
-    </w:p>
-    <w:p>
-      <w:pPr>
-        <w:spacing w:after="120" w:line="276" w:lineRule="auto"/>
-      </w:pPr>
-      <w:r>
-        <w:rPr>
-          <w:rFonts w:ascii="Arial" w:hAnsi="Arial"/>
-          <w:color w:val="1E293B"/>
-          <w:sz w:val="21"/>
-        </w:rPr>
-        <w:t>HercarIA destaca por su timbre vocal humanizado, erradicando lecturas mecánicas e impersonales:</w:t>
-      </w:r>
-    </w:p>
-    <w:p>
-      <w:pPr>
-        <w:pStyle w:val="ListBullet"/>
-        <w:spacing w:after="60" w:line="276" w:lineRule="auto"/>
-      </w:pPr>
-      <w:r>
-        <w:rPr>
-          <w:rFonts w:ascii="Arial" w:hAnsi="Arial"/>
-          <w:b/>
-          <w:color w:val="1E293B"/>
-          <w:sz w:val="21"/>
-        </w:rPr>
-        <w:t xml:space="preserve">Afinación Acústica Melodiosa: </w:t>
-      </w:r>
-      <w:r>
-        <w:rPr>
-          <w:rFonts w:ascii="Arial" w:hAnsi="Arial"/>
-          <w:color w:val="1E293B"/>
-          <w:sz w:val="21"/>
-        </w:rPr>
-        <w:t>Configurada con velocidad 0.93 y tono 1.05 en voces neurales femeninas de alta fidelidad (Camila es-PE, Dalia es-MX y Elvira es-ES).</w:t>
-      </w:r>
-    </w:p>
-    <w:p>
-      <w:pPr>
-        <w:pStyle w:val="ListBullet"/>
-        <w:spacing w:after="60" w:line="276" w:lineRule="auto"/>
-      </w:pPr>
-      <w:r>
-        <w:rPr>
-          <w:rFonts w:ascii="Arial" w:hAnsi="Arial"/>
-          <w:b/>
-          <w:color w:val="1E293B"/>
-          <w:sz w:val="21"/>
-        </w:rPr>
-        <w:t xml:space="preserve">Filtro Integral Antirruido y Anti-Markdown: </w:t>
-      </w:r>
-      <w:r>
-        <w:rPr>
-          <w:rFonts w:ascii="Arial" w:hAnsi="Arial"/>
-          <w:color w:val="1E293B"/>
-          <w:sz w:val="21"/>
-        </w:rPr>
-        <w:t>Expresiones regulares que eliminan asteriscos (*), almohadillas (#), corchetes y signos tipográficos antes de remitir la cadena al sintetizador vocal.</w:t>
-      </w:r>
-    </w:p>
-    <w:p>
-      <w:pPr>
-        <w:pStyle w:val="ListBullet"/>
-        <w:spacing w:after="60" w:line="276" w:lineRule="auto"/>
-      </w:pPr>
-      <w:r>
-        <w:rPr>
-          <w:rFonts w:ascii="Arial" w:hAnsi="Arial"/>
-          <w:b/>
-          <w:color w:val="1E293B"/>
-          <w:sz w:val="21"/>
-        </w:rPr>
-        <w:t xml:space="preserve">Normalización Fonética Estricta: </w:t>
-      </w:r>
-      <w:r>
-        <w:rPr>
-          <w:rFonts w:ascii="Arial" w:hAnsi="Arial"/>
-          <w:color w:val="1E293B"/>
-          <w:sz w:val="21"/>
-        </w:rPr>
-        <w:t>Traducción de siglas institucionales a fonemas amigables: "APSTI" se pronuncia "Ápsti", "IESTP" como "Instituto", "S/ 150" como "150 soles" y "DPA" como "D P A".</w:t>
-      </w:r>
-    </w:p>
-    <w:p>
-      <w:pPr>
-        <w:pStyle w:val="ListBullet"/>
-        <w:spacing w:after="60" w:line="276" w:lineRule="auto"/>
-      </w:pPr>
-      <w:r>
-        <w:rPr>
-          <w:rFonts w:ascii="Arial" w:hAnsi="Arial"/>
-          <w:b/>
-          <w:color w:val="1E293B"/>
-          <w:sz w:val="21"/>
-        </w:rPr>
-        <w:t xml:space="preserve">Dictado por Voz con Micrófono: </w:t>
-      </w:r>
-      <w:r>
-        <w:rPr>
-          <w:rFonts w:ascii="Arial" w:hAnsi="Arial"/>
-          <w:color w:val="1E293B"/>
-          <w:sz w:val="21"/>
-        </w:rPr>
-        <w:t>Reconocimiento continuo con Web Speech Recognition y efecto óptico de ondas concéntricas (Ripple Effect) durante la escucha activa.</w:t>
-      </w:r>
-    </w:p>
-    <w:p>
-      <w:pPr>
-        <w:spacing w:before="360" w:after="120"/>
-      </w:pPr>
-      <w:r>
-        <w:rPr>
-          <w:rFonts w:ascii="Arial" w:hAnsi="Arial"/>
-          <w:b/>
-          <w:color w:val="13357B"/>
-          <w:sz w:val="28"/>
-        </w:rPr>
-        <w:t>8. PROCEDIMIENTOS DE MATRÍCULA Y REGISTRO DE PAGOS</w:t>
-      </w:r>
-    </w:p>
-    <w:p>
-      <w:pPr>
-        <w:spacing w:before="240" w:after="80"/>
-      </w:pPr>
-      <w:r>
-        <w:rPr>
-          <w:rFonts w:ascii="Arial" w:hAnsi="Arial"/>
-          <w:b/>
-          <w:color w:val="2563EB"/>
-          <w:sz w:val="24"/>
-        </w:rPr>
-        <w:t>8.1. Gratuidad de la Enseñanza Pública</w:t>
-      </w:r>
-    </w:p>
-    <w:p>
-      <w:pPr>
-        <w:spacing w:after="120" w:line="276" w:lineRule="auto"/>
-      </w:pPr>
-      <w:r>
-        <w:rPr>
-          <w:rFonts w:ascii="Arial" w:hAnsi="Arial"/>
-          <w:color w:val="1E293B"/>
-          <w:sz w:val="21"/>
-        </w:rPr>
-        <w:t>El IESTP Hermanos Cárcamo es un instituto tecnológico público tutelado por la DREP Piura y el MINEDU. La enseñanza es gratuita sin mensualidades privadas. Solo se cancela la tasa administrativa semestral estipulada en el TUPA.</w:t>
-      </w:r>
-    </w:p>
-    <w:p>
-      <w:pPr>
-        <w:spacing w:before="240" w:after="80"/>
-      </w:pPr>
-      <w:r>
-        <w:rPr>
-          <w:rFonts w:ascii="Arial" w:hAnsi="Arial"/>
-          <w:b/>
-          <w:color w:val="2563EB"/>
-          <w:sz w:val="24"/>
-        </w:rPr>
-        <w:t>8.2. Protocolo de Registro de Vouchers BN</w:t>
-      </w:r>
-    </w:p>
-    <w:p>
-      <w:pPr>
-        <w:pStyle w:val="ListBullet"/>
-        <w:spacing w:after="60" w:line="276" w:lineRule="auto"/>
-      </w:pPr>
-      <w:r>
-        <w:rPr>
-          <w:rFonts w:ascii="Arial" w:hAnsi="Arial"/>
-          <w:b/>
-          <w:color w:val="1E293B"/>
-          <w:sz w:val="21"/>
-        </w:rPr>
-        <w:t xml:space="preserve">Paso 1: </w:t>
-      </w:r>
-      <w:r>
-        <w:rPr>
-          <w:rFonts w:ascii="Arial" w:hAnsi="Arial"/>
-          <w:color w:val="1E293B"/>
-          <w:sz w:val="21"/>
-        </w:rPr>
-        <w:t>Abono en ventanilla o Agente MultiRed del Banco de la Nación.</w:t>
-      </w:r>
-    </w:p>
-    <w:p>
-      <w:pPr>
-        <w:pStyle w:val="ListBullet"/>
-        <w:spacing w:after="60" w:line="276" w:lineRule="auto"/>
-      </w:pPr>
-      <w:r>
-        <w:rPr>
-          <w:rFonts w:ascii="Arial" w:hAnsi="Arial"/>
-          <w:b/>
-          <w:color w:val="1E293B"/>
-          <w:sz w:val="21"/>
-        </w:rPr>
-        <w:t xml:space="preserve">Paso 2: </w:t>
-      </w:r>
-      <w:r>
-        <w:rPr>
-          <w:rFonts w:ascii="Arial" w:hAnsi="Arial"/>
-          <w:color w:val="1E293B"/>
-          <w:sz w:val="21"/>
-        </w:rPr>
-        <w:t>Acceso a la plataforma institucional: https://pagos.ieshercar.edu.pe/</w:t>
-      </w:r>
-    </w:p>
-    <w:p>
-      <w:pPr>
-        <w:pStyle w:val="ListBullet"/>
-        <w:spacing w:after="60" w:line="276" w:lineRule="auto"/>
-      </w:pPr>
-      <w:r>
-        <w:rPr>
-          <w:rFonts w:ascii="Arial" w:hAnsi="Arial"/>
-          <w:b/>
-          <w:color w:val="1E293B"/>
-          <w:sz w:val="21"/>
-        </w:rPr>
-        <w:t xml:space="preserve">Paso 3: </w:t>
-      </w:r>
-      <w:r>
-        <w:rPr>
-          <w:rFonts w:ascii="Arial" w:hAnsi="Arial"/>
-          <w:color w:val="1E293B"/>
-          <w:sz w:val="21"/>
-        </w:rPr>
-        <w:t>Identificación mediante número de DNI.</w:t>
-      </w:r>
-    </w:p>
-    <w:p>
-      <w:pPr>
-        <w:pStyle w:val="ListBullet"/>
-        <w:spacing w:after="60" w:line="276" w:lineRule="auto"/>
-      </w:pPr>
-      <w:r>
-        <w:rPr>
-          <w:rFonts w:ascii="Arial" w:hAnsi="Arial"/>
-          <w:b/>
-          <w:color w:val="1E293B"/>
-          <w:sz w:val="21"/>
-        </w:rPr>
-        <w:t xml:space="preserve">Paso 4: </w:t>
-      </w:r>
-      <w:r>
-        <w:rPr>
-          <w:rFonts w:ascii="Arial" w:hAnsi="Arial"/>
-          <w:color w:val="1E293B"/>
-          <w:sz w:val="21"/>
-        </w:rPr>
-        <w:t>Ingreso de Fecha, Monto exacto y Número de Operación del váucher.</w:t>
-      </w:r>
-    </w:p>
-    <w:p>
-      <w:pPr>
-        <w:pStyle w:val="ListBullet"/>
-        <w:spacing w:after="60" w:line="276" w:lineRule="auto"/>
-      </w:pPr>
-      <w:r>
-        <w:rPr>
-          <w:rFonts w:ascii="Arial" w:hAnsi="Arial"/>
-          <w:b/>
-          <w:color w:val="1E293B"/>
-          <w:sz w:val="21"/>
-        </w:rPr>
-        <w:t xml:space="preserve">Paso 5: </w:t>
-      </w:r>
-      <w:r>
-        <w:rPr>
-          <w:rFonts w:ascii="Arial" w:hAnsi="Arial"/>
-          <w:color w:val="1E293B"/>
-          <w:sz w:val="21"/>
-        </w:rPr>
-        <w:t>Carga de la imagen o archivo PDF del comprobante y registro.</w:t>
-      </w:r>
-    </w:p>
-    <w:p>
-      <w:pPr>
-        <w:pStyle w:val="ListBullet"/>
-        <w:spacing w:after="60" w:line="276" w:lineRule="auto"/>
-      </w:pPr>
-      <w:r>
-        <w:rPr>
-          <w:rFonts w:ascii="Arial" w:hAnsi="Arial"/>
-          <w:b/>
-          <w:color w:val="1E293B"/>
-          <w:sz w:val="21"/>
-        </w:rPr>
-        <w:t xml:space="preserve">Paso 6: </w:t>
-      </w:r>
-      <w:r>
-        <w:rPr>
-          <w:rFonts w:ascii="Arial" w:hAnsi="Arial"/>
-          <w:color w:val="1E293B"/>
-          <w:sz w:val="21"/>
-        </w:rPr>
-        <w:t>Consulta y descarga de la boleta electrónica con validez fiscal en: https://sistema.ieshercar.com/Consulta_Boletas/index.php</w:t>
-      </w:r>
-    </w:p>
-    <w:p>
-      <w:pPr>
-        <w:spacing w:before="360" w:after="120"/>
-      </w:pPr>
-      <w:r>
-        <w:rPr>
-          <w:rFonts w:ascii="Arial" w:hAnsi="Arial"/>
-          <w:b/>
-          <w:color w:val="13357B"/>
-          <w:sz w:val="28"/>
-        </w:rPr>
-        <w:t>9. STACK TECNOLÓGICO Y ARQUITECTURA DEL SISTEMA</w:t>
-      </w:r>
-    </w:p>
-    <w:p>
-      <w:pPr>
-        <w:spacing w:after="120" w:line="276" w:lineRule="auto"/>
-      </w:pPr>
-      <w:r>
-        <w:rPr>
-          <w:rFonts w:ascii="Arial" w:hAnsi="Arial"/>
-          <w:color w:val="1E293B"/>
-          <w:sz w:val="21"/>
-        </w:rPr>
-        <w:t>HercarIA se construyó bajo estándares de ingeniería de software moderno y cero dependencias complejas:</w:t>
-      </w:r>
-    </w:p>
-    <w:tbl>
-      <w:tblPr>
-        <w:tblW w:type="auto" w:w="0"/>
-        <w:jc w:val="center"/>
-        <w:tblLook w:firstColumn="1" w:firstRow="1" w:lastColumn="0" w:lastRow="0" w:noHBand="0" w:noVBand="1" w:val="04A0"/>
-      </w:tblPr>
-      <w:tblGrid>
-        <w:gridCol w:w="3120"/>
-        <w:gridCol w:w="3120"/>
-        <w:gridCol w:w="3120"/>
-      </w:tblGrid>
-      <w:tr>
-        <w:tc>
-          <w:tcPr>
-            <w:tcW w:type="dxa" w:w="3120"/>
-            <w:shd w:fill="13357B"/>
-            <w:tcMar>
-              <w:top w:w="120" w:type="dxa"/>
-              <w:bottom w:w="120" w:type="dxa"/>
-              <w:left w:w="150" w:type="dxa"/>
-              <w:right w:w="150" w:type="dxa"/>
-            </w:tcMar>
-          </w:tcPr>
-          <w:p>
-            <w:r>
-              <w:rPr>
-                <w:b/>
-                <w:color w:val="FFFFFF"/>
-              </w:rPr>
-              <w:t>Capa de Arquitectura</w:t>
-            </w:r>
-          </w:p>
-        </w:tc>
-        <w:tc>
-          <w:tcPr>
-            <w:tcW w:type="dxa" w:w="3120"/>
-            <w:shd w:fill="13357B"/>
-            <w:tcMar>
-              <w:top w:w="120" w:type="dxa"/>
-              <w:bottom w:w="120" w:type="dxa"/>
-              <w:left w:w="150" w:type="dxa"/>
-              <w:right w:w="150" w:type="dxa"/>
-            </w:tcMar>
-          </w:tcPr>
-          <w:p>
-            <w:r>
-              <w:rPr>
-                <w:b/>
-                <w:color w:val="FFFFFF"/>
-              </w:rPr>
-              <w:t>Tecnología Empleada</w:t>
-            </w:r>
-          </w:p>
-        </w:tc>
-        <w:tc>
-          <w:tcPr>
-            <w:tcW w:type="dxa" w:w="3120"/>
-            <w:shd w:fill="13357B"/>
-            <w:tcMar>
-              <w:top w:w="120" w:type="dxa"/>
-              <w:bottom w:w="120" w:type="dxa"/>
-              <w:left w:w="150" w:type="dxa"/>
-              <w:right w:w="150" w:type="dxa"/>
-            </w:tcMar>
-          </w:tcPr>
-          <w:p>
-            <w:r>
-              <w:rPr>
-                <w:b/>
-                <w:color w:val="FFFFFF"/>
-              </w:rPr>
-              <w:t>Función y Aporte al Sistema</w:t>
+              <w:t>S/ 0.00 (Mantenido por alumnos y docentes de la carrera APSTI)</w:t>
             </w:r>
           </w:p>
         </w:tc>
@@ -2195,7 +3612,7 @@
                 <w:rFonts w:ascii="Arial" w:hAnsi="Arial"/>
                 <w:sz w:val="19"/>
               </w:rPr>
-              <w:t>Red Neuronal Artificial (MLP)</w:t>
+              <w:t>Gasto Total Primer Año</w:t>
             </w:r>
           </w:p>
         </w:tc>
@@ -2215,7 +3632,7 @@
                 <w:rFonts w:ascii="Arial" w:hAnsi="Arial"/>
                 <w:sz w:val="19"/>
               </w:rPr>
-              <w:t>HercarNeuralNetwork (Vanilla JS ES6+)</w:t>
+              <w:t>S/ 10,100.00 a S/ 14,100.00 Soles</w:t>
             </w:r>
           </w:p>
         </w:tc>
@@ -2235,7 +3652,479 @@
                 <w:rFonts w:ascii="Arial" w:hAnsi="Arial"/>
                 <w:sz w:val="19"/>
               </w:rPr>
-              <w:t>Perceptrón Multicapa (220-36-18-22) con LeakyReLU, Tanh, Softmax y Backpropagation en browser.</w:t>
+              <w:t>S/ 0.00 Soles (Ahorro del 100% para el instituto)</w:t>
+            </w:r>
+          </w:p>
+        </w:tc>
+      </w:tr>
+    </w:tbl>
+    <w:p>
+      <w:pPr>
+        <w:spacing w:after="120" w:line="300" w:lineRule="auto"/>
+        <w:jc w:val="both"/>
+      </w:pPr>
+      <w:r>
+        <w:rPr>
+          <w:rFonts w:ascii="Arial" w:hAnsi="Arial"/>
+          <w:i w:val="0"/>
+          <w:color w:val="1E293B"/>
+          <w:sz w:val="21"/>
+        </w:rPr>
+        <w:t>Como se evidencia en la tabla, el proyecto genera un ahorro directo superior a los S/ 10,000 soles durante el primer año para el I.E.S.T.P. "Hermanos Cárcamo", demostrando que la formación técnica práctica de APSTI produce soluciones tangibles y de alto valor sin desfalcar el presupuesto del Estado.</w:t>
+      </w:r>
+    </w:p>
+    <w:p>
+      <w:pPr>
+        <w:keepNext/>
+        <w:spacing w:before="360" w:after="120"/>
+      </w:pPr>
+      <w:r>
+        <w:rPr>
+          <w:rFonts w:ascii="Arial" w:hAnsi="Arial"/>
+          <w:b/>
+          <w:color w:val="13357B"/>
+          <w:sz w:val="28"/>
+        </w:rPr>
+        <w:t>CAPÍTULO VI: CONCLUSIONES Y RECOMENDACIONES</w:t>
+      </w:r>
+    </w:p>
+    <w:p>
+      <w:pPr>
+        <w:keepNext/>
+        <w:spacing w:before="260" w:after="80"/>
+      </w:pPr>
+      <w:r>
+        <w:rPr>
+          <w:rFonts w:ascii="Arial" w:hAnsi="Arial"/>
+          <w:b/>
+          <w:color w:val="2563EB"/>
+          <w:sz w:val="24"/>
+        </w:rPr>
+        <w:t>6.1. Conclusiones</w:t>
+      </w:r>
+    </w:p>
+    <w:p>
+      <w:pPr>
+        <w:pStyle w:val="ListBullet"/>
+        <w:spacing w:after="60" w:line="288" w:lineRule="auto"/>
+        <w:jc w:val="both"/>
+      </w:pPr>
+      <w:r>
+        <w:rPr>
+          <w:rFonts w:ascii="Arial" w:hAnsi="Arial"/>
+          <w:b/>
+          <w:color w:val="13357B"/>
+          <w:sz w:val="21"/>
+        </w:rPr>
+        <w:t xml:space="preserve">Primera: </w:t>
+      </w:r>
+      <w:r>
+        <w:rPr>
+          <w:rFonts w:ascii="Arial" w:hAnsi="Arial"/>
+          <w:color w:val="1E293B"/>
+          <w:sz w:val="21"/>
+        </w:rPr>
+        <w:t>Se logró desarrollar e implementar con éxito el Asistente Virtual Inteligente "HercarIA", integrando una Red Neuronal Artificial Perceptrón Multicapa (MLP) ejecutada 100% en el navegador web del usuario, demostrando que es viable desplegar inteligencia artificial de alto rendimiento en la educación superior pública sin incurrir en costos de servidores ni suscripciones extranjeras.</w:t>
+      </w:r>
+    </w:p>
+    <w:p>
+      <w:pPr>
+        <w:pStyle w:val="ListBullet"/>
+        <w:spacing w:after="60" w:line="288" w:lineRule="auto"/>
+        <w:jc w:val="both"/>
+      </w:pPr>
+      <w:r>
+        <w:rPr>
+          <w:rFonts w:ascii="Arial" w:hAnsi="Arial"/>
+          <w:b/>
+          <w:color w:val="13357B"/>
+          <w:sz w:val="21"/>
+        </w:rPr>
+        <w:t xml:space="preserve">Segunda: </w:t>
+      </w:r>
+      <w:r>
+        <w:rPr>
+          <w:rFonts w:ascii="Arial" w:hAnsi="Arial"/>
+          <w:color w:val="1E293B"/>
+          <w:sz w:val="21"/>
+        </w:rPr>
+        <w:t>El Centro de Herramientas Flotantes (Hub APSTI) resolvió de forma práctica la desinformación de los postulantes paiteños, permitiendo que el 96.8% de los evaluados comprenda con exactitud los conceptos de pago para el Banco de la Nación mediante el Simulador TUPA 2026, reafirmando el principio constitucional de gratuidad de la enseñanza técnica estatal.</w:t>
+      </w:r>
+    </w:p>
+    <w:p>
+      <w:pPr>
+        <w:pStyle w:val="ListBullet"/>
+        <w:spacing w:after="60" w:line="288" w:lineRule="auto"/>
+        <w:jc w:val="both"/>
+      </w:pPr>
+      <w:r>
+        <w:rPr>
+          <w:rFonts w:ascii="Arial" w:hAnsi="Arial"/>
+          <w:b/>
+          <w:color w:val="13357B"/>
+          <w:sz w:val="21"/>
+        </w:rPr>
+        <w:t xml:space="preserve">Tercera: </w:t>
+      </w:r>
+      <w:r>
+        <w:rPr>
+          <w:rFonts w:ascii="Arial" w:hAnsi="Arial"/>
+          <w:color w:val="1E293B"/>
+          <w:sz w:val="21"/>
+        </w:rPr>
+        <w:t>La sustitución de las ventanas emergentes nativas del navegador (confirm y alert) por un sistema de diálogos flotantes ergonómicos (#modal-custom-dialog) dotó al sistema de una experiencia de usuario limpia, humana y profesional, eliminando fricciones visuales y garantizando accesibilidad total en dispositivos móviles y de escritorio.</w:t>
+      </w:r>
+    </w:p>
+    <w:p>
+      <w:pPr>
+        <w:pStyle w:val="ListBullet"/>
+        <w:spacing w:after="60" w:line="288" w:lineRule="auto"/>
+        <w:jc w:val="both"/>
+      </w:pPr>
+      <w:r>
+        <w:rPr>
+          <w:rFonts w:ascii="Arial" w:hAnsi="Arial"/>
+          <w:b/>
+          <w:color w:val="13357B"/>
+          <w:sz w:val="21"/>
+        </w:rPr>
+        <w:t xml:space="preserve">Cuarta: </w:t>
+      </w:r>
+      <w:r>
+        <w:rPr>
+          <w:rFonts w:ascii="Arial" w:hAnsi="Arial"/>
+          <w:color w:val="1E293B"/>
+          <w:sz w:val="21"/>
+        </w:rPr>
+        <w:t>El Panel de Administración (admin.html) dota a la institución de soberanía tecnológica y sostenibilidad a largo plazo, permitiendo que el personal administrativo registre nuevas respuestas institucionales y entrene el sistema sin depender de programadores externos.</w:t>
+      </w:r>
+    </w:p>
+    <w:p>
+      <w:pPr>
+        <w:pStyle w:val="ListBullet"/>
+        <w:spacing w:after="60" w:line="288" w:lineRule="auto"/>
+        <w:jc w:val="both"/>
+      </w:pPr>
+      <w:r>
+        <w:rPr>
+          <w:rFonts w:ascii="Arial" w:hAnsi="Arial"/>
+          <w:b/>
+          <w:color w:val="13357B"/>
+          <w:sz w:val="21"/>
+        </w:rPr>
+        <w:t xml:space="preserve">Quinta: </w:t>
+      </w:r>
+      <w:r>
+        <w:rPr>
+          <w:rFonts w:ascii="Arial" w:hAnsi="Arial"/>
+          <w:color w:val="1E293B"/>
+          <w:sz w:val="21"/>
+        </w:rPr>
+        <w:t>Las pruebas de campo con 70 participantes reales evidenciaron una tasa de preferencia del 94.3% hacia el chatbot frente a la atención presencial tradicional en ventanilla, logrando reducir la saturación física de Secretaría Académica en un estimado del 65%.</w:t>
+      </w:r>
+    </w:p>
+    <w:p>
+      <w:pPr>
+        <w:keepNext/>
+        <w:spacing w:before="260" w:after="80"/>
+      </w:pPr>
+      <w:r>
+        <w:rPr>
+          <w:rFonts w:ascii="Arial" w:hAnsi="Arial"/>
+          <w:b/>
+          <w:color w:val="2563EB"/>
+          <w:sz w:val="24"/>
+        </w:rPr>
+        <w:t>6.2. Recomendaciones</w:t>
+      </w:r>
+    </w:p>
+    <w:p>
+      <w:pPr>
+        <w:pStyle w:val="ListBullet"/>
+        <w:spacing w:after="60" w:line="288" w:lineRule="auto"/>
+        <w:jc w:val="both"/>
+      </w:pPr>
+      <w:r>
+        <w:rPr>
+          <w:rFonts w:ascii="Arial" w:hAnsi="Arial"/>
+          <w:b/>
+          <w:color w:val="13357B"/>
+          <w:sz w:val="21"/>
+        </w:rPr>
+        <w:t xml:space="preserve">A la Dirección General del I.E.S.T.P. "Hermanos Cárcamo": </w:t>
+      </w:r>
+      <w:r>
+        <w:rPr>
+          <w:rFonts w:ascii="Arial" w:hAnsi="Arial"/>
+          <w:color w:val="1E293B"/>
+          <w:sz w:val="21"/>
+        </w:rPr>
+        <w:t>Adoptar formalmente a HercarIA como canal de orientación oficial en la página web institucional (https://ieshercar.edu.pe/) y en las redes sociales del instituto para las campañas de admisión 2026 y 2027.</w:t>
+      </w:r>
+    </w:p>
+    <w:p>
+      <w:pPr>
+        <w:pStyle w:val="ListBullet"/>
+        <w:spacing w:after="60" w:line="288" w:lineRule="auto"/>
+        <w:jc w:val="both"/>
+      </w:pPr>
+      <w:r>
+        <w:rPr>
+          <w:rFonts w:ascii="Arial" w:hAnsi="Arial"/>
+          <w:b/>
+          <w:color w:val="13357B"/>
+          <w:sz w:val="21"/>
+        </w:rPr>
+        <w:t xml:space="preserve">A la Jefatura de Unidad Académica y Secretaría: </w:t>
+      </w:r>
+      <w:r>
+        <w:rPr>
+          <w:rFonts w:ascii="Arial" w:hAnsi="Arial"/>
+          <w:color w:val="1E293B"/>
+          <w:sz w:val="21"/>
+        </w:rPr>
+        <w:t>Monitorear quincenalmente la bandeja de consultas sin resolver en el Panel Admin (admin.html), asegurando que las nuevas resoluciones directorales o cambios de fechas sean incorporados de forma oportuna en la base de conocimiento.</w:t>
+      </w:r>
+    </w:p>
+    <w:p>
+      <w:pPr>
+        <w:pStyle w:val="ListBullet"/>
+        <w:spacing w:after="60" w:line="288" w:lineRule="auto"/>
+        <w:jc w:val="both"/>
+      </w:pPr>
+      <w:r>
+        <w:rPr>
+          <w:rFonts w:ascii="Arial" w:hAnsi="Arial"/>
+          <w:b/>
+          <w:color w:val="13357B"/>
+          <w:sz w:val="21"/>
+        </w:rPr>
+        <w:t xml:space="preserve">A los futuros estudiantes de la carrera de APSTI: </w:t>
+      </w:r>
+      <w:r>
+        <w:rPr>
+          <w:rFonts w:ascii="Arial" w:hAnsi="Arial"/>
+          <w:color w:val="1E293B"/>
+          <w:sz w:val="21"/>
+        </w:rPr>
+        <w:t>Continuar la evolución de este proyecto en los próximos periodos lectivos, implementando módulos de consulta de notas con autenticación de usuario, integración con canales de WhatsApp mediante Webhooks y módulo de seguimiento de prácticas preprofesionales (EFSRT).</w:t>
+      </w:r>
+    </w:p>
+    <w:p>
+      <w:pPr>
+        <w:keepNext/>
+        <w:spacing w:before="360" w:after="120"/>
+      </w:pPr>
+      <w:r>
+        <w:rPr>
+          <w:rFonts w:ascii="Arial" w:hAnsi="Arial"/>
+          <w:b/>
+          <w:color w:val="13357B"/>
+          <w:sz w:val="28"/>
+        </w:rPr>
+        <w:t>REFERENCIAS BIBLIOGRÁFICAS Y NORMATIVAS</w:t>
+      </w:r>
+    </w:p>
+    <w:p>
+      <w:pPr>
+        <w:spacing w:after="120" w:line="300" w:lineRule="auto"/>
+        <w:jc w:val="both"/>
+      </w:pPr>
+      <w:r>
+        <w:rPr>
+          <w:rFonts w:ascii="Arial" w:hAnsi="Arial"/>
+          <w:i w:val="0"/>
+          <w:color w:val="1E293B"/>
+          <w:sz w:val="21"/>
+        </w:rPr>
+        <w:t>1. Congreso de la República del Perú. (2016). Ley N° 30512: Ley de Institutos y Escuelas de Educación Superior y de la Carrera Pública de sus Docentes. Diario Oficial El Peruano.</w:t>
+      </w:r>
+    </w:p>
+    <w:p>
+      <w:pPr>
+        <w:spacing w:after="120" w:line="300" w:lineRule="auto"/>
+        <w:jc w:val="both"/>
+      </w:pPr>
+      <w:r>
+        <w:rPr>
+          <w:rFonts w:ascii="Arial" w:hAnsi="Arial"/>
+          <w:i w:val="0"/>
+          <w:color w:val="1E293B"/>
+          <w:sz w:val="21"/>
+        </w:rPr>
+        <w:t>2. Ministerio de Educación del Perú [MINEDU]. (2021). Resolución Viceministerial N° 177-2021-MINEDU: Lineamientos Académicos Generales para los Institutos de Educación Superior Tecnológicos.</w:t>
+      </w:r>
+    </w:p>
+    <w:p>
+      <w:pPr>
+        <w:spacing w:after="120" w:line="300" w:lineRule="auto"/>
+        <w:jc w:val="both"/>
+      </w:pPr>
+      <w:r>
+        <w:rPr>
+          <w:rFonts w:ascii="Arial" w:hAnsi="Arial"/>
+          <w:i w:val="0"/>
+          <w:color w:val="1E293B"/>
+          <w:sz w:val="21"/>
+        </w:rPr>
+        <w:t>3. I.E.S.T.P. "Hermanos Cárcamo" de Paita. (2026). Texto Único de Procedimientos Administrativos (TUPA 2026) y Reglamento Institucional Interno. Paita, Piura.</w:t>
+      </w:r>
+    </w:p>
+    <w:p>
+      <w:pPr>
+        <w:spacing w:after="120" w:line="300" w:lineRule="auto"/>
+        <w:jc w:val="both"/>
+      </w:pPr>
+      <w:r>
+        <w:rPr>
+          <w:rFonts w:ascii="Arial" w:hAnsi="Arial"/>
+          <w:i w:val="0"/>
+          <w:color w:val="1E293B"/>
+          <w:sz w:val="21"/>
+        </w:rPr>
+        <w:t>4. Goodfellow, I., Bengio, Y., &amp; Courville, A. (2016). Deep Learning. MIT Press. Cambridge, Massachusetts.</w:t>
+      </w:r>
+    </w:p>
+    <w:p>
+      <w:pPr>
+        <w:spacing w:after="120" w:line="300" w:lineRule="auto"/>
+        <w:jc w:val="both"/>
+      </w:pPr>
+      <w:r>
+        <w:rPr>
+          <w:rFonts w:ascii="Arial" w:hAnsi="Arial"/>
+          <w:i w:val="0"/>
+          <w:color w:val="1E293B"/>
+          <w:sz w:val="21"/>
+        </w:rPr>
+        <w:t>5. Mozilla Developer Network [MDN]. (2025). Web APIs Reference: SpeechSynthesis, Web Speech Recognition and Fetch API. Mozilla Foundation.</w:t>
+      </w:r>
+    </w:p>
+    <w:p>
+      <w:pPr>
+        <w:spacing w:after="120" w:line="300" w:lineRule="auto"/>
+        <w:jc w:val="both"/>
+      </w:pPr>
+      <w:r>
+        <w:rPr>
+          <w:rFonts w:ascii="Arial" w:hAnsi="Arial"/>
+          <w:i w:val="0"/>
+          <w:color w:val="1E293B"/>
+          <w:sz w:val="21"/>
+        </w:rPr>
+        <w:t>6. World Wide Web Consortium [W3C]. (2024). Web Content Accessibility Guidelines (WCAG) 2.2. W3C Recommendation.</w:t>
+      </w:r>
+    </w:p>
+    <w:p>
+      <w:pPr>
+        <w:spacing w:after="120" w:line="300" w:lineRule="auto"/>
+        <w:jc w:val="both"/>
+      </w:pPr>
+      <w:r>
+        <w:rPr>
+          <w:rFonts w:ascii="Arial" w:hAnsi="Arial"/>
+          <w:i w:val="0"/>
+          <w:color w:val="1E293B"/>
+          <w:sz w:val="21"/>
+        </w:rPr>
+        <w:t>7. Russell, S., &amp; Norvig, P. (2020). Artificial Intelligence: A Modern Approach (4th ed.). Pearson Education.</w:t>
+      </w:r>
+    </w:p>
+    <w:p>
+      <w:pPr>
+        <w:keepNext/>
+        <w:spacing w:before="360" w:after="120"/>
+      </w:pPr>
+      <w:r>
+        <w:rPr>
+          <w:rFonts w:ascii="Arial" w:hAnsi="Arial"/>
+          <w:b/>
+          <w:color w:val="13357B"/>
+          <w:sz w:val="28"/>
+        </w:rPr>
+        <w:t>ANEXO: ENLACES OFICIALES DEL PROYECTO EN VIVO</w:t>
+      </w:r>
+    </w:p>
+    <w:tbl>
+      <w:tblPr>
+        <w:tblW w:type="auto" w:w="0"/>
+        <w:jc w:val="center"/>
+        <w:tblLook w:firstColumn="1" w:firstRow="1" w:lastColumn="0" w:lastRow="0" w:noHBand="0" w:noVBand="1" w:val="04A0"/>
+        <w:tblBorders>
+          <w:top w:val="single" w:sz="4" w:space="0" w:color="CBD5E1"/>
+          <w:bottom w:val="single" w:sz="4" w:space="0" w:color="CBD5E1"/>
+          <w:left w:val="none"/>
+          <w:right w:val="none"/>
+          <w:insideH w:val="single" w:sz="4" w:space="0" w:color="CBD5E1"/>
+          <w:insideV w:val="none"/>
+        </w:tblBorders>
+      </w:tblPr>
+      <w:tblGrid>
+        <w:gridCol w:w="3120"/>
+        <w:gridCol w:w="3120"/>
+        <w:gridCol w:w="3120"/>
+      </w:tblGrid>
+      <w:tr>
+        <w:tc>
+          <w:tcPr>
+            <w:tcW w:type="dxa" w:w="3120"/>
+            <w:shd w:fill="13357B"/>
+            <w:tcMar>
+              <w:top w:w="130" w:type="dxa"/>
+              <w:bottom w:w="130" w:type="dxa"/>
+              <w:left w:w="150" w:type="dxa"/>
+              <w:right w:w="150" w:type="dxa"/>
+            </w:tcMar>
+          </w:tcPr>
+          <w:p>
+            <w:r>
+              <w:rPr>
+                <w:b/>
+                <w:color w:val="FFFFFF"/>
+              </w:rPr>
+              <w:t>Plataforma / Módulo</w:t>
+            </w:r>
+          </w:p>
+        </w:tc>
+        <w:tc>
+          <w:tcPr>
+            <w:tcW w:type="dxa" w:w="3120"/>
+            <w:shd w:fill="13357B"/>
+            <w:tcMar>
+              <w:top w:w="130" w:type="dxa"/>
+              <w:bottom w:w="130" w:type="dxa"/>
+              <w:left w:w="150" w:type="dxa"/>
+              <w:right w:w="150" w:type="dxa"/>
+            </w:tcMar>
+          </w:tcPr>
+          <w:p>
+            <w:r>
+              <w:rPr>
+                <w:b/>
+                <w:color w:val="FFFFFF"/>
+              </w:rPr>
+              <w:t>Dirección Web Oficial (URL)</w:t>
+            </w:r>
+          </w:p>
+        </w:tc>
+        <w:tc>
+          <w:tcPr>
+            <w:tcW w:type="dxa" w:w="3120"/>
+            <w:shd w:fill="13357B"/>
+            <w:tcMar>
+              <w:top w:w="130" w:type="dxa"/>
+              <w:bottom w:w="130" w:type="dxa"/>
+              <w:left w:w="150" w:type="dxa"/>
+              <w:right w:w="150" w:type="dxa"/>
+            </w:tcMar>
+          </w:tcPr>
+          <w:p>
+            <w:r>
+              <w:rPr>
+                <w:b/>
+                <w:color w:val="FFFFFF"/>
+              </w:rPr>
+              <w:t>Descripción y Propósito</w:t>
             </w:r>
           </w:p>
         </w:tc>
@@ -2257,7 +4146,7 @@
                 <w:rFonts w:ascii="Arial" w:hAnsi="Arial"/>
                 <w:sz w:val="19"/>
               </w:rPr>
-              <w:t>Panel de Administración Multi-API</w:t>
+              <w:t>Chatbot HercarIA en Vivo</w:t>
             </w:r>
           </w:p>
         </w:tc>
@@ -2277,7 +4166,7 @@
                 <w:rFonts w:ascii="Arial" w:hAnsi="Arial"/>
                 <w:sz w:val="19"/>
               </w:rPr>
-              <w:t>Fetch API Nativo (CORS Directo)</w:t>
+              <w:t>https://gmph2007.github.io/HercarBOT/</w:t>
             </w:r>
           </w:p>
         </w:tc>
@@ -2297,7 +4186,7 @@
                 <w:rFonts w:ascii="Arial" w:hAnsi="Arial"/>
                 <w:sz w:val="19"/>
               </w:rPr>
-              <w:t>Integración client-side directa sin servidores intermedios para Google Gemini, OpenAI, Groq, OpenRouter y DeepSeek.</w:t>
+              <w:t>Acceso público mundial 24/7 en GitHub Pages sin necesidad de instalación.</w:t>
             </w:r>
           </w:p>
         </w:tc>
@@ -2319,7 +4208,7 @@
                 <w:rFonts w:ascii="Arial" w:hAnsi="Arial"/>
                 <w:sz w:val="19"/>
               </w:rPr>
-              <w:t>Métricas y Registro de Auditoría</w:t>
+              <w:t>Panel de Administración y Control</w:t>
             </w:r>
           </w:p>
         </w:tc>
@@ -2339,7 +4228,7 @@
                 <w:rFonts w:ascii="Arial" w:hAnsi="Arial"/>
                 <w:sz w:val="19"/>
               </w:rPr>
-              <w:t>HTML5 LocalStorage + JSON Export</w:t>
+              <w:t>https://gmph2007.github.io/HercarBOT/admin.html</w:t>
             </w:r>
           </w:p>
         </w:tc>
@@ -2359,7 +4248,7 @@
                 <w:rFonts w:ascii="Arial" w:hAnsi="Arial"/>
                 <w:sz w:val="19"/>
               </w:rPr>
-              <w:t>Panel de métricas en tiempo real, trazabilidad forense de consultas e índice de satisfacción del usuario.</w:t>
+              <w:t>Acceso seguro para el personal (Usuario: admin@ieshercar.edu.pe / Clave: hercar2026).</w:t>
             </w:r>
           </w:p>
         </w:tc>
@@ -2381,7 +4270,7 @@
                 <w:rFonts w:ascii="Arial" w:hAnsi="Arial"/>
                 <w:sz w:val="19"/>
               </w:rPr>
-              <w:t>Base de Conocimiento y Respaldo</w:t>
+              <w:t>Repositorio Oficial de Código Fuente</w:t>
             </w:r>
           </w:p>
         </w:tc>
@@ -2401,7 +4290,7 @@
                 <w:rFonts w:ascii="Arial" w:hAnsi="Arial"/>
                 <w:sz w:val="19"/>
               </w:rPr>
-              <w:t>Memoria Institucional + Custom KB</w:t>
+              <w:t>https://github.com/GMPH2007/HercarBOT</w:t>
             </w:r>
           </w:p>
         </w:tc>
@@ -2421,7 +4310,7 @@
                 <w:rFonts w:ascii="Arial" w:hAnsi="Arial"/>
                 <w:sz w:val="19"/>
               </w:rPr>
-              <w:t>Respuestas inmediatas oficiales, banco de preguntas personalizables y fallback instantáneo ante fallas externas.</w:t>
+              <w:t>Repositorio GitHub con historial de versiones, código fuente abierto e informe técnico.</w:t>
             </w:r>
           </w:p>
         </w:tc>
@@ -2443,7 +4332,7 @@
                 <w:rFonts w:ascii="Arial" w:hAnsi="Arial"/>
                 <w:sz w:val="19"/>
               </w:rPr>
-              <w:t>Inspector &amp; Playground IA</w:t>
+              <w:t>Portal Web Oficial del Instituto</w:t>
             </w:r>
           </w:p>
         </w:tc>
@@ -2463,7 +4352,7 @@
                 <w:rFonts w:ascii="Arial" w:hAnsi="Arial"/>
                 <w:sz w:val="19"/>
               </w:rPr>
-              <w:t>SVG Reactivo + DOM Dinámico</w:t>
+              <w:t>https://ieshercar.edu.pe/</w:t>
             </w:r>
           </w:p>
         </w:tc>
@@ -2483,7 +4372,7 @@
                 <w:rFonts w:ascii="Arial" w:hAnsi="Arial"/>
                 <w:sz w:val="19"/>
               </w:rPr>
-              <w:t>Auditoría en tiempo real del grafo neuronal, distribución Softmax y banco de pruebas interactivas.</w:t>
+              <w:t>Sitio web matriz del I.E.S.T.P. "Hermanos Cárcamo" de Paita.</w:t>
             </w:r>
           </w:p>
         </w:tc>
@@ -2505,7 +4394,7 @@
                 <w:rFonts w:ascii="Arial" w:hAnsi="Arial"/>
                 <w:sz w:val="19"/>
               </w:rPr>
-              <w:t>Frontend UI / UX</w:t>
+              <w:t>Plataforma de Pagos y Registro de Vouchers</w:t>
             </w:r>
           </w:p>
         </w:tc>
@@ -2525,7 +4414,7 @@
                 <w:rFonts w:ascii="Arial" w:hAnsi="Arial"/>
                 <w:sz w:val="19"/>
               </w:rPr>
-              <w:t>HTML5 Semántico + CSS3 Avanzado (Variables Dinámicas)</w:t>
+              <w:t>https://pagos.ieshercar.edu.pe/</w:t>
             </w:r>
           </w:p>
         </w:tc>
@@ -2545,587 +4434,15 @@
                 <w:rFonts w:ascii="Arial" w:hAnsi="Arial"/>
                 <w:sz w:val="19"/>
               </w:rPr>
-              <w:t>Diseño fullscreen estilo ChatGPT, microinteracciones, modales glassmorphism y tema claro/oscuro.</w:t>
-            </w:r>
-          </w:p>
-        </w:tc>
-      </w:tr>
-      <w:tr>
-        <w:tc>
-          <w:tcPr>
-            <w:tcW w:type="dxa" w:w="3120"/>
-            <w:tcMar>
-              <w:top w:w="100" w:type="dxa"/>
-              <w:bottom w:w="100" w:type="dxa"/>
-              <w:left w:w="120" w:type="dxa"/>
-              <w:right w:w="120" w:type="dxa"/>
-            </w:tcMar>
-          </w:tcPr>
-          <w:p>
-            <w:r>
-              <w:rPr>
-                <w:rFonts w:ascii="Arial" w:hAnsi="Arial"/>
-                <w:sz w:val="19"/>
-              </w:rPr>
-              <w:t>Simulador Financiero TUPA</w:t>
-            </w:r>
-          </w:p>
-        </w:tc>
-        <w:tc>
-          <w:tcPr>
-            <w:tcW w:type="dxa" w:w="3120"/>
-            <w:tcMar>
-              <w:top w:w="100" w:type="dxa"/>
-              <w:bottom w:w="100" w:type="dxa"/>
-              <w:left w:w="120" w:type="dxa"/>
-              <w:right w:w="120" w:type="dxa"/>
-            </w:tcMar>
-          </w:tcPr>
-          <w:p>
-            <w:r>
-              <w:rPr>
-                <w:rFonts w:ascii="Arial" w:hAnsi="Arial"/>
-                <w:sz w:val="19"/>
-              </w:rPr>
-              <w:t>Algoritmo JS de Tasas 2026</w:t>
-            </w:r>
-          </w:p>
-        </w:tc>
-        <w:tc>
-          <w:tcPr>
-            <w:tcW w:type="dxa" w:w="3120"/>
-            <w:tcMar>
-              <w:top w:w="100" w:type="dxa"/>
-              <w:bottom w:w="100" w:type="dxa"/>
-              <w:left w:w="120" w:type="dxa"/>
-              <w:right w:w="120" w:type="dxa"/>
-            </w:tcMar>
-          </w:tcPr>
-          <w:p>
-            <w:r>
-              <w:rPr>
-                <w:rFonts w:ascii="Arial" w:hAnsi="Arial"/>
-                <w:sz w:val="19"/>
-              </w:rPr>
-              <w:t>Calculadora interactiva con perfiles de cachimbos, regulares y titulación con copiado al portapapeles.</w:t>
-            </w:r>
-          </w:p>
-        </w:tc>
-      </w:tr>
-      <w:tr>
-        <w:tc>
-          <w:tcPr>
-            <w:tcW w:type="dxa" w:w="3120"/>
-            <w:tcMar>
-              <w:top w:w="100" w:type="dxa"/>
-              <w:bottom w:w="100" w:type="dxa"/>
-              <w:left w:w="120" w:type="dxa"/>
-              <w:right w:w="120" w:type="dxa"/>
-            </w:tcMar>
-          </w:tcPr>
-          <w:p>
-            <w:r>
-              <w:rPr>
-                <w:rFonts w:ascii="Arial" w:hAnsi="Arial"/>
-                <w:sz w:val="19"/>
-              </w:rPr>
-              <w:t>Orientador Vocacional</w:t>
-            </w:r>
-          </w:p>
-        </w:tc>
-        <w:tc>
-          <w:tcPr>
-            <w:tcW w:type="dxa" w:w="3120"/>
-            <w:tcMar>
-              <w:top w:w="100" w:type="dxa"/>
-              <w:bottom w:w="100" w:type="dxa"/>
-              <w:left w:w="120" w:type="dxa"/>
-              <w:right w:w="120" w:type="dxa"/>
-            </w:tcMar>
-          </w:tcPr>
-          <w:p>
-            <w:r>
-              <w:rPr>
-                <w:rFonts w:ascii="Arial" w:hAnsi="Arial"/>
-                <w:sz w:val="19"/>
-              </w:rPr>
-              <w:t>Algoritmo Polifactorial JS</w:t>
-            </w:r>
-          </w:p>
-        </w:tc>
-        <w:tc>
-          <w:tcPr>
-            <w:tcW w:type="dxa" w:w="3120"/>
-            <w:tcMar>
-              <w:top w:w="100" w:type="dxa"/>
-              <w:bottom w:w="100" w:type="dxa"/>
-              <w:left w:w="120" w:type="dxa"/>
-              <w:right w:w="120" w:type="dxa"/>
-            </w:tcMar>
-          </w:tcPr>
-          <w:p>
-            <w:r>
-              <w:rPr>
-                <w:rFonts w:ascii="Arial" w:hAnsi="Arial"/>
-                <w:sz w:val="19"/>
-              </w:rPr>
-              <w:t>Cuestionario de 6 reactivos con cálculo matricial de compatibilidad porcentual y trofeo interactivo.</w:t>
-            </w:r>
-          </w:p>
-        </w:tc>
-      </w:tr>
-      <w:tr>
-        <w:tc>
-          <w:tcPr>
-            <w:tcW w:type="dxa" w:w="3120"/>
-            <w:tcMar>
-              <w:top w:w="100" w:type="dxa"/>
-              <w:bottom w:w="100" w:type="dxa"/>
-              <w:left w:w="120" w:type="dxa"/>
-              <w:right w:w="120" w:type="dxa"/>
-            </w:tcMar>
-          </w:tcPr>
-          <w:p>
-            <w:r>
-              <w:rPr>
-                <w:rFonts w:ascii="Arial" w:hAnsi="Arial"/>
-                <w:sz w:val="19"/>
-              </w:rPr>
-              <w:t>Motor de Voz Neural</w:t>
-            </w:r>
-          </w:p>
-        </w:tc>
-        <w:tc>
-          <w:tcPr>
-            <w:tcW w:type="dxa" w:w="3120"/>
-            <w:tcMar>
-              <w:top w:w="100" w:type="dxa"/>
-              <w:bottom w:w="100" w:type="dxa"/>
-              <w:left w:w="120" w:type="dxa"/>
-              <w:right w:w="120" w:type="dxa"/>
-            </w:tcMar>
-          </w:tcPr>
-          <w:p>
-            <w:r>
-              <w:rPr>
-                <w:rFonts w:ascii="Arial" w:hAnsi="Arial"/>
-                <w:sz w:val="19"/>
-              </w:rPr>
-              <w:t>Microsoft Edge TTS (Python) + Web Speech API</w:t>
-            </w:r>
-          </w:p>
-        </w:tc>
-        <w:tc>
-          <w:tcPr>
-            <w:tcW w:type="dxa" w:w="3120"/>
-            <w:tcMar>
-              <w:top w:w="100" w:type="dxa"/>
-              <w:bottom w:w="100" w:type="dxa"/>
-              <w:left w:w="120" w:type="dxa"/>
-              <w:right w:w="120" w:type="dxa"/>
-            </w:tcMar>
-          </w:tcPr>
-          <w:p>
-            <w:r>
-              <w:rPr>
-                <w:rFonts w:ascii="Arial" w:hAnsi="Arial"/>
-                <w:sz w:val="19"/>
-              </w:rPr>
-              <w:t>Síntesis de voz femenina dulce con entonación natural y normalización fonética de siglas.</w:t>
-            </w:r>
-          </w:p>
-        </w:tc>
-      </w:tr>
-      <w:tr>
-        <w:tc>
-          <w:tcPr>
-            <w:tcW w:type="dxa" w:w="3120"/>
-            <w:tcMar>
-              <w:top w:w="100" w:type="dxa"/>
-              <w:bottom w:w="100" w:type="dxa"/>
-              <w:left w:w="120" w:type="dxa"/>
-              <w:right w:w="120" w:type="dxa"/>
-            </w:tcMar>
-          </w:tcPr>
-          <w:p>
-            <w:r>
-              <w:rPr>
-                <w:rFonts w:ascii="Arial" w:hAnsi="Arial"/>
-                <w:sz w:val="19"/>
-              </w:rPr>
-              <w:t>Reconocimiento Vocal</w:t>
-            </w:r>
-          </w:p>
-        </w:tc>
-        <w:tc>
-          <w:tcPr>
-            <w:tcW w:type="dxa" w:w="3120"/>
-            <w:tcMar>
-              <w:top w:w="100" w:type="dxa"/>
-              <w:bottom w:w="100" w:type="dxa"/>
-              <w:left w:w="120" w:type="dxa"/>
-              <w:right w:w="120" w:type="dxa"/>
-            </w:tcMar>
-          </w:tcPr>
-          <w:p>
-            <w:r>
-              <w:rPr>
-                <w:rFonts w:ascii="Arial" w:hAnsi="Arial"/>
-                <w:sz w:val="19"/>
-              </w:rPr>
-              <w:t>Web Speech Recognition API</w:t>
-            </w:r>
-          </w:p>
-        </w:tc>
-        <w:tc>
-          <w:tcPr>
-            <w:tcW w:type="dxa" w:w="3120"/>
-            <w:tcMar>
-              <w:top w:w="100" w:type="dxa"/>
-              <w:bottom w:w="100" w:type="dxa"/>
-              <w:left w:w="120" w:type="dxa"/>
-              <w:right w:w="120" w:type="dxa"/>
-            </w:tcMar>
-          </w:tcPr>
-          <w:p>
-            <w:r>
-              <w:rPr>
-                <w:rFonts w:ascii="Arial" w:hAnsi="Arial"/>
-                <w:sz w:val="19"/>
-              </w:rPr>
-              <w:t>Dictado por voz mediante micrófono en tiempo real con animación concéntrica Ripple.</w:t>
-            </w:r>
-          </w:p>
-        </w:tc>
-      </w:tr>
-      <w:tr>
-        <w:tc>
-          <w:tcPr>
-            <w:tcW w:type="dxa" w:w="3120"/>
-            <w:tcMar>
-              <w:top w:w="100" w:type="dxa"/>
-              <w:bottom w:w="100" w:type="dxa"/>
-              <w:left w:w="120" w:type="dxa"/>
-              <w:right w:w="120" w:type="dxa"/>
-            </w:tcMar>
-          </w:tcPr>
-          <w:p>
-            <w:r>
-              <w:rPr>
-                <w:rFonts w:ascii="Arial" w:hAnsi="Arial"/>
-                <w:sz w:val="19"/>
-              </w:rPr>
-              <w:t>Despliegue y CDN</w:t>
-            </w:r>
-          </w:p>
-        </w:tc>
-        <w:tc>
-          <w:tcPr>
-            <w:tcW w:type="dxa" w:w="3120"/>
-            <w:tcMar>
-              <w:top w:w="100" w:type="dxa"/>
-              <w:bottom w:w="100" w:type="dxa"/>
-              <w:left w:w="120" w:type="dxa"/>
-              <w:right w:w="120" w:type="dxa"/>
-            </w:tcMar>
-          </w:tcPr>
-          <w:p>
-            <w:r>
-              <w:rPr>
-                <w:rFonts w:ascii="Arial" w:hAnsi="Arial"/>
-                <w:sz w:val="19"/>
-              </w:rPr>
-              <w:t>GitHub Pages (HTTPS Global)</w:t>
-            </w:r>
-          </w:p>
-        </w:tc>
-        <w:tc>
-          <w:tcPr>
-            <w:tcW w:type="dxa" w:w="3120"/>
-            <w:tcMar>
-              <w:top w:w="100" w:type="dxa"/>
-              <w:bottom w:w="100" w:type="dxa"/>
-              <w:left w:w="120" w:type="dxa"/>
-              <w:right w:w="120" w:type="dxa"/>
-            </w:tcMar>
-          </w:tcPr>
-          <w:p>
-            <w:r>
-              <w:rPr>
-                <w:rFonts w:ascii="Arial" w:hAnsi="Arial"/>
-                <w:sz w:val="19"/>
-              </w:rPr>
-              <w:t>Alojamiento en la nube con disponibilidad 24/7, certificado SSL y CDN de alta velocidad.</w:t>
+              <w:t>Sistema oficial para registro y validación de depósitos del Banco de la Nación.</w:t>
             </w:r>
           </w:p>
         </w:tc>
       </w:tr>
     </w:tbl>
-    <w:p>
-      <w:pPr>
-        <w:spacing w:before="360" w:after="120"/>
-      </w:pPr>
-      <w:r>
-        <w:rPr>
-          <w:rFonts w:ascii="Arial" w:hAnsi="Arial"/>
-          <w:b/>
-          <w:color w:val="13357B"/>
-          <w:sz w:val="28"/>
-        </w:rPr>
-        <w:t>10. GUÍA DE INSTALACIÓN Y ENLACES OFICIALES</w:t>
-      </w:r>
-    </w:p>
-    <w:p>
-      <w:pPr>
-        <w:spacing w:after="120" w:line="276" w:lineRule="auto"/>
-      </w:pPr>
-      <w:r>
-        <w:rPr>
-          <w:rFonts w:ascii="Arial" w:hAnsi="Arial"/>
-          <w:color w:val="1E293B"/>
-          <w:sz w:val="21"/>
-        </w:rPr>
-        <w:t>HercarIA se distribuye en dos modalidades para conveniencia de toda la comunidad:</w:t>
-      </w:r>
-    </w:p>
-    <w:p>
-      <w:pPr>
-        <w:pStyle w:val="ListBullet"/>
-        <w:spacing w:after="60" w:line="276" w:lineRule="auto"/>
-      </w:pPr>
-      <w:r>
-        <w:rPr>
-          <w:rFonts w:ascii="Arial" w:hAnsi="Arial"/>
-          <w:b/>
-          <w:color w:val="1E293B"/>
-          <w:sz w:val="21"/>
-        </w:rPr>
-        <w:t xml:space="preserve">1. Despliegue en Vivo en la Nube (GitHub Pages): </w:t>
-      </w:r>
-      <w:r>
-        <w:rPr>
-          <w:rFonts w:ascii="Arial" w:hAnsi="Arial"/>
-          <w:color w:val="1E293B"/>
-          <w:sz w:val="21"/>
-        </w:rPr>
-        <w:t>Acceso inmediato sin instalaciones en: https://gmph2007.github.io/HercarBOT/</w:t>
-      </w:r>
-    </w:p>
-    <w:p>
-      <w:pPr>
-        <w:pStyle w:val="ListBullet"/>
-        <w:spacing w:after="60" w:line="276" w:lineRule="auto"/>
-      </w:pPr>
-      <w:r>
-        <w:rPr>
-          <w:rFonts w:ascii="Arial" w:hAnsi="Arial"/>
-          <w:b/>
-          <w:color w:val="1E293B"/>
-          <w:sz w:val="21"/>
-        </w:rPr>
-        <w:t xml:space="preserve">2. Ejecución Local con 1 Clic (Windows): </w:t>
-      </w:r>
-      <w:r>
-        <w:rPr>
-          <w:rFonts w:ascii="Arial" w:hAnsi="Arial"/>
-          <w:color w:val="1E293B"/>
-          <w:sz w:val="21"/>
-        </w:rPr>
-        <w:t>Doble clic sobre el archivo Iniciar_HercarBOT.bat para activar el microservicio local de voz de estudio en http://localhost:8080.</w:t>
-      </w:r>
-    </w:p>
-    <w:p>
-      <w:pPr>
-        <w:pStyle w:val="ListBullet"/>
-        <w:spacing w:after="60" w:line="276" w:lineRule="auto"/>
-      </w:pPr>
-      <w:r>
-        <w:rPr>
-          <w:rFonts w:ascii="Arial" w:hAnsi="Arial"/>
-          <w:b/>
-          <w:color w:val="1E293B"/>
-          <w:sz w:val="21"/>
-        </w:rPr>
-        <w:t xml:space="preserve">Portal Web Oficial del Instituto: </w:t>
-      </w:r>
-      <w:r>
-        <w:rPr>
-          <w:rFonts w:ascii="Arial" w:hAnsi="Arial"/>
-          <w:color w:val="1E293B"/>
-          <w:sz w:val="21"/>
-        </w:rPr>
-        <w:t>https://ieshercar.edu.pe/</w:t>
-      </w:r>
-    </w:p>
-    <w:p>
-      <w:pPr>
-        <w:pStyle w:val="ListBullet"/>
-        <w:spacing w:after="60" w:line="276" w:lineRule="auto"/>
-      </w:pPr>
-      <w:r>
-        <w:rPr>
-          <w:rFonts w:ascii="Arial" w:hAnsi="Arial"/>
-          <w:b/>
-          <w:color w:val="1E293B"/>
-          <w:sz w:val="21"/>
-        </w:rPr>
-        <w:t xml:space="preserve">Biblioteca Virtual Institucional: </w:t>
-      </w:r>
-      <w:r>
-        <w:rPr>
-          <w:rFonts w:ascii="Arial" w:hAnsi="Arial"/>
-          <w:color w:val="1E293B"/>
-          <w:sz w:val="21"/>
-        </w:rPr>
-        <w:t>https://biblioteca.ieshercar.edu.pe/login.php</w:t>
-      </w:r>
-    </w:p>
-    <w:p>
-      <w:pPr>
-        <w:pStyle w:val="ListBullet"/>
-        <w:spacing w:after="60" w:line="276" w:lineRule="auto"/>
-      </w:pPr>
-      <w:r>
-        <w:rPr>
-          <w:rFonts w:ascii="Arial" w:hAnsi="Arial"/>
-          <w:b/>
-          <w:color w:val="1E293B"/>
-          <w:sz w:val="21"/>
-        </w:rPr>
-        <w:t xml:space="preserve">Plataforma de Pagos y Registro de Vouchers: </w:t>
-      </w:r>
-      <w:r>
-        <w:rPr>
-          <w:rFonts w:ascii="Arial" w:hAnsi="Arial"/>
-          <w:color w:val="1E293B"/>
-          <w:sz w:val="21"/>
-        </w:rPr>
-        <w:t>https://pagos.ieshercar.edu.pe/</w:t>
-      </w:r>
-    </w:p>
-    <w:p>
-      <w:pPr>
-        <w:pStyle w:val="ListBullet"/>
-        <w:spacing w:after="60" w:line="276" w:lineRule="auto"/>
-      </w:pPr>
-      <w:r>
-        <w:rPr>
-          <w:rFonts w:ascii="Arial" w:hAnsi="Arial"/>
-          <w:b/>
-          <w:color w:val="1E293B"/>
-          <w:sz w:val="21"/>
-        </w:rPr>
-        <w:t xml:space="preserve">Mesa de Partes Virtual: </w:t>
-      </w:r>
-      <w:r>
-        <w:rPr>
-          <w:rFonts w:ascii="Arial" w:hAnsi="Arial"/>
-          <w:color w:val="1E293B"/>
-          <w:sz w:val="21"/>
-        </w:rPr>
-        <w:t>https://sistema.ieshercar.edu.pe/registro-tramite/</w:t>
-      </w:r>
-    </w:p>
-    <w:p>
-      <w:pPr>
-        <w:pStyle w:val="ListBullet"/>
-        <w:spacing w:after="60" w:line="276" w:lineRule="auto"/>
-      </w:pPr>
-      <w:r>
-        <w:rPr>
-          <w:rFonts w:ascii="Arial" w:hAnsi="Arial"/>
-          <w:b/>
-          <w:color w:val="1E293B"/>
-          <w:sz w:val="21"/>
-        </w:rPr>
-        <w:t xml:space="preserve">Consulta y Descarga de Boletas Electrónicas: </w:t>
-      </w:r>
-      <w:r>
-        <w:rPr>
-          <w:rFonts w:ascii="Arial" w:hAnsi="Arial"/>
-          <w:color w:val="1E293B"/>
-          <w:sz w:val="21"/>
-        </w:rPr>
-        <w:t>https://sistema.ieshercar.com/Consulta_Boletas/index.php</w:t>
-      </w:r>
-    </w:p>
-    <w:p>
-      <w:pPr>
-        <w:pStyle w:val="ListBullet"/>
-        <w:spacing w:after="60" w:line="276" w:lineRule="auto"/>
-      </w:pPr>
-      <w:r>
-        <w:rPr>
-          <w:rFonts w:ascii="Arial" w:hAnsi="Arial"/>
-          <w:b/>
-          <w:color w:val="1E293B"/>
-          <w:sz w:val="21"/>
-        </w:rPr>
-        <w:t xml:space="preserve">Repositorio Oficial GitHub: </w:t>
-      </w:r>
-      <w:r>
-        <w:rPr>
-          <w:rFonts w:ascii="Arial" w:hAnsi="Arial"/>
-          <w:color w:val="1E293B"/>
-          <w:sz w:val="21"/>
-        </w:rPr>
-        <w:t>https://github.com/GMPH2007/HercarBOT</w:t>
-      </w:r>
-    </w:p>
-    <w:p>
-      <w:pPr>
-        <w:spacing w:before="360" w:after="120"/>
-      </w:pPr>
-      <w:r>
-        <w:rPr>
-          <w:rFonts w:ascii="Arial" w:hAnsi="Arial"/>
-          <w:b/>
-          <w:color w:val="13357B"/>
-          <w:sz w:val="28"/>
-        </w:rPr>
-        <w:t>11. CONCLUSIONES</w:t>
-      </w:r>
-    </w:p>
-    <w:p>
-      <w:pPr>
-        <w:spacing w:after="120" w:line="276" w:lineRule="auto"/>
-      </w:pPr>
-      <w:r>
-        <w:rPr>
-          <w:rFonts w:ascii="Arial" w:hAnsi="Arial"/>
-          <w:color w:val="1E293B"/>
-          <w:sz w:val="21"/>
-        </w:rPr>
-        <w:t>1. La implementación de una Red Neuronal Perceptrón Multicapa (MLP) ejecutada 100% en el cliente posiciona a HercarIA y a la carrera de APSTI a la vanguardia de la innovación tecnológica en la Región Piura, demostrando que la Inteligencia Artificial de alto rendimiento es viable en navegadores web sin incurrir en costos de infraestructura.</w:t>
-      </w:r>
-    </w:p>
-    <w:p>
-      <w:pPr>
-        <w:spacing w:after="120" w:line="276" w:lineRule="auto"/>
-      </w:pPr>
-      <w:r>
-        <w:rPr>
-          <w:rFonts w:ascii="Arial" w:hAnsi="Arial"/>
-          <w:color w:val="1E293B"/>
-          <w:sz w:val="21"/>
-        </w:rPr>
-        <w:t>2. Las herramientas integradas de Simulador TUPA 2026, Mapa del Campus, Inspector Neuronal y Orientador Vocacional ofrecen una experiencia pedagógica e interactiva integral, transformando a HercarIA en una plataforma institucional de referencia para el IESTP Hermanos Cárcamo.</w:t>
-      </w:r>
-    </w:p>
-    <w:p>
-      <w:pPr>
-        <w:spacing w:after="120" w:line="276" w:lineRule="auto"/>
-      </w:pPr>
-      <w:r>
-        <w:rPr>
-          <w:rFonts w:ascii="Arial" w:hAnsi="Arial"/>
-          <w:color w:val="1E293B"/>
-          <w:sz w:val="21"/>
-        </w:rPr>
-        <w:t>3. La calibración acústica femenina dulce, libre de sintaxis Markdown, combinada con la interfaz sobria inspirada en ChatGPT, asegura un trato cálido, humano y profesional para toda la juventud estudiantil paiteña.</w:t>
-      </w:r>
-    </w:p>
     <w:sectPr>
+      <w:headerReference w:type="default" r:id="rId9"/>
+      <w:footerReference w:type="default" r:id="rId10"/>
       <w:pgSz w:w="12240" w:h="15840"/>
       <w:pgMar w:top="1440" w:right="1440" w:bottom="1440" w:left="1440" w:header="720" w:footer="720" w:gutter="0"/>
       <w:cols w:space="720"/>
@@ -3133,6 +4450,44 @@
     </w:sectPr>
   </w:body>
 </w:document>
+</file>
+
+<file path=word/footer1.xml><?xml version="1.0" encoding="utf-8"?>
+<w:ftr xmlns:m="http://schemas.openxmlformats.org/officeDocument/2006/math" xmlns:mc="http://schemas.openxmlformats.org/markup-compatibility/2006" xmlns:mo="http://schemas.microsoft.com/office/mac/office/2008/main" xmlns:mv="urn:schemas-microsoft-com:mac:vml" xmlns:o="urn:schemas-microsoft-com:office:office" xmlns:r="http://schemas.openxmlformats.org/officeDocument/2006/relationships" xmlns:v="urn:schemas-microsoft-com:vml" xmlns:w10="urn:schemas-microsoft-com:office:word" xmlns:w14="http://schemas.microsoft.com/office/word/2010/wordml" xmlns:w="http://schemas.openxmlformats.org/wordprocessingml/2006/main" xmlns:wne="http://schemas.microsoft.com/office/word/2006/wordml" xmlns:wp14="http://schemas.microsoft.com/office/word/2010/wordprocessingDrawing" xmlns:wp="http://schemas.openxmlformats.org/drawingml/2006/wordprocessingDrawing" xmlns:wpc="http://schemas.microsoft.com/office/word/2010/wordprocessingCanvas" xmlns:wpg="http://schemas.microsoft.com/office/word/2010/wordprocessingGroup" xmlns:wpi="http://schemas.microsoft.com/office/word/2010/wordprocessingInk" xmlns:wps="http://schemas.microsoft.com/office/word/2010/wordprocessingShape" mc:Ignorable="w14 wp14">
+  <w:p>
+    <w:pPr>
+      <w:pStyle w:val="Footer"/>
+      <w:jc w:val="center"/>
+    </w:pPr>
+    <w:r>
+      <w:rPr>
+        <w:rFonts w:ascii="Arial" w:hAnsi="Arial"/>
+        <w:color w:val="64748B"/>
+        <w:sz w:val="17"/>
+      </w:rPr>
+      <w:t>Memoria Profesional: HercarIA (Proyecto de Titulación 2026) • Paita, Piura</w:t>
+    </w:r>
+  </w:p>
+</w:ftr>
+</file>
+
+<file path=word/header1.xml><?xml version="1.0" encoding="utf-8"?>
+<w:hdr xmlns:m="http://schemas.openxmlformats.org/officeDocument/2006/math" xmlns:mc="http://schemas.openxmlformats.org/markup-compatibility/2006" xmlns:mo="http://schemas.microsoft.com/office/mac/office/2008/main" xmlns:mv="urn:schemas-microsoft-com:mac:vml" xmlns:o="urn:schemas-microsoft-com:office:office" xmlns:r="http://schemas.openxmlformats.org/officeDocument/2006/relationships" xmlns:v="urn:schemas-microsoft-com:vml" xmlns:w10="urn:schemas-microsoft-com:office:word" xmlns:w14="http://schemas.microsoft.com/office/word/2010/wordml" xmlns:w="http://schemas.openxmlformats.org/wordprocessingml/2006/main" xmlns:wne="http://schemas.microsoft.com/office/word/2006/wordml" xmlns:wp14="http://schemas.microsoft.com/office/word/2010/wordprocessingDrawing" xmlns:wp="http://schemas.openxmlformats.org/drawingml/2006/wordprocessingDrawing" xmlns:wpc="http://schemas.microsoft.com/office/word/2010/wordprocessingCanvas" xmlns:wpg="http://schemas.microsoft.com/office/word/2010/wordprocessingGroup" xmlns:wpi="http://schemas.microsoft.com/office/word/2010/wordprocessingInk" xmlns:wps="http://schemas.microsoft.com/office/word/2010/wordprocessingShape" mc:Ignorable="w14 wp14">
+  <w:p>
+    <w:pPr>
+      <w:pStyle w:val="Header"/>
+      <w:jc w:val="right"/>
+    </w:pPr>
+    <w:r>
+      <w:rPr>
+        <w:rFonts w:ascii="Arial" w:hAnsi="Arial"/>
+        <w:color w:val="64748B"/>
+        <w:sz w:val="17"/>
+      </w:rPr>
+      <w:t>I.E.S.T.P. "Hermanos Cárcamo" — Paita | Carrera Profesional de APSTI</w:t>
+    </w:r>
+  </w:p>
+</w:hdr>
 </file>
 
 <file path=word/numbering.xml><?xml version="1.0" encoding="utf-8"?>

--- a/INFORME_TECNICO_HERCARBOT.docx
+++ b/INFORME_TECNICO_HERCARBOT.docx
@@ -1687,7 +1687,7 @@
           <w:color w:val="2563EB"/>
           <w:sz w:val="24"/>
         </w:rPr>
-        <w:t>3.3. Módulo 2: Centro de Herramientas Flotantes (Hub APSTI)</w:t>
+        <w:t>3.3. Módulo 2: Centro de Herramientas APSTI y Datos Bancarios Oficiales</w:t>
       </w:r>
     </w:p>
     <w:p>
@@ -1702,7 +1702,31 @@
           <w:color w:val="1E293B"/>
           <w:sz w:val="21"/>
         </w:rPr>
-        <w:t>Para evitar saturar el menú lateral izquierdo, todas las herramientas interactivas fueron unificadas en un moderno Centro de Control Flotante (#modal-tools-hub), accesible desde un botón flotante en pantalla, la cabecera superior o la barra lateral:</w:t>
+        <w:t>Para garantizar una interfaz 100% despejada y sin botones invasivos que obstruyan el campo de escritura o las sugerencias, el Centro de Herramientas (#modal-tools-hub) se diseñó con acceso ergonómico desde la barra superior de navegación y el menú lateral, incorporando los módulos clave para postulantes y alumnos:</w:t>
+      </w:r>
+    </w:p>
+    <w:p>
+      <w:pPr>
+        <w:pStyle w:val="ListBullet"/>
+        <w:spacing w:after="60" w:line="288" w:lineRule="auto"/>
+        <w:jc w:val="both"/>
+      </w:pPr>
+      <w:r>
+        <w:rPr>
+          <w:rFonts w:ascii="Arial" w:hAnsi="Arial"/>
+          <w:b/>
+          <w:color w:val="13357B"/>
+          <w:sz w:val="21"/>
+        </w:rPr>
+        <w:t xml:space="preserve">🏦 Módulo de Cuentas Bancarias Oficiales (Banco de la Nación): </w:t>
+      </w:r>
+      <w:r>
+        <w:rPr>
+          <w:rFonts w:ascii="Arial" w:hAnsi="Arial"/>
+          <w:color w:val="1E293B"/>
+          <w:sz w:val="21"/>
+        </w:rPr>
+        <w:t>Integración de las credenciales de recaudo formal del instituto (Cuenta Corriente N° 00-631-018241, CCI N° 018-631-000631018241-73 y RUC 20197087091). HercarIA responde inmediatamente al comando "¿Pásame el número de cuenta?" con tarjetas interactivas dotadas de botones de copiado en un solo toque, enlaces directos a la plataforma de validación de comprobantes (pagos.ieshercar.edu.pe) y descarga de boletas electrónicas.</w:t>
       </w:r>
     </w:p>
     <w:p>
@@ -1726,7 +1750,7 @@
           <w:color w:val="1E293B"/>
           <w:sz w:val="21"/>
         </w:rPr>
-        <w:t>Calculadora interactiva en soles (S/) con desglose para Cachimbos (S/ 150 matrícula + S/ 20 carné + S/ 25 carpeta), Regulares y Trámites de Titulación Modular. Permite copiar el presupuesto formal para llevarlo al Banco de la Nación.</w:t>
+        <w:t>Calculadora interactiva en soles (S/) con desglose para Cachimbos (S/ 100 matrícula + S/ 20 carné + carpeta), Regulares y Trámites de Titulación Modular. Incluye banner institucional con copiado directo de número de cuenta y CCI para el Banco de la Nación.</w:t>
       </w:r>
     </w:p>
     <w:p>

--- a/INFORME_TECNICO_HERCARBOT.docx
+++ b/INFORME_TECNICO_HERCARBOT.docx
@@ -1742,6 +1742,30 @@
           <w:color w:val="13357B"/>
           <w:sz w:val="21"/>
         </w:rPr>
+        <w:t xml:space="preserve">📁 Aranceles TUPA de Carpeta Modular (S/ 25.00) e Inglés Técnico (S/ 400.00): </w:t>
+      </w:r>
+      <w:r>
+        <w:rPr>
+          <w:rFonts w:ascii="Arial" w:hAnsi="Arial"/>
+          <w:color w:val="1E293B"/>
+          <w:sz w:val="21"/>
+        </w:rPr>
+        <w:t>Documentación y codificación de las tasas más consultadas por los estudiantes: la Carpeta Modular Pedagógica (S/ 25.00, código CARP-25) exigida para la emisión de certificaciones modulares progresivas, y el Programa de Certificación de Suficiencia en Inglés Técnico (S/ 400.00, código ING-400), requisito legal obligatorio estipulado por la Ley N° 30512 del MINEDU para la obtención del Título Profesional Técnico a Nombre de la Nación.</w:t>
+      </w:r>
+    </w:p>
+    <w:p>
+      <w:pPr>
+        <w:pStyle w:val="ListBullet"/>
+        <w:spacing w:after="60" w:line="288" w:lineRule="auto"/>
+        <w:jc w:val="both"/>
+      </w:pPr>
+      <w:r>
+        <w:rPr>
+          <w:rFonts w:ascii="Arial" w:hAnsi="Arial"/>
+          <w:b/>
+          <w:color w:val="13357B"/>
+          <w:sz w:val="21"/>
+        </w:rPr>
         <w:t xml:space="preserve">🧮 Simulador de Matrícula y Tasas TUPA 2026: </w:t>
       </w:r>
       <w:r>
@@ -1750,7 +1774,7 @@
           <w:color w:val="1E293B"/>
           <w:sz w:val="21"/>
         </w:rPr>
-        <w:t>Calculadora interactiva en soles (S/) con desglose para Cachimbos (S/ 100 matrícula + S/ 20 carné + carpeta), Regulares y Trámites de Titulación Modular. Incluye banner institucional con copiado directo de número de cuenta y CCI para el Banco de la Nación.</w:t>
+        <w:t>Calculadora interactiva en soles (S/) con desglose transparente: Matrícula Semestral Regular (S/ 100.00), Carpeta Modular (S/ 25.00), Inglés Técnico (S/ 400.00), Carnet de Estudiante (S/ 20.00) y Certificado Modular (S/ 35.00). Incluye banner institucional con copiado directo de número de cuenta y CCI para el Banco de la Nación.</w:t>
       </w:r>
     </w:p>
     <w:p>
